--- a/Petnieciskais_darbs_markussseglins_martinsklievens.docx
+++ b/Petnieciskais_darbs_markussseglins_martinsklievens.docx
@@ -1182,7 +1182,7 @@
           <w:ilvl w:val="0"/>
           <w:numId w:val="18"/>
         </w:numPr>
-        <w:spacing w:before="0" w:after="0" w:line="240"/>
+        <w:spacing w:before="100" w:after="100" w:line="240"/>
         <w:ind w:right="0" w:left="720" w:hanging="360"/>
         <w:jc w:val="left"/>
         <w:rPr>
@@ -1214,7 +1214,30 @@
           <w:sz w:val="24"/>
           <w:shd w:fill="auto" w:val="clear"/>
         </w:rPr>
-        <w:t xml:space="preserve">ētījuma mērķis:** izstrādāt un izanalizēt failu šifrēšanas un atšifrēšanas risinājumu, izmantojot Python programmēšanas valodu.</w:t>
+        <w:t xml:space="preserve">ētījuma mērķis: </w:t>
+      </w:r>
+      <w:r>
+        <w:rPr>
+          <w:rFonts w:ascii="Calibri" w:hAnsi="Calibri" w:cs="Calibri" w:eastAsia="Calibri"/>
+          <w:b/>
+          <w:color w:val="auto"/>
+          <w:spacing w:val="0"/>
+          <w:position w:val="0"/>
+          <w:sz w:val="22"/>
+          <w:shd w:fill="auto" w:val="clear"/>
+        </w:rPr>
+        <w:t xml:space="preserve">:</w:t>
+      </w:r>
+      <w:r>
+        <w:rPr>
+          <w:rFonts w:ascii="Calibri" w:hAnsi="Calibri" w:cs="Calibri" w:eastAsia="Calibri"/>
+          <w:color w:val="auto"/>
+          <w:spacing w:val="0"/>
+          <w:position w:val="0"/>
+          <w:sz w:val="22"/>
+          <w:shd w:fill="auto" w:val="clear"/>
+        </w:rPr>
+        <w:t xml:space="preserve"> Izstrādāt Python lietotni ar grafisko lietotāja saskarni (GUI), kas ļauj lietotājam lokāli izvēlēties failu un to droši šifrēt vai atšifrēt, izmantojot simetrisko šifrēšanu (piem., cryptography.Fernet). Risinājums darbojas lokāli bez servera vai datubāzes.</w:t>
       </w:r>
     </w:p>
     <w:p>
@@ -1270,7 +1293,7 @@
           <w:sz w:val="24"/>
           <w:shd w:fill="auto" w:val="clear"/>
         </w:rPr>
-        <w:t xml:space="preserve">ētījuma jautājums:** kādas metodes un rīki ir vispiemērotākie droša un efektīva failu šifrēšanas un atšifrēšanas risinājuma izstrādei Python vidē?</w:t>
+        <w:t xml:space="preserve">ētījuma jautājums: kādas metodes un rīki ir vispiemērotākie droša un efektīva failu šifrēšanas un atšifrēšanas risinājuma izstrādei Python vidē?</w:t>
       </w:r>
     </w:p>
     <w:p>
@@ -1328,6 +1351,181 @@
           <w:shd w:fill="auto" w:val="clear"/>
         </w:rPr>
       </w:pPr>
+    </w:p>
+    <w:p>
+      <w:pPr>
+        <w:numPr>
+          <w:ilvl w:val="0"/>
+          <w:numId w:val="22"/>
+        </w:numPr>
+        <w:spacing w:before="100" w:after="100" w:line="240"/>
+        <w:ind w:right="0" w:left="720" w:hanging="360"/>
+        <w:jc w:val="left"/>
+        <w:rPr>
+          <w:rFonts w:ascii="Calibri" w:hAnsi="Calibri" w:cs="Calibri" w:eastAsia="Calibri"/>
+          <w:color w:val="auto"/>
+          <w:spacing w:val="0"/>
+          <w:position w:val="0"/>
+          <w:sz w:val="22"/>
+          <w:shd w:fill="auto" w:val="clear"/>
+        </w:rPr>
+      </w:pPr>
+      <w:r>
+        <w:rPr>
+          <w:rFonts w:ascii="Times New Roman" w:hAnsi="Times New Roman" w:cs="Times New Roman" w:eastAsia="Times New Roman"/>
+          <w:color w:val="auto"/>
+          <w:spacing w:val="0"/>
+          <w:position w:val="0"/>
+          <w:sz w:val="24"/>
+          <w:shd w:fill="auto" w:val="clear"/>
+        </w:rPr>
+        <w:t xml:space="preserve"> </w:t>
+      </w:r>
+      <w:r>
+        <w:rPr>
+          <w:rFonts w:ascii="Aptos" w:hAnsi="Aptos" w:cs="Aptos" w:eastAsia="Aptos"/>
+          <w:color w:val="auto"/>
+          <w:spacing w:val="0"/>
+          <w:position w:val="0"/>
+          <w:sz w:val="22"/>
+          <w:shd w:fill="auto" w:val="clear"/>
+        </w:rPr>
+        <w:t xml:space="preserve">Izp</w:t>
+      </w:r>
+      <w:r>
+        <w:rPr>
+          <w:rFonts w:ascii="Calibri" w:hAnsi="Calibri" w:cs="Calibri" w:eastAsia="Calibri"/>
+          <w:color w:val="auto"/>
+          <w:spacing w:val="0"/>
+          <w:position w:val="0"/>
+          <w:sz w:val="22"/>
+          <w:shd w:fill="auto" w:val="clear"/>
+        </w:rPr>
+        <w:t xml:space="preserve">ētīt simetriskās šifrēšanas teorētiskos principus un piemērotību failu aizsardzībai.</w:t>
+      </w:r>
+    </w:p>
+    <w:p>
+      <w:pPr>
+        <w:numPr>
+          <w:ilvl w:val="0"/>
+          <w:numId w:val="22"/>
+        </w:numPr>
+        <w:spacing w:before="100" w:after="100" w:line="240"/>
+        <w:ind w:right="0" w:left="720" w:hanging="360"/>
+        <w:jc w:val="left"/>
+        <w:rPr>
+          <w:rFonts w:ascii="Calibri" w:hAnsi="Calibri" w:cs="Calibri" w:eastAsia="Calibri"/>
+          <w:color w:val="auto"/>
+          <w:spacing w:val="0"/>
+          <w:position w:val="0"/>
+          <w:sz w:val="22"/>
+          <w:shd w:fill="auto" w:val="clear"/>
+        </w:rPr>
+      </w:pPr>
+      <w:r>
+        <w:rPr>
+          <w:rFonts w:ascii="Aptos" w:hAnsi="Aptos" w:cs="Aptos" w:eastAsia="Aptos"/>
+          <w:color w:val="auto"/>
+          <w:spacing w:val="0"/>
+          <w:position w:val="0"/>
+          <w:sz w:val="22"/>
+          <w:shd w:fill="auto" w:val="clear"/>
+        </w:rPr>
+        <w:t xml:space="preserve">Izv</w:t>
+      </w:r>
+      <w:r>
+        <w:rPr>
+          <w:rFonts w:ascii="Calibri" w:hAnsi="Calibri" w:cs="Calibri" w:eastAsia="Calibri"/>
+          <w:color w:val="auto"/>
+          <w:spacing w:val="0"/>
+          <w:position w:val="0"/>
+          <w:sz w:val="22"/>
+          <w:shd w:fill="auto" w:val="clear"/>
+        </w:rPr>
+        <w:t xml:space="preserve">ēlēties piemērotu Python bibliotēku (cryptography / Fernet) un iepazīties ar tās lietošanas drošības aspektiem.</w:t>
+      </w:r>
+    </w:p>
+    <w:p>
+      <w:pPr>
+        <w:numPr>
+          <w:ilvl w:val="0"/>
+          <w:numId w:val="22"/>
+        </w:numPr>
+        <w:spacing w:before="100" w:after="100" w:line="240"/>
+        <w:ind w:right="0" w:left="720" w:hanging="360"/>
+        <w:jc w:val="left"/>
+        <w:rPr>
+          <w:rFonts w:ascii="Calibri" w:hAnsi="Calibri" w:cs="Calibri" w:eastAsia="Calibri"/>
+          <w:color w:val="auto"/>
+          <w:spacing w:val="0"/>
+          <w:position w:val="0"/>
+          <w:sz w:val="22"/>
+          <w:shd w:fill="auto" w:val="clear"/>
+        </w:rPr>
+      </w:pPr>
+      <w:r>
+        <w:rPr>
+          <w:rFonts w:ascii="Aptos" w:hAnsi="Aptos" w:cs="Aptos" w:eastAsia="Aptos"/>
+          <w:color w:val="auto"/>
+          <w:spacing w:val="0"/>
+          <w:position w:val="0"/>
+          <w:sz w:val="22"/>
+          <w:shd w:fill="auto" w:val="clear"/>
+        </w:rPr>
+        <w:t xml:space="preserve">Izpl</w:t>
+      </w:r>
+      <w:r>
+        <w:rPr>
+          <w:rFonts w:ascii="Calibri" w:hAnsi="Calibri" w:cs="Calibri" w:eastAsia="Calibri"/>
+          <w:color w:val="auto"/>
+          <w:spacing w:val="0"/>
+          <w:position w:val="0"/>
+          <w:sz w:val="22"/>
+          <w:shd w:fill="auto" w:val="clear"/>
+        </w:rPr>
+        <w:t xml:space="preserve">ānot programmas struktūru un GUI elementus (failu izvēle, atslēgas ģenerēšana/ievade, paziņojumu sistēma).</w:t>
+      </w:r>
+    </w:p>
+    <w:p>
+      <w:pPr>
+        <w:numPr>
+          <w:ilvl w:val="0"/>
+          <w:numId w:val="22"/>
+        </w:numPr>
+        <w:spacing w:before="100" w:after="100" w:line="240"/>
+        <w:ind w:right="0" w:left="720" w:hanging="360"/>
+        <w:jc w:val="left"/>
+        <w:rPr>
+          <w:rFonts w:ascii="Calibri" w:hAnsi="Calibri" w:cs="Calibri" w:eastAsia="Calibri"/>
+          <w:color w:val="auto"/>
+          <w:spacing w:val="0"/>
+          <w:position w:val="0"/>
+          <w:sz w:val="22"/>
+          <w:shd w:fill="auto" w:val="clear"/>
+        </w:rPr>
+      </w:pPr>
+      <w:r>
+        <w:rPr>
+          <w:rFonts w:ascii="Aptos" w:hAnsi="Aptos" w:cs="Aptos" w:eastAsia="Aptos"/>
+          <w:color w:val="auto"/>
+          <w:spacing w:val="0"/>
+          <w:position w:val="0"/>
+          <w:sz w:val="22"/>
+          <w:shd w:fill="auto" w:val="clear"/>
+        </w:rPr>
+        <w:t xml:space="preserve">Izstr</w:t>
+      </w:r>
+      <w:r>
+        <w:rPr>
+          <w:rFonts w:ascii="Calibri" w:hAnsi="Calibri" w:cs="Calibri" w:eastAsia="Calibri"/>
+          <w:color w:val="auto"/>
+          <w:spacing w:val="0"/>
+          <w:position w:val="0"/>
+          <w:sz w:val="22"/>
+          <w:shd w:fill="auto" w:val="clear"/>
+        </w:rPr>
+        <w:t xml:space="preserve">ādāt GUI ar Tkinter un implementēt šifrēšanas/atšifrēšanas funkcionalitāti.</w:t>
+      </w:r>
     </w:p>
     <w:p>
       <w:pPr>
@@ -1349,35 +1547,31 @@
       </w:pPr>
       <w:r>
         <w:rPr>
-          <w:rFonts w:ascii="Times New Roman" w:hAnsi="Times New Roman" w:cs="Times New Roman" w:eastAsia="Times New Roman"/>
-          <w:color w:val="auto"/>
-          <w:spacing w:val="0"/>
-          <w:position w:val="0"/>
-          <w:sz w:val="24"/>
-          <w:shd w:fill="auto" w:val="clear"/>
-        </w:rPr>
-        <w:t xml:space="preserve"> Izp</w:t>
-      </w:r>
-      <w:r>
-        <w:rPr>
-          <w:rFonts w:ascii="Times New Roman" w:hAnsi="Times New Roman" w:cs="Times New Roman" w:eastAsia="Times New Roman"/>
-          <w:color w:val="auto"/>
-          <w:spacing w:val="0"/>
-          <w:position w:val="0"/>
-          <w:sz w:val="24"/>
-          <w:shd w:fill="auto" w:val="clear"/>
-        </w:rPr>
-        <w:t xml:space="preserve">ētīt failu šifrēšanas un atšifrēšanas pamatprincipus un nozīmi datu drošībā;</w:t>
+          <w:rFonts w:ascii="Aptos" w:hAnsi="Aptos" w:cs="Aptos" w:eastAsia="Aptos"/>
+          <w:color w:val="auto"/>
+          <w:spacing w:val="0"/>
+          <w:position w:val="0"/>
+          <w:sz w:val="22"/>
+          <w:shd w:fill="auto" w:val="clear"/>
+        </w:rPr>
+        <w:t xml:space="preserve">Veikt test</w:t>
+      </w:r>
+      <w:r>
+        <w:rPr>
+          <w:rFonts w:ascii="Calibri" w:hAnsi="Calibri" w:cs="Calibri" w:eastAsia="Calibri"/>
+          <w:color w:val="auto"/>
+          <w:spacing w:val="0"/>
+          <w:position w:val="0"/>
+          <w:sz w:val="22"/>
+          <w:shd w:fill="auto" w:val="clear"/>
+        </w:rPr>
+        <w:t xml:space="preserve">ēšanu ar dažādiem failu tipiem, dokumentēt testēšanas rezultātus un sastādīt lietotāja instrukciju</w:t>
       </w:r>
     </w:p>
     <w:p>
       <w:pPr>
-        <w:numPr>
-          <w:ilvl w:val="0"/>
-          <w:numId w:val="22"/>
-        </w:numPr>
         <w:spacing w:before="0" w:after="0" w:line="240"/>
-        <w:ind w:right="0" w:left="720" w:hanging="360"/>
+        <w:ind w:right="0" w:left="0" w:firstLine="0"/>
         <w:jc w:val="left"/>
         <w:rPr>
           <w:rFonts w:ascii="Times New Roman" w:hAnsi="Times New Roman" w:cs="Times New Roman" w:eastAsia="Times New Roman"/>
@@ -1397,286 +1591,18 @@
           <w:sz w:val="24"/>
           <w:shd w:fill="auto" w:val="clear"/>
         </w:rPr>
-        <w:t xml:space="preserve"> Noskaidrot popul</w:t>
-      </w:r>
-      <w:r>
-        <w:rPr>
-          <w:rFonts w:ascii="Times New Roman" w:hAnsi="Times New Roman" w:cs="Times New Roman" w:eastAsia="Times New Roman"/>
-          <w:color w:val="auto"/>
-          <w:spacing w:val="0"/>
-          <w:position w:val="0"/>
-          <w:sz w:val="24"/>
-          <w:shd w:fill="auto" w:val="clear"/>
-        </w:rPr>
-        <w:t xml:space="preserve">ārākos šifrēšanas algoritmus un to darbības principus;</w:t>
-      </w:r>
-    </w:p>
-    <w:p>
-      <w:pPr>
-        <w:numPr>
-          <w:ilvl w:val="0"/>
-          <w:numId w:val="22"/>
-        </w:numPr>
-        <w:spacing w:before="0" w:after="0" w:line="240"/>
-        <w:ind w:right="0" w:left="720" w:hanging="360"/>
-        <w:jc w:val="left"/>
-        <w:rPr>
-          <w:rFonts w:ascii="Times New Roman" w:hAnsi="Times New Roman" w:cs="Times New Roman" w:eastAsia="Times New Roman"/>
-          <w:color w:val="auto"/>
-          <w:spacing w:val="0"/>
-          <w:position w:val="0"/>
-          <w:sz w:val="24"/>
-          <w:shd w:fill="auto" w:val="clear"/>
-        </w:rPr>
-      </w:pPr>
-      <w:r>
-        <w:rPr>
-          <w:rFonts w:ascii="Times New Roman" w:hAnsi="Times New Roman" w:cs="Times New Roman" w:eastAsia="Times New Roman"/>
-          <w:color w:val="auto"/>
-          <w:spacing w:val="0"/>
-          <w:position w:val="0"/>
-          <w:sz w:val="24"/>
-          <w:shd w:fill="auto" w:val="clear"/>
-        </w:rPr>
-        <w:t xml:space="preserve"> </w:t>
-      </w:r>
-      <w:r>
-        <w:rPr>
-          <w:rFonts w:ascii="Times New Roman" w:hAnsi="Times New Roman" w:cs="Times New Roman" w:eastAsia="Times New Roman"/>
-          <w:color w:val="auto"/>
-          <w:spacing w:val="0"/>
-          <w:position w:val="0"/>
-          <w:sz w:val="24"/>
-          <w:shd w:fill="auto" w:val="clear"/>
-        </w:rPr>
-        <w:t xml:space="preserve">Izp</w:t>
-      </w:r>
-      <w:r>
-        <w:rPr>
-          <w:rFonts w:ascii="Times New Roman" w:hAnsi="Times New Roman" w:cs="Times New Roman" w:eastAsia="Times New Roman"/>
-          <w:color w:val="auto"/>
-          <w:spacing w:val="0"/>
-          <w:position w:val="0"/>
-          <w:sz w:val="24"/>
-          <w:shd w:fill="auto" w:val="clear"/>
-        </w:rPr>
-        <w:t xml:space="preserve">ētīt Python pieejamās kriptogrāfijas bibliotēkas;</w:t>
-      </w:r>
-    </w:p>
-    <w:p>
-      <w:pPr>
-        <w:numPr>
-          <w:ilvl w:val="0"/>
-          <w:numId w:val="22"/>
-        </w:numPr>
-        <w:spacing w:before="0" w:after="0" w:line="240"/>
-        <w:ind w:right="0" w:left="720" w:hanging="360"/>
-        <w:jc w:val="left"/>
-        <w:rPr>
-          <w:rFonts w:ascii="Times New Roman" w:hAnsi="Times New Roman" w:cs="Times New Roman" w:eastAsia="Times New Roman"/>
-          <w:color w:val="auto"/>
-          <w:spacing w:val="0"/>
-          <w:position w:val="0"/>
-          <w:sz w:val="24"/>
-          <w:shd w:fill="auto" w:val="clear"/>
-        </w:rPr>
-      </w:pPr>
-      <w:r>
-        <w:rPr>
-          <w:rFonts w:ascii="Times New Roman" w:hAnsi="Times New Roman" w:cs="Times New Roman" w:eastAsia="Times New Roman"/>
-          <w:color w:val="auto"/>
-          <w:spacing w:val="0"/>
-          <w:position w:val="0"/>
-          <w:sz w:val="24"/>
-          <w:shd w:fill="auto" w:val="clear"/>
-        </w:rPr>
-        <w:t xml:space="preserve"> Izv</w:t>
-      </w:r>
-      <w:r>
-        <w:rPr>
-          <w:rFonts w:ascii="Times New Roman" w:hAnsi="Times New Roman" w:cs="Times New Roman" w:eastAsia="Times New Roman"/>
-          <w:color w:val="auto"/>
-          <w:spacing w:val="0"/>
-          <w:position w:val="0"/>
-          <w:sz w:val="24"/>
-          <w:shd w:fill="auto" w:val="clear"/>
-        </w:rPr>
-        <w:t xml:space="preserve">ēlēties piemērotāko bibliotēku risinājuma izstrādei;</w:t>
-      </w:r>
-    </w:p>
-    <w:p>
-      <w:pPr>
-        <w:numPr>
-          <w:ilvl w:val="0"/>
-          <w:numId w:val="22"/>
-        </w:numPr>
-        <w:spacing w:before="0" w:after="0" w:line="240"/>
-        <w:ind w:right="0" w:left="720" w:hanging="360"/>
-        <w:jc w:val="left"/>
-        <w:rPr>
-          <w:rFonts w:ascii="Times New Roman" w:hAnsi="Times New Roman" w:cs="Times New Roman" w:eastAsia="Times New Roman"/>
-          <w:color w:val="auto"/>
-          <w:spacing w:val="0"/>
-          <w:position w:val="0"/>
-          <w:sz w:val="24"/>
-          <w:shd w:fill="auto" w:val="clear"/>
-        </w:rPr>
-      </w:pPr>
-      <w:r>
-        <w:rPr>
-          <w:rFonts w:ascii="Times New Roman" w:hAnsi="Times New Roman" w:cs="Times New Roman" w:eastAsia="Times New Roman"/>
-          <w:color w:val="auto"/>
-          <w:spacing w:val="0"/>
-          <w:position w:val="0"/>
-          <w:sz w:val="24"/>
-          <w:shd w:fill="auto" w:val="clear"/>
-        </w:rPr>
-        <w:t xml:space="preserve"> Izstr</w:t>
-      </w:r>
-      <w:r>
-        <w:rPr>
-          <w:rFonts w:ascii="Times New Roman" w:hAnsi="Times New Roman" w:cs="Times New Roman" w:eastAsia="Times New Roman"/>
-          <w:color w:val="auto"/>
-          <w:spacing w:val="0"/>
-          <w:position w:val="0"/>
-          <w:sz w:val="24"/>
-          <w:shd w:fill="auto" w:val="clear"/>
-        </w:rPr>
-        <w:t xml:space="preserve">ādāt failu šifrēšanas un atšifrēšanas programmatūru Python vidē;</w:t>
-      </w:r>
-    </w:p>
-    <w:p>
-      <w:pPr>
-        <w:numPr>
-          <w:ilvl w:val="0"/>
-          <w:numId w:val="22"/>
-        </w:numPr>
-        <w:spacing w:before="0" w:after="0" w:line="240"/>
-        <w:ind w:right="0" w:left="720" w:hanging="360"/>
-        <w:jc w:val="left"/>
-        <w:rPr>
-          <w:rFonts w:ascii="Times New Roman" w:hAnsi="Times New Roman" w:cs="Times New Roman" w:eastAsia="Times New Roman"/>
-          <w:color w:val="auto"/>
-          <w:spacing w:val="0"/>
-          <w:position w:val="0"/>
-          <w:sz w:val="24"/>
-          <w:shd w:fill="auto" w:val="clear"/>
-        </w:rPr>
-      </w:pPr>
-      <w:r>
-        <w:rPr>
-          <w:rFonts w:ascii="Times New Roman" w:hAnsi="Times New Roman" w:cs="Times New Roman" w:eastAsia="Times New Roman"/>
-          <w:color w:val="auto"/>
-          <w:spacing w:val="0"/>
-          <w:position w:val="0"/>
-          <w:sz w:val="24"/>
-          <w:shd w:fill="auto" w:val="clear"/>
-        </w:rPr>
-        <w:t xml:space="preserve"> Nodro</w:t>
-      </w:r>
-      <w:r>
-        <w:rPr>
-          <w:rFonts w:ascii="Times New Roman" w:hAnsi="Times New Roman" w:cs="Times New Roman" w:eastAsia="Times New Roman"/>
-          <w:color w:val="auto"/>
-          <w:spacing w:val="0"/>
-          <w:position w:val="0"/>
-          <w:sz w:val="24"/>
-          <w:shd w:fill="auto" w:val="clear"/>
-        </w:rPr>
-        <w:t xml:space="preserve">šināt lietotājam saprotamu un ērtu programmas lietošanu;</w:t>
-      </w:r>
-    </w:p>
-    <w:p>
-      <w:pPr>
-        <w:numPr>
-          <w:ilvl w:val="0"/>
-          <w:numId w:val="22"/>
-        </w:numPr>
-        <w:spacing w:before="0" w:after="0" w:line="240"/>
-        <w:ind w:right="0" w:left="720" w:hanging="360"/>
-        <w:jc w:val="left"/>
-        <w:rPr>
-          <w:rFonts w:ascii="Times New Roman" w:hAnsi="Times New Roman" w:cs="Times New Roman" w:eastAsia="Times New Roman"/>
-          <w:color w:val="auto"/>
-          <w:spacing w:val="0"/>
-          <w:position w:val="0"/>
-          <w:sz w:val="24"/>
-          <w:shd w:fill="auto" w:val="clear"/>
-        </w:rPr>
-      </w:pPr>
-      <w:r>
-        <w:rPr>
-          <w:rFonts w:ascii="Times New Roman" w:hAnsi="Times New Roman" w:cs="Times New Roman" w:eastAsia="Times New Roman"/>
-          <w:color w:val="auto"/>
-          <w:spacing w:val="0"/>
-          <w:position w:val="0"/>
-          <w:sz w:val="24"/>
-          <w:shd w:fill="auto" w:val="clear"/>
-        </w:rPr>
-        <w:t xml:space="preserve"> </w:t>
-      </w:r>
-      <w:r>
-        <w:rPr>
-          <w:rFonts w:ascii="Times New Roman" w:hAnsi="Times New Roman" w:cs="Times New Roman" w:eastAsia="Times New Roman"/>
-          <w:color w:val="auto"/>
-          <w:spacing w:val="0"/>
-          <w:position w:val="0"/>
-          <w:sz w:val="24"/>
-          <w:shd w:fill="auto" w:val="clear"/>
-        </w:rPr>
-        <w:t xml:space="preserve">Veikt izstr</w:t>
-      </w:r>
-      <w:r>
-        <w:rPr>
-          <w:rFonts w:ascii="Times New Roman" w:hAnsi="Times New Roman" w:cs="Times New Roman" w:eastAsia="Times New Roman"/>
-          <w:color w:val="auto"/>
-          <w:spacing w:val="0"/>
-          <w:position w:val="0"/>
-          <w:sz w:val="24"/>
-          <w:shd w:fill="auto" w:val="clear"/>
-        </w:rPr>
-        <w:t xml:space="preserve">ādātā risinājuma testēšanu un analizēt tā darbību;</w:t>
-      </w:r>
-    </w:p>
-    <w:p>
-      <w:pPr>
-        <w:numPr>
-          <w:ilvl w:val="0"/>
-          <w:numId w:val="22"/>
-        </w:numPr>
-        <w:spacing w:before="0" w:after="0" w:line="240"/>
-        <w:ind w:right="0" w:left="720" w:hanging="360"/>
-        <w:jc w:val="left"/>
-        <w:rPr>
-          <w:rFonts w:ascii="Times New Roman" w:hAnsi="Times New Roman" w:cs="Times New Roman" w:eastAsia="Times New Roman"/>
-          <w:color w:val="auto"/>
-          <w:spacing w:val="0"/>
-          <w:position w:val="0"/>
-          <w:sz w:val="24"/>
-          <w:shd w:fill="auto" w:val="clear"/>
-        </w:rPr>
-      </w:pPr>
-      <w:r>
-        <w:rPr>
-          <w:rFonts w:ascii="Times New Roman" w:hAnsi="Times New Roman" w:cs="Times New Roman" w:eastAsia="Times New Roman"/>
-          <w:color w:val="auto"/>
-          <w:spacing w:val="0"/>
-          <w:position w:val="0"/>
-          <w:sz w:val="24"/>
-          <w:shd w:fill="auto" w:val="clear"/>
-        </w:rPr>
-        <w:t xml:space="preserve"> Izveidot programmat</w:t>
-      </w:r>
-      <w:r>
-        <w:rPr>
-          <w:rFonts w:ascii="Times New Roman" w:hAnsi="Times New Roman" w:cs="Times New Roman" w:eastAsia="Times New Roman"/>
-          <w:color w:val="auto"/>
-          <w:spacing w:val="0"/>
-          <w:position w:val="0"/>
-          <w:sz w:val="24"/>
-          <w:shd w:fill="auto" w:val="clear"/>
-        </w:rPr>
-        <w:t xml:space="preserve">ūras dokumentāciju un lietotāja rokasgrāmatu.</w:t>
+        <w:t xml:space="preserve">Izmantoto meto</w:t>
+      </w:r>
+      <w:r>
+        <w:rPr>
+          <w:rFonts w:ascii="Times New Roman" w:hAnsi="Times New Roman" w:cs="Times New Roman" w:eastAsia="Times New Roman"/>
+          <w:color w:val="auto"/>
+          <w:spacing w:val="0"/>
+          <w:position w:val="0"/>
+          <w:sz w:val="24"/>
+          <w:shd w:fill="auto" w:val="clear"/>
+        </w:rPr>
+        <w:t xml:space="preserve">žu un literatūras apraksts:</w:t>
       </w:r>
     </w:p>
     <w:p>
@@ -1700,35 +1626,108 @@
         <w:ind w:right="0" w:left="0" w:firstLine="0"/>
         <w:jc w:val="left"/>
         <w:rPr>
-          <w:rFonts w:ascii="Times New Roman" w:hAnsi="Times New Roman" w:cs="Times New Roman" w:eastAsia="Times New Roman"/>
-          <w:color w:val="auto"/>
-          <w:spacing w:val="0"/>
-          <w:position w:val="0"/>
-          <w:sz w:val="24"/>
+          <w:rFonts w:ascii="Calibri" w:hAnsi="Calibri" w:cs="Calibri" w:eastAsia="Calibri"/>
+          <w:color w:val="auto"/>
+          <w:spacing w:val="0"/>
+          <w:position w:val="0"/>
+          <w:sz w:val="22"/>
           <w:shd w:fill="auto" w:val="clear"/>
         </w:rPr>
       </w:pPr>
-      <w:r>
-        <w:rPr>
-          <w:rFonts w:ascii="Times New Roman" w:hAnsi="Times New Roman" w:cs="Times New Roman" w:eastAsia="Times New Roman"/>
-          <w:color w:val="auto"/>
-          <w:spacing w:val="0"/>
-          <w:position w:val="0"/>
-          <w:sz w:val="24"/>
-          <w:shd w:fill="auto" w:val="clear"/>
-        </w:rPr>
-        <w:t xml:space="preserve">Izmantoto meto</w:t>
-      </w:r>
-      <w:r>
-        <w:rPr>
-          <w:rFonts w:ascii="Times New Roman" w:hAnsi="Times New Roman" w:cs="Times New Roman" w:eastAsia="Times New Roman"/>
-          <w:color w:val="auto"/>
-          <w:spacing w:val="0"/>
-          <w:position w:val="0"/>
-          <w:sz w:val="24"/>
-          <w:shd w:fill="auto" w:val="clear"/>
-        </w:rPr>
-        <w:t xml:space="preserve">žu un literatūras apraksts:</w:t>
+      <w:hyperlink xmlns:r="http://schemas.openxmlformats.org/officeDocument/2006/relationships" r:id="docRId0">
+        <w:r>
+          <w:rPr>
+            <w:rFonts w:ascii="Aptos" w:hAnsi="Aptos" w:cs="Aptos" w:eastAsia="Aptos"/>
+            <w:color w:val="0000FF"/>
+            <w:spacing w:val="0"/>
+            <w:position w:val="0"/>
+            <w:sz w:val="22"/>
+            <w:u w:val="single"/>
+            <w:shd w:fill="auto" w:val="clear"/>
+          </w:rPr>
+          <w:t xml:space="preserve">Programm</w:t>
+        </w:r>
+        <w:r>
+          <w:rPr>
+            <w:rFonts w:ascii="Arial" w:hAnsi="Arial" w:cs="Arial" w:eastAsia="Arial"/>
+            <w:color w:val="0000FF"/>
+            <w:spacing w:val="0"/>
+            <w:position w:val="0"/>
+            <w:sz w:val="22"/>
+            <w:u w:val="single"/>
+            <w:shd w:fill="auto" w:val="clear"/>
+          </w:rPr>
+          <w:t xml:space="preserve">ēš</w:t>
+        </w:r>
+        <w:r>
+          <w:rPr>
+            <w:rFonts w:ascii="Aptos" w:hAnsi="Aptos" w:cs="Aptos" w:eastAsia="Aptos"/>
+            <w:color w:val="0000FF"/>
+            <w:spacing w:val="0"/>
+            <w:position w:val="0"/>
+            <w:sz w:val="22"/>
+            <w:u w:val="single"/>
+            <w:shd w:fill="auto" w:val="clear"/>
+          </w:rPr>
+          <w:t xml:space="preserve">ana II kursa materi</w:t>
+        </w:r>
+        <w:r>
+          <w:rPr>
+            <w:rFonts w:ascii="Arial" w:hAnsi="Arial" w:cs="Arial" w:eastAsia="Arial"/>
+            <w:color w:val="0000FF"/>
+            <w:spacing w:val="0"/>
+            <w:position w:val="0"/>
+            <w:sz w:val="22"/>
+            <w:u w:val="single"/>
+            <w:shd w:fill="auto" w:val="clear"/>
+          </w:rPr>
+          <w:t xml:space="preserve">ā</w:t>
+        </w:r>
+        <w:r>
+          <w:rPr>
+            <w:rFonts w:ascii="Aptos" w:hAnsi="Aptos" w:cs="Aptos" w:eastAsia="Aptos"/>
+            <w:color w:val="0000FF"/>
+            <w:spacing w:val="0"/>
+            <w:position w:val="0"/>
+            <w:sz w:val="22"/>
+            <w:u w:val="single"/>
+            <w:shd w:fill="auto" w:val="clear"/>
+          </w:rPr>
+          <w:t xml:space="preserve">li</w:t>
+        </w:r>
+      </w:hyperlink>
+      <w:r>
+        <w:rPr>
+          <w:rFonts w:ascii="Aptos" w:hAnsi="Aptos" w:cs="Aptos" w:eastAsia="Aptos"/>
+          <w:color w:val="auto"/>
+          <w:spacing w:val="0"/>
+          <w:position w:val="0"/>
+          <w:sz w:val="22"/>
+          <w:shd w:fill="auto" w:val="clear"/>
+        </w:rPr>
+        <w:t xml:space="preserve"> (Skola2030) </w:t>
+      </w:r>
+      <w:r>
+        <w:rPr>
+          <w:rFonts w:ascii="Calibri" w:hAnsi="Calibri" w:cs="Calibri" w:eastAsia="Calibri"/>
+          <w:color w:val="auto"/>
+          <w:spacing w:val="0"/>
+          <w:position w:val="0"/>
+          <w:sz w:val="22"/>
+          <w:shd w:fill="auto" w:val="clear"/>
+        </w:rPr>
+        <w:t xml:space="preserve">– kursa m</w:t>
+      </w:r>
+      <w:r>
+        <w:rPr>
+          <w:rFonts w:ascii="Calibri" w:hAnsi="Calibri" w:cs="Calibri" w:eastAsia="Calibri"/>
+          <w:color w:val="auto"/>
+          <w:spacing w:val="0"/>
+          <w:position w:val="0"/>
+          <w:sz w:val="22"/>
+          <w:shd w:fill="auto" w:val="clear"/>
+        </w:rPr>
+        <w:t xml:space="preserve">ērķi un sasniedzamie rezultāti.</w:t>
       </w:r>
     </w:p>
     <w:p>
@@ -1737,42 +1736,609 @@
         <w:ind w:right="0" w:left="0" w:firstLine="0"/>
         <w:jc w:val="left"/>
         <w:rPr>
-          <w:rFonts w:ascii="Times New Roman" w:hAnsi="Times New Roman" w:cs="Times New Roman" w:eastAsia="Times New Roman"/>
-          <w:color w:val="auto"/>
-          <w:spacing w:val="0"/>
-          <w:position w:val="0"/>
-          <w:sz w:val="24"/>
+          <w:rFonts w:ascii="Calibri" w:hAnsi="Calibri" w:cs="Calibri" w:eastAsia="Calibri"/>
+          <w:color w:val="auto"/>
+          <w:spacing w:val="0"/>
+          <w:position w:val="0"/>
+          <w:sz w:val="22"/>
           <w:shd w:fill="auto" w:val="clear"/>
         </w:rPr>
       </w:pPr>
-      <w:r>
-        <w:rPr>
-          <w:rFonts w:ascii="Times New Roman" w:hAnsi="Times New Roman" w:cs="Times New Roman" w:eastAsia="Times New Roman"/>
-          <w:color w:val="auto"/>
-          <w:spacing w:val="0"/>
-          <w:position w:val="0"/>
-          <w:sz w:val="24"/>
-          <w:shd w:fill="auto" w:val="clear"/>
-        </w:rPr>
-        <w:t xml:space="preserve">P</w:t>
-      </w:r>
-      <w:r>
-        <w:rPr>
-          <w:rFonts w:ascii="Times New Roman" w:hAnsi="Times New Roman" w:cs="Times New Roman" w:eastAsia="Times New Roman"/>
-          <w:color w:val="auto"/>
-          <w:spacing w:val="0"/>
-          <w:position w:val="0"/>
-          <w:sz w:val="24"/>
-          <w:shd w:fill="auto" w:val="clear"/>
-        </w:rPr>
-        <w:t xml:space="preserve">ētījumā izmantota vispārteorētiskā pētīšanas metode, lai izpētītu kriptogrāfijas pamatprincipus un Python bibliotēkas, kā arī praktiskā metode programmatūras izstrādei un testēšanai.</w:t>
-      </w:r>
+      <w:hyperlink xmlns:r="http://schemas.openxmlformats.org/officeDocument/2006/relationships" r:id="docRId1">
+        <w:r>
+          <w:rPr>
+            <w:rFonts w:ascii="Aptos" w:hAnsi="Aptos" w:cs="Aptos" w:eastAsia="Aptos"/>
+            <w:color w:val="0000FF"/>
+            <w:spacing w:val="0"/>
+            <w:position w:val="0"/>
+            <w:sz w:val="22"/>
+            <w:u w:val="single"/>
+            <w:shd w:fill="auto" w:val="clear"/>
+          </w:rPr>
+          <w:t xml:space="preserve">Cryptography (Fernet) dokument</w:t>
+        </w:r>
+        <w:r>
+          <w:rPr>
+            <w:rFonts w:ascii="Arial" w:hAnsi="Arial" w:cs="Arial" w:eastAsia="Arial"/>
+            <w:color w:val="0000FF"/>
+            <w:spacing w:val="0"/>
+            <w:position w:val="0"/>
+            <w:sz w:val="22"/>
+            <w:u w:val="single"/>
+            <w:shd w:fill="auto" w:val="clear"/>
+          </w:rPr>
+          <w:t xml:space="preserve">ā</w:t>
+        </w:r>
+        <w:r>
+          <w:rPr>
+            <w:rFonts w:ascii="Aptos" w:hAnsi="Aptos" w:cs="Aptos" w:eastAsia="Aptos"/>
+            <w:color w:val="0000FF"/>
+            <w:spacing w:val="0"/>
+            <w:position w:val="0"/>
+            <w:sz w:val="22"/>
+            <w:u w:val="single"/>
+            <w:shd w:fill="auto" w:val="clear"/>
+          </w:rPr>
+          <w:t xml:space="preserve">cija un m</w:t>
+        </w:r>
+        <w:r>
+          <w:rPr>
+            <w:rFonts w:ascii="Arial" w:hAnsi="Arial" w:cs="Arial" w:eastAsia="Arial"/>
+            <w:color w:val="0000FF"/>
+            <w:spacing w:val="0"/>
+            <w:position w:val="0"/>
+            <w:sz w:val="22"/>
+            <w:u w:val="single"/>
+            <w:shd w:fill="auto" w:val="clear"/>
+          </w:rPr>
+          <w:t xml:space="preserve">ā</w:t>
+        </w:r>
+        <w:r>
+          <w:rPr>
+            <w:rFonts w:ascii="Aptos" w:hAnsi="Aptos" w:cs="Aptos" w:eastAsia="Aptos"/>
+            <w:color w:val="0000FF"/>
+            <w:spacing w:val="0"/>
+            <w:position w:val="0"/>
+            <w:sz w:val="22"/>
+            <w:u w:val="single"/>
+            <w:shd w:fill="auto" w:val="clear"/>
+          </w:rPr>
+          <w:t xml:space="preserve">c</w:t>
+        </w:r>
+        <w:r>
+          <w:rPr>
+            <w:rFonts w:ascii="Arial" w:hAnsi="Arial" w:cs="Arial" w:eastAsia="Arial"/>
+            <w:color w:val="0000FF"/>
+            <w:spacing w:val="0"/>
+            <w:position w:val="0"/>
+            <w:sz w:val="22"/>
+            <w:u w:val="single"/>
+            <w:shd w:fill="auto" w:val="clear"/>
+          </w:rPr>
+          <w:t xml:space="preserve">ī</w:t>
+        </w:r>
+        <w:r>
+          <w:rPr>
+            <w:rFonts w:ascii="Aptos" w:hAnsi="Aptos" w:cs="Aptos" w:eastAsia="Aptos"/>
+            <w:color w:val="0000FF"/>
+            <w:spacing w:val="0"/>
+            <w:position w:val="0"/>
+            <w:sz w:val="22"/>
+            <w:u w:val="single"/>
+            <w:shd w:fill="auto" w:val="clear"/>
+          </w:rPr>
+          <w:t xml:space="preserve">bu materi</w:t>
+        </w:r>
+        <w:r>
+          <w:rPr>
+            <w:rFonts w:ascii="Arial" w:hAnsi="Arial" w:cs="Arial" w:eastAsia="Arial"/>
+            <w:color w:val="0000FF"/>
+            <w:spacing w:val="0"/>
+            <w:position w:val="0"/>
+            <w:sz w:val="22"/>
+            <w:u w:val="single"/>
+            <w:shd w:fill="auto" w:val="clear"/>
+          </w:rPr>
+          <w:t xml:space="preserve">ā</w:t>
+        </w:r>
+        <w:r>
+          <w:rPr>
+            <w:rFonts w:ascii="Aptos" w:hAnsi="Aptos" w:cs="Aptos" w:eastAsia="Aptos"/>
+            <w:color w:val="0000FF"/>
+            <w:spacing w:val="0"/>
+            <w:position w:val="0"/>
+            <w:sz w:val="22"/>
+            <w:u w:val="single"/>
+            <w:shd w:fill="auto" w:val="clear"/>
+          </w:rPr>
+          <w:t xml:space="preserve">li</w:t>
+        </w:r>
+      </w:hyperlink>
+      <w:r>
+        <w:rPr>
+          <w:rFonts w:ascii="Aptos" w:hAnsi="Aptos" w:cs="Aptos" w:eastAsia="Aptos"/>
+          <w:color w:val="auto"/>
+          <w:spacing w:val="0"/>
+          <w:position w:val="0"/>
+          <w:sz w:val="22"/>
+          <w:shd w:fill="auto" w:val="clear"/>
+        </w:rPr>
+        <w:t xml:space="preserve"> </w:t>
+      </w:r>
+      <w:r>
+        <w:rPr>
+          <w:rFonts w:ascii="Calibri" w:hAnsi="Calibri" w:cs="Calibri" w:eastAsia="Calibri"/>
+          <w:color w:val="auto"/>
+          <w:spacing w:val="0"/>
+          <w:position w:val="0"/>
+          <w:sz w:val="22"/>
+          <w:shd w:fill="auto" w:val="clear"/>
+        </w:rPr>
+        <w:t xml:space="preserve">– pam</w:t>
+      </w:r>
+      <w:r>
+        <w:rPr>
+          <w:rFonts w:ascii="Calibri" w:hAnsi="Calibri" w:cs="Calibri" w:eastAsia="Calibri"/>
+          <w:color w:val="auto"/>
+          <w:spacing w:val="0"/>
+          <w:position w:val="0"/>
+          <w:sz w:val="22"/>
+          <w:shd w:fill="auto" w:val="clear"/>
+        </w:rPr>
+        <w:t xml:space="preserve">ācības par Fernet izmantošanu un piemēri.</w:t>
+      </w:r>
+    </w:p>
+    <w:p>
+      <w:pPr>
+        <w:spacing w:before="0" w:after="0" w:line="240"/>
+        <w:ind w:right="0" w:left="0" w:firstLine="0"/>
+        <w:jc w:val="left"/>
+        <w:rPr>
+          <w:rFonts w:ascii="Calibri" w:hAnsi="Calibri" w:cs="Calibri" w:eastAsia="Calibri"/>
+          <w:color w:val="auto"/>
+          <w:spacing w:val="0"/>
+          <w:position w:val="0"/>
+          <w:sz w:val="22"/>
+          <w:shd w:fill="auto" w:val="clear"/>
+        </w:rPr>
+      </w:pPr>
+      <w:hyperlink xmlns:r="http://schemas.openxmlformats.org/officeDocument/2006/relationships" r:id="docRId2">
+        <w:r>
+          <w:rPr>
+            <w:rFonts w:ascii="Aptos" w:hAnsi="Aptos" w:cs="Aptos" w:eastAsia="Aptos"/>
+            <w:color w:val="0000FF"/>
+            <w:spacing w:val="0"/>
+            <w:position w:val="0"/>
+            <w:sz w:val="22"/>
+            <w:u w:val="single"/>
+            <w:shd w:fill="auto" w:val="clear"/>
+          </w:rPr>
+          <w:t xml:space="preserve">GeeksforGeeks</w:t>
+        </w:r>
+      </w:hyperlink>
+      <w:r>
+        <w:rPr>
+          <w:rFonts w:ascii="Aptos" w:hAnsi="Aptos" w:cs="Aptos" w:eastAsia="Aptos"/>
+          <w:color w:val="auto"/>
+          <w:spacing w:val="0"/>
+          <w:position w:val="0"/>
+          <w:sz w:val="22"/>
+          <w:shd w:fill="auto" w:val="clear"/>
+        </w:rPr>
+        <w:t xml:space="preserve"> un citi tie</w:t>
+      </w:r>
+      <w:r>
+        <w:rPr>
+          <w:rFonts w:ascii="Calibri" w:hAnsi="Calibri" w:cs="Calibri" w:eastAsia="Calibri"/>
+          <w:color w:val="auto"/>
+          <w:spacing w:val="0"/>
+          <w:position w:val="0"/>
+          <w:sz w:val="22"/>
+          <w:shd w:fill="auto" w:val="clear"/>
+        </w:rPr>
+        <w:t xml:space="preserve">šsaistes raksti: piemēri par Fernet izmantošanu Python vidē (praktiski koda piemēri).</w:t>
+      </w:r>
+    </w:p>
+    <w:p>
+      <w:pPr>
+        <w:spacing w:before="0" w:after="0" w:line="240"/>
+        <w:ind w:right="0" w:left="0" w:firstLine="0"/>
+        <w:jc w:val="left"/>
+        <w:rPr>
+          <w:rFonts w:ascii="Calibri" w:hAnsi="Calibri" w:cs="Calibri" w:eastAsia="Calibri"/>
+          <w:color w:val="auto"/>
+          <w:spacing w:val="0"/>
+          <w:position w:val="0"/>
+          <w:sz w:val="22"/>
+          <w:shd w:fill="auto" w:val="clear"/>
+        </w:rPr>
+      </w:pPr>
+      <w:r>
+        <w:rPr>
+          <w:rFonts w:ascii="Aptos" w:hAnsi="Aptos" w:cs="Aptos" w:eastAsia="Aptos"/>
+          <w:color w:val="auto"/>
+          <w:spacing w:val="0"/>
+          <w:position w:val="0"/>
+          <w:sz w:val="22"/>
+          <w:shd w:fill="auto" w:val="clear"/>
+        </w:rPr>
+        <w:t xml:space="preserve"> </w:t>
+      </w:r>
+      <w:hyperlink xmlns:r="http://schemas.openxmlformats.org/officeDocument/2006/relationships" r:id="docRId3">
+        <w:r>
+          <w:rPr>
+            <w:rFonts w:ascii="Aptos" w:hAnsi="Aptos" w:cs="Aptos" w:eastAsia="Aptos"/>
+            <w:color w:val="0000FF"/>
+            <w:spacing w:val="0"/>
+            <w:position w:val="0"/>
+            <w:sz w:val="22"/>
+            <w:u w:val="single"/>
+            <w:shd w:fill="auto" w:val="clear"/>
+          </w:rPr>
+          <w:t xml:space="preserve">Python Tkinter</w:t>
+        </w:r>
+      </w:hyperlink>
+      <w:r>
+        <w:rPr>
+          <w:rFonts w:ascii="Aptos" w:hAnsi="Aptos" w:cs="Aptos" w:eastAsia="Aptos"/>
+          <w:color w:val="auto"/>
+          <w:spacing w:val="0"/>
+          <w:position w:val="0"/>
+          <w:sz w:val="22"/>
+          <w:shd w:fill="auto" w:val="clear"/>
+        </w:rPr>
+        <w:t xml:space="preserve">  dokument</w:t>
+      </w:r>
+      <w:r>
+        <w:rPr>
+          <w:rFonts w:ascii="Arial" w:hAnsi="Arial" w:cs="Arial" w:eastAsia="Arial"/>
+          <w:color w:val="auto"/>
+          <w:spacing w:val="0"/>
+          <w:position w:val="0"/>
+          <w:sz w:val="22"/>
+          <w:shd w:fill="auto" w:val="clear"/>
+        </w:rPr>
+        <w:t xml:space="preserve">ā</w:t>
+      </w:r>
+      <w:r>
+        <w:rPr>
+          <w:rFonts w:ascii="Aptos" w:hAnsi="Aptos" w:cs="Aptos" w:eastAsia="Aptos"/>
+          <w:color w:val="auto"/>
+          <w:spacing w:val="0"/>
+          <w:position w:val="0"/>
+          <w:sz w:val="22"/>
+          <w:shd w:fill="auto" w:val="clear"/>
+        </w:rPr>
+        <w:t xml:space="preserve">cija </w:t>
+      </w:r>
+      <w:r>
+        <w:rPr>
+          <w:rFonts w:ascii="Calibri" w:hAnsi="Calibri" w:cs="Calibri" w:eastAsia="Calibri"/>
+          <w:color w:val="auto"/>
+          <w:spacing w:val="0"/>
+          <w:position w:val="0"/>
+          <w:sz w:val="22"/>
+          <w:shd w:fill="auto" w:val="clear"/>
+        </w:rPr>
+        <w:t xml:space="preserve">– GU I izveidei un lietot</w:t>
+      </w:r>
+      <w:r>
+        <w:rPr>
+          <w:rFonts w:ascii="Calibri" w:hAnsi="Calibri" w:cs="Calibri" w:eastAsia="Calibri"/>
+          <w:color w:val="auto"/>
+          <w:spacing w:val="0"/>
+          <w:position w:val="0"/>
+          <w:sz w:val="22"/>
+          <w:shd w:fill="auto" w:val="clear"/>
+        </w:rPr>
+        <w:t xml:space="preserve">āja saskarnes elementu izmantošanai.</w:t>
+      </w:r>
+    </w:p>
+    <w:p>
+      <w:pPr>
+        <w:spacing w:before="0" w:after="0" w:line="240"/>
+        <w:ind w:right="0" w:left="0" w:firstLine="0"/>
+        <w:jc w:val="left"/>
+        <w:rPr>
+          <w:rFonts w:ascii="Calibri" w:hAnsi="Calibri" w:cs="Calibri" w:eastAsia="Calibri"/>
+          <w:color w:val="auto"/>
+          <w:spacing w:val="0"/>
+          <w:position w:val="0"/>
+          <w:sz w:val="22"/>
+          <w:shd w:fill="auto" w:val="clear"/>
+        </w:rPr>
+      </w:pPr>
+    </w:p>
+    <w:p>
+      <w:pPr>
+        <w:spacing w:before="0" w:after="0" w:line="240"/>
+        <w:ind w:right="0" w:left="0" w:firstLine="0"/>
+        <w:jc w:val="left"/>
+        <w:rPr>
+          <w:rFonts w:ascii="Calibri" w:hAnsi="Calibri" w:cs="Calibri" w:eastAsia="Calibri"/>
+          <w:color w:val="auto"/>
+          <w:spacing w:val="0"/>
+          <w:position w:val="0"/>
+          <w:sz w:val="22"/>
+          <w:shd w:fill="auto" w:val="clear"/>
+        </w:rPr>
+      </w:pPr>
+      <w:r>
+        <w:rPr>
+          <w:rFonts w:ascii="Aptos" w:hAnsi="Aptos" w:cs="Aptos" w:eastAsia="Aptos"/>
+          <w:b/>
+          <w:color w:val="auto"/>
+          <w:spacing w:val="0"/>
+          <w:position w:val="0"/>
+          <w:sz w:val="22"/>
+          <w:shd w:fill="auto" w:val="clear"/>
+        </w:rPr>
+        <w:t xml:space="preserve">Anal</w:t>
+      </w:r>
+      <w:r>
+        <w:rPr>
+          <w:rFonts w:ascii="Calibri" w:hAnsi="Calibri" w:cs="Calibri" w:eastAsia="Calibri"/>
+          <w:b/>
+          <w:color w:val="auto"/>
+          <w:spacing w:val="0"/>
+          <w:position w:val="0"/>
+          <w:sz w:val="22"/>
+          <w:shd w:fill="auto" w:val="clear"/>
+        </w:rPr>
+        <w:t xml:space="preserve">īze</w:t>
+      </w:r>
+      <w:r>
+        <w:rPr>
+          <w:rFonts w:ascii="Calibri" w:hAnsi="Calibri" w:cs="Calibri" w:eastAsia="Calibri"/>
+          <w:color w:val="auto"/>
+          <w:spacing w:val="0"/>
+          <w:position w:val="0"/>
+          <w:sz w:val="22"/>
+          <w:shd w:fill="auto" w:val="clear"/>
+        </w:rPr>
+        <w:t xml:space="preserve"> - teorētiska literatūras un dokumentācijas analīze par simetriskās šifrēšanas principiem, bibliotēku drošības aspektiem un lietotāja vajadzībām. (Šī metode nodrošina teorētisko pamatojumu izvēlei un riska novērtējumu.)</w:t>
+      </w:r>
+    </w:p>
+    <w:p>
+      <w:pPr>
+        <w:spacing w:before="0" w:after="0" w:line="240"/>
+        <w:ind w:right="0" w:left="0" w:firstLine="0"/>
+        <w:jc w:val="left"/>
+        <w:rPr>
+          <w:rFonts w:ascii="Calibri" w:hAnsi="Calibri" w:cs="Calibri" w:eastAsia="Calibri"/>
+          <w:color w:val="auto"/>
+          <w:spacing w:val="0"/>
+          <w:position w:val="0"/>
+          <w:sz w:val="22"/>
+          <w:shd w:fill="auto" w:val="clear"/>
+        </w:rPr>
+      </w:pPr>
+      <w:r>
+        <w:rPr>
+          <w:rFonts w:ascii="Aptos" w:hAnsi="Aptos" w:cs="Aptos" w:eastAsia="Aptos"/>
+          <w:color w:val="auto"/>
+          <w:spacing w:val="0"/>
+          <w:position w:val="0"/>
+          <w:sz w:val="22"/>
+          <w:shd w:fill="auto" w:val="clear"/>
+        </w:rPr>
+        <w:t xml:space="preserve"> </w:t>
+      </w:r>
+      <w:r>
+        <w:rPr>
+          <w:rFonts w:ascii="Aptos" w:hAnsi="Aptos" w:cs="Aptos" w:eastAsia="Aptos"/>
+          <w:b/>
+          <w:color w:val="auto"/>
+          <w:spacing w:val="0"/>
+          <w:position w:val="0"/>
+          <w:sz w:val="22"/>
+          <w:shd w:fill="auto" w:val="clear"/>
+        </w:rPr>
+        <w:t xml:space="preserve">Izstr</w:t>
+      </w:r>
+      <w:r>
+        <w:rPr>
+          <w:rFonts w:ascii="Arial" w:hAnsi="Arial" w:cs="Arial" w:eastAsia="Arial"/>
+          <w:b/>
+          <w:color w:val="auto"/>
+          <w:spacing w:val="0"/>
+          <w:position w:val="0"/>
+          <w:sz w:val="22"/>
+          <w:shd w:fill="auto" w:val="clear"/>
+        </w:rPr>
+        <w:t xml:space="preserve">ā</w:t>
+      </w:r>
+      <w:r>
+        <w:rPr>
+          <w:rFonts w:ascii="Aptos" w:hAnsi="Aptos" w:cs="Aptos" w:eastAsia="Aptos"/>
+          <w:b/>
+          <w:color w:val="auto"/>
+          <w:spacing w:val="0"/>
+          <w:position w:val="0"/>
+          <w:sz w:val="22"/>
+          <w:shd w:fill="auto" w:val="clear"/>
+        </w:rPr>
+        <w:t xml:space="preserve">des (programmat</w:t>
+      </w:r>
+      <w:r>
+        <w:rPr>
+          <w:rFonts w:ascii="Calibri" w:hAnsi="Calibri" w:cs="Calibri" w:eastAsia="Calibri"/>
+          <w:b/>
+          <w:color w:val="auto"/>
+          <w:spacing w:val="0"/>
+          <w:position w:val="0"/>
+          <w:sz w:val="22"/>
+          <w:shd w:fill="auto" w:val="clear"/>
+        </w:rPr>
+        <w:t xml:space="preserve">ūras) metode</w:t>
+      </w:r>
+      <w:r>
+        <w:rPr>
+          <w:rFonts w:ascii="Calibri" w:hAnsi="Calibri" w:cs="Calibri" w:eastAsia="Calibri"/>
+          <w:color w:val="auto"/>
+          <w:spacing w:val="0"/>
+          <w:position w:val="0"/>
+          <w:sz w:val="22"/>
+          <w:shd w:fill="auto" w:val="clear"/>
+        </w:rPr>
+        <w:t xml:space="preserve"> - praktiska programmēšana Python vidē: GUI izveide ar Tkinter un šifrēšanas funkcionalitātes realizācija ar cryptography.Fernet.</w:t>
+      </w:r>
+    </w:p>
+    <w:p>
+      <w:pPr>
+        <w:spacing w:before="0" w:after="0" w:line="240"/>
+        <w:ind w:right="0" w:left="0" w:firstLine="0"/>
+        <w:jc w:val="left"/>
+        <w:rPr>
+          <w:rFonts w:ascii="Calibri" w:hAnsi="Calibri" w:cs="Calibri" w:eastAsia="Calibri"/>
+          <w:color w:val="auto"/>
+          <w:spacing w:val="0"/>
+          <w:position w:val="0"/>
+          <w:sz w:val="22"/>
+          <w:shd w:fill="auto" w:val="clear"/>
+        </w:rPr>
+      </w:pPr>
+      <w:r>
+        <w:rPr>
+          <w:rFonts w:ascii="Aptos" w:hAnsi="Aptos" w:cs="Aptos" w:eastAsia="Aptos"/>
+          <w:b/>
+          <w:color w:val="auto"/>
+          <w:spacing w:val="0"/>
+          <w:position w:val="0"/>
+          <w:sz w:val="22"/>
+          <w:shd w:fill="auto" w:val="clear"/>
+        </w:rPr>
+        <w:t xml:space="preserve">Eksperiment</w:t>
+      </w:r>
+      <w:r>
+        <w:rPr>
+          <w:rFonts w:ascii="Calibri" w:hAnsi="Calibri" w:cs="Calibri" w:eastAsia="Calibri"/>
+          <w:b/>
+          <w:color w:val="auto"/>
+          <w:spacing w:val="0"/>
+          <w:position w:val="0"/>
+          <w:sz w:val="22"/>
+          <w:shd w:fill="auto" w:val="clear"/>
+        </w:rPr>
+        <w:t xml:space="preserve">ālā pārbaude</w:t>
+      </w:r>
+      <w:r>
+        <w:rPr>
+          <w:rFonts w:ascii="Calibri" w:hAnsi="Calibri" w:cs="Calibri" w:eastAsia="Calibri"/>
+          <w:color w:val="auto"/>
+          <w:spacing w:val="0"/>
+          <w:position w:val="0"/>
+          <w:sz w:val="22"/>
+          <w:shd w:fill="auto" w:val="clear"/>
+        </w:rPr>
+        <w:t xml:space="preserve"> - veikta testēšana ar dažādiem failu tipiem (teksta faili, attēli u.c.), pārbaudot šifrēšanas/atšifrēšanas procesu, datu integritāti un kļūdu apstrādi.</w:t>
+      </w:r>
+    </w:p>
+    <w:p>
+      <w:pPr>
+        <w:spacing w:before="0" w:after="0" w:line="240"/>
+        <w:ind w:right="0" w:left="0" w:firstLine="0"/>
+        <w:jc w:val="left"/>
+        <w:rPr>
+          <w:rFonts w:ascii="Calibri" w:hAnsi="Calibri" w:cs="Calibri" w:eastAsia="Calibri"/>
+          <w:color w:val="auto"/>
+          <w:spacing w:val="0"/>
+          <w:position w:val="0"/>
+          <w:sz w:val="22"/>
+          <w:shd w:fill="auto" w:val="clear"/>
+        </w:rPr>
+      </w:pPr>
+      <w:r>
+        <w:rPr>
+          <w:rFonts w:ascii="Aptos" w:hAnsi="Aptos" w:cs="Aptos" w:eastAsia="Aptos"/>
+          <w:color w:val="auto"/>
+          <w:spacing w:val="0"/>
+          <w:position w:val="0"/>
+          <w:sz w:val="22"/>
+          <w:shd w:fill="auto" w:val="clear"/>
+        </w:rPr>
+        <w:t xml:space="preserve"> </w:t>
+      </w:r>
+      <w:r>
+        <w:rPr>
+          <w:rFonts w:ascii="Aptos" w:hAnsi="Aptos" w:cs="Aptos" w:eastAsia="Aptos"/>
+          <w:b/>
+          <w:color w:val="auto"/>
+          <w:spacing w:val="0"/>
+          <w:position w:val="0"/>
+          <w:sz w:val="22"/>
+          <w:shd w:fill="auto" w:val="clear"/>
+        </w:rPr>
+        <w:t xml:space="preserve">Emp</w:t>
+      </w:r>
+      <w:r>
+        <w:rPr>
+          <w:rFonts w:ascii="Arial" w:hAnsi="Arial" w:cs="Arial" w:eastAsia="Arial"/>
+          <w:b/>
+          <w:color w:val="auto"/>
+          <w:spacing w:val="0"/>
+          <w:position w:val="0"/>
+          <w:sz w:val="22"/>
+          <w:shd w:fill="auto" w:val="clear"/>
+        </w:rPr>
+        <w:t xml:space="preserve">ī</w:t>
+      </w:r>
+      <w:r>
+        <w:rPr>
+          <w:rFonts w:ascii="Aptos" w:hAnsi="Aptos" w:cs="Aptos" w:eastAsia="Aptos"/>
+          <w:b/>
+          <w:color w:val="auto"/>
+          <w:spacing w:val="0"/>
+          <w:position w:val="0"/>
+          <w:sz w:val="22"/>
+          <w:shd w:fill="auto" w:val="clear"/>
+        </w:rPr>
+        <w:t xml:space="preserve">risk</w:t>
+      </w:r>
+      <w:r>
+        <w:rPr>
+          <w:rFonts w:ascii="Calibri" w:hAnsi="Calibri" w:cs="Calibri" w:eastAsia="Calibri"/>
+          <w:b/>
+          <w:color w:val="auto"/>
+          <w:spacing w:val="0"/>
+          <w:position w:val="0"/>
+          <w:sz w:val="22"/>
+          <w:shd w:fill="auto" w:val="clear"/>
+        </w:rPr>
+        <w:t xml:space="preserve">ā validācija</w:t>
+      </w:r>
+      <w:r>
+        <w:rPr>
+          <w:rFonts w:ascii="Calibri" w:hAnsi="Calibri" w:cs="Calibri" w:eastAsia="Calibri"/>
+          <w:color w:val="auto"/>
+          <w:spacing w:val="0"/>
+          <w:position w:val="0"/>
+          <w:sz w:val="22"/>
+          <w:shd w:fill="auto" w:val="clear"/>
+        </w:rPr>
+        <w:t xml:space="preserve"> - praktisku testu protokolu sastādīšana, rezultātu apkopošana un lietotāja instrukcijas sagatavošana; nepieciešamības gadījumā vienību testi (unit tests) atsevišķām funkcijām.</w:t>
+      </w:r>
+    </w:p>
+    <w:p>
+      <w:pPr>
+        <w:spacing w:before="0" w:after="0" w:line="240"/>
+        <w:ind w:right="0" w:left="0" w:firstLine="0"/>
+        <w:jc w:val="left"/>
+        <w:rPr>
+          <w:rFonts w:ascii="Times New Roman" w:hAnsi="Times New Roman" w:cs="Times New Roman" w:eastAsia="Times New Roman"/>
+          <w:color w:val="auto"/>
+          <w:spacing w:val="0"/>
+          <w:position w:val="0"/>
+          <w:sz w:val="24"/>
+          <w:shd w:fill="auto" w:val="clear"/>
+        </w:rPr>
+      </w:pPr>
     </w:p>
     <w:p>
       <w:pPr>
         <w:numPr>
           <w:ilvl w:val="0"/>
-          <w:numId w:val="24"/>
+          <w:numId w:val="27"/>
         </w:numPr>
         <w:tabs>
           <w:tab w:val="left" w:pos="1834" w:leader="none"/>
@@ -1895,7 +2461,7 @@
       <w:pPr>
         <w:numPr>
           <w:ilvl w:val="0"/>
-          <w:numId w:val="26"/>
+          <w:numId w:val="29"/>
         </w:numPr>
         <w:tabs>
           <w:tab w:val="left" w:pos="4045" w:leader="none"/>
@@ -2710,781 +3276,6 @@
         </w:rPr>
         <w:t xml:space="preserve">interfeiss krietni uzlabo lietotāja pieredzi lietojot programmatūru.</w:t>
       </w:r>
-    </w:p>
-    <w:p>
-      <w:pPr>
-        <w:numPr>
-          <w:ilvl w:val="0"/>
-          <w:numId w:val="28"/>
-        </w:numPr>
-        <w:tabs>
-          <w:tab w:val="left" w:pos="3034" w:leader="none"/>
-        </w:tabs>
-        <w:spacing w:before="272" w:after="0" w:line="240"/>
-        <w:ind w:right="0" w:left="3034" w:hanging="490"/>
-        <w:jc w:val="both"/>
-        <w:rPr>
-          <w:rFonts w:ascii="Times New Roman" w:hAnsi="Times New Roman" w:cs="Times New Roman" w:eastAsia="Times New Roman"/>
-          <w:b/>
-          <w:color w:val="auto"/>
-          <w:spacing w:val="0"/>
-          <w:position w:val="0"/>
-          <w:sz w:val="28"/>
-          <w:shd w:fill="auto" w:val="clear"/>
-        </w:rPr>
-      </w:pPr>
-      <w:r>
-        <w:rPr>
-          <w:rFonts w:ascii="Times New Roman" w:hAnsi="Times New Roman" w:cs="Times New Roman" w:eastAsia="Times New Roman"/>
-          <w:b/>
-          <w:color w:val="auto"/>
-          <w:spacing w:val="0"/>
-          <w:position w:val="0"/>
-          <w:sz w:val="28"/>
-          <w:shd w:fill="auto" w:val="clear"/>
-        </w:rPr>
-        <w:t xml:space="preserve">Popularit</w:t>
-      </w:r>
-      <w:r>
-        <w:rPr>
-          <w:rFonts w:ascii="Times New Roman" w:hAnsi="Times New Roman" w:cs="Times New Roman" w:eastAsia="Times New Roman"/>
-          <w:b/>
-          <w:color w:val="auto"/>
-          <w:spacing w:val="0"/>
-          <w:position w:val="0"/>
-          <w:sz w:val="28"/>
-          <w:shd w:fill="auto" w:val="clear"/>
-        </w:rPr>
-        <w:t xml:space="preserve">āte</w:t>
-      </w:r>
-      <w:r>
-        <w:rPr>
-          <w:rFonts w:ascii="Times New Roman" w:hAnsi="Times New Roman" w:cs="Times New Roman" w:eastAsia="Times New Roman"/>
-          <w:b/>
-          <w:color w:val="auto"/>
-          <w:spacing w:val="-1"/>
-          <w:position w:val="0"/>
-          <w:sz w:val="28"/>
-          <w:shd w:fill="auto" w:val="clear"/>
-        </w:rPr>
-        <w:t xml:space="preserve"> </w:t>
-      </w:r>
-      <w:r>
-        <w:rPr>
-          <w:rFonts w:ascii="Times New Roman" w:hAnsi="Times New Roman" w:cs="Times New Roman" w:eastAsia="Times New Roman"/>
-          <w:b/>
-          <w:color w:val="auto"/>
-          <w:spacing w:val="0"/>
-          <w:position w:val="0"/>
-          <w:sz w:val="28"/>
-          <w:shd w:fill="auto" w:val="clear"/>
-        </w:rPr>
-        <w:t xml:space="preserve">un</w:t>
-      </w:r>
-      <w:r>
-        <w:rPr>
-          <w:rFonts w:ascii="Times New Roman" w:hAnsi="Times New Roman" w:cs="Times New Roman" w:eastAsia="Times New Roman"/>
-          <w:b/>
-          <w:color w:val="auto"/>
-          <w:spacing w:val="-1"/>
-          <w:position w:val="0"/>
-          <w:sz w:val="28"/>
-          <w:shd w:fill="auto" w:val="clear"/>
-        </w:rPr>
-        <w:t xml:space="preserve"> </w:t>
-      </w:r>
-      <w:r>
-        <w:rPr>
-          <w:rFonts w:ascii="Times New Roman" w:hAnsi="Times New Roman" w:cs="Times New Roman" w:eastAsia="Times New Roman"/>
-          <w:b/>
-          <w:color w:val="auto"/>
-          <w:spacing w:val="-2"/>
-          <w:position w:val="0"/>
-          <w:sz w:val="28"/>
-          <w:shd w:fill="auto" w:val="clear"/>
-        </w:rPr>
-        <w:t xml:space="preserve">pieprasījums</w:t>
-      </w:r>
-    </w:p>
-    <w:p>
-      <w:pPr>
-        <w:spacing w:before="5" w:after="0" w:line="240"/>
-        <w:ind w:right="137" w:left="3" w:firstLine="850"/>
-        <w:jc w:val="both"/>
-        <w:rPr>
-          <w:rFonts w:ascii="Times New Roman" w:hAnsi="Times New Roman" w:cs="Times New Roman" w:eastAsia="Times New Roman"/>
-          <w:color w:val="auto"/>
-          <w:spacing w:val="0"/>
-          <w:position w:val="0"/>
-          <w:sz w:val="24"/>
-          <w:shd w:fill="auto" w:val="clear"/>
-        </w:rPr>
-      </w:pPr>
-      <w:r>
-        <w:rPr>
-          <w:rFonts w:ascii="Times New Roman" w:hAnsi="Times New Roman" w:cs="Times New Roman" w:eastAsia="Times New Roman"/>
-          <w:color w:val="auto"/>
-          <w:spacing w:val="0"/>
-          <w:position w:val="0"/>
-          <w:sz w:val="24"/>
-          <w:shd w:fill="auto" w:val="clear"/>
-        </w:rPr>
-        <w:t xml:space="preserve">Saska</w:t>
-      </w:r>
-      <w:r>
-        <w:rPr>
-          <w:rFonts w:ascii="Times New Roman" w:hAnsi="Times New Roman" w:cs="Times New Roman" w:eastAsia="Times New Roman"/>
-          <w:color w:val="auto"/>
-          <w:spacing w:val="0"/>
-          <w:position w:val="0"/>
-          <w:sz w:val="24"/>
-          <w:shd w:fill="auto" w:val="clear"/>
-        </w:rPr>
-        <w:t xml:space="preserve">ņā ar DevJobsScanner programmēšanas valodu pieprasījuma analīzi (Oktobris 2021 </w:t>
-      </w:r>
-      <w:r>
-        <w:rPr>
-          <w:rFonts w:ascii="Times New Roman" w:hAnsi="Times New Roman" w:cs="Times New Roman" w:eastAsia="Times New Roman"/>
-          <w:color w:val="auto"/>
-          <w:spacing w:val="0"/>
-          <w:position w:val="0"/>
-          <w:sz w:val="24"/>
-          <w:shd w:fill="auto" w:val="clear"/>
-        </w:rPr>
-        <w:t xml:space="preserve">–</w:t>
-      </w:r>
-      <w:r>
-        <w:rPr>
-          <w:rFonts w:ascii="Times New Roman" w:hAnsi="Times New Roman" w:cs="Times New Roman" w:eastAsia="Times New Roman"/>
-          <w:color w:val="auto"/>
-          <w:spacing w:val="0"/>
-          <w:position w:val="0"/>
-          <w:sz w:val="24"/>
-          <w:shd w:fill="auto" w:val="clear"/>
-        </w:rPr>
-        <w:t xml:space="preserve"> Novembris 2022), Python ie</w:t>
-      </w:r>
-      <w:r>
-        <w:rPr>
-          <w:rFonts w:ascii="Times New Roman" w:hAnsi="Times New Roman" w:cs="Times New Roman" w:eastAsia="Times New Roman"/>
-          <w:color w:val="auto"/>
-          <w:spacing w:val="0"/>
-          <w:position w:val="0"/>
-          <w:sz w:val="24"/>
-          <w:shd w:fill="auto" w:val="clear"/>
-        </w:rPr>
-        <w:t xml:space="preserve">ņēma otro vietu starp citām valodām ar 515 000 darba vietām, kas ir apmēram 20% no visām pieejamām darbavietām. Neskatoties uz to, ka Python nav</w:t>
-      </w:r>
-      <w:r>
-        <w:rPr>
-          <w:rFonts w:ascii="Times New Roman" w:hAnsi="Times New Roman" w:cs="Times New Roman" w:eastAsia="Times New Roman"/>
-          <w:color w:val="auto"/>
-          <w:spacing w:val="-15"/>
-          <w:position w:val="0"/>
-          <w:sz w:val="24"/>
-          <w:shd w:fill="auto" w:val="clear"/>
-        </w:rPr>
-        <w:t xml:space="preserve"> </w:t>
-      </w:r>
-      <w:r>
-        <w:rPr>
-          <w:rFonts w:ascii="Times New Roman" w:hAnsi="Times New Roman" w:cs="Times New Roman" w:eastAsia="Times New Roman"/>
-          <w:color w:val="auto"/>
-          <w:spacing w:val="0"/>
-          <w:position w:val="0"/>
-          <w:sz w:val="24"/>
-          <w:shd w:fill="auto" w:val="clear"/>
-        </w:rPr>
-        <w:t xml:space="preserve">populārākā</w:t>
-      </w:r>
-      <w:r>
-        <w:rPr>
-          <w:rFonts w:ascii="Times New Roman" w:hAnsi="Times New Roman" w:cs="Times New Roman" w:eastAsia="Times New Roman"/>
-          <w:color w:val="auto"/>
-          <w:spacing w:val="-15"/>
-          <w:position w:val="0"/>
-          <w:sz w:val="24"/>
-          <w:shd w:fill="auto" w:val="clear"/>
-        </w:rPr>
-        <w:t xml:space="preserve"> </w:t>
-      </w:r>
-      <w:r>
-        <w:rPr>
-          <w:rFonts w:ascii="Times New Roman" w:hAnsi="Times New Roman" w:cs="Times New Roman" w:eastAsia="Times New Roman"/>
-          <w:color w:val="auto"/>
-          <w:spacing w:val="0"/>
-          <w:position w:val="0"/>
-          <w:sz w:val="24"/>
-          <w:shd w:fill="auto" w:val="clear"/>
-        </w:rPr>
-        <w:t xml:space="preserve">valoda</w:t>
-      </w:r>
-      <w:r>
-        <w:rPr>
-          <w:rFonts w:ascii="Times New Roman" w:hAnsi="Times New Roman" w:cs="Times New Roman" w:eastAsia="Times New Roman"/>
-          <w:color w:val="auto"/>
-          <w:spacing w:val="-15"/>
-          <w:position w:val="0"/>
-          <w:sz w:val="24"/>
-          <w:shd w:fill="auto" w:val="clear"/>
-        </w:rPr>
-        <w:t xml:space="preserve"> </w:t>
-      </w:r>
-      <w:r>
-        <w:rPr>
-          <w:rFonts w:ascii="Times New Roman" w:hAnsi="Times New Roman" w:cs="Times New Roman" w:eastAsia="Times New Roman"/>
-          <w:color w:val="auto"/>
-          <w:spacing w:val="0"/>
-          <w:position w:val="0"/>
-          <w:sz w:val="24"/>
-          <w:shd w:fill="auto" w:val="clear"/>
-        </w:rPr>
-        <w:t xml:space="preserve">GUI</w:t>
-      </w:r>
-      <w:r>
-        <w:rPr>
-          <w:rFonts w:ascii="Times New Roman" w:hAnsi="Times New Roman" w:cs="Times New Roman" w:eastAsia="Times New Roman"/>
-          <w:color w:val="auto"/>
-          <w:spacing w:val="-15"/>
-          <w:position w:val="0"/>
-          <w:sz w:val="24"/>
-          <w:shd w:fill="auto" w:val="clear"/>
-        </w:rPr>
-        <w:t xml:space="preserve"> </w:t>
-      </w:r>
-      <w:r>
-        <w:rPr>
-          <w:rFonts w:ascii="Times New Roman" w:hAnsi="Times New Roman" w:cs="Times New Roman" w:eastAsia="Times New Roman"/>
-          <w:color w:val="auto"/>
-          <w:spacing w:val="0"/>
-          <w:position w:val="0"/>
-          <w:sz w:val="24"/>
-          <w:shd w:fill="auto" w:val="clear"/>
-        </w:rPr>
-        <w:t xml:space="preserve">izstrādei,</w:t>
-      </w:r>
-      <w:r>
-        <w:rPr>
-          <w:rFonts w:ascii="Times New Roman" w:hAnsi="Times New Roman" w:cs="Times New Roman" w:eastAsia="Times New Roman"/>
-          <w:color w:val="auto"/>
-          <w:spacing w:val="-15"/>
-          <w:position w:val="0"/>
-          <w:sz w:val="24"/>
-          <w:shd w:fill="auto" w:val="clear"/>
-        </w:rPr>
-        <w:t xml:space="preserve"> </w:t>
-      </w:r>
-      <w:r>
-        <w:rPr>
-          <w:rFonts w:ascii="Times New Roman" w:hAnsi="Times New Roman" w:cs="Times New Roman" w:eastAsia="Times New Roman"/>
-          <w:color w:val="auto"/>
-          <w:spacing w:val="0"/>
-          <w:position w:val="0"/>
-          <w:sz w:val="24"/>
-          <w:shd w:fill="auto" w:val="clear"/>
-        </w:rPr>
-        <w:t xml:space="preserve">viņa</w:t>
-      </w:r>
-      <w:r>
-        <w:rPr>
-          <w:rFonts w:ascii="Times New Roman" w:hAnsi="Times New Roman" w:cs="Times New Roman" w:eastAsia="Times New Roman"/>
-          <w:color w:val="auto"/>
-          <w:spacing w:val="-15"/>
-          <w:position w:val="0"/>
-          <w:sz w:val="24"/>
-          <w:shd w:fill="auto" w:val="clear"/>
-        </w:rPr>
-        <w:t xml:space="preserve"> </w:t>
-      </w:r>
-      <w:r>
-        <w:rPr>
-          <w:rFonts w:ascii="Times New Roman" w:hAnsi="Times New Roman" w:cs="Times New Roman" w:eastAsia="Times New Roman"/>
-          <w:color w:val="auto"/>
-          <w:spacing w:val="0"/>
-          <w:position w:val="0"/>
-          <w:sz w:val="24"/>
-          <w:shd w:fill="auto" w:val="clear"/>
-        </w:rPr>
-        <w:t xml:space="preserve">tiek</w:t>
-      </w:r>
-      <w:r>
-        <w:rPr>
-          <w:rFonts w:ascii="Times New Roman" w:hAnsi="Times New Roman" w:cs="Times New Roman" w:eastAsia="Times New Roman"/>
-          <w:color w:val="auto"/>
-          <w:spacing w:val="-15"/>
-          <w:position w:val="0"/>
-          <w:sz w:val="24"/>
-          <w:shd w:fill="auto" w:val="clear"/>
-        </w:rPr>
-        <w:t xml:space="preserve"> </w:t>
-      </w:r>
-      <w:r>
-        <w:rPr>
-          <w:rFonts w:ascii="Times New Roman" w:hAnsi="Times New Roman" w:cs="Times New Roman" w:eastAsia="Times New Roman"/>
-          <w:color w:val="auto"/>
-          <w:spacing w:val="0"/>
-          <w:position w:val="0"/>
-          <w:sz w:val="24"/>
-          <w:shd w:fill="auto" w:val="clear"/>
-        </w:rPr>
-        <w:t xml:space="preserve">uzskatīta</w:t>
-      </w:r>
-      <w:r>
-        <w:rPr>
-          <w:rFonts w:ascii="Times New Roman" w:hAnsi="Times New Roman" w:cs="Times New Roman" w:eastAsia="Times New Roman"/>
-          <w:color w:val="auto"/>
-          <w:spacing w:val="-15"/>
-          <w:position w:val="0"/>
-          <w:sz w:val="24"/>
-          <w:shd w:fill="auto" w:val="clear"/>
-        </w:rPr>
-        <w:t xml:space="preserve"> </w:t>
-      </w:r>
-      <w:r>
-        <w:rPr>
-          <w:rFonts w:ascii="Times New Roman" w:hAnsi="Times New Roman" w:cs="Times New Roman" w:eastAsia="Times New Roman"/>
-          <w:color w:val="auto"/>
-          <w:spacing w:val="0"/>
-          <w:position w:val="0"/>
-          <w:sz w:val="24"/>
-          <w:shd w:fill="auto" w:val="clear"/>
-        </w:rPr>
-        <w:t xml:space="preserve">par</w:t>
-      </w:r>
-      <w:r>
-        <w:rPr>
-          <w:rFonts w:ascii="Times New Roman" w:hAnsi="Times New Roman" w:cs="Times New Roman" w:eastAsia="Times New Roman"/>
-          <w:color w:val="auto"/>
-          <w:spacing w:val="-14"/>
-          <w:position w:val="0"/>
-          <w:sz w:val="24"/>
-          <w:shd w:fill="auto" w:val="clear"/>
-        </w:rPr>
-        <w:t xml:space="preserve"> </w:t>
-      </w:r>
-      <w:r>
-        <w:rPr>
-          <w:rFonts w:ascii="Times New Roman" w:hAnsi="Times New Roman" w:cs="Times New Roman" w:eastAsia="Times New Roman"/>
-          <w:color w:val="auto"/>
-          <w:spacing w:val="0"/>
-          <w:position w:val="0"/>
-          <w:sz w:val="24"/>
-          <w:shd w:fill="auto" w:val="clear"/>
-        </w:rPr>
-        <w:t xml:space="preserve">valodu</w:t>
-      </w:r>
-      <w:r>
-        <w:rPr>
-          <w:rFonts w:ascii="Times New Roman" w:hAnsi="Times New Roman" w:cs="Times New Roman" w:eastAsia="Times New Roman"/>
-          <w:color w:val="auto"/>
-          <w:spacing w:val="-15"/>
-          <w:position w:val="0"/>
-          <w:sz w:val="24"/>
-          <w:shd w:fill="auto" w:val="clear"/>
-        </w:rPr>
-        <w:t xml:space="preserve"> </w:t>
-      </w:r>
-      <w:r>
-        <w:rPr>
-          <w:rFonts w:ascii="Times New Roman" w:hAnsi="Times New Roman" w:cs="Times New Roman" w:eastAsia="Times New Roman"/>
-          <w:color w:val="auto"/>
-          <w:spacing w:val="0"/>
-          <w:position w:val="0"/>
-          <w:sz w:val="24"/>
-          <w:shd w:fill="auto" w:val="clear"/>
-        </w:rPr>
-        <w:t xml:space="preserve">kuru</w:t>
-      </w:r>
-      <w:r>
-        <w:rPr>
-          <w:rFonts w:ascii="Times New Roman" w:hAnsi="Times New Roman" w:cs="Times New Roman" w:eastAsia="Times New Roman"/>
-          <w:color w:val="auto"/>
-          <w:spacing w:val="-14"/>
-          <w:position w:val="0"/>
-          <w:sz w:val="24"/>
-          <w:shd w:fill="auto" w:val="clear"/>
-        </w:rPr>
-        <w:t xml:space="preserve"> </w:t>
-      </w:r>
-      <w:r>
-        <w:rPr>
-          <w:rFonts w:ascii="Times New Roman" w:hAnsi="Times New Roman" w:cs="Times New Roman" w:eastAsia="Times New Roman"/>
-          <w:color w:val="auto"/>
-          <w:spacing w:val="0"/>
-          <w:position w:val="0"/>
-          <w:sz w:val="24"/>
-          <w:shd w:fill="auto" w:val="clear"/>
-        </w:rPr>
-        <w:t xml:space="preserve">savas</w:t>
-      </w:r>
-      <w:r>
-        <w:rPr>
-          <w:rFonts w:ascii="Times New Roman" w:hAnsi="Times New Roman" w:cs="Times New Roman" w:eastAsia="Times New Roman"/>
-          <w:color w:val="auto"/>
-          <w:spacing w:val="-13"/>
-          <w:position w:val="0"/>
-          <w:sz w:val="24"/>
-          <w:shd w:fill="auto" w:val="clear"/>
-        </w:rPr>
-        <w:t xml:space="preserve"> </w:t>
-      </w:r>
-      <w:r>
-        <w:rPr>
-          <w:rFonts w:ascii="Times New Roman" w:hAnsi="Times New Roman" w:cs="Times New Roman" w:eastAsia="Times New Roman"/>
-          <w:color w:val="auto"/>
-          <w:spacing w:val="0"/>
-          <w:position w:val="0"/>
-          <w:sz w:val="24"/>
-          <w:shd w:fill="auto" w:val="clear"/>
-        </w:rPr>
-        <w:t xml:space="preserve">vieglas</w:t>
-      </w:r>
-      <w:r>
-        <w:rPr>
-          <w:rFonts w:ascii="Times New Roman" w:hAnsi="Times New Roman" w:cs="Times New Roman" w:eastAsia="Times New Roman"/>
-          <w:color w:val="auto"/>
-          <w:spacing w:val="-13"/>
-          <w:position w:val="0"/>
-          <w:sz w:val="24"/>
-          <w:shd w:fill="auto" w:val="clear"/>
-        </w:rPr>
-        <w:t xml:space="preserve"> </w:t>
-      </w:r>
-      <w:r>
-        <w:rPr>
-          <w:rFonts w:ascii="Times New Roman" w:hAnsi="Times New Roman" w:cs="Times New Roman" w:eastAsia="Times New Roman"/>
-          <w:color w:val="auto"/>
-          <w:spacing w:val="0"/>
-          <w:position w:val="0"/>
-          <w:sz w:val="24"/>
-          <w:shd w:fill="auto" w:val="clear"/>
-        </w:rPr>
-        <w:t xml:space="preserve">sintakses dēļ</w:t>
-      </w:r>
-      <w:r>
-        <w:rPr>
-          <w:rFonts w:ascii="Times New Roman" w:hAnsi="Times New Roman" w:cs="Times New Roman" w:eastAsia="Times New Roman"/>
-          <w:color w:val="auto"/>
-          <w:spacing w:val="-15"/>
-          <w:position w:val="0"/>
-          <w:sz w:val="24"/>
-          <w:shd w:fill="auto" w:val="clear"/>
-        </w:rPr>
-        <w:t xml:space="preserve"> </w:t>
-      </w:r>
-      <w:r>
-        <w:rPr>
-          <w:rFonts w:ascii="Times New Roman" w:hAnsi="Times New Roman" w:cs="Times New Roman" w:eastAsia="Times New Roman"/>
-          <w:color w:val="auto"/>
-          <w:spacing w:val="0"/>
-          <w:position w:val="0"/>
-          <w:sz w:val="24"/>
-          <w:shd w:fill="auto" w:val="clear"/>
-        </w:rPr>
-        <w:t xml:space="preserve">daudzi</w:t>
-      </w:r>
-      <w:r>
-        <w:rPr>
-          <w:rFonts w:ascii="Times New Roman" w:hAnsi="Times New Roman" w:cs="Times New Roman" w:eastAsia="Times New Roman"/>
-          <w:color w:val="auto"/>
-          <w:spacing w:val="-15"/>
-          <w:position w:val="0"/>
-          <w:sz w:val="24"/>
-          <w:shd w:fill="auto" w:val="clear"/>
-        </w:rPr>
-        <w:t xml:space="preserve"> </w:t>
-      </w:r>
-      <w:r>
-        <w:rPr>
-          <w:rFonts w:ascii="Times New Roman" w:hAnsi="Times New Roman" w:cs="Times New Roman" w:eastAsia="Times New Roman"/>
-          <w:color w:val="auto"/>
-          <w:spacing w:val="0"/>
-          <w:position w:val="0"/>
-          <w:sz w:val="24"/>
-          <w:shd w:fill="auto" w:val="clear"/>
-        </w:rPr>
-        <w:t xml:space="preserve">programmētāji</w:t>
-      </w:r>
-      <w:r>
-        <w:rPr>
-          <w:rFonts w:ascii="Times New Roman" w:hAnsi="Times New Roman" w:cs="Times New Roman" w:eastAsia="Times New Roman"/>
-          <w:color w:val="auto"/>
-          <w:spacing w:val="-15"/>
-          <w:position w:val="0"/>
-          <w:sz w:val="24"/>
-          <w:shd w:fill="auto" w:val="clear"/>
-        </w:rPr>
-        <w:t xml:space="preserve"> </w:t>
-      </w:r>
-      <w:r>
-        <w:rPr>
-          <w:rFonts w:ascii="Times New Roman" w:hAnsi="Times New Roman" w:cs="Times New Roman" w:eastAsia="Times New Roman"/>
-          <w:color w:val="auto"/>
-          <w:spacing w:val="0"/>
-          <w:position w:val="0"/>
-          <w:sz w:val="24"/>
-          <w:shd w:fill="auto" w:val="clear"/>
-        </w:rPr>
-        <w:t xml:space="preserve">izvēlas</w:t>
-      </w:r>
-      <w:r>
-        <w:rPr>
-          <w:rFonts w:ascii="Times New Roman" w:hAnsi="Times New Roman" w:cs="Times New Roman" w:eastAsia="Times New Roman"/>
-          <w:color w:val="auto"/>
-          <w:spacing w:val="-15"/>
-          <w:position w:val="0"/>
-          <w:sz w:val="24"/>
-          <w:shd w:fill="auto" w:val="clear"/>
-        </w:rPr>
-        <w:t xml:space="preserve"> </w:t>
-      </w:r>
-      <w:r>
-        <w:rPr>
-          <w:rFonts w:ascii="Times New Roman" w:hAnsi="Times New Roman" w:cs="Times New Roman" w:eastAsia="Times New Roman"/>
-          <w:color w:val="auto"/>
-          <w:spacing w:val="0"/>
-          <w:position w:val="0"/>
-          <w:sz w:val="24"/>
-          <w:shd w:fill="auto" w:val="clear"/>
-        </w:rPr>
-        <w:t xml:space="preserve">kā</w:t>
-      </w:r>
-      <w:r>
-        <w:rPr>
-          <w:rFonts w:ascii="Times New Roman" w:hAnsi="Times New Roman" w:cs="Times New Roman" w:eastAsia="Times New Roman"/>
-          <w:color w:val="auto"/>
-          <w:spacing w:val="-15"/>
-          <w:position w:val="0"/>
-          <w:sz w:val="24"/>
-          <w:shd w:fill="auto" w:val="clear"/>
-        </w:rPr>
-        <w:t xml:space="preserve"> </w:t>
-      </w:r>
-      <w:r>
-        <w:rPr>
-          <w:rFonts w:ascii="Times New Roman" w:hAnsi="Times New Roman" w:cs="Times New Roman" w:eastAsia="Times New Roman"/>
-          <w:color w:val="auto"/>
-          <w:spacing w:val="0"/>
-          <w:position w:val="0"/>
-          <w:sz w:val="24"/>
-          <w:shd w:fill="auto" w:val="clear"/>
-        </w:rPr>
-        <w:t xml:space="preserve">savu</w:t>
-      </w:r>
-      <w:r>
-        <w:rPr>
-          <w:rFonts w:ascii="Times New Roman" w:hAnsi="Times New Roman" w:cs="Times New Roman" w:eastAsia="Times New Roman"/>
-          <w:color w:val="auto"/>
-          <w:spacing w:val="-15"/>
-          <w:position w:val="0"/>
-          <w:sz w:val="24"/>
-          <w:shd w:fill="auto" w:val="clear"/>
-        </w:rPr>
-        <w:t xml:space="preserve"> </w:t>
-      </w:r>
-      <w:r>
-        <w:rPr>
-          <w:rFonts w:ascii="Times New Roman" w:hAnsi="Times New Roman" w:cs="Times New Roman" w:eastAsia="Times New Roman"/>
-          <w:color w:val="auto"/>
-          <w:spacing w:val="0"/>
-          <w:position w:val="0"/>
-          <w:sz w:val="24"/>
-          <w:shd w:fill="auto" w:val="clear"/>
-        </w:rPr>
-        <w:t xml:space="preserve">pirmo</w:t>
-      </w:r>
-      <w:r>
-        <w:rPr>
-          <w:rFonts w:ascii="Times New Roman" w:hAnsi="Times New Roman" w:cs="Times New Roman" w:eastAsia="Times New Roman"/>
-          <w:color w:val="auto"/>
-          <w:spacing w:val="-15"/>
-          <w:position w:val="0"/>
-          <w:sz w:val="24"/>
-          <w:shd w:fill="auto" w:val="clear"/>
-        </w:rPr>
-        <w:t xml:space="preserve"> </w:t>
-      </w:r>
-      <w:r>
-        <w:rPr>
-          <w:rFonts w:ascii="Times New Roman" w:hAnsi="Times New Roman" w:cs="Times New Roman" w:eastAsia="Times New Roman"/>
-          <w:color w:val="auto"/>
-          <w:spacing w:val="0"/>
-          <w:position w:val="0"/>
-          <w:sz w:val="24"/>
-          <w:shd w:fill="auto" w:val="clear"/>
-        </w:rPr>
-        <w:t xml:space="preserve">valodu.</w:t>
-      </w:r>
-      <w:r>
-        <w:rPr>
-          <w:rFonts w:ascii="Times New Roman" w:hAnsi="Times New Roman" w:cs="Times New Roman" w:eastAsia="Times New Roman"/>
-          <w:color w:val="auto"/>
-          <w:spacing w:val="-15"/>
-          <w:position w:val="0"/>
-          <w:sz w:val="24"/>
-          <w:shd w:fill="auto" w:val="clear"/>
-        </w:rPr>
-        <w:t xml:space="preserve"> </w:t>
-      </w:r>
-      <w:r>
-        <w:rPr>
-          <w:rFonts w:ascii="Times New Roman" w:hAnsi="Times New Roman" w:cs="Times New Roman" w:eastAsia="Times New Roman"/>
-          <w:color w:val="auto"/>
-          <w:spacing w:val="0"/>
-          <w:position w:val="0"/>
-          <w:sz w:val="24"/>
-          <w:shd w:fill="auto" w:val="clear"/>
-        </w:rPr>
-        <w:t xml:space="preserve">Turklāt</w:t>
-      </w:r>
-      <w:r>
-        <w:rPr>
-          <w:rFonts w:ascii="Times New Roman" w:hAnsi="Times New Roman" w:cs="Times New Roman" w:eastAsia="Times New Roman"/>
-          <w:color w:val="auto"/>
-          <w:spacing w:val="-15"/>
-          <w:position w:val="0"/>
-          <w:sz w:val="24"/>
-          <w:shd w:fill="auto" w:val="clear"/>
-        </w:rPr>
-        <w:t xml:space="preserve"> </w:t>
-      </w:r>
-      <w:r>
-        <w:rPr>
-          <w:rFonts w:ascii="Times New Roman" w:hAnsi="Times New Roman" w:cs="Times New Roman" w:eastAsia="Times New Roman"/>
-          <w:color w:val="auto"/>
-          <w:spacing w:val="0"/>
-          <w:position w:val="0"/>
-          <w:sz w:val="24"/>
-          <w:shd w:fill="auto" w:val="clear"/>
-        </w:rPr>
-        <w:t xml:space="preserve">Python</w:t>
-      </w:r>
-      <w:r>
-        <w:rPr>
-          <w:rFonts w:ascii="Times New Roman" w:hAnsi="Times New Roman" w:cs="Times New Roman" w:eastAsia="Times New Roman"/>
-          <w:color w:val="auto"/>
-          <w:spacing w:val="-15"/>
-          <w:position w:val="0"/>
-          <w:sz w:val="24"/>
-          <w:shd w:fill="auto" w:val="clear"/>
-        </w:rPr>
-        <w:t xml:space="preserve"> </w:t>
-      </w:r>
-      <w:r>
-        <w:rPr>
-          <w:rFonts w:ascii="Times New Roman" w:hAnsi="Times New Roman" w:cs="Times New Roman" w:eastAsia="Times New Roman"/>
-          <w:color w:val="auto"/>
-          <w:spacing w:val="0"/>
-          <w:position w:val="0"/>
-          <w:sz w:val="24"/>
-          <w:shd w:fill="auto" w:val="clear"/>
-        </w:rPr>
-        <w:t xml:space="preserve">lielā</w:t>
-      </w:r>
-      <w:r>
-        <w:rPr>
-          <w:rFonts w:ascii="Times New Roman" w:hAnsi="Times New Roman" w:cs="Times New Roman" w:eastAsia="Times New Roman"/>
-          <w:color w:val="auto"/>
-          <w:spacing w:val="-15"/>
-          <w:position w:val="0"/>
-          <w:sz w:val="24"/>
-          <w:shd w:fill="auto" w:val="clear"/>
-        </w:rPr>
-        <w:t xml:space="preserve"> </w:t>
-      </w:r>
-      <w:r>
-        <w:rPr>
-          <w:rFonts w:ascii="Times New Roman" w:hAnsi="Times New Roman" w:cs="Times New Roman" w:eastAsia="Times New Roman"/>
-          <w:color w:val="auto"/>
-          <w:spacing w:val="0"/>
-          <w:position w:val="0"/>
-          <w:sz w:val="24"/>
-          <w:shd w:fill="auto" w:val="clear"/>
-        </w:rPr>
-        <w:t xml:space="preserve">kopiena</w:t>
-      </w:r>
-      <w:r>
-        <w:rPr>
-          <w:rFonts w:ascii="Times New Roman" w:hAnsi="Times New Roman" w:cs="Times New Roman" w:eastAsia="Times New Roman"/>
-          <w:color w:val="auto"/>
-          <w:spacing w:val="-15"/>
-          <w:position w:val="0"/>
-          <w:sz w:val="24"/>
-          <w:shd w:fill="auto" w:val="clear"/>
-        </w:rPr>
-        <w:t xml:space="preserve"> </w:t>
-      </w:r>
-      <w:r>
-        <w:rPr>
-          <w:rFonts w:ascii="Times New Roman" w:hAnsi="Times New Roman" w:cs="Times New Roman" w:eastAsia="Times New Roman"/>
-          <w:color w:val="auto"/>
-          <w:spacing w:val="0"/>
-          <w:position w:val="0"/>
-          <w:sz w:val="24"/>
-          <w:shd w:fill="auto" w:val="clear"/>
-        </w:rPr>
-        <w:t xml:space="preserve">ļauj</w:t>
-      </w:r>
-      <w:r>
-        <w:rPr>
-          <w:rFonts w:ascii="Times New Roman" w:hAnsi="Times New Roman" w:cs="Times New Roman" w:eastAsia="Times New Roman"/>
-          <w:color w:val="auto"/>
-          <w:spacing w:val="-15"/>
-          <w:position w:val="0"/>
-          <w:sz w:val="24"/>
-          <w:shd w:fill="auto" w:val="clear"/>
-        </w:rPr>
-        <w:t xml:space="preserve"> </w:t>
-      </w:r>
-      <w:r>
-        <w:rPr>
-          <w:rFonts w:ascii="Times New Roman" w:hAnsi="Times New Roman" w:cs="Times New Roman" w:eastAsia="Times New Roman"/>
-          <w:color w:val="auto"/>
-          <w:spacing w:val="0"/>
-          <w:position w:val="0"/>
-          <w:sz w:val="24"/>
-          <w:shd w:fill="auto" w:val="clear"/>
-        </w:rPr>
-        <w:t xml:space="preserve">daudz vieglāk atrast atbildes uz vēlamajiem jautājumiem par Python programmēšanas valodu, un atvieglina problēmu risinājumu meklēšanas procesu. Balstoties uz Stack Overflow</w:t>
-      </w:r>
-      <w:r>
-        <w:rPr>
-          <w:rFonts w:ascii="Times New Roman" w:hAnsi="Times New Roman" w:cs="Times New Roman" w:eastAsia="Times New Roman"/>
-          <w:color w:val="auto"/>
-          <w:spacing w:val="0"/>
-          <w:position w:val="0"/>
-          <w:sz w:val="24"/>
-          <w:shd w:fill="auto" w:val="clear"/>
-          <w:vertAlign w:val="superscript"/>
-        </w:rPr>
-        <w:t xml:space="preserve">1</w:t>
-      </w:r>
-      <w:r>
-        <w:rPr>
-          <w:rFonts w:ascii="Times New Roman" w:hAnsi="Times New Roman" w:cs="Times New Roman" w:eastAsia="Times New Roman"/>
-          <w:color w:val="auto"/>
-          <w:spacing w:val="0"/>
-          <w:position w:val="0"/>
-          <w:sz w:val="24"/>
-          <w:shd w:fill="auto" w:val="clear"/>
-        </w:rPr>
-        <w:t xml:space="preserve"> trendiem var secināt, ka no populārākajām programmēšanas valodām, Python ir tā valoda, par kuru ir visvieglāk iegūt atbildi uz saviem jautājumiem.</w:t>
-      </w:r>
-    </w:p>
-    <w:p>
-      <w:pPr>
-        <w:spacing w:before="6" w:after="0" w:line="240"/>
-        <w:ind w:right="0" w:left="0" w:firstLine="0"/>
-        <w:jc w:val="left"/>
-        <w:rPr>
-          <w:rFonts w:ascii="Times New Roman" w:hAnsi="Times New Roman" w:cs="Times New Roman" w:eastAsia="Times New Roman"/>
-          <w:color w:val="auto"/>
-          <w:spacing w:val="0"/>
-          <w:position w:val="0"/>
-          <w:sz w:val="4"/>
-          <w:shd w:fill="auto" w:val="clear"/>
-        </w:rPr>
-      </w:pPr>
     </w:p>
     <w:p>
       <w:pPr>
@@ -3493,6 +3284,781 @@
           <w:numId w:val="31"/>
         </w:numPr>
         <w:tabs>
+          <w:tab w:val="left" w:pos="3034" w:leader="none"/>
+        </w:tabs>
+        <w:spacing w:before="272" w:after="0" w:line="240"/>
+        <w:ind w:right="0" w:left="3034" w:hanging="490"/>
+        <w:jc w:val="both"/>
+        <w:rPr>
+          <w:rFonts w:ascii="Times New Roman" w:hAnsi="Times New Roman" w:cs="Times New Roman" w:eastAsia="Times New Roman"/>
+          <w:b/>
+          <w:color w:val="auto"/>
+          <w:spacing w:val="0"/>
+          <w:position w:val="0"/>
+          <w:sz w:val="28"/>
+          <w:shd w:fill="auto" w:val="clear"/>
+        </w:rPr>
+      </w:pPr>
+      <w:r>
+        <w:rPr>
+          <w:rFonts w:ascii="Times New Roman" w:hAnsi="Times New Roman" w:cs="Times New Roman" w:eastAsia="Times New Roman"/>
+          <w:b/>
+          <w:color w:val="auto"/>
+          <w:spacing w:val="0"/>
+          <w:position w:val="0"/>
+          <w:sz w:val="28"/>
+          <w:shd w:fill="auto" w:val="clear"/>
+        </w:rPr>
+        <w:t xml:space="preserve">Popularit</w:t>
+      </w:r>
+      <w:r>
+        <w:rPr>
+          <w:rFonts w:ascii="Times New Roman" w:hAnsi="Times New Roman" w:cs="Times New Roman" w:eastAsia="Times New Roman"/>
+          <w:b/>
+          <w:color w:val="auto"/>
+          <w:spacing w:val="0"/>
+          <w:position w:val="0"/>
+          <w:sz w:val="28"/>
+          <w:shd w:fill="auto" w:val="clear"/>
+        </w:rPr>
+        <w:t xml:space="preserve">āte</w:t>
+      </w:r>
+      <w:r>
+        <w:rPr>
+          <w:rFonts w:ascii="Times New Roman" w:hAnsi="Times New Roman" w:cs="Times New Roman" w:eastAsia="Times New Roman"/>
+          <w:b/>
+          <w:color w:val="auto"/>
+          <w:spacing w:val="-1"/>
+          <w:position w:val="0"/>
+          <w:sz w:val="28"/>
+          <w:shd w:fill="auto" w:val="clear"/>
+        </w:rPr>
+        <w:t xml:space="preserve"> </w:t>
+      </w:r>
+      <w:r>
+        <w:rPr>
+          <w:rFonts w:ascii="Times New Roman" w:hAnsi="Times New Roman" w:cs="Times New Roman" w:eastAsia="Times New Roman"/>
+          <w:b/>
+          <w:color w:val="auto"/>
+          <w:spacing w:val="0"/>
+          <w:position w:val="0"/>
+          <w:sz w:val="28"/>
+          <w:shd w:fill="auto" w:val="clear"/>
+        </w:rPr>
+        <w:t xml:space="preserve">un</w:t>
+      </w:r>
+      <w:r>
+        <w:rPr>
+          <w:rFonts w:ascii="Times New Roman" w:hAnsi="Times New Roman" w:cs="Times New Roman" w:eastAsia="Times New Roman"/>
+          <w:b/>
+          <w:color w:val="auto"/>
+          <w:spacing w:val="-1"/>
+          <w:position w:val="0"/>
+          <w:sz w:val="28"/>
+          <w:shd w:fill="auto" w:val="clear"/>
+        </w:rPr>
+        <w:t xml:space="preserve"> </w:t>
+      </w:r>
+      <w:r>
+        <w:rPr>
+          <w:rFonts w:ascii="Times New Roman" w:hAnsi="Times New Roman" w:cs="Times New Roman" w:eastAsia="Times New Roman"/>
+          <w:b/>
+          <w:color w:val="auto"/>
+          <w:spacing w:val="-2"/>
+          <w:position w:val="0"/>
+          <w:sz w:val="28"/>
+          <w:shd w:fill="auto" w:val="clear"/>
+        </w:rPr>
+        <w:t xml:space="preserve">pieprasījums</w:t>
+      </w:r>
+    </w:p>
+    <w:p>
+      <w:pPr>
+        <w:spacing w:before="5" w:after="0" w:line="240"/>
+        <w:ind w:right="137" w:left="3" w:firstLine="850"/>
+        <w:jc w:val="both"/>
+        <w:rPr>
+          <w:rFonts w:ascii="Times New Roman" w:hAnsi="Times New Roman" w:cs="Times New Roman" w:eastAsia="Times New Roman"/>
+          <w:color w:val="auto"/>
+          <w:spacing w:val="0"/>
+          <w:position w:val="0"/>
+          <w:sz w:val="24"/>
+          <w:shd w:fill="auto" w:val="clear"/>
+        </w:rPr>
+      </w:pPr>
+      <w:r>
+        <w:rPr>
+          <w:rFonts w:ascii="Times New Roman" w:hAnsi="Times New Roman" w:cs="Times New Roman" w:eastAsia="Times New Roman"/>
+          <w:color w:val="auto"/>
+          <w:spacing w:val="0"/>
+          <w:position w:val="0"/>
+          <w:sz w:val="24"/>
+          <w:shd w:fill="auto" w:val="clear"/>
+        </w:rPr>
+        <w:t xml:space="preserve">Saska</w:t>
+      </w:r>
+      <w:r>
+        <w:rPr>
+          <w:rFonts w:ascii="Times New Roman" w:hAnsi="Times New Roman" w:cs="Times New Roman" w:eastAsia="Times New Roman"/>
+          <w:color w:val="auto"/>
+          <w:spacing w:val="0"/>
+          <w:position w:val="0"/>
+          <w:sz w:val="24"/>
+          <w:shd w:fill="auto" w:val="clear"/>
+        </w:rPr>
+        <w:t xml:space="preserve">ņā ar DevJobsScanner programmēšanas valodu pieprasījuma analīzi (Oktobris 2021 </w:t>
+      </w:r>
+      <w:r>
+        <w:rPr>
+          <w:rFonts w:ascii="Times New Roman" w:hAnsi="Times New Roman" w:cs="Times New Roman" w:eastAsia="Times New Roman"/>
+          <w:color w:val="auto"/>
+          <w:spacing w:val="0"/>
+          <w:position w:val="0"/>
+          <w:sz w:val="24"/>
+          <w:shd w:fill="auto" w:val="clear"/>
+        </w:rPr>
+        <w:t xml:space="preserve">–</w:t>
+      </w:r>
+      <w:r>
+        <w:rPr>
+          <w:rFonts w:ascii="Times New Roman" w:hAnsi="Times New Roman" w:cs="Times New Roman" w:eastAsia="Times New Roman"/>
+          <w:color w:val="auto"/>
+          <w:spacing w:val="0"/>
+          <w:position w:val="0"/>
+          <w:sz w:val="24"/>
+          <w:shd w:fill="auto" w:val="clear"/>
+        </w:rPr>
+        <w:t xml:space="preserve"> Novembris 2022), Python ie</w:t>
+      </w:r>
+      <w:r>
+        <w:rPr>
+          <w:rFonts w:ascii="Times New Roman" w:hAnsi="Times New Roman" w:cs="Times New Roman" w:eastAsia="Times New Roman"/>
+          <w:color w:val="auto"/>
+          <w:spacing w:val="0"/>
+          <w:position w:val="0"/>
+          <w:sz w:val="24"/>
+          <w:shd w:fill="auto" w:val="clear"/>
+        </w:rPr>
+        <w:t xml:space="preserve">ņēma otro vietu starp citām valodām ar 515 000 darba vietām, kas ir apmēram 20% no visām pieejamām darbavietām. Neskatoties uz to, ka Python nav</w:t>
+      </w:r>
+      <w:r>
+        <w:rPr>
+          <w:rFonts w:ascii="Times New Roman" w:hAnsi="Times New Roman" w:cs="Times New Roman" w:eastAsia="Times New Roman"/>
+          <w:color w:val="auto"/>
+          <w:spacing w:val="-15"/>
+          <w:position w:val="0"/>
+          <w:sz w:val="24"/>
+          <w:shd w:fill="auto" w:val="clear"/>
+        </w:rPr>
+        <w:t xml:space="preserve"> </w:t>
+      </w:r>
+      <w:r>
+        <w:rPr>
+          <w:rFonts w:ascii="Times New Roman" w:hAnsi="Times New Roman" w:cs="Times New Roman" w:eastAsia="Times New Roman"/>
+          <w:color w:val="auto"/>
+          <w:spacing w:val="0"/>
+          <w:position w:val="0"/>
+          <w:sz w:val="24"/>
+          <w:shd w:fill="auto" w:val="clear"/>
+        </w:rPr>
+        <w:t xml:space="preserve">populārākā</w:t>
+      </w:r>
+      <w:r>
+        <w:rPr>
+          <w:rFonts w:ascii="Times New Roman" w:hAnsi="Times New Roman" w:cs="Times New Roman" w:eastAsia="Times New Roman"/>
+          <w:color w:val="auto"/>
+          <w:spacing w:val="-15"/>
+          <w:position w:val="0"/>
+          <w:sz w:val="24"/>
+          <w:shd w:fill="auto" w:val="clear"/>
+        </w:rPr>
+        <w:t xml:space="preserve"> </w:t>
+      </w:r>
+      <w:r>
+        <w:rPr>
+          <w:rFonts w:ascii="Times New Roman" w:hAnsi="Times New Roman" w:cs="Times New Roman" w:eastAsia="Times New Roman"/>
+          <w:color w:val="auto"/>
+          <w:spacing w:val="0"/>
+          <w:position w:val="0"/>
+          <w:sz w:val="24"/>
+          <w:shd w:fill="auto" w:val="clear"/>
+        </w:rPr>
+        <w:t xml:space="preserve">valoda</w:t>
+      </w:r>
+      <w:r>
+        <w:rPr>
+          <w:rFonts w:ascii="Times New Roman" w:hAnsi="Times New Roman" w:cs="Times New Roman" w:eastAsia="Times New Roman"/>
+          <w:color w:val="auto"/>
+          <w:spacing w:val="-15"/>
+          <w:position w:val="0"/>
+          <w:sz w:val="24"/>
+          <w:shd w:fill="auto" w:val="clear"/>
+        </w:rPr>
+        <w:t xml:space="preserve"> </w:t>
+      </w:r>
+      <w:r>
+        <w:rPr>
+          <w:rFonts w:ascii="Times New Roman" w:hAnsi="Times New Roman" w:cs="Times New Roman" w:eastAsia="Times New Roman"/>
+          <w:color w:val="auto"/>
+          <w:spacing w:val="0"/>
+          <w:position w:val="0"/>
+          <w:sz w:val="24"/>
+          <w:shd w:fill="auto" w:val="clear"/>
+        </w:rPr>
+        <w:t xml:space="preserve">GUI</w:t>
+      </w:r>
+      <w:r>
+        <w:rPr>
+          <w:rFonts w:ascii="Times New Roman" w:hAnsi="Times New Roman" w:cs="Times New Roman" w:eastAsia="Times New Roman"/>
+          <w:color w:val="auto"/>
+          <w:spacing w:val="-15"/>
+          <w:position w:val="0"/>
+          <w:sz w:val="24"/>
+          <w:shd w:fill="auto" w:val="clear"/>
+        </w:rPr>
+        <w:t xml:space="preserve"> </w:t>
+      </w:r>
+      <w:r>
+        <w:rPr>
+          <w:rFonts w:ascii="Times New Roman" w:hAnsi="Times New Roman" w:cs="Times New Roman" w:eastAsia="Times New Roman"/>
+          <w:color w:val="auto"/>
+          <w:spacing w:val="0"/>
+          <w:position w:val="0"/>
+          <w:sz w:val="24"/>
+          <w:shd w:fill="auto" w:val="clear"/>
+        </w:rPr>
+        <w:t xml:space="preserve">izstrādei,</w:t>
+      </w:r>
+      <w:r>
+        <w:rPr>
+          <w:rFonts w:ascii="Times New Roman" w:hAnsi="Times New Roman" w:cs="Times New Roman" w:eastAsia="Times New Roman"/>
+          <w:color w:val="auto"/>
+          <w:spacing w:val="-15"/>
+          <w:position w:val="0"/>
+          <w:sz w:val="24"/>
+          <w:shd w:fill="auto" w:val="clear"/>
+        </w:rPr>
+        <w:t xml:space="preserve"> </w:t>
+      </w:r>
+      <w:r>
+        <w:rPr>
+          <w:rFonts w:ascii="Times New Roman" w:hAnsi="Times New Roman" w:cs="Times New Roman" w:eastAsia="Times New Roman"/>
+          <w:color w:val="auto"/>
+          <w:spacing w:val="0"/>
+          <w:position w:val="0"/>
+          <w:sz w:val="24"/>
+          <w:shd w:fill="auto" w:val="clear"/>
+        </w:rPr>
+        <w:t xml:space="preserve">viņa</w:t>
+      </w:r>
+      <w:r>
+        <w:rPr>
+          <w:rFonts w:ascii="Times New Roman" w:hAnsi="Times New Roman" w:cs="Times New Roman" w:eastAsia="Times New Roman"/>
+          <w:color w:val="auto"/>
+          <w:spacing w:val="-15"/>
+          <w:position w:val="0"/>
+          <w:sz w:val="24"/>
+          <w:shd w:fill="auto" w:val="clear"/>
+        </w:rPr>
+        <w:t xml:space="preserve"> </w:t>
+      </w:r>
+      <w:r>
+        <w:rPr>
+          <w:rFonts w:ascii="Times New Roman" w:hAnsi="Times New Roman" w:cs="Times New Roman" w:eastAsia="Times New Roman"/>
+          <w:color w:val="auto"/>
+          <w:spacing w:val="0"/>
+          <w:position w:val="0"/>
+          <w:sz w:val="24"/>
+          <w:shd w:fill="auto" w:val="clear"/>
+        </w:rPr>
+        <w:t xml:space="preserve">tiek</w:t>
+      </w:r>
+      <w:r>
+        <w:rPr>
+          <w:rFonts w:ascii="Times New Roman" w:hAnsi="Times New Roman" w:cs="Times New Roman" w:eastAsia="Times New Roman"/>
+          <w:color w:val="auto"/>
+          <w:spacing w:val="-15"/>
+          <w:position w:val="0"/>
+          <w:sz w:val="24"/>
+          <w:shd w:fill="auto" w:val="clear"/>
+        </w:rPr>
+        <w:t xml:space="preserve"> </w:t>
+      </w:r>
+      <w:r>
+        <w:rPr>
+          <w:rFonts w:ascii="Times New Roman" w:hAnsi="Times New Roman" w:cs="Times New Roman" w:eastAsia="Times New Roman"/>
+          <w:color w:val="auto"/>
+          <w:spacing w:val="0"/>
+          <w:position w:val="0"/>
+          <w:sz w:val="24"/>
+          <w:shd w:fill="auto" w:val="clear"/>
+        </w:rPr>
+        <w:t xml:space="preserve">uzskatīta</w:t>
+      </w:r>
+      <w:r>
+        <w:rPr>
+          <w:rFonts w:ascii="Times New Roman" w:hAnsi="Times New Roman" w:cs="Times New Roman" w:eastAsia="Times New Roman"/>
+          <w:color w:val="auto"/>
+          <w:spacing w:val="-15"/>
+          <w:position w:val="0"/>
+          <w:sz w:val="24"/>
+          <w:shd w:fill="auto" w:val="clear"/>
+        </w:rPr>
+        <w:t xml:space="preserve"> </w:t>
+      </w:r>
+      <w:r>
+        <w:rPr>
+          <w:rFonts w:ascii="Times New Roman" w:hAnsi="Times New Roman" w:cs="Times New Roman" w:eastAsia="Times New Roman"/>
+          <w:color w:val="auto"/>
+          <w:spacing w:val="0"/>
+          <w:position w:val="0"/>
+          <w:sz w:val="24"/>
+          <w:shd w:fill="auto" w:val="clear"/>
+        </w:rPr>
+        <w:t xml:space="preserve">par</w:t>
+      </w:r>
+      <w:r>
+        <w:rPr>
+          <w:rFonts w:ascii="Times New Roman" w:hAnsi="Times New Roman" w:cs="Times New Roman" w:eastAsia="Times New Roman"/>
+          <w:color w:val="auto"/>
+          <w:spacing w:val="-14"/>
+          <w:position w:val="0"/>
+          <w:sz w:val="24"/>
+          <w:shd w:fill="auto" w:val="clear"/>
+        </w:rPr>
+        <w:t xml:space="preserve"> </w:t>
+      </w:r>
+      <w:r>
+        <w:rPr>
+          <w:rFonts w:ascii="Times New Roman" w:hAnsi="Times New Roman" w:cs="Times New Roman" w:eastAsia="Times New Roman"/>
+          <w:color w:val="auto"/>
+          <w:spacing w:val="0"/>
+          <w:position w:val="0"/>
+          <w:sz w:val="24"/>
+          <w:shd w:fill="auto" w:val="clear"/>
+        </w:rPr>
+        <w:t xml:space="preserve">valodu</w:t>
+      </w:r>
+      <w:r>
+        <w:rPr>
+          <w:rFonts w:ascii="Times New Roman" w:hAnsi="Times New Roman" w:cs="Times New Roman" w:eastAsia="Times New Roman"/>
+          <w:color w:val="auto"/>
+          <w:spacing w:val="-15"/>
+          <w:position w:val="0"/>
+          <w:sz w:val="24"/>
+          <w:shd w:fill="auto" w:val="clear"/>
+        </w:rPr>
+        <w:t xml:space="preserve"> </w:t>
+      </w:r>
+      <w:r>
+        <w:rPr>
+          <w:rFonts w:ascii="Times New Roman" w:hAnsi="Times New Roman" w:cs="Times New Roman" w:eastAsia="Times New Roman"/>
+          <w:color w:val="auto"/>
+          <w:spacing w:val="0"/>
+          <w:position w:val="0"/>
+          <w:sz w:val="24"/>
+          <w:shd w:fill="auto" w:val="clear"/>
+        </w:rPr>
+        <w:t xml:space="preserve">kuru</w:t>
+      </w:r>
+      <w:r>
+        <w:rPr>
+          <w:rFonts w:ascii="Times New Roman" w:hAnsi="Times New Roman" w:cs="Times New Roman" w:eastAsia="Times New Roman"/>
+          <w:color w:val="auto"/>
+          <w:spacing w:val="-14"/>
+          <w:position w:val="0"/>
+          <w:sz w:val="24"/>
+          <w:shd w:fill="auto" w:val="clear"/>
+        </w:rPr>
+        <w:t xml:space="preserve"> </w:t>
+      </w:r>
+      <w:r>
+        <w:rPr>
+          <w:rFonts w:ascii="Times New Roman" w:hAnsi="Times New Roman" w:cs="Times New Roman" w:eastAsia="Times New Roman"/>
+          <w:color w:val="auto"/>
+          <w:spacing w:val="0"/>
+          <w:position w:val="0"/>
+          <w:sz w:val="24"/>
+          <w:shd w:fill="auto" w:val="clear"/>
+        </w:rPr>
+        <w:t xml:space="preserve">savas</w:t>
+      </w:r>
+      <w:r>
+        <w:rPr>
+          <w:rFonts w:ascii="Times New Roman" w:hAnsi="Times New Roman" w:cs="Times New Roman" w:eastAsia="Times New Roman"/>
+          <w:color w:val="auto"/>
+          <w:spacing w:val="-13"/>
+          <w:position w:val="0"/>
+          <w:sz w:val="24"/>
+          <w:shd w:fill="auto" w:val="clear"/>
+        </w:rPr>
+        <w:t xml:space="preserve"> </w:t>
+      </w:r>
+      <w:r>
+        <w:rPr>
+          <w:rFonts w:ascii="Times New Roman" w:hAnsi="Times New Roman" w:cs="Times New Roman" w:eastAsia="Times New Roman"/>
+          <w:color w:val="auto"/>
+          <w:spacing w:val="0"/>
+          <w:position w:val="0"/>
+          <w:sz w:val="24"/>
+          <w:shd w:fill="auto" w:val="clear"/>
+        </w:rPr>
+        <w:t xml:space="preserve">vieglas</w:t>
+      </w:r>
+      <w:r>
+        <w:rPr>
+          <w:rFonts w:ascii="Times New Roman" w:hAnsi="Times New Roman" w:cs="Times New Roman" w:eastAsia="Times New Roman"/>
+          <w:color w:val="auto"/>
+          <w:spacing w:val="-13"/>
+          <w:position w:val="0"/>
+          <w:sz w:val="24"/>
+          <w:shd w:fill="auto" w:val="clear"/>
+        </w:rPr>
+        <w:t xml:space="preserve"> </w:t>
+      </w:r>
+      <w:r>
+        <w:rPr>
+          <w:rFonts w:ascii="Times New Roman" w:hAnsi="Times New Roman" w:cs="Times New Roman" w:eastAsia="Times New Roman"/>
+          <w:color w:val="auto"/>
+          <w:spacing w:val="0"/>
+          <w:position w:val="0"/>
+          <w:sz w:val="24"/>
+          <w:shd w:fill="auto" w:val="clear"/>
+        </w:rPr>
+        <w:t xml:space="preserve">sintakses dēļ</w:t>
+      </w:r>
+      <w:r>
+        <w:rPr>
+          <w:rFonts w:ascii="Times New Roman" w:hAnsi="Times New Roman" w:cs="Times New Roman" w:eastAsia="Times New Roman"/>
+          <w:color w:val="auto"/>
+          <w:spacing w:val="-15"/>
+          <w:position w:val="0"/>
+          <w:sz w:val="24"/>
+          <w:shd w:fill="auto" w:val="clear"/>
+        </w:rPr>
+        <w:t xml:space="preserve"> </w:t>
+      </w:r>
+      <w:r>
+        <w:rPr>
+          <w:rFonts w:ascii="Times New Roman" w:hAnsi="Times New Roman" w:cs="Times New Roman" w:eastAsia="Times New Roman"/>
+          <w:color w:val="auto"/>
+          <w:spacing w:val="0"/>
+          <w:position w:val="0"/>
+          <w:sz w:val="24"/>
+          <w:shd w:fill="auto" w:val="clear"/>
+        </w:rPr>
+        <w:t xml:space="preserve">daudzi</w:t>
+      </w:r>
+      <w:r>
+        <w:rPr>
+          <w:rFonts w:ascii="Times New Roman" w:hAnsi="Times New Roman" w:cs="Times New Roman" w:eastAsia="Times New Roman"/>
+          <w:color w:val="auto"/>
+          <w:spacing w:val="-15"/>
+          <w:position w:val="0"/>
+          <w:sz w:val="24"/>
+          <w:shd w:fill="auto" w:val="clear"/>
+        </w:rPr>
+        <w:t xml:space="preserve"> </w:t>
+      </w:r>
+      <w:r>
+        <w:rPr>
+          <w:rFonts w:ascii="Times New Roman" w:hAnsi="Times New Roman" w:cs="Times New Roman" w:eastAsia="Times New Roman"/>
+          <w:color w:val="auto"/>
+          <w:spacing w:val="0"/>
+          <w:position w:val="0"/>
+          <w:sz w:val="24"/>
+          <w:shd w:fill="auto" w:val="clear"/>
+        </w:rPr>
+        <w:t xml:space="preserve">programmētāji</w:t>
+      </w:r>
+      <w:r>
+        <w:rPr>
+          <w:rFonts w:ascii="Times New Roman" w:hAnsi="Times New Roman" w:cs="Times New Roman" w:eastAsia="Times New Roman"/>
+          <w:color w:val="auto"/>
+          <w:spacing w:val="-15"/>
+          <w:position w:val="0"/>
+          <w:sz w:val="24"/>
+          <w:shd w:fill="auto" w:val="clear"/>
+        </w:rPr>
+        <w:t xml:space="preserve"> </w:t>
+      </w:r>
+      <w:r>
+        <w:rPr>
+          <w:rFonts w:ascii="Times New Roman" w:hAnsi="Times New Roman" w:cs="Times New Roman" w:eastAsia="Times New Roman"/>
+          <w:color w:val="auto"/>
+          <w:spacing w:val="0"/>
+          <w:position w:val="0"/>
+          <w:sz w:val="24"/>
+          <w:shd w:fill="auto" w:val="clear"/>
+        </w:rPr>
+        <w:t xml:space="preserve">izvēlas</w:t>
+      </w:r>
+      <w:r>
+        <w:rPr>
+          <w:rFonts w:ascii="Times New Roman" w:hAnsi="Times New Roman" w:cs="Times New Roman" w:eastAsia="Times New Roman"/>
+          <w:color w:val="auto"/>
+          <w:spacing w:val="-15"/>
+          <w:position w:val="0"/>
+          <w:sz w:val="24"/>
+          <w:shd w:fill="auto" w:val="clear"/>
+        </w:rPr>
+        <w:t xml:space="preserve"> </w:t>
+      </w:r>
+      <w:r>
+        <w:rPr>
+          <w:rFonts w:ascii="Times New Roman" w:hAnsi="Times New Roman" w:cs="Times New Roman" w:eastAsia="Times New Roman"/>
+          <w:color w:val="auto"/>
+          <w:spacing w:val="0"/>
+          <w:position w:val="0"/>
+          <w:sz w:val="24"/>
+          <w:shd w:fill="auto" w:val="clear"/>
+        </w:rPr>
+        <w:t xml:space="preserve">kā</w:t>
+      </w:r>
+      <w:r>
+        <w:rPr>
+          <w:rFonts w:ascii="Times New Roman" w:hAnsi="Times New Roman" w:cs="Times New Roman" w:eastAsia="Times New Roman"/>
+          <w:color w:val="auto"/>
+          <w:spacing w:val="-15"/>
+          <w:position w:val="0"/>
+          <w:sz w:val="24"/>
+          <w:shd w:fill="auto" w:val="clear"/>
+        </w:rPr>
+        <w:t xml:space="preserve"> </w:t>
+      </w:r>
+      <w:r>
+        <w:rPr>
+          <w:rFonts w:ascii="Times New Roman" w:hAnsi="Times New Roman" w:cs="Times New Roman" w:eastAsia="Times New Roman"/>
+          <w:color w:val="auto"/>
+          <w:spacing w:val="0"/>
+          <w:position w:val="0"/>
+          <w:sz w:val="24"/>
+          <w:shd w:fill="auto" w:val="clear"/>
+        </w:rPr>
+        <w:t xml:space="preserve">savu</w:t>
+      </w:r>
+      <w:r>
+        <w:rPr>
+          <w:rFonts w:ascii="Times New Roman" w:hAnsi="Times New Roman" w:cs="Times New Roman" w:eastAsia="Times New Roman"/>
+          <w:color w:val="auto"/>
+          <w:spacing w:val="-15"/>
+          <w:position w:val="0"/>
+          <w:sz w:val="24"/>
+          <w:shd w:fill="auto" w:val="clear"/>
+        </w:rPr>
+        <w:t xml:space="preserve"> </w:t>
+      </w:r>
+      <w:r>
+        <w:rPr>
+          <w:rFonts w:ascii="Times New Roman" w:hAnsi="Times New Roman" w:cs="Times New Roman" w:eastAsia="Times New Roman"/>
+          <w:color w:val="auto"/>
+          <w:spacing w:val="0"/>
+          <w:position w:val="0"/>
+          <w:sz w:val="24"/>
+          <w:shd w:fill="auto" w:val="clear"/>
+        </w:rPr>
+        <w:t xml:space="preserve">pirmo</w:t>
+      </w:r>
+      <w:r>
+        <w:rPr>
+          <w:rFonts w:ascii="Times New Roman" w:hAnsi="Times New Roman" w:cs="Times New Roman" w:eastAsia="Times New Roman"/>
+          <w:color w:val="auto"/>
+          <w:spacing w:val="-15"/>
+          <w:position w:val="0"/>
+          <w:sz w:val="24"/>
+          <w:shd w:fill="auto" w:val="clear"/>
+        </w:rPr>
+        <w:t xml:space="preserve"> </w:t>
+      </w:r>
+      <w:r>
+        <w:rPr>
+          <w:rFonts w:ascii="Times New Roman" w:hAnsi="Times New Roman" w:cs="Times New Roman" w:eastAsia="Times New Roman"/>
+          <w:color w:val="auto"/>
+          <w:spacing w:val="0"/>
+          <w:position w:val="0"/>
+          <w:sz w:val="24"/>
+          <w:shd w:fill="auto" w:val="clear"/>
+        </w:rPr>
+        <w:t xml:space="preserve">valodu.</w:t>
+      </w:r>
+      <w:r>
+        <w:rPr>
+          <w:rFonts w:ascii="Times New Roman" w:hAnsi="Times New Roman" w:cs="Times New Roman" w:eastAsia="Times New Roman"/>
+          <w:color w:val="auto"/>
+          <w:spacing w:val="-15"/>
+          <w:position w:val="0"/>
+          <w:sz w:val="24"/>
+          <w:shd w:fill="auto" w:val="clear"/>
+        </w:rPr>
+        <w:t xml:space="preserve"> </w:t>
+      </w:r>
+      <w:r>
+        <w:rPr>
+          <w:rFonts w:ascii="Times New Roman" w:hAnsi="Times New Roman" w:cs="Times New Roman" w:eastAsia="Times New Roman"/>
+          <w:color w:val="auto"/>
+          <w:spacing w:val="0"/>
+          <w:position w:val="0"/>
+          <w:sz w:val="24"/>
+          <w:shd w:fill="auto" w:val="clear"/>
+        </w:rPr>
+        <w:t xml:space="preserve">Turklāt</w:t>
+      </w:r>
+      <w:r>
+        <w:rPr>
+          <w:rFonts w:ascii="Times New Roman" w:hAnsi="Times New Roman" w:cs="Times New Roman" w:eastAsia="Times New Roman"/>
+          <w:color w:val="auto"/>
+          <w:spacing w:val="-15"/>
+          <w:position w:val="0"/>
+          <w:sz w:val="24"/>
+          <w:shd w:fill="auto" w:val="clear"/>
+        </w:rPr>
+        <w:t xml:space="preserve"> </w:t>
+      </w:r>
+      <w:r>
+        <w:rPr>
+          <w:rFonts w:ascii="Times New Roman" w:hAnsi="Times New Roman" w:cs="Times New Roman" w:eastAsia="Times New Roman"/>
+          <w:color w:val="auto"/>
+          <w:spacing w:val="0"/>
+          <w:position w:val="0"/>
+          <w:sz w:val="24"/>
+          <w:shd w:fill="auto" w:val="clear"/>
+        </w:rPr>
+        <w:t xml:space="preserve">Python</w:t>
+      </w:r>
+      <w:r>
+        <w:rPr>
+          <w:rFonts w:ascii="Times New Roman" w:hAnsi="Times New Roman" w:cs="Times New Roman" w:eastAsia="Times New Roman"/>
+          <w:color w:val="auto"/>
+          <w:spacing w:val="-15"/>
+          <w:position w:val="0"/>
+          <w:sz w:val="24"/>
+          <w:shd w:fill="auto" w:val="clear"/>
+        </w:rPr>
+        <w:t xml:space="preserve"> </w:t>
+      </w:r>
+      <w:r>
+        <w:rPr>
+          <w:rFonts w:ascii="Times New Roman" w:hAnsi="Times New Roman" w:cs="Times New Roman" w:eastAsia="Times New Roman"/>
+          <w:color w:val="auto"/>
+          <w:spacing w:val="0"/>
+          <w:position w:val="0"/>
+          <w:sz w:val="24"/>
+          <w:shd w:fill="auto" w:val="clear"/>
+        </w:rPr>
+        <w:t xml:space="preserve">lielā</w:t>
+      </w:r>
+      <w:r>
+        <w:rPr>
+          <w:rFonts w:ascii="Times New Roman" w:hAnsi="Times New Roman" w:cs="Times New Roman" w:eastAsia="Times New Roman"/>
+          <w:color w:val="auto"/>
+          <w:spacing w:val="-15"/>
+          <w:position w:val="0"/>
+          <w:sz w:val="24"/>
+          <w:shd w:fill="auto" w:val="clear"/>
+        </w:rPr>
+        <w:t xml:space="preserve"> </w:t>
+      </w:r>
+      <w:r>
+        <w:rPr>
+          <w:rFonts w:ascii="Times New Roman" w:hAnsi="Times New Roman" w:cs="Times New Roman" w:eastAsia="Times New Roman"/>
+          <w:color w:val="auto"/>
+          <w:spacing w:val="0"/>
+          <w:position w:val="0"/>
+          <w:sz w:val="24"/>
+          <w:shd w:fill="auto" w:val="clear"/>
+        </w:rPr>
+        <w:t xml:space="preserve">kopiena</w:t>
+      </w:r>
+      <w:r>
+        <w:rPr>
+          <w:rFonts w:ascii="Times New Roman" w:hAnsi="Times New Roman" w:cs="Times New Roman" w:eastAsia="Times New Roman"/>
+          <w:color w:val="auto"/>
+          <w:spacing w:val="-15"/>
+          <w:position w:val="0"/>
+          <w:sz w:val="24"/>
+          <w:shd w:fill="auto" w:val="clear"/>
+        </w:rPr>
+        <w:t xml:space="preserve"> </w:t>
+      </w:r>
+      <w:r>
+        <w:rPr>
+          <w:rFonts w:ascii="Times New Roman" w:hAnsi="Times New Roman" w:cs="Times New Roman" w:eastAsia="Times New Roman"/>
+          <w:color w:val="auto"/>
+          <w:spacing w:val="0"/>
+          <w:position w:val="0"/>
+          <w:sz w:val="24"/>
+          <w:shd w:fill="auto" w:val="clear"/>
+        </w:rPr>
+        <w:t xml:space="preserve">ļauj</w:t>
+      </w:r>
+      <w:r>
+        <w:rPr>
+          <w:rFonts w:ascii="Times New Roman" w:hAnsi="Times New Roman" w:cs="Times New Roman" w:eastAsia="Times New Roman"/>
+          <w:color w:val="auto"/>
+          <w:spacing w:val="-15"/>
+          <w:position w:val="0"/>
+          <w:sz w:val="24"/>
+          <w:shd w:fill="auto" w:val="clear"/>
+        </w:rPr>
+        <w:t xml:space="preserve"> </w:t>
+      </w:r>
+      <w:r>
+        <w:rPr>
+          <w:rFonts w:ascii="Times New Roman" w:hAnsi="Times New Roman" w:cs="Times New Roman" w:eastAsia="Times New Roman"/>
+          <w:color w:val="auto"/>
+          <w:spacing w:val="0"/>
+          <w:position w:val="0"/>
+          <w:sz w:val="24"/>
+          <w:shd w:fill="auto" w:val="clear"/>
+        </w:rPr>
+        <w:t xml:space="preserve">daudz vieglāk atrast atbildes uz vēlamajiem jautājumiem par Python programmēšanas valodu, un atvieglina problēmu risinājumu meklēšanas procesu. Balstoties uz Stack Overflow</w:t>
+      </w:r>
+      <w:r>
+        <w:rPr>
+          <w:rFonts w:ascii="Times New Roman" w:hAnsi="Times New Roman" w:cs="Times New Roman" w:eastAsia="Times New Roman"/>
+          <w:color w:val="auto"/>
+          <w:spacing w:val="0"/>
+          <w:position w:val="0"/>
+          <w:sz w:val="24"/>
+          <w:shd w:fill="auto" w:val="clear"/>
+          <w:vertAlign w:val="superscript"/>
+        </w:rPr>
+        <w:t xml:space="preserve">1</w:t>
+      </w:r>
+      <w:r>
+        <w:rPr>
+          <w:rFonts w:ascii="Times New Roman" w:hAnsi="Times New Roman" w:cs="Times New Roman" w:eastAsia="Times New Roman"/>
+          <w:color w:val="auto"/>
+          <w:spacing w:val="0"/>
+          <w:position w:val="0"/>
+          <w:sz w:val="24"/>
+          <w:shd w:fill="auto" w:val="clear"/>
+        </w:rPr>
+        <w:t xml:space="preserve"> trendiem var secināt, ka no populārākajām programmēšanas valodām, Python ir tā valoda, par kuru ir visvieglāk iegūt atbildi uz saviem jautājumiem.</w:t>
+      </w:r>
+    </w:p>
+    <w:p>
+      <w:pPr>
+        <w:spacing w:before="6" w:after="0" w:line="240"/>
+        <w:ind w:right="0" w:left="0" w:firstLine="0"/>
+        <w:jc w:val="left"/>
+        <w:rPr>
+          <w:rFonts w:ascii="Times New Roman" w:hAnsi="Times New Roman" w:cs="Times New Roman" w:eastAsia="Times New Roman"/>
+          <w:color w:val="auto"/>
+          <w:spacing w:val="0"/>
+          <w:position w:val="0"/>
+          <w:sz w:val="4"/>
+          <w:shd w:fill="auto" w:val="clear"/>
+        </w:rPr>
+      </w:pPr>
+    </w:p>
+    <w:p>
+      <w:pPr>
+        <w:numPr>
+          <w:ilvl w:val="0"/>
+          <w:numId w:val="34"/>
+        </w:numPr>
+        <w:tabs>
           <w:tab w:val="left" w:pos="890" w:leader="none"/>
         </w:tabs>
         <w:spacing w:before="119" w:after="0" w:line="240"/>
@@ -3945,327 +4511,6 @@
           <w:spacing w:val="0"/>
           <w:position w:val="0"/>
           <w:sz w:val="20"/>
-          <w:shd w:fill="auto" w:val="clear"/>
-        </w:rPr>
-      </w:pPr>
-    </w:p>
-    <w:p>
-      <w:pPr>
-        <w:numPr>
-          <w:ilvl w:val="0"/>
-          <w:numId w:val="37"/>
-        </w:numPr>
-        <w:tabs>
-          <w:tab w:val="left" w:pos="3775" w:leader="none"/>
-        </w:tabs>
-        <w:spacing w:before="74" w:after="0" w:line="240"/>
-        <w:ind w:right="0" w:left="3775" w:hanging="490"/>
-        <w:jc w:val="both"/>
-        <w:rPr>
-          <w:rFonts w:ascii="Times New Roman" w:hAnsi="Times New Roman" w:cs="Times New Roman" w:eastAsia="Times New Roman"/>
-          <w:b/>
-          <w:color w:val="auto"/>
-          <w:spacing w:val="0"/>
-          <w:position w:val="0"/>
-          <w:sz w:val="28"/>
-          <w:shd w:fill="auto" w:val="clear"/>
-        </w:rPr>
-      </w:pPr>
-      <w:r>
-        <w:rPr>
-          <w:rFonts w:ascii="Times New Roman" w:hAnsi="Times New Roman" w:cs="Times New Roman" w:eastAsia="Times New Roman"/>
-          <w:b/>
-          <w:color w:val="auto"/>
-          <w:spacing w:val="0"/>
-          <w:position w:val="0"/>
-          <w:sz w:val="28"/>
-          <w:shd w:fill="auto" w:val="clear"/>
-        </w:rPr>
-        <w:t xml:space="preserve">GUI</w:t>
-      </w:r>
-      <w:r>
-        <w:rPr>
-          <w:rFonts w:ascii="Times New Roman" w:hAnsi="Times New Roman" w:cs="Times New Roman" w:eastAsia="Times New Roman"/>
-          <w:b/>
-          <w:color w:val="auto"/>
-          <w:spacing w:val="-1"/>
-          <w:position w:val="0"/>
-          <w:sz w:val="28"/>
-          <w:shd w:fill="auto" w:val="clear"/>
-        </w:rPr>
-        <w:t xml:space="preserve"> </w:t>
-      </w:r>
-      <w:r>
-        <w:rPr>
-          <w:rFonts w:ascii="Times New Roman" w:hAnsi="Times New Roman" w:cs="Times New Roman" w:eastAsia="Times New Roman"/>
-          <w:b/>
-          <w:color w:val="auto"/>
-          <w:spacing w:val="-2"/>
-          <w:position w:val="0"/>
-          <w:sz w:val="28"/>
-          <w:shd w:fill="auto" w:val="clear"/>
-        </w:rPr>
-        <w:t xml:space="preserve">uzkait</w:t>
-      </w:r>
-      <w:r>
-        <w:rPr>
-          <w:rFonts w:ascii="Times New Roman" w:hAnsi="Times New Roman" w:cs="Times New Roman" w:eastAsia="Times New Roman"/>
-          <w:b/>
-          <w:color w:val="auto"/>
-          <w:spacing w:val="-2"/>
-          <w:position w:val="0"/>
-          <w:sz w:val="28"/>
-          <w:shd w:fill="auto" w:val="clear"/>
-        </w:rPr>
-        <w:t xml:space="preserve">ījums</w:t>
-      </w:r>
-    </w:p>
-    <w:p>
-      <w:pPr>
-        <w:spacing w:before="0" w:after="0" w:line="240"/>
-        <w:ind w:right="144" w:left="3" w:firstLine="850"/>
-        <w:jc w:val="both"/>
-        <w:rPr>
-          <w:rFonts w:ascii="Times New Roman" w:hAnsi="Times New Roman" w:cs="Times New Roman" w:eastAsia="Times New Roman"/>
-          <w:color w:val="auto"/>
-          <w:spacing w:val="0"/>
-          <w:position w:val="0"/>
-          <w:sz w:val="24"/>
-          <w:shd w:fill="auto" w:val="clear"/>
-        </w:rPr>
-      </w:pPr>
-      <w:r>
-        <w:rPr>
-          <w:rFonts w:ascii="Times New Roman" w:hAnsi="Times New Roman" w:cs="Times New Roman" w:eastAsia="Times New Roman"/>
-          <w:color w:val="auto"/>
-          <w:spacing w:val="0"/>
-          <w:position w:val="0"/>
-          <w:sz w:val="24"/>
-          <w:shd w:fill="auto" w:val="clear"/>
-        </w:rPr>
-        <w:t xml:space="preserve">Python</w:t>
-      </w:r>
-      <w:r>
-        <w:rPr>
-          <w:rFonts w:ascii="Times New Roman" w:hAnsi="Times New Roman" w:cs="Times New Roman" w:eastAsia="Times New Roman"/>
-          <w:color w:val="auto"/>
-          <w:spacing w:val="-15"/>
-          <w:position w:val="0"/>
-          <w:sz w:val="24"/>
-          <w:shd w:fill="auto" w:val="clear"/>
-        </w:rPr>
-        <w:t xml:space="preserve"> </w:t>
-      </w:r>
-      <w:r>
-        <w:rPr>
-          <w:rFonts w:ascii="Times New Roman" w:hAnsi="Times New Roman" w:cs="Times New Roman" w:eastAsia="Times New Roman"/>
-          <w:color w:val="auto"/>
-          <w:spacing w:val="0"/>
-          <w:position w:val="0"/>
-          <w:sz w:val="24"/>
-          <w:shd w:fill="auto" w:val="clear"/>
-        </w:rPr>
-        <w:t xml:space="preserve">lietot</w:t>
-      </w:r>
-      <w:r>
-        <w:rPr>
-          <w:rFonts w:ascii="Times New Roman" w:hAnsi="Times New Roman" w:cs="Times New Roman" w:eastAsia="Times New Roman"/>
-          <w:color w:val="auto"/>
-          <w:spacing w:val="0"/>
-          <w:position w:val="0"/>
-          <w:sz w:val="24"/>
-          <w:shd w:fill="auto" w:val="clear"/>
-        </w:rPr>
-        <w:t xml:space="preserve">ājam</w:t>
-      </w:r>
-      <w:r>
-        <w:rPr>
-          <w:rFonts w:ascii="Times New Roman" w:hAnsi="Times New Roman" w:cs="Times New Roman" w:eastAsia="Times New Roman"/>
-          <w:color w:val="auto"/>
-          <w:spacing w:val="-15"/>
-          <w:position w:val="0"/>
-          <w:sz w:val="24"/>
-          <w:shd w:fill="auto" w:val="clear"/>
-        </w:rPr>
-        <w:t xml:space="preserve"> </w:t>
-      </w:r>
-      <w:r>
-        <w:rPr>
-          <w:rFonts w:ascii="Times New Roman" w:hAnsi="Times New Roman" w:cs="Times New Roman" w:eastAsia="Times New Roman"/>
-          <w:color w:val="auto"/>
-          <w:spacing w:val="0"/>
-          <w:position w:val="0"/>
-          <w:sz w:val="24"/>
-          <w:shd w:fill="auto" w:val="clear"/>
-        </w:rPr>
-        <w:t xml:space="preserve">piedāvā</w:t>
-      </w:r>
-      <w:r>
-        <w:rPr>
-          <w:rFonts w:ascii="Times New Roman" w:hAnsi="Times New Roman" w:cs="Times New Roman" w:eastAsia="Times New Roman"/>
-          <w:color w:val="auto"/>
-          <w:spacing w:val="-15"/>
-          <w:position w:val="0"/>
-          <w:sz w:val="24"/>
-          <w:shd w:fill="auto" w:val="clear"/>
-        </w:rPr>
-        <w:t xml:space="preserve"> </w:t>
-      </w:r>
-      <w:r>
-        <w:rPr>
-          <w:rFonts w:ascii="Times New Roman" w:hAnsi="Times New Roman" w:cs="Times New Roman" w:eastAsia="Times New Roman"/>
-          <w:color w:val="auto"/>
-          <w:spacing w:val="0"/>
-          <w:position w:val="0"/>
-          <w:sz w:val="24"/>
-          <w:shd w:fill="auto" w:val="clear"/>
-        </w:rPr>
-        <w:t xml:space="preserve">vairākas</w:t>
-      </w:r>
-      <w:r>
-        <w:rPr>
-          <w:rFonts w:ascii="Times New Roman" w:hAnsi="Times New Roman" w:cs="Times New Roman" w:eastAsia="Times New Roman"/>
-          <w:color w:val="auto"/>
-          <w:spacing w:val="-15"/>
-          <w:position w:val="0"/>
-          <w:sz w:val="24"/>
-          <w:shd w:fill="auto" w:val="clear"/>
-        </w:rPr>
-        <w:t xml:space="preserve"> </w:t>
-      </w:r>
-      <w:r>
-        <w:rPr>
-          <w:rFonts w:ascii="Times New Roman" w:hAnsi="Times New Roman" w:cs="Times New Roman" w:eastAsia="Times New Roman"/>
-          <w:color w:val="auto"/>
-          <w:spacing w:val="0"/>
-          <w:position w:val="0"/>
-          <w:sz w:val="24"/>
-          <w:shd w:fill="auto" w:val="clear"/>
-        </w:rPr>
-        <w:t xml:space="preserve">bibliotēkas</w:t>
-      </w:r>
-      <w:r>
-        <w:rPr>
-          <w:rFonts w:ascii="Times New Roman" w:hAnsi="Times New Roman" w:cs="Times New Roman" w:eastAsia="Times New Roman"/>
-          <w:color w:val="auto"/>
-          <w:spacing w:val="-15"/>
-          <w:position w:val="0"/>
-          <w:sz w:val="24"/>
-          <w:shd w:fill="auto" w:val="clear"/>
-        </w:rPr>
-        <w:t xml:space="preserve"> </w:t>
-      </w:r>
-      <w:r>
-        <w:rPr>
-          <w:rFonts w:ascii="Times New Roman" w:hAnsi="Times New Roman" w:cs="Times New Roman" w:eastAsia="Times New Roman"/>
-          <w:color w:val="auto"/>
-          <w:spacing w:val="0"/>
-          <w:position w:val="0"/>
-          <w:sz w:val="24"/>
-          <w:shd w:fill="auto" w:val="clear"/>
-        </w:rPr>
-        <w:t xml:space="preserve">GUI</w:t>
-      </w:r>
-      <w:r>
-        <w:rPr>
-          <w:rFonts w:ascii="Times New Roman" w:hAnsi="Times New Roman" w:cs="Times New Roman" w:eastAsia="Times New Roman"/>
-          <w:color w:val="auto"/>
-          <w:spacing w:val="-15"/>
-          <w:position w:val="0"/>
-          <w:sz w:val="24"/>
-          <w:shd w:fill="auto" w:val="clear"/>
-        </w:rPr>
-        <w:t xml:space="preserve"> </w:t>
-      </w:r>
-      <w:r>
-        <w:rPr>
-          <w:rFonts w:ascii="Times New Roman" w:hAnsi="Times New Roman" w:cs="Times New Roman" w:eastAsia="Times New Roman"/>
-          <w:color w:val="auto"/>
-          <w:spacing w:val="0"/>
-          <w:position w:val="0"/>
-          <w:sz w:val="24"/>
-          <w:shd w:fill="auto" w:val="clear"/>
-        </w:rPr>
-        <w:t xml:space="preserve">izstrādei.</w:t>
-      </w:r>
-      <w:r>
-        <w:rPr>
-          <w:rFonts w:ascii="Times New Roman" w:hAnsi="Times New Roman" w:cs="Times New Roman" w:eastAsia="Times New Roman"/>
-          <w:color w:val="auto"/>
-          <w:spacing w:val="-15"/>
-          <w:position w:val="0"/>
-          <w:sz w:val="24"/>
-          <w:shd w:fill="auto" w:val="clear"/>
-        </w:rPr>
-        <w:t xml:space="preserve"> </w:t>
-      </w:r>
-      <w:r>
-        <w:rPr>
-          <w:rFonts w:ascii="Times New Roman" w:hAnsi="Times New Roman" w:cs="Times New Roman" w:eastAsia="Times New Roman"/>
-          <w:color w:val="auto"/>
-          <w:spacing w:val="0"/>
-          <w:position w:val="0"/>
-          <w:sz w:val="24"/>
-          <w:shd w:fill="auto" w:val="clear"/>
-        </w:rPr>
-        <w:t xml:space="preserve">Katra</w:t>
-      </w:r>
-      <w:r>
-        <w:rPr>
-          <w:rFonts w:ascii="Times New Roman" w:hAnsi="Times New Roman" w:cs="Times New Roman" w:eastAsia="Times New Roman"/>
-          <w:color w:val="auto"/>
-          <w:spacing w:val="-15"/>
-          <w:position w:val="0"/>
-          <w:sz w:val="24"/>
-          <w:shd w:fill="auto" w:val="clear"/>
-        </w:rPr>
-        <w:t xml:space="preserve"> </w:t>
-      </w:r>
-      <w:r>
-        <w:rPr>
-          <w:rFonts w:ascii="Times New Roman" w:hAnsi="Times New Roman" w:cs="Times New Roman" w:eastAsia="Times New Roman"/>
-          <w:color w:val="auto"/>
-          <w:spacing w:val="0"/>
-          <w:position w:val="0"/>
-          <w:sz w:val="24"/>
-          <w:shd w:fill="auto" w:val="clear"/>
-        </w:rPr>
-        <w:t xml:space="preserve">bibliotēka</w:t>
-      </w:r>
-      <w:r>
-        <w:rPr>
-          <w:rFonts w:ascii="Times New Roman" w:hAnsi="Times New Roman" w:cs="Times New Roman" w:eastAsia="Times New Roman"/>
-          <w:color w:val="auto"/>
-          <w:spacing w:val="-15"/>
-          <w:position w:val="0"/>
-          <w:sz w:val="24"/>
-          <w:shd w:fill="auto" w:val="clear"/>
-        </w:rPr>
-        <w:t xml:space="preserve"> </w:t>
-      </w:r>
-      <w:r>
-        <w:rPr>
-          <w:rFonts w:ascii="Times New Roman" w:hAnsi="Times New Roman" w:cs="Times New Roman" w:eastAsia="Times New Roman"/>
-          <w:color w:val="auto"/>
-          <w:spacing w:val="0"/>
-          <w:position w:val="0"/>
-          <w:sz w:val="24"/>
-          <w:shd w:fill="auto" w:val="clear"/>
-        </w:rPr>
-        <w:t xml:space="preserve">piedāvā unikālus rīkus ar daudzveidīgu funkcionalitāti, kurus programmētājs var izmantot saviem nolūkiem, tomēr sarežģītākām programmām var būt nepieciešami specifiskāki rīki, kurus ne katra bibliotēka spēs piedāvāt.</w:t>
-      </w:r>
-    </w:p>
-    <w:p>
-      <w:pPr>
-        <w:spacing w:before="38" w:after="0" w:line="240"/>
-        <w:ind w:right="0" w:left="0" w:firstLine="0"/>
-        <w:jc w:val="left"/>
-        <w:rPr>
-          <w:rFonts w:ascii="Times New Roman" w:hAnsi="Times New Roman" w:cs="Times New Roman" w:eastAsia="Times New Roman"/>
-          <w:color w:val="auto"/>
-          <w:spacing w:val="0"/>
-          <w:position w:val="0"/>
-          <w:sz w:val="24"/>
           <w:shd w:fill="auto" w:val="clear"/>
         </w:rPr>
       </w:pPr>
@@ -4277,6 +4522,327 @@
           <w:numId w:val="40"/>
         </w:numPr>
         <w:tabs>
+          <w:tab w:val="left" w:pos="3775" w:leader="none"/>
+        </w:tabs>
+        <w:spacing w:before="74" w:after="0" w:line="240"/>
+        <w:ind w:right="0" w:left="3775" w:hanging="490"/>
+        <w:jc w:val="both"/>
+        <w:rPr>
+          <w:rFonts w:ascii="Times New Roman" w:hAnsi="Times New Roman" w:cs="Times New Roman" w:eastAsia="Times New Roman"/>
+          <w:b/>
+          <w:color w:val="auto"/>
+          <w:spacing w:val="0"/>
+          <w:position w:val="0"/>
+          <w:sz w:val="28"/>
+          <w:shd w:fill="auto" w:val="clear"/>
+        </w:rPr>
+      </w:pPr>
+      <w:r>
+        <w:rPr>
+          <w:rFonts w:ascii="Times New Roman" w:hAnsi="Times New Roman" w:cs="Times New Roman" w:eastAsia="Times New Roman"/>
+          <w:b/>
+          <w:color w:val="auto"/>
+          <w:spacing w:val="0"/>
+          <w:position w:val="0"/>
+          <w:sz w:val="28"/>
+          <w:shd w:fill="auto" w:val="clear"/>
+        </w:rPr>
+        <w:t xml:space="preserve">GUI</w:t>
+      </w:r>
+      <w:r>
+        <w:rPr>
+          <w:rFonts w:ascii="Times New Roman" w:hAnsi="Times New Roman" w:cs="Times New Roman" w:eastAsia="Times New Roman"/>
+          <w:b/>
+          <w:color w:val="auto"/>
+          <w:spacing w:val="-1"/>
+          <w:position w:val="0"/>
+          <w:sz w:val="28"/>
+          <w:shd w:fill="auto" w:val="clear"/>
+        </w:rPr>
+        <w:t xml:space="preserve"> </w:t>
+      </w:r>
+      <w:r>
+        <w:rPr>
+          <w:rFonts w:ascii="Times New Roman" w:hAnsi="Times New Roman" w:cs="Times New Roman" w:eastAsia="Times New Roman"/>
+          <w:b/>
+          <w:color w:val="auto"/>
+          <w:spacing w:val="-2"/>
+          <w:position w:val="0"/>
+          <w:sz w:val="28"/>
+          <w:shd w:fill="auto" w:val="clear"/>
+        </w:rPr>
+        <w:t xml:space="preserve">uzkait</w:t>
+      </w:r>
+      <w:r>
+        <w:rPr>
+          <w:rFonts w:ascii="Times New Roman" w:hAnsi="Times New Roman" w:cs="Times New Roman" w:eastAsia="Times New Roman"/>
+          <w:b/>
+          <w:color w:val="auto"/>
+          <w:spacing w:val="-2"/>
+          <w:position w:val="0"/>
+          <w:sz w:val="28"/>
+          <w:shd w:fill="auto" w:val="clear"/>
+        </w:rPr>
+        <w:t xml:space="preserve">ījums</w:t>
+      </w:r>
+    </w:p>
+    <w:p>
+      <w:pPr>
+        <w:spacing w:before="0" w:after="0" w:line="240"/>
+        <w:ind w:right="144" w:left="3" w:firstLine="850"/>
+        <w:jc w:val="both"/>
+        <w:rPr>
+          <w:rFonts w:ascii="Times New Roman" w:hAnsi="Times New Roman" w:cs="Times New Roman" w:eastAsia="Times New Roman"/>
+          <w:color w:val="auto"/>
+          <w:spacing w:val="0"/>
+          <w:position w:val="0"/>
+          <w:sz w:val="24"/>
+          <w:shd w:fill="auto" w:val="clear"/>
+        </w:rPr>
+      </w:pPr>
+      <w:r>
+        <w:rPr>
+          <w:rFonts w:ascii="Times New Roman" w:hAnsi="Times New Roman" w:cs="Times New Roman" w:eastAsia="Times New Roman"/>
+          <w:color w:val="auto"/>
+          <w:spacing w:val="0"/>
+          <w:position w:val="0"/>
+          <w:sz w:val="24"/>
+          <w:shd w:fill="auto" w:val="clear"/>
+        </w:rPr>
+        <w:t xml:space="preserve">Python</w:t>
+      </w:r>
+      <w:r>
+        <w:rPr>
+          <w:rFonts w:ascii="Times New Roman" w:hAnsi="Times New Roman" w:cs="Times New Roman" w:eastAsia="Times New Roman"/>
+          <w:color w:val="auto"/>
+          <w:spacing w:val="-15"/>
+          <w:position w:val="0"/>
+          <w:sz w:val="24"/>
+          <w:shd w:fill="auto" w:val="clear"/>
+        </w:rPr>
+        <w:t xml:space="preserve"> </w:t>
+      </w:r>
+      <w:r>
+        <w:rPr>
+          <w:rFonts w:ascii="Times New Roman" w:hAnsi="Times New Roman" w:cs="Times New Roman" w:eastAsia="Times New Roman"/>
+          <w:color w:val="auto"/>
+          <w:spacing w:val="0"/>
+          <w:position w:val="0"/>
+          <w:sz w:val="24"/>
+          <w:shd w:fill="auto" w:val="clear"/>
+        </w:rPr>
+        <w:t xml:space="preserve">lietot</w:t>
+      </w:r>
+      <w:r>
+        <w:rPr>
+          <w:rFonts w:ascii="Times New Roman" w:hAnsi="Times New Roman" w:cs="Times New Roman" w:eastAsia="Times New Roman"/>
+          <w:color w:val="auto"/>
+          <w:spacing w:val="0"/>
+          <w:position w:val="0"/>
+          <w:sz w:val="24"/>
+          <w:shd w:fill="auto" w:val="clear"/>
+        </w:rPr>
+        <w:t xml:space="preserve">ājam</w:t>
+      </w:r>
+      <w:r>
+        <w:rPr>
+          <w:rFonts w:ascii="Times New Roman" w:hAnsi="Times New Roman" w:cs="Times New Roman" w:eastAsia="Times New Roman"/>
+          <w:color w:val="auto"/>
+          <w:spacing w:val="-15"/>
+          <w:position w:val="0"/>
+          <w:sz w:val="24"/>
+          <w:shd w:fill="auto" w:val="clear"/>
+        </w:rPr>
+        <w:t xml:space="preserve"> </w:t>
+      </w:r>
+      <w:r>
+        <w:rPr>
+          <w:rFonts w:ascii="Times New Roman" w:hAnsi="Times New Roman" w:cs="Times New Roman" w:eastAsia="Times New Roman"/>
+          <w:color w:val="auto"/>
+          <w:spacing w:val="0"/>
+          <w:position w:val="0"/>
+          <w:sz w:val="24"/>
+          <w:shd w:fill="auto" w:val="clear"/>
+        </w:rPr>
+        <w:t xml:space="preserve">piedāvā</w:t>
+      </w:r>
+      <w:r>
+        <w:rPr>
+          <w:rFonts w:ascii="Times New Roman" w:hAnsi="Times New Roman" w:cs="Times New Roman" w:eastAsia="Times New Roman"/>
+          <w:color w:val="auto"/>
+          <w:spacing w:val="-15"/>
+          <w:position w:val="0"/>
+          <w:sz w:val="24"/>
+          <w:shd w:fill="auto" w:val="clear"/>
+        </w:rPr>
+        <w:t xml:space="preserve"> </w:t>
+      </w:r>
+      <w:r>
+        <w:rPr>
+          <w:rFonts w:ascii="Times New Roman" w:hAnsi="Times New Roman" w:cs="Times New Roman" w:eastAsia="Times New Roman"/>
+          <w:color w:val="auto"/>
+          <w:spacing w:val="0"/>
+          <w:position w:val="0"/>
+          <w:sz w:val="24"/>
+          <w:shd w:fill="auto" w:val="clear"/>
+        </w:rPr>
+        <w:t xml:space="preserve">vairākas</w:t>
+      </w:r>
+      <w:r>
+        <w:rPr>
+          <w:rFonts w:ascii="Times New Roman" w:hAnsi="Times New Roman" w:cs="Times New Roman" w:eastAsia="Times New Roman"/>
+          <w:color w:val="auto"/>
+          <w:spacing w:val="-15"/>
+          <w:position w:val="0"/>
+          <w:sz w:val="24"/>
+          <w:shd w:fill="auto" w:val="clear"/>
+        </w:rPr>
+        <w:t xml:space="preserve"> </w:t>
+      </w:r>
+      <w:r>
+        <w:rPr>
+          <w:rFonts w:ascii="Times New Roman" w:hAnsi="Times New Roman" w:cs="Times New Roman" w:eastAsia="Times New Roman"/>
+          <w:color w:val="auto"/>
+          <w:spacing w:val="0"/>
+          <w:position w:val="0"/>
+          <w:sz w:val="24"/>
+          <w:shd w:fill="auto" w:val="clear"/>
+        </w:rPr>
+        <w:t xml:space="preserve">bibliotēkas</w:t>
+      </w:r>
+      <w:r>
+        <w:rPr>
+          <w:rFonts w:ascii="Times New Roman" w:hAnsi="Times New Roman" w:cs="Times New Roman" w:eastAsia="Times New Roman"/>
+          <w:color w:val="auto"/>
+          <w:spacing w:val="-15"/>
+          <w:position w:val="0"/>
+          <w:sz w:val="24"/>
+          <w:shd w:fill="auto" w:val="clear"/>
+        </w:rPr>
+        <w:t xml:space="preserve"> </w:t>
+      </w:r>
+      <w:r>
+        <w:rPr>
+          <w:rFonts w:ascii="Times New Roman" w:hAnsi="Times New Roman" w:cs="Times New Roman" w:eastAsia="Times New Roman"/>
+          <w:color w:val="auto"/>
+          <w:spacing w:val="0"/>
+          <w:position w:val="0"/>
+          <w:sz w:val="24"/>
+          <w:shd w:fill="auto" w:val="clear"/>
+        </w:rPr>
+        <w:t xml:space="preserve">GUI</w:t>
+      </w:r>
+      <w:r>
+        <w:rPr>
+          <w:rFonts w:ascii="Times New Roman" w:hAnsi="Times New Roman" w:cs="Times New Roman" w:eastAsia="Times New Roman"/>
+          <w:color w:val="auto"/>
+          <w:spacing w:val="-15"/>
+          <w:position w:val="0"/>
+          <w:sz w:val="24"/>
+          <w:shd w:fill="auto" w:val="clear"/>
+        </w:rPr>
+        <w:t xml:space="preserve"> </w:t>
+      </w:r>
+      <w:r>
+        <w:rPr>
+          <w:rFonts w:ascii="Times New Roman" w:hAnsi="Times New Roman" w:cs="Times New Roman" w:eastAsia="Times New Roman"/>
+          <w:color w:val="auto"/>
+          <w:spacing w:val="0"/>
+          <w:position w:val="0"/>
+          <w:sz w:val="24"/>
+          <w:shd w:fill="auto" w:val="clear"/>
+        </w:rPr>
+        <w:t xml:space="preserve">izstrādei.</w:t>
+      </w:r>
+      <w:r>
+        <w:rPr>
+          <w:rFonts w:ascii="Times New Roman" w:hAnsi="Times New Roman" w:cs="Times New Roman" w:eastAsia="Times New Roman"/>
+          <w:color w:val="auto"/>
+          <w:spacing w:val="-15"/>
+          <w:position w:val="0"/>
+          <w:sz w:val="24"/>
+          <w:shd w:fill="auto" w:val="clear"/>
+        </w:rPr>
+        <w:t xml:space="preserve"> </w:t>
+      </w:r>
+      <w:r>
+        <w:rPr>
+          <w:rFonts w:ascii="Times New Roman" w:hAnsi="Times New Roman" w:cs="Times New Roman" w:eastAsia="Times New Roman"/>
+          <w:color w:val="auto"/>
+          <w:spacing w:val="0"/>
+          <w:position w:val="0"/>
+          <w:sz w:val="24"/>
+          <w:shd w:fill="auto" w:val="clear"/>
+        </w:rPr>
+        <w:t xml:space="preserve">Katra</w:t>
+      </w:r>
+      <w:r>
+        <w:rPr>
+          <w:rFonts w:ascii="Times New Roman" w:hAnsi="Times New Roman" w:cs="Times New Roman" w:eastAsia="Times New Roman"/>
+          <w:color w:val="auto"/>
+          <w:spacing w:val="-15"/>
+          <w:position w:val="0"/>
+          <w:sz w:val="24"/>
+          <w:shd w:fill="auto" w:val="clear"/>
+        </w:rPr>
+        <w:t xml:space="preserve"> </w:t>
+      </w:r>
+      <w:r>
+        <w:rPr>
+          <w:rFonts w:ascii="Times New Roman" w:hAnsi="Times New Roman" w:cs="Times New Roman" w:eastAsia="Times New Roman"/>
+          <w:color w:val="auto"/>
+          <w:spacing w:val="0"/>
+          <w:position w:val="0"/>
+          <w:sz w:val="24"/>
+          <w:shd w:fill="auto" w:val="clear"/>
+        </w:rPr>
+        <w:t xml:space="preserve">bibliotēka</w:t>
+      </w:r>
+      <w:r>
+        <w:rPr>
+          <w:rFonts w:ascii="Times New Roman" w:hAnsi="Times New Roman" w:cs="Times New Roman" w:eastAsia="Times New Roman"/>
+          <w:color w:val="auto"/>
+          <w:spacing w:val="-15"/>
+          <w:position w:val="0"/>
+          <w:sz w:val="24"/>
+          <w:shd w:fill="auto" w:val="clear"/>
+        </w:rPr>
+        <w:t xml:space="preserve"> </w:t>
+      </w:r>
+      <w:r>
+        <w:rPr>
+          <w:rFonts w:ascii="Times New Roman" w:hAnsi="Times New Roman" w:cs="Times New Roman" w:eastAsia="Times New Roman"/>
+          <w:color w:val="auto"/>
+          <w:spacing w:val="0"/>
+          <w:position w:val="0"/>
+          <w:sz w:val="24"/>
+          <w:shd w:fill="auto" w:val="clear"/>
+        </w:rPr>
+        <w:t xml:space="preserve">piedāvā unikālus rīkus ar daudzveidīgu funkcionalitāti, kurus programmētājs var izmantot saviem nolūkiem, tomēr sarežģītākām programmām var būt nepieciešami specifiskāki rīki, kurus ne katra bibliotēka spēs piedāvāt.</w:t>
+      </w:r>
+    </w:p>
+    <w:p>
+      <w:pPr>
+        <w:spacing w:before="38" w:after="0" w:line="240"/>
+        <w:ind w:right="0" w:left="0" w:firstLine="0"/>
+        <w:jc w:val="left"/>
+        <w:rPr>
+          <w:rFonts w:ascii="Times New Roman" w:hAnsi="Times New Roman" w:cs="Times New Roman" w:eastAsia="Times New Roman"/>
+          <w:color w:val="auto"/>
+          <w:spacing w:val="0"/>
+          <w:position w:val="0"/>
+          <w:sz w:val="24"/>
+          <w:shd w:fill="auto" w:val="clear"/>
+        </w:rPr>
+      </w:pPr>
+    </w:p>
+    <w:p>
+      <w:pPr>
+        <w:numPr>
+          <w:ilvl w:val="0"/>
+          <w:numId w:val="43"/>
+        </w:numPr>
+        <w:tabs>
           <w:tab w:val="left" w:pos="4510" w:leader="none"/>
         </w:tabs>
         <w:spacing w:before="0" w:after="0" w:line="240"/>
@@ -5014,7 +5580,7 @@
       <w:pPr>
         <w:numPr>
           <w:ilvl w:val="0"/>
-          <w:numId w:val="44"/>
+          <w:numId w:val="47"/>
         </w:numPr>
         <w:tabs>
           <w:tab w:val="left" w:pos="3215" w:leader="none"/>
@@ -8012,7 +8578,7 @@
       <w:pPr>
         <w:numPr>
           <w:ilvl w:val="0"/>
-          <w:numId w:val="62"/>
+          <w:numId w:val="65"/>
         </w:numPr>
         <w:tabs>
           <w:tab w:val="left" w:pos="2749" w:leader="none"/>
@@ -8240,7 +8806,7 @@
       <w:pPr>
         <w:numPr>
           <w:ilvl w:val="0"/>
-          <w:numId w:val="65"/>
+          <w:numId w:val="68"/>
         </w:numPr>
         <w:tabs>
           <w:tab w:val="left" w:pos="4430" w:leader="none"/>
@@ -10293,7 +10859,7 @@
       <w:pPr>
         <w:numPr>
           <w:ilvl w:val="0"/>
-          <w:numId w:val="72"/>
+          <w:numId w:val="75"/>
         </w:numPr>
         <w:tabs>
           <w:tab w:val="left" w:pos="2249" w:leader="none"/>
@@ -10495,7 +11061,7 @@
       <w:pPr>
         <w:numPr>
           <w:ilvl w:val="0"/>
-          <w:numId w:val="74"/>
+          <w:numId w:val="77"/>
         </w:numPr>
         <w:tabs>
           <w:tab w:val="left" w:pos="4600" w:leader="none"/>
@@ -11852,7 +12418,7 @@
       <w:pPr>
         <w:numPr>
           <w:ilvl w:val="0"/>
-          <w:numId w:val="81"/>
+          <w:numId w:val="84"/>
         </w:numPr>
         <w:tabs>
           <w:tab w:val="left" w:pos="3320" w:leader="none"/>
@@ -13259,7 +13825,7 @@
       <w:pPr>
         <w:numPr>
           <w:ilvl w:val="0"/>
-          <w:numId w:val="87"/>
+          <w:numId w:val="90"/>
         </w:numPr>
         <w:tabs>
           <w:tab w:val="left" w:pos="3185" w:leader="none"/>
@@ -13461,7 +14027,7 @@
       <w:pPr>
         <w:numPr>
           <w:ilvl w:val="0"/>
-          <w:numId w:val="89"/>
+          <w:numId w:val="92"/>
         </w:numPr>
         <w:tabs>
           <w:tab w:val="left" w:pos="4290" w:leader="none"/>
@@ -13987,335 +14553,6 @@
     <w:p>
       <w:pPr>
         <w:spacing w:before="31" w:after="0" w:line="240"/>
-        <w:ind w:right="0" w:left="0" w:firstLine="0"/>
-        <w:jc w:val="left"/>
-        <w:rPr>
-          <w:rFonts w:ascii="Times New Roman" w:hAnsi="Times New Roman" w:cs="Times New Roman" w:eastAsia="Times New Roman"/>
-          <w:color w:val="auto"/>
-          <w:spacing w:val="0"/>
-          <w:position w:val="0"/>
-          <w:sz w:val="24"/>
-          <w:shd w:fill="auto" w:val="clear"/>
-        </w:rPr>
-      </w:pPr>
-    </w:p>
-    <w:p>
-      <w:pPr>
-        <w:numPr>
-          <w:ilvl w:val="0"/>
-          <w:numId w:val="93"/>
-        </w:numPr>
-        <w:tabs>
-          <w:tab w:val="left" w:pos="4055" w:leader="none"/>
-        </w:tabs>
-        <w:spacing w:before="0" w:after="0" w:line="240"/>
-        <w:ind w:right="0" w:left="4055" w:hanging="700"/>
-        <w:jc w:val="left"/>
-        <w:rPr>
-          <w:rFonts w:ascii="Times New Roman" w:hAnsi="Times New Roman" w:cs="Times New Roman" w:eastAsia="Times New Roman"/>
-          <w:b/>
-          <w:color w:val="auto"/>
-          <w:spacing w:val="0"/>
-          <w:position w:val="0"/>
-          <w:sz w:val="28"/>
-          <w:shd w:fill="auto" w:val="clear"/>
-        </w:rPr>
-      </w:pPr>
-      <w:r>
-        <w:rPr>
-          <w:rFonts w:ascii="Times New Roman" w:hAnsi="Times New Roman" w:cs="Times New Roman" w:eastAsia="Times New Roman"/>
-          <w:b/>
-          <w:color w:val="auto"/>
-          <w:spacing w:val="-2"/>
-          <w:position w:val="0"/>
-          <w:sz w:val="28"/>
-          <w:shd w:fill="auto" w:val="clear"/>
-        </w:rPr>
-        <w:t xml:space="preserve">PySimpleGUI</w:t>
-      </w:r>
-    </w:p>
-    <w:p>
-      <w:pPr>
-        <w:spacing w:before="281" w:after="0" w:line="240"/>
-        <w:ind w:right="144" w:left="3" w:firstLine="850"/>
-        <w:jc w:val="both"/>
-        <w:rPr>
-          <w:rFonts w:ascii="Times New Roman" w:hAnsi="Times New Roman" w:cs="Times New Roman" w:eastAsia="Times New Roman"/>
-          <w:color w:val="auto"/>
-          <w:spacing w:val="0"/>
-          <w:position w:val="0"/>
-          <w:sz w:val="24"/>
-          <w:shd w:fill="auto" w:val="clear"/>
-        </w:rPr>
-      </w:pPr>
-      <w:r>
-        <w:rPr>
-          <w:rFonts w:ascii="Times New Roman" w:hAnsi="Times New Roman" w:cs="Times New Roman" w:eastAsia="Times New Roman"/>
-          <w:color w:val="auto"/>
-          <w:spacing w:val="0"/>
-          <w:position w:val="0"/>
-          <w:sz w:val="24"/>
-          <w:shd w:fill="auto" w:val="clear"/>
-        </w:rPr>
-        <w:t xml:space="preserve">PySimpleGUI no p</w:t>
-      </w:r>
-      <w:r>
-        <w:rPr>
-          <w:rFonts w:ascii="Times New Roman" w:hAnsi="Times New Roman" w:cs="Times New Roman" w:eastAsia="Times New Roman"/>
-          <w:color w:val="auto"/>
-          <w:spacing w:val="0"/>
-          <w:position w:val="0"/>
-          <w:sz w:val="24"/>
-          <w:shd w:fill="auto" w:val="clear"/>
-        </w:rPr>
-        <w:t xml:space="preserve">ārējiām bibliotēkām atšķiras ar savu vienkāršumu, tāpēc vislabāk būtu piemērota cilvēkiem, kas tikai sāk iepazīties ar GUI izstrādi. Neskatoties uz to, ka bibliotēka</w:t>
-      </w:r>
-      <w:r>
-        <w:rPr>
-          <w:rFonts w:ascii="Times New Roman" w:hAnsi="Times New Roman" w:cs="Times New Roman" w:eastAsia="Times New Roman"/>
-          <w:color w:val="auto"/>
-          <w:spacing w:val="-15"/>
-          <w:position w:val="0"/>
-          <w:sz w:val="24"/>
-          <w:shd w:fill="auto" w:val="clear"/>
-        </w:rPr>
-        <w:t xml:space="preserve"> </w:t>
-      </w:r>
-      <w:r>
-        <w:rPr>
-          <w:rFonts w:ascii="Times New Roman" w:hAnsi="Times New Roman" w:cs="Times New Roman" w:eastAsia="Times New Roman"/>
-          <w:color w:val="auto"/>
-          <w:spacing w:val="0"/>
-          <w:position w:val="0"/>
-          <w:sz w:val="24"/>
-          <w:shd w:fill="auto" w:val="clear"/>
-        </w:rPr>
-        <w:t xml:space="preserve">ir</w:t>
-      </w:r>
-      <w:r>
-        <w:rPr>
-          <w:rFonts w:ascii="Times New Roman" w:hAnsi="Times New Roman" w:cs="Times New Roman" w:eastAsia="Times New Roman"/>
-          <w:color w:val="auto"/>
-          <w:spacing w:val="-13"/>
-          <w:position w:val="0"/>
-          <w:sz w:val="24"/>
-          <w:shd w:fill="auto" w:val="clear"/>
-        </w:rPr>
-        <w:t xml:space="preserve"> </w:t>
-      </w:r>
-      <w:r>
-        <w:rPr>
-          <w:rFonts w:ascii="Times New Roman" w:hAnsi="Times New Roman" w:cs="Times New Roman" w:eastAsia="Times New Roman"/>
-          <w:color w:val="auto"/>
-          <w:spacing w:val="0"/>
-          <w:position w:val="0"/>
-          <w:sz w:val="24"/>
-          <w:shd w:fill="auto" w:val="clear"/>
-        </w:rPr>
-        <w:t xml:space="preserve">paredzēta</w:t>
-      </w:r>
-      <w:r>
-        <w:rPr>
-          <w:rFonts w:ascii="Times New Roman" w:hAnsi="Times New Roman" w:cs="Times New Roman" w:eastAsia="Times New Roman"/>
-          <w:color w:val="auto"/>
-          <w:spacing w:val="-15"/>
-          <w:position w:val="0"/>
-          <w:sz w:val="24"/>
-          <w:shd w:fill="auto" w:val="clear"/>
-        </w:rPr>
-        <w:t xml:space="preserve"> </w:t>
-      </w:r>
-      <w:r>
-        <w:rPr>
-          <w:rFonts w:ascii="Times New Roman" w:hAnsi="Times New Roman" w:cs="Times New Roman" w:eastAsia="Times New Roman"/>
-          <w:color w:val="auto"/>
-          <w:spacing w:val="0"/>
-          <w:position w:val="0"/>
-          <w:sz w:val="24"/>
-          <w:shd w:fill="auto" w:val="clear"/>
-        </w:rPr>
-        <w:t xml:space="preserve">tikai</w:t>
-      </w:r>
-      <w:r>
-        <w:rPr>
-          <w:rFonts w:ascii="Times New Roman" w:hAnsi="Times New Roman" w:cs="Times New Roman" w:eastAsia="Times New Roman"/>
-          <w:color w:val="auto"/>
-          <w:spacing w:val="-15"/>
-          <w:position w:val="0"/>
-          <w:sz w:val="24"/>
-          <w:shd w:fill="auto" w:val="clear"/>
-        </w:rPr>
-        <w:t xml:space="preserve"> </w:t>
-      </w:r>
-      <w:r>
-        <w:rPr>
-          <w:rFonts w:ascii="Times New Roman" w:hAnsi="Times New Roman" w:cs="Times New Roman" w:eastAsia="Times New Roman"/>
-          <w:color w:val="auto"/>
-          <w:spacing w:val="0"/>
-          <w:position w:val="0"/>
-          <w:sz w:val="24"/>
-          <w:shd w:fill="auto" w:val="clear"/>
-        </w:rPr>
-        <w:t xml:space="preserve">nelieliem</w:t>
-      </w:r>
-      <w:r>
-        <w:rPr>
-          <w:rFonts w:ascii="Times New Roman" w:hAnsi="Times New Roman" w:cs="Times New Roman" w:eastAsia="Times New Roman"/>
-          <w:color w:val="auto"/>
-          <w:spacing w:val="-15"/>
-          <w:position w:val="0"/>
-          <w:sz w:val="24"/>
-          <w:shd w:fill="auto" w:val="clear"/>
-        </w:rPr>
-        <w:t xml:space="preserve"> </w:t>
-      </w:r>
-      <w:r>
-        <w:rPr>
-          <w:rFonts w:ascii="Times New Roman" w:hAnsi="Times New Roman" w:cs="Times New Roman" w:eastAsia="Times New Roman"/>
-          <w:color w:val="auto"/>
-          <w:spacing w:val="0"/>
-          <w:position w:val="0"/>
-          <w:sz w:val="24"/>
-          <w:shd w:fill="auto" w:val="clear"/>
-        </w:rPr>
-        <w:t xml:space="preserve">projektiem,</w:t>
-      </w:r>
-      <w:r>
-        <w:rPr>
-          <w:rFonts w:ascii="Times New Roman" w:hAnsi="Times New Roman" w:cs="Times New Roman" w:eastAsia="Times New Roman"/>
-          <w:color w:val="auto"/>
-          <w:spacing w:val="-14"/>
-          <w:position w:val="0"/>
-          <w:sz w:val="24"/>
-          <w:shd w:fill="auto" w:val="clear"/>
-        </w:rPr>
-        <w:t xml:space="preserve"> </w:t>
-      </w:r>
-      <w:r>
-        <w:rPr>
-          <w:rFonts w:ascii="Times New Roman" w:hAnsi="Times New Roman" w:cs="Times New Roman" w:eastAsia="Times New Roman"/>
-          <w:color w:val="auto"/>
-          <w:spacing w:val="0"/>
-          <w:position w:val="0"/>
-          <w:sz w:val="24"/>
-          <w:shd w:fill="auto" w:val="clear"/>
-        </w:rPr>
-        <w:t xml:space="preserve">internetā</w:t>
-      </w:r>
-      <w:r>
-        <w:rPr>
-          <w:rFonts w:ascii="Times New Roman" w:hAnsi="Times New Roman" w:cs="Times New Roman" w:eastAsia="Times New Roman"/>
-          <w:color w:val="auto"/>
-          <w:spacing w:val="-15"/>
-          <w:position w:val="0"/>
-          <w:sz w:val="24"/>
-          <w:shd w:fill="auto" w:val="clear"/>
-        </w:rPr>
-        <w:t xml:space="preserve"> </w:t>
-      </w:r>
-      <w:r>
-        <w:rPr>
-          <w:rFonts w:ascii="Times New Roman" w:hAnsi="Times New Roman" w:cs="Times New Roman" w:eastAsia="Times New Roman"/>
-          <w:color w:val="auto"/>
-          <w:spacing w:val="0"/>
-          <w:position w:val="0"/>
-          <w:sz w:val="24"/>
-          <w:shd w:fill="auto" w:val="clear"/>
-        </w:rPr>
-        <w:t xml:space="preserve">joprojām</w:t>
-      </w:r>
-      <w:r>
-        <w:rPr>
-          <w:rFonts w:ascii="Times New Roman" w:hAnsi="Times New Roman" w:cs="Times New Roman" w:eastAsia="Times New Roman"/>
-          <w:color w:val="auto"/>
-          <w:spacing w:val="-15"/>
-          <w:position w:val="0"/>
-          <w:sz w:val="24"/>
-          <w:shd w:fill="auto" w:val="clear"/>
-        </w:rPr>
-        <w:t xml:space="preserve"> </w:t>
-      </w:r>
-      <w:r>
-        <w:rPr>
-          <w:rFonts w:ascii="Times New Roman" w:hAnsi="Times New Roman" w:cs="Times New Roman" w:eastAsia="Times New Roman"/>
-          <w:color w:val="auto"/>
-          <w:spacing w:val="0"/>
-          <w:position w:val="0"/>
-          <w:sz w:val="24"/>
-          <w:shd w:fill="auto" w:val="clear"/>
-        </w:rPr>
-        <w:t xml:space="preserve">ir</w:t>
-      </w:r>
-      <w:r>
-        <w:rPr>
-          <w:rFonts w:ascii="Times New Roman" w:hAnsi="Times New Roman" w:cs="Times New Roman" w:eastAsia="Times New Roman"/>
-          <w:color w:val="auto"/>
-          <w:spacing w:val="-13"/>
-          <w:position w:val="0"/>
-          <w:sz w:val="24"/>
-          <w:shd w:fill="auto" w:val="clear"/>
-        </w:rPr>
-        <w:t xml:space="preserve"> </w:t>
-      </w:r>
-      <w:r>
-        <w:rPr>
-          <w:rFonts w:ascii="Times New Roman" w:hAnsi="Times New Roman" w:cs="Times New Roman" w:eastAsia="Times New Roman"/>
-          <w:color w:val="auto"/>
-          <w:spacing w:val="0"/>
-          <w:position w:val="0"/>
-          <w:sz w:val="24"/>
-          <w:shd w:fill="auto" w:val="clear"/>
-        </w:rPr>
-        <w:t xml:space="preserve">pieejams</w:t>
-      </w:r>
-      <w:r>
-        <w:rPr>
-          <w:rFonts w:ascii="Times New Roman" w:hAnsi="Times New Roman" w:cs="Times New Roman" w:eastAsia="Times New Roman"/>
-          <w:color w:val="auto"/>
-          <w:spacing w:val="-12"/>
-          <w:position w:val="0"/>
-          <w:sz w:val="24"/>
-          <w:shd w:fill="auto" w:val="clear"/>
-        </w:rPr>
-        <w:t xml:space="preserve"> </w:t>
-      </w:r>
-      <w:r>
-        <w:rPr>
-          <w:rFonts w:ascii="Times New Roman" w:hAnsi="Times New Roman" w:cs="Times New Roman" w:eastAsia="Times New Roman"/>
-          <w:color w:val="auto"/>
-          <w:spacing w:val="0"/>
-          <w:position w:val="0"/>
-          <w:sz w:val="24"/>
-          <w:shd w:fill="auto" w:val="clear"/>
-        </w:rPr>
-        <w:t xml:space="preserve">liels</w:t>
-      </w:r>
-      <w:r>
-        <w:rPr>
-          <w:rFonts w:ascii="Times New Roman" w:hAnsi="Times New Roman" w:cs="Times New Roman" w:eastAsia="Times New Roman"/>
-          <w:color w:val="auto"/>
-          <w:spacing w:val="-12"/>
-          <w:position w:val="0"/>
-          <w:sz w:val="24"/>
-          <w:shd w:fill="auto" w:val="clear"/>
-        </w:rPr>
-        <w:t xml:space="preserve"> </w:t>
-      </w:r>
-      <w:r>
-        <w:rPr>
-          <w:rFonts w:ascii="Times New Roman" w:hAnsi="Times New Roman" w:cs="Times New Roman" w:eastAsia="Times New Roman"/>
-          <w:color w:val="auto"/>
-          <w:spacing w:val="0"/>
-          <w:position w:val="0"/>
-          <w:sz w:val="24"/>
-          <w:shd w:fill="auto" w:val="clear"/>
-        </w:rPr>
-        <w:t xml:space="preserve">daudzums ar resursiem, kurus katrs ir spējīgs izmantot savām vajadzībām.</w:t>
-      </w:r>
-    </w:p>
-    <w:p>
-      <w:pPr>
-        <w:spacing w:before="33" w:after="0" w:line="240"/>
         <w:ind w:right="0" w:left="0" w:firstLine="0"/>
         <w:jc w:val="left"/>
         <w:rPr>
@@ -14335,6 +14572,335 @@
           <w:numId w:val="96"/>
         </w:numPr>
         <w:tabs>
+          <w:tab w:val="left" w:pos="4055" w:leader="none"/>
+        </w:tabs>
+        <w:spacing w:before="0" w:after="0" w:line="240"/>
+        <w:ind w:right="0" w:left="4055" w:hanging="700"/>
+        <w:jc w:val="left"/>
+        <w:rPr>
+          <w:rFonts w:ascii="Times New Roman" w:hAnsi="Times New Roman" w:cs="Times New Roman" w:eastAsia="Times New Roman"/>
+          <w:b/>
+          <w:color w:val="auto"/>
+          <w:spacing w:val="0"/>
+          <w:position w:val="0"/>
+          <w:sz w:val="28"/>
+          <w:shd w:fill="auto" w:val="clear"/>
+        </w:rPr>
+      </w:pPr>
+      <w:r>
+        <w:rPr>
+          <w:rFonts w:ascii="Times New Roman" w:hAnsi="Times New Roman" w:cs="Times New Roman" w:eastAsia="Times New Roman"/>
+          <w:b/>
+          <w:color w:val="auto"/>
+          <w:spacing w:val="-2"/>
+          <w:position w:val="0"/>
+          <w:sz w:val="28"/>
+          <w:shd w:fill="auto" w:val="clear"/>
+        </w:rPr>
+        <w:t xml:space="preserve">PySimpleGUI</w:t>
+      </w:r>
+    </w:p>
+    <w:p>
+      <w:pPr>
+        <w:spacing w:before="281" w:after="0" w:line="240"/>
+        <w:ind w:right="144" w:left="3" w:firstLine="850"/>
+        <w:jc w:val="both"/>
+        <w:rPr>
+          <w:rFonts w:ascii="Times New Roman" w:hAnsi="Times New Roman" w:cs="Times New Roman" w:eastAsia="Times New Roman"/>
+          <w:color w:val="auto"/>
+          <w:spacing w:val="0"/>
+          <w:position w:val="0"/>
+          <w:sz w:val="24"/>
+          <w:shd w:fill="auto" w:val="clear"/>
+        </w:rPr>
+      </w:pPr>
+      <w:r>
+        <w:rPr>
+          <w:rFonts w:ascii="Times New Roman" w:hAnsi="Times New Roman" w:cs="Times New Roman" w:eastAsia="Times New Roman"/>
+          <w:color w:val="auto"/>
+          <w:spacing w:val="0"/>
+          <w:position w:val="0"/>
+          <w:sz w:val="24"/>
+          <w:shd w:fill="auto" w:val="clear"/>
+        </w:rPr>
+        <w:t xml:space="preserve">PySimpleGUI no p</w:t>
+      </w:r>
+      <w:r>
+        <w:rPr>
+          <w:rFonts w:ascii="Times New Roman" w:hAnsi="Times New Roman" w:cs="Times New Roman" w:eastAsia="Times New Roman"/>
+          <w:color w:val="auto"/>
+          <w:spacing w:val="0"/>
+          <w:position w:val="0"/>
+          <w:sz w:val="24"/>
+          <w:shd w:fill="auto" w:val="clear"/>
+        </w:rPr>
+        <w:t xml:space="preserve">ārējiām bibliotēkām atšķiras ar savu vienkāršumu, tāpēc vislabāk būtu piemērota cilvēkiem, kas tikai sāk iepazīties ar GUI izstrādi. Neskatoties uz to, ka bibliotēka</w:t>
+      </w:r>
+      <w:r>
+        <w:rPr>
+          <w:rFonts w:ascii="Times New Roman" w:hAnsi="Times New Roman" w:cs="Times New Roman" w:eastAsia="Times New Roman"/>
+          <w:color w:val="auto"/>
+          <w:spacing w:val="-15"/>
+          <w:position w:val="0"/>
+          <w:sz w:val="24"/>
+          <w:shd w:fill="auto" w:val="clear"/>
+        </w:rPr>
+        <w:t xml:space="preserve"> </w:t>
+      </w:r>
+      <w:r>
+        <w:rPr>
+          <w:rFonts w:ascii="Times New Roman" w:hAnsi="Times New Roman" w:cs="Times New Roman" w:eastAsia="Times New Roman"/>
+          <w:color w:val="auto"/>
+          <w:spacing w:val="0"/>
+          <w:position w:val="0"/>
+          <w:sz w:val="24"/>
+          <w:shd w:fill="auto" w:val="clear"/>
+        </w:rPr>
+        <w:t xml:space="preserve">ir</w:t>
+      </w:r>
+      <w:r>
+        <w:rPr>
+          <w:rFonts w:ascii="Times New Roman" w:hAnsi="Times New Roman" w:cs="Times New Roman" w:eastAsia="Times New Roman"/>
+          <w:color w:val="auto"/>
+          <w:spacing w:val="-13"/>
+          <w:position w:val="0"/>
+          <w:sz w:val="24"/>
+          <w:shd w:fill="auto" w:val="clear"/>
+        </w:rPr>
+        <w:t xml:space="preserve"> </w:t>
+      </w:r>
+      <w:r>
+        <w:rPr>
+          <w:rFonts w:ascii="Times New Roman" w:hAnsi="Times New Roman" w:cs="Times New Roman" w:eastAsia="Times New Roman"/>
+          <w:color w:val="auto"/>
+          <w:spacing w:val="0"/>
+          <w:position w:val="0"/>
+          <w:sz w:val="24"/>
+          <w:shd w:fill="auto" w:val="clear"/>
+        </w:rPr>
+        <w:t xml:space="preserve">paredzēta</w:t>
+      </w:r>
+      <w:r>
+        <w:rPr>
+          <w:rFonts w:ascii="Times New Roman" w:hAnsi="Times New Roman" w:cs="Times New Roman" w:eastAsia="Times New Roman"/>
+          <w:color w:val="auto"/>
+          <w:spacing w:val="-15"/>
+          <w:position w:val="0"/>
+          <w:sz w:val="24"/>
+          <w:shd w:fill="auto" w:val="clear"/>
+        </w:rPr>
+        <w:t xml:space="preserve"> </w:t>
+      </w:r>
+      <w:r>
+        <w:rPr>
+          <w:rFonts w:ascii="Times New Roman" w:hAnsi="Times New Roman" w:cs="Times New Roman" w:eastAsia="Times New Roman"/>
+          <w:color w:val="auto"/>
+          <w:spacing w:val="0"/>
+          <w:position w:val="0"/>
+          <w:sz w:val="24"/>
+          <w:shd w:fill="auto" w:val="clear"/>
+        </w:rPr>
+        <w:t xml:space="preserve">tikai</w:t>
+      </w:r>
+      <w:r>
+        <w:rPr>
+          <w:rFonts w:ascii="Times New Roman" w:hAnsi="Times New Roman" w:cs="Times New Roman" w:eastAsia="Times New Roman"/>
+          <w:color w:val="auto"/>
+          <w:spacing w:val="-15"/>
+          <w:position w:val="0"/>
+          <w:sz w:val="24"/>
+          <w:shd w:fill="auto" w:val="clear"/>
+        </w:rPr>
+        <w:t xml:space="preserve"> </w:t>
+      </w:r>
+      <w:r>
+        <w:rPr>
+          <w:rFonts w:ascii="Times New Roman" w:hAnsi="Times New Roman" w:cs="Times New Roman" w:eastAsia="Times New Roman"/>
+          <w:color w:val="auto"/>
+          <w:spacing w:val="0"/>
+          <w:position w:val="0"/>
+          <w:sz w:val="24"/>
+          <w:shd w:fill="auto" w:val="clear"/>
+        </w:rPr>
+        <w:t xml:space="preserve">nelieliem</w:t>
+      </w:r>
+      <w:r>
+        <w:rPr>
+          <w:rFonts w:ascii="Times New Roman" w:hAnsi="Times New Roman" w:cs="Times New Roman" w:eastAsia="Times New Roman"/>
+          <w:color w:val="auto"/>
+          <w:spacing w:val="-15"/>
+          <w:position w:val="0"/>
+          <w:sz w:val="24"/>
+          <w:shd w:fill="auto" w:val="clear"/>
+        </w:rPr>
+        <w:t xml:space="preserve"> </w:t>
+      </w:r>
+      <w:r>
+        <w:rPr>
+          <w:rFonts w:ascii="Times New Roman" w:hAnsi="Times New Roman" w:cs="Times New Roman" w:eastAsia="Times New Roman"/>
+          <w:color w:val="auto"/>
+          <w:spacing w:val="0"/>
+          <w:position w:val="0"/>
+          <w:sz w:val="24"/>
+          <w:shd w:fill="auto" w:val="clear"/>
+        </w:rPr>
+        <w:t xml:space="preserve">projektiem,</w:t>
+      </w:r>
+      <w:r>
+        <w:rPr>
+          <w:rFonts w:ascii="Times New Roman" w:hAnsi="Times New Roman" w:cs="Times New Roman" w:eastAsia="Times New Roman"/>
+          <w:color w:val="auto"/>
+          <w:spacing w:val="-14"/>
+          <w:position w:val="0"/>
+          <w:sz w:val="24"/>
+          <w:shd w:fill="auto" w:val="clear"/>
+        </w:rPr>
+        <w:t xml:space="preserve"> </w:t>
+      </w:r>
+      <w:r>
+        <w:rPr>
+          <w:rFonts w:ascii="Times New Roman" w:hAnsi="Times New Roman" w:cs="Times New Roman" w:eastAsia="Times New Roman"/>
+          <w:color w:val="auto"/>
+          <w:spacing w:val="0"/>
+          <w:position w:val="0"/>
+          <w:sz w:val="24"/>
+          <w:shd w:fill="auto" w:val="clear"/>
+        </w:rPr>
+        <w:t xml:space="preserve">internetā</w:t>
+      </w:r>
+      <w:r>
+        <w:rPr>
+          <w:rFonts w:ascii="Times New Roman" w:hAnsi="Times New Roman" w:cs="Times New Roman" w:eastAsia="Times New Roman"/>
+          <w:color w:val="auto"/>
+          <w:spacing w:val="-15"/>
+          <w:position w:val="0"/>
+          <w:sz w:val="24"/>
+          <w:shd w:fill="auto" w:val="clear"/>
+        </w:rPr>
+        <w:t xml:space="preserve"> </w:t>
+      </w:r>
+      <w:r>
+        <w:rPr>
+          <w:rFonts w:ascii="Times New Roman" w:hAnsi="Times New Roman" w:cs="Times New Roman" w:eastAsia="Times New Roman"/>
+          <w:color w:val="auto"/>
+          <w:spacing w:val="0"/>
+          <w:position w:val="0"/>
+          <w:sz w:val="24"/>
+          <w:shd w:fill="auto" w:val="clear"/>
+        </w:rPr>
+        <w:t xml:space="preserve">joprojām</w:t>
+      </w:r>
+      <w:r>
+        <w:rPr>
+          <w:rFonts w:ascii="Times New Roman" w:hAnsi="Times New Roman" w:cs="Times New Roman" w:eastAsia="Times New Roman"/>
+          <w:color w:val="auto"/>
+          <w:spacing w:val="-15"/>
+          <w:position w:val="0"/>
+          <w:sz w:val="24"/>
+          <w:shd w:fill="auto" w:val="clear"/>
+        </w:rPr>
+        <w:t xml:space="preserve"> </w:t>
+      </w:r>
+      <w:r>
+        <w:rPr>
+          <w:rFonts w:ascii="Times New Roman" w:hAnsi="Times New Roman" w:cs="Times New Roman" w:eastAsia="Times New Roman"/>
+          <w:color w:val="auto"/>
+          <w:spacing w:val="0"/>
+          <w:position w:val="0"/>
+          <w:sz w:val="24"/>
+          <w:shd w:fill="auto" w:val="clear"/>
+        </w:rPr>
+        <w:t xml:space="preserve">ir</w:t>
+      </w:r>
+      <w:r>
+        <w:rPr>
+          <w:rFonts w:ascii="Times New Roman" w:hAnsi="Times New Roman" w:cs="Times New Roman" w:eastAsia="Times New Roman"/>
+          <w:color w:val="auto"/>
+          <w:spacing w:val="-13"/>
+          <w:position w:val="0"/>
+          <w:sz w:val="24"/>
+          <w:shd w:fill="auto" w:val="clear"/>
+        </w:rPr>
+        <w:t xml:space="preserve"> </w:t>
+      </w:r>
+      <w:r>
+        <w:rPr>
+          <w:rFonts w:ascii="Times New Roman" w:hAnsi="Times New Roman" w:cs="Times New Roman" w:eastAsia="Times New Roman"/>
+          <w:color w:val="auto"/>
+          <w:spacing w:val="0"/>
+          <w:position w:val="0"/>
+          <w:sz w:val="24"/>
+          <w:shd w:fill="auto" w:val="clear"/>
+        </w:rPr>
+        <w:t xml:space="preserve">pieejams</w:t>
+      </w:r>
+      <w:r>
+        <w:rPr>
+          <w:rFonts w:ascii="Times New Roman" w:hAnsi="Times New Roman" w:cs="Times New Roman" w:eastAsia="Times New Roman"/>
+          <w:color w:val="auto"/>
+          <w:spacing w:val="-12"/>
+          <w:position w:val="0"/>
+          <w:sz w:val="24"/>
+          <w:shd w:fill="auto" w:val="clear"/>
+        </w:rPr>
+        <w:t xml:space="preserve"> </w:t>
+      </w:r>
+      <w:r>
+        <w:rPr>
+          <w:rFonts w:ascii="Times New Roman" w:hAnsi="Times New Roman" w:cs="Times New Roman" w:eastAsia="Times New Roman"/>
+          <w:color w:val="auto"/>
+          <w:spacing w:val="0"/>
+          <w:position w:val="0"/>
+          <w:sz w:val="24"/>
+          <w:shd w:fill="auto" w:val="clear"/>
+        </w:rPr>
+        <w:t xml:space="preserve">liels</w:t>
+      </w:r>
+      <w:r>
+        <w:rPr>
+          <w:rFonts w:ascii="Times New Roman" w:hAnsi="Times New Roman" w:cs="Times New Roman" w:eastAsia="Times New Roman"/>
+          <w:color w:val="auto"/>
+          <w:spacing w:val="-12"/>
+          <w:position w:val="0"/>
+          <w:sz w:val="24"/>
+          <w:shd w:fill="auto" w:val="clear"/>
+        </w:rPr>
+        <w:t xml:space="preserve"> </w:t>
+      </w:r>
+      <w:r>
+        <w:rPr>
+          <w:rFonts w:ascii="Times New Roman" w:hAnsi="Times New Roman" w:cs="Times New Roman" w:eastAsia="Times New Roman"/>
+          <w:color w:val="auto"/>
+          <w:spacing w:val="0"/>
+          <w:position w:val="0"/>
+          <w:sz w:val="24"/>
+          <w:shd w:fill="auto" w:val="clear"/>
+        </w:rPr>
+        <w:t xml:space="preserve">daudzums ar resursiem, kurus katrs ir spējīgs izmantot savām vajadzībām.</w:t>
+      </w:r>
+    </w:p>
+    <w:p>
+      <w:pPr>
+        <w:spacing w:before="33" w:after="0" w:line="240"/>
+        <w:ind w:right="0" w:left="0" w:firstLine="0"/>
+        <w:jc w:val="left"/>
+        <w:rPr>
+          <w:rFonts w:ascii="Times New Roman" w:hAnsi="Times New Roman" w:cs="Times New Roman" w:eastAsia="Times New Roman"/>
+          <w:color w:val="auto"/>
+          <w:spacing w:val="0"/>
+          <w:position w:val="0"/>
+          <w:sz w:val="24"/>
+          <w:shd w:fill="auto" w:val="clear"/>
+        </w:rPr>
+      </w:pPr>
+    </w:p>
+    <w:p>
+      <w:pPr>
+        <w:numPr>
+          <w:ilvl w:val="0"/>
+          <w:numId w:val="99"/>
+        </w:numPr>
+        <w:tabs>
           <w:tab w:val="left" w:pos="2359" w:leader="none"/>
         </w:tabs>
         <w:spacing w:before="0" w:after="0" w:line="240"/>
@@ -15438,7 +16004,7 @@
       <w:pPr>
         <w:numPr>
           <w:ilvl w:val="0"/>
-          <w:numId w:val="100"/>
+          <w:numId w:val="103"/>
         </w:numPr>
         <w:tabs>
           <w:tab w:val="left" w:pos="3470" w:leader="none"/>
@@ -18090,7 +18656,7 @@
       <w:pPr>
         <w:numPr>
           <w:ilvl w:val="0"/>
-          <w:numId w:val="105"/>
+          <w:numId w:val="108"/>
         </w:numPr>
         <w:tabs>
           <w:tab w:val="left" w:pos="3700" w:leader="none"/>
@@ -18186,7 +18752,7 @@
       <w:pPr>
         <w:numPr>
           <w:ilvl w:val="0"/>
-          <w:numId w:val="107"/>
+          <w:numId w:val="110"/>
         </w:numPr>
         <w:tabs>
           <w:tab w:val="left" w:pos="4280" w:leader="none"/>
@@ -19444,7 +20010,7 @@
       <w:pPr>
         <w:numPr>
           <w:ilvl w:val="0"/>
-          <w:numId w:val="115"/>
+          <w:numId w:val="118"/>
         </w:numPr>
         <w:tabs>
           <w:tab w:val="left" w:pos="3660" w:leader="none"/>
@@ -19959,7 +20525,7 @@
       <w:pPr>
         <w:numPr>
           <w:ilvl w:val="0"/>
-          <w:numId w:val="119"/>
+          <w:numId w:val="122"/>
         </w:numPr>
         <w:tabs>
           <w:tab w:val="left" w:pos="3855" w:leader="none"/>
@@ -20409,179 +20975,6 @@
         </w:rPr>
         <w:t xml:space="preserve">2 tabulām - Skolēnu saraksts un Ieraksti.</w:t>
       </w:r>
-    </w:p>
-    <w:p>
-      <w:pPr>
-        <w:numPr>
-          <w:ilvl w:val="0"/>
-          <w:numId w:val="121"/>
-        </w:numPr>
-        <w:tabs>
-          <w:tab w:val="left" w:pos="3210" w:leader="none"/>
-        </w:tabs>
-        <w:spacing w:before="76" w:after="0" w:line="240"/>
-        <w:ind w:right="0" w:left="3210" w:hanging="180"/>
-        <w:jc w:val="left"/>
-        <w:rPr>
-          <w:rFonts w:ascii="Times New Roman" w:hAnsi="Times New Roman" w:cs="Times New Roman" w:eastAsia="Times New Roman"/>
-          <w:color w:val="auto"/>
-          <w:spacing w:val="0"/>
-          <w:position w:val="0"/>
-          <w:sz w:val="22"/>
-          <w:shd w:fill="auto" w:val="clear"/>
-        </w:rPr>
-      </w:pPr>
-      <w:r>
-        <w:rPr>
-          <w:rFonts w:ascii="Times New Roman" w:hAnsi="Times New Roman" w:cs="Times New Roman" w:eastAsia="Times New Roman"/>
-          <w:color w:val="auto"/>
-          <w:spacing w:val="0"/>
-          <w:position w:val="0"/>
-          <w:sz w:val="24"/>
-          <w:shd w:fill="auto" w:val="clear"/>
-        </w:rPr>
-        <w:t xml:space="preserve">att</w:t>
-      </w:r>
-      <w:r>
-        <w:rPr>
-          <w:rFonts w:ascii="Times New Roman" w:hAnsi="Times New Roman" w:cs="Times New Roman" w:eastAsia="Times New Roman"/>
-          <w:color w:val="auto"/>
-          <w:spacing w:val="0"/>
-          <w:position w:val="0"/>
-          <w:sz w:val="24"/>
-          <w:shd w:fill="auto" w:val="clear"/>
-        </w:rPr>
-        <w:t xml:space="preserve">ēls</w:t>
-      </w:r>
-      <w:r>
-        <w:rPr>
-          <w:rFonts w:ascii="Times New Roman" w:hAnsi="Times New Roman" w:cs="Times New Roman" w:eastAsia="Times New Roman"/>
-          <w:color w:val="auto"/>
-          <w:spacing w:val="-1"/>
-          <w:position w:val="0"/>
-          <w:sz w:val="24"/>
-          <w:shd w:fill="auto" w:val="clear"/>
-        </w:rPr>
-        <w:t xml:space="preserve"> </w:t>
-      </w:r>
-      <w:r>
-        <w:rPr>
-          <w:rFonts w:ascii="Times New Roman" w:hAnsi="Times New Roman" w:cs="Times New Roman" w:eastAsia="Times New Roman"/>
-          <w:color w:val="auto"/>
-          <w:spacing w:val="0"/>
-          <w:position w:val="0"/>
-          <w:sz w:val="24"/>
-          <w:shd w:fill="auto" w:val="clear"/>
-        </w:rPr>
-        <w:t xml:space="preserve">-</w:t>
-      </w:r>
-      <w:r>
-        <w:rPr>
-          <w:rFonts w:ascii="Times New Roman" w:hAnsi="Times New Roman" w:cs="Times New Roman" w:eastAsia="Times New Roman"/>
-          <w:color w:val="auto"/>
-          <w:spacing w:val="-2"/>
-          <w:position w:val="0"/>
-          <w:sz w:val="24"/>
-          <w:shd w:fill="auto" w:val="clear"/>
-        </w:rPr>
-        <w:t xml:space="preserve"> </w:t>
-      </w:r>
-      <w:r>
-        <w:rPr>
-          <w:rFonts w:ascii="Times New Roman" w:hAnsi="Times New Roman" w:cs="Times New Roman" w:eastAsia="Times New Roman"/>
-          <w:color w:val="auto"/>
-          <w:spacing w:val="0"/>
-          <w:position w:val="0"/>
-          <w:sz w:val="24"/>
-          <w:shd w:fill="auto" w:val="clear"/>
-        </w:rPr>
-        <w:t xml:space="preserve">Pirmā</w:t>
-      </w:r>
-      <w:r>
-        <w:rPr>
-          <w:rFonts w:ascii="Times New Roman" w:hAnsi="Times New Roman" w:cs="Times New Roman" w:eastAsia="Times New Roman"/>
-          <w:color w:val="auto"/>
-          <w:spacing w:val="-4"/>
-          <w:position w:val="0"/>
-          <w:sz w:val="24"/>
-          <w:shd w:fill="auto" w:val="clear"/>
-        </w:rPr>
-        <w:t xml:space="preserve"> </w:t>
-      </w:r>
-      <w:r>
-        <w:rPr>
-          <w:rFonts w:ascii="Times New Roman" w:hAnsi="Times New Roman" w:cs="Times New Roman" w:eastAsia="Times New Roman"/>
-          <w:color w:val="auto"/>
-          <w:spacing w:val="0"/>
-          <w:position w:val="0"/>
-          <w:sz w:val="24"/>
-          <w:shd w:fill="auto" w:val="clear"/>
-        </w:rPr>
-        <w:t xml:space="preserve">skice</w:t>
-      </w:r>
-      <w:r>
-        <w:rPr>
-          <w:rFonts w:ascii="Times New Roman" w:hAnsi="Times New Roman" w:cs="Times New Roman" w:eastAsia="Times New Roman"/>
-          <w:color w:val="auto"/>
-          <w:spacing w:val="-4"/>
-          <w:position w:val="0"/>
-          <w:sz w:val="24"/>
-          <w:shd w:fill="auto" w:val="clear"/>
-        </w:rPr>
-        <w:t xml:space="preserve"> </w:t>
-      </w:r>
-      <w:r>
-        <w:rPr>
-          <w:rFonts w:ascii="Times New Roman" w:hAnsi="Times New Roman" w:cs="Times New Roman" w:eastAsia="Times New Roman"/>
-          <w:color w:val="auto"/>
-          <w:spacing w:val="0"/>
-          <w:position w:val="0"/>
-          <w:sz w:val="24"/>
-          <w:shd w:fill="auto" w:val="clear"/>
-        </w:rPr>
-        <w:t xml:space="preserve">sistēmas </w:t>
-      </w:r>
-      <w:r>
-        <w:rPr>
-          <w:rFonts w:ascii="Times New Roman" w:hAnsi="Times New Roman" w:cs="Times New Roman" w:eastAsia="Times New Roman"/>
-          <w:color w:val="auto"/>
-          <w:spacing w:val="-2"/>
-          <w:position w:val="0"/>
-          <w:sz w:val="24"/>
-          <w:shd w:fill="auto" w:val="clear"/>
-        </w:rPr>
-        <w:t xml:space="preserve">struktūrai</w:t>
-      </w:r>
-    </w:p>
-    <w:p>
-      <w:pPr>
-        <w:spacing w:before="0" w:after="0" w:line="240"/>
-        <w:ind w:right="0" w:left="1934" w:hanging="180"/>
-        <w:jc w:val="left"/>
-        <w:rPr>
-          <w:rFonts w:ascii="Times New Roman" w:hAnsi="Times New Roman" w:cs="Times New Roman" w:eastAsia="Times New Roman"/>
-          <w:color w:val="auto"/>
-          <w:spacing w:val="0"/>
-          <w:position w:val="0"/>
-          <w:sz w:val="22"/>
-          <w:shd w:fill="auto" w:val="clear"/>
-        </w:rPr>
-      </w:pPr>
-    </w:p>
-    <w:p>
-      <w:pPr>
-        <w:spacing w:before="0" w:after="0" w:line="240"/>
-        <w:ind w:right="0" w:left="3011" w:firstLine="0"/>
-        <w:jc w:val="left"/>
-        <w:rPr>
-          <w:rFonts w:ascii="Times New Roman" w:hAnsi="Times New Roman" w:cs="Times New Roman" w:eastAsia="Times New Roman"/>
-          <w:color w:val="auto"/>
-          <w:spacing w:val="0"/>
-          <w:position w:val="0"/>
-          <w:sz w:val="20"/>
-          <w:shd w:fill="auto" w:val="clear"/>
-        </w:rPr>
-      </w:pPr>
     </w:p>
     <w:p>
       <w:pPr>
@@ -20590,10 +20983,10 @@
           <w:numId w:val="124"/>
         </w:numPr>
         <w:tabs>
-          <w:tab w:val="left" w:pos="3715" w:leader="none"/>
+          <w:tab w:val="left" w:pos="3210" w:leader="none"/>
         </w:tabs>
-        <w:spacing w:before="28" w:after="0" w:line="240"/>
-        <w:ind w:right="0" w:left="3715" w:hanging="180"/>
+        <w:spacing w:before="76" w:after="0" w:line="240"/>
+        <w:ind w:right="0" w:left="3210" w:hanging="180"/>
         <w:jc w:val="left"/>
         <w:rPr>
           <w:rFonts w:ascii="Times New Roman" w:hAnsi="Times New Roman" w:cs="Times New Roman" w:eastAsia="Times New Roman"/>
@@ -20668,7 +21061,51 @@
           <w:sz w:val="24"/>
           <w:shd w:fill="auto" w:val="clear"/>
         </w:rPr>
-        <w:t xml:space="preserve">Datu</w:t>
+        <w:t xml:space="preserve">Pirmā</w:t>
+      </w:r>
+      <w:r>
+        <w:rPr>
+          <w:rFonts w:ascii="Times New Roman" w:hAnsi="Times New Roman" w:cs="Times New Roman" w:eastAsia="Times New Roman"/>
+          <w:color w:val="auto"/>
+          <w:spacing w:val="-4"/>
+          <w:position w:val="0"/>
+          <w:sz w:val="24"/>
+          <w:shd w:fill="auto" w:val="clear"/>
+        </w:rPr>
+        <w:t xml:space="preserve"> </w:t>
+      </w:r>
+      <w:r>
+        <w:rPr>
+          <w:rFonts w:ascii="Times New Roman" w:hAnsi="Times New Roman" w:cs="Times New Roman" w:eastAsia="Times New Roman"/>
+          <w:color w:val="auto"/>
+          <w:spacing w:val="0"/>
+          <w:position w:val="0"/>
+          <w:sz w:val="24"/>
+          <w:shd w:fill="auto" w:val="clear"/>
+        </w:rPr>
+        <w:t xml:space="preserve">skice</w:t>
+      </w:r>
+      <w:r>
+        <w:rPr>
+          <w:rFonts w:ascii="Times New Roman" w:hAnsi="Times New Roman" w:cs="Times New Roman" w:eastAsia="Times New Roman"/>
+          <w:color w:val="auto"/>
+          <w:spacing w:val="-4"/>
+          <w:position w:val="0"/>
+          <w:sz w:val="24"/>
+          <w:shd w:fill="auto" w:val="clear"/>
+        </w:rPr>
+        <w:t xml:space="preserve"> </w:t>
+      </w:r>
+      <w:r>
+        <w:rPr>
+          <w:rFonts w:ascii="Times New Roman" w:hAnsi="Times New Roman" w:cs="Times New Roman" w:eastAsia="Times New Roman"/>
+          <w:color w:val="auto"/>
+          <w:spacing w:val="0"/>
+          <w:position w:val="0"/>
+          <w:sz w:val="24"/>
+          <w:shd w:fill="auto" w:val="clear"/>
+        </w:rPr>
+        <w:t xml:space="preserve">sistēmas </w:t>
       </w:r>
       <w:r>
         <w:rPr>
@@ -20679,61 +21116,28 @@
           <w:sz w:val="24"/>
           <w:shd w:fill="auto" w:val="clear"/>
         </w:rPr>
-        <w:t xml:space="preserve"> </w:t>
-      </w:r>
-      <w:r>
-        <w:rPr>
-          <w:rFonts w:ascii="Times New Roman" w:hAnsi="Times New Roman" w:cs="Times New Roman" w:eastAsia="Times New Roman"/>
-          <w:color w:val="auto"/>
-          <w:spacing w:val="0"/>
-          <w:position w:val="0"/>
-          <w:sz w:val="24"/>
-          <w:shd w:fill="auto" w:val="clear"/>
-        </w:rPr>
-        <w:t xml:space="preserve">bāzes</w:t>
-      </w:r>
-      <w:r>
-        <w:rPr>
-          <w:rFonts w:ascii="Times New Roman" w:hAnsi="Times New Roman" w:cs="Times New Roman" w:eastAsia="Times New Roman"/>
-          <w:color w:val="auto"/>
-          <w:spacing w:val="-1"/>
-          <w:position w:val="0"/>
-          <w:sz w:val="24"/>
-          <w:shd w:fill="auto" w:val="clear"/>
-        </w:rPr>
-        <w:t xml:space="preserve"> </w:t>
-      </w:r>
-      <w:r>
-        <w:rPr>
-          <w:rFonts w:ascii="Times New Roman" w:hAnsi="Times New Roman" w:cs="Times New Roman" w:eastAsia="Times New Roman"/>
-          <w:color w:val="auto"/>
-          <w:spacing w:val="-2"/>
-          <w:position w:val="0"/>
-          <w:sz w:val="24"/>
-          <w:shd w:fill="auto" w:val="clear"/>
-        </w:rPr>
-        <w:t xml:space="preserve">struktūra</w:t>
+        <w:t xml:space="preserve">struktūrai</w:t>
       </w:r>
     </w:p>
     <w:p>
       <w:pPr>
         <w:spacing w:before="0" w:after="0" w:line="240"/>
-        <w:ind w:right="0" w:left="0" w:firstLine="0"/>
+        <w:ind w:right="0" w:left="1934" w:hanging="180"/>
         <w:jc w:val="left"/>
         <w:rPr>
           <w:rFonts w:ascii="Times New Roman" w:hAnsi="Times New Roman" w:cs="Times New Roman" w:eastAsia="Times New Roman"/>
           <w:color w:val="auto"/>
           <w:spacing w:val="0"/>
           <w:position w:val="0"/>
-          <w:sz w:val="20"/>
+          <w:sz w:val="22"/>
           <w:shd w:fill="auto" w:val="clear"/>
         </w:rPr>
       </w:pPr>
     </w:p>
     <w:p>
       <w:pPr>
-        <w:spacing w:before="65" w:after="0" w:line="240"/>
-        <w:ind w:right="0" w:left="0" w:firstLine="0"/>
+        <w:spacing w:before="0" w:after="0" w:line="240"/>
+        <w:ind w:right="0" w:left="3011" w:firstLine="0"/>
         <w:jc w:val="left"/>
         <w:rPr>
           <w:rFonts w:ascii="Times New Roman" w:hAnsi="Times New Roman" w:cs="Times New Roman" w:eastAsia="Times New Roman"/>
@@ -20752,6 +21156,168 @@
           <w:numId w:val="127"/>
         </w:numPr>
         <w:tabs>
+          <w:tab w:val="left" w:pos="3715" w:leader="none"/>
+        </w:tabs>
+        <w:spacing w:before="28" w:after="0" w:line="240"/>
+        <w:ind w:right="0" w:left="3715" w:hanging="180"/>
+        <w:jc w:val="left"/>
+        <w:rPr>
+          <w:rFonts w:ascii="Times New Roman" w:hAnsi="Times New Roman" w:cs="Times New Roman" w:eastAsia="Times New Roman"/>
+          <w:color w:val="auto"/>
+          <w:spacing w:val="0"/>
+          <w:position w:val="0"/>
+          <w:sz w:val="22"/>
+          <w:shd w:fill="auto" w:val="clear"/>
+        </w:rPr>
+      </w:pPr>
+      <w:r>
+        <w:rPr>
+          <w:rFonts w:ascii="Times New Roman" w:hAnsi="Times New Roman" w:cs="Times New Roman" w:eastAsia="Times New Roman"/>
+          <w:color w:val="auto"/>
+          <w:spacing w:val="0"/>
+          <w:position w:val="0"/>
+          <w:sz w:val="24"/>
+          <w:shd w:fill="auto" w:val="clear"/>
+        </w:rPr>
+        <w:t xml:space="preserve">att</w:t>
+      </w:r>
+      <w:r>
+        <w:rPr>
+          <w:rFonts w:ascii="Times New Roman" w:hAnsi="Times New Roman" w:cs="Times New Roman" w:eastAsia="Times New Roman"/>
+          <w:color w:val="auto"/>
+          <w:spacing w:val="0"/>
+          <w:position w:val="0"/>
+          <w:sz w:val="24"/>
+          <w:shd w:fill="auto" w:val="clear"/>
+        </w:rPr>
+        <w:t xml:space="preserve">ēls</w:t>
+      </w:r>
+      <w:r>
+        <w:rPr>
+          <w:rFonts w:ascii="Times New Roman" w:hAnsi="Times New Roman" w:cs="Times New Roman" w:eastAsia="Times New Roman"/>
+          <w:color w:val="auto"/>
+          <w:spacing w:val="-1"/>
+          <w:position w:val="0"/>
+          <w:sz w:val="24"/>
+          <w:shd w:fill="auto" w:val="clear"/>
+        </w:rPr>
+        <w:t xml:space="preserve"> </w:t>
+      </w:r>
+      <w:r>
+        <w:rPr>
+          <w:rFonts w:ascii="Times New Roman" w:hAnsi="Times New Roman" w:cs="Times New Roman" w:eastAsia="Times New Roman"/>
+          <w:color w:val="auto"/>
+          <w:spacing w:val="0"/>
+          <w:position w:val="0"/>
+          <w:sz w:val="24"/>
+          <w:shd w:fill="auto" w:val="clear"/>
+        </w:rPr>
+        <w:t xml:space="preserve">-</w:t>
+      </w:r>
+      <w:r>
+        <w:rPr>
+          <w:rFonts w:ascii="Times New Roman" w:hAnsi="Times New Roman" w:cs="Times New Roman" w:eastAsia="Times New Roman"/>
+          <w:color w:val="auto"/>
+          <w:spacing w:val="-2"/>
+          <w:position w:val="0"/>
+          <w:sz w:val="24"/>
+          <w:shd w:fill="auto" w:val="clear"/>
+        </w:rPr>
+        <w:t xml:space="preserve"> </w:t>
+      </w:r>
+      <w:r>
+        <w:rPr>
+          <w:rFonts w:ascii="Times New Roman" w:hAnsi="Times New Roman" w:cs="Times New Roman" w:eastAsia="Times New Roman"/>
+          <w:color w:val="auto"/>
+          <w:spacing w:val="0"/>
+          <w:position w:val="0"/>
+          <w:sz w:val="24"/>
+          <w:shd w:fill="auto" w:val="clear"/>
+        </w:rPr>
+        <w:t xml:space="preserve">Datu</w:t>
+      </w:r>
+      <w:r>
+        <w:rPr>
+          <w:rFonts w:ascii="Times New Roman" w:hAnsi="Times New Roman" w:cs="Times New Roman" w:eastAsia="Times New Roman"/>
+          <w:color w:val="auto"/>
+          <w:spacing w:val="-2"/>
+          <w:position w:val="0"/>
+          <w:sz w:val="24"/>
+          <w:shd w:fill="auto" w:val="clear"/>
+        </w:rPr>
+        <w:t xml:space="preserve"> </w:t>
+      </w:r>
+      <w:r>
+        <w:rPr>
+          <w:rFonts w:ascii="Times New Roman" w:hAnsi="Times New Roman" w:cs="Times New Roman" w:eastAsia="Times New Roman"/>
+          <w:color w:val="auto"/>
+          <w:spacing w:val="0"/>
+          <w:position w:val="0"/>
+          <w:sz w:val="24"/>
+          <w:shd w:fill="auto" w:val="clear"/>
+        </w:rPr>
+        <w:t xml:space="preserve">bāzes</w:t>
+      </w:r>
+      <w:r>
+        <w:rPr>
+          <w:rFonts w:ascii="Times New Roman" w:hAnsi="Times New Roman" w:cs="Times New Roman" w:eastAsia="Times New Roman"/>
+          <w:color w:val="auto"/>
+          <w:spacing w:val="-1"/>
+          <w:position w:val="0"/>
+          <w:sz w:val="24"/>
+          <w:shd w:fill="auto" w:val="clear"/>
+        </w:rPr>
+        <w:t xml:space="preserve"> </w:t>
+      </w:r>
+      <w:r>
+        <w:rPr>
+          <w:rFonts w:ascii="Times New Roman" w:hAnsi="Times New Roman" w:cs="Times New Roman" w:eastAsia="Times New Roman"/>
+          <w:color w:val="auto"/>
+          <w:spacing w:val="-2"/>
+          <w:position w:val="0"/>
+          <w:sz w:val="24"/>
+          <w:shd w:fill="auto" w:val="clear"/>
+        </w:rPr>
+        <w:t xml:space="preserve">struktūra</w:t>
+      </w:r>
+    </w:p>
+    <w:p>
+      <w:pPr>
+        <w:spacing w:before="0" w:after="0" w:line="240"/>
+        <w:ind w:right="0" w:left="0" w:firstLine="0"/>
+        <w:jc w:val="left"/>
+        <w:rPr>
+          <w:rFonts w:ascii="Times New Roman" w:hAnsi="Times New Roman" w:cs="Times New Roman" w:eastAsia="Times New Roman"/>
+          <w:color w:val="auto"/>
+          <w:spacing w:val="0"/>
+          <w:position w:val="0"/>
+          <w:sz w:val="20"/>
+          <w:shd w:fill="auto" w:val="clear"/>
+        </w:rPr>
+      </w:pPr>
+    </w:p>
+    <w:p>
+      <w:pPr>
+        <w:spacing w:before="65" w:after="0" w:line="240"/>
+        <w:ind w:right="0" w:left="0" w:firstLine="0"/>
+        <w:jc w:val="left"/>
+        <w:rPr>
+          <w:rFonts w:ascii="Times New Roman" w:hAnsi="Times New Roman" w:cs="Times New Roman" w:eastAsia="Times New Roman"/>
+          <w:color w:val="auto"/>
+          <w:spacing w:val="0"/>
+          <w:position w:val="0"/>
+          <w:sz w:val="20"/>
+          <w:shd w:fill="auto" w:val="clear"/>
+        </w:rPr>
+      </w:pPr>
+    </w:p>
+    <w:p>
+      <w:pPr>
+        <w:numPr>
+          <w:ilvl w:val="0"/>
+          <w:numId w:val="130"/>
+        </w:numPr>
+        <w:tabs>
           <w:tab w:val="left" w:pos="3935" w:leader="none"/>
         </w:tabs>
         <w:spacing w:before="21" w:after="0" w:line="240"/>
@@ -21711,150 +22277,6 @@
           <w:spacing w:val="0"/>
           <w:position w:val="0"/>
           <w:sz w:val="20"/>
-          <w:shd w:fill="auto" w:val="clear"/>
-        </w:rPr>
-      </w:pPr>
-    </w:p>
-    <w:p>
-      <w:pPr>
-        <w:numPr>
-          <w:ilvl w:val="0"/>
-          <w:numId w:val="134"/>
-        </w:numPr>
-        <w:tabs>
-          <w:tab w:val="left" w:pos="3925" w:leader="none"/>
-        </w:tabs>
-        <w:spacing w:before="6" w:after="0" w:line="240"/>
-        <w:ind w:right="0" w:left="3925" w:hanging="300"/>
-        <w:jc w:val="left"/>
-        <w:rPr>
-          <w:rFonts w:ascii="Times New Roman" w:hAnsi="Times New Roman" w:cs="Times New Roman" w:eastAsia="Times New Roman"/>
-          <w:color w:val="auto"/>
-          <w:spacing w:val="0"/>
-          <w:position w:val="0"/>
-          <w:sz w:val="22"/>
-          <w:shd w:fill="auto" w:val="clear"/>
-        </w:rPr>
-      </w:pPr>
-      <w:r>
-        <w:rPr>
-          <w:rFonts w:ascii="Times New Roman" w:hAnsi="Times New Roman" w:cs="Times New Roman" w:eastAsia="Times New Roman"/>
-          <w:color w:val="auto"/>
-          <w:spacing w:val="0"/>
-          <w:position w:val="0"/>
-          <w:sz w:val="24"/>
-          <w:shd w:fill="auto" w:val="clear"/>
-        </w:rPr>
-        <w:t xml:space="preserve">att</w:t>
-      </w:r>
-      <w:r>
-        <w:rPr>
-          <w:rFonts w:ascii="Times New Roman" w:hAnsi="Times New Roman" w:cs="Times New Roman" w:eastAsia="Times New Roman"/>
-          <w:color w:val="auto"/>
-          <w:spacing w:val="0"/>
-          <w:position w:val="0"/>
-          <w:sz w:val="24"/>
-          <w:shd w:fill="auto" w:val="clear"/>
-        </w:rPr>
-        <w:t xml:space="preserve">ēls</w:t>
-      </w:r>
-      <w:r>
-        <w:rPr>
-          <w:rFonts w:ascii="Times New Roman" w:hAnsi="Times New Roman" w:cs="Times New Roman" w:eastAsia="Times New Roman"/>
-          <w:color w:val="auto"/>
-          <w:spacing w:val="-2"/>
-          <w:position w:val="0"/>
-          <w:sz w:val="24"/>
-          <w:shd w:fill="auto" w:val="clear"/>
-        </w:rPr>
-        <w:t xml:space="preserve"> </w:t>
-      </w:r>
-      <w:r>
-        <w:rPr>
-          <w:rFonts w:ascii="Times New Roman" w:hAnsi="Times New Roman" w:cs="Times New Roman" w:eastAsia="Times New Roman"/>
-          <w:color w:val="auto"/>
-          <w:spacing w:val="0"/>
-          <w:position w:val="0"/>
-          <w:sz w:val="24"/>
-          <w:shd w:fill="auto" w:val="clear"/>
-        </w:rPr>
-        <w:t xml:space="preserve">-</w:t>
-      </w:r>
-      <w:r>
-        <w:rPr>
-          <w:rFonts w:ascii="Times New Roman" w:hAnsi="Times New Roman" w:cs="Times New Roman" w:eastAsia="Times New Roman"/>
-          <w:color w:val="auto"/>
-          <w:spacing w:val="-3"/>
-          <w:position w:val="0"/>
-          <w:sz w:val="24"/>
-          <w:shd w:fill="auto" w:val="clear"/>
-        </w:rPr>
-        <w:t xml:space="preserve"> </w:t>
-      </w:r>
-      <w:r>
-        <w:rPr>
-          <w:rFonts w:ascii="Times New Roman" w:hAnsi="Times New Roman" w:cs="Times New Roman" w:eastAsia="Times New Roman"/>
-          <w:color w:val="auto"/>
-          <w:spacing w:val="0"/>
-          <w:position w:val="0"/>
-          <w:sz w:val="24"/>
-          <w:shd w:fill="auto" w:val="clear"/>
-        </w:rPr>
-        <w:t xml:space="preserve">Attīstīts</w:t>
-      </w:r>
-      <w:r>
-        <w:rPr>
-          <w:rFonts w:ascii="Times New Roman" w:hAnsi="Times New Roman" w:cs="Times New Roman" w:eastAsia="Times New Roman"/>
-          <w:color w:val="auto"/>
-          <w:spacing w:val="-2"/>
-          <w:position w:val="0"/>
-          <w:sz w:val="24"/>
-          <w:shd w:fill="auto" w:val="clear"/>
-        </w:rPr>
-        <w:t xml:space="preserve"> prototips</w:t>
-      </w:r>
-    </w:p>
-    <w:p>
-      <w:pPr>
-        <w:spacing w:before="0" w:after="0" w:line="240"/>
-        <w:ind w:right="0" w:left="0" w:firstLine="0"/>
-        <w:jc w:val="left"/>
-        <w:rPr>
-          <w:rFonts w:ascii="Times New Roman" w:hAnsi="Times New Roman" w:cs="Times New Roman" w:eastAsia="Times New Roman"/>
-          <w:color w:val="auto"/>
-          <w:spacing w:val="0"/>
-          <w:position w:val="0"/>
-          <w:sz w:val="24"/>
-          <w:shd w:fill="auto" w:val="clear"/>
-        </w:rPr>
-      </w:pPr>
-    </w:p>
-    <w:p>
-      <w:pPr>
-        <w:spacing w:before="0" w:after="0" w:line="240"/>
-        <w:ind w:right="0" w:left="0" w:firstLine="0"/>
-        <w:jc w:val="left"/>
-        <w:rPr>
-          <w:rFonts w:ascii="Times New Roman" w:hAnsi="Times New Roman" w:cs="Times New Roman" w:eastAsia="Times New Roman"/>
-          <w:color w:val="auto"/>
-          <w:spacing w:val="0"/>
-          <w:position w:val="0"/>
-          <w:sz w:val="24"/>
-          <w:shd w:fill="auto" w:val="clear"/>
-        </w:rPr>
-      </w:pPr>
-    </w:p>
-    <w:p>
-      <w:pPr>
-        <w:spacing w:before="34" w:after="0" w:line="240"/>
-        <w:ind w:right="0" w:left="0" w:firstLine="0"/>
-        <w:jc w:val="left"/>
-        <w:rPr>
-          <w:rFonts w:ascii="Times New Roman" w:hAnsi="Times New Roman" w:cs="Times New Roman" w:eastAsia="Times New Roman"/>
-          <w:color w:val="auto"/>
-          <w:spacing w:val="0"/>
-          <w:position w:val="0"/>
-          <w:sz w:val="24"/>
           <w:shd w:fill="auto" w:val="clear"/>
         </w:rPr>
       </w:pPr>
@@ -21866,6 +22288,150 @@
           <w:numId w:val="137"/>
         </w:numPr>
         <w:tabs>
+          <w:tab w:val="left" w:pos="3925" w:leader="none"/>
+        </w:tabs>
+        <w:spacing w:before="6" w:after="0" w:line="240"/>
+        <w:ind w:right="0" w:left="3925" w:hanging="300"/>
+        <w:jc w:val="left"/>
+        <w:rPr>
+          <w:rFonts w:ascii="Times New Roman" w:hAnsi="Times New Roman" w:cs="Times New Roman" w:eastAsia="Times New Roman"/>
+          <w:color w:val="auto"/>
+          <w:spacing w:val="0"/>
+          <w:position w:val="0"/>
+          <w:sz w:val="22"/>
+          <w:shd w:fill="auto" w:val="clear"/>
+        </w:rPr>
+      </w:pPr>
+      <w:r>
+        <w:rPr>
+          <w:rFonts w:ascii="Times New Roman" w:hAnsi="Times New Roman" w:cs="Times New Roman" w:eastAsia="Times New Roman"/>
+          <w:color w:val="auto"/>
+          <w:spacing w:val="0"/>
+          <w:position w:val="0"/>
+          <w:sz w:val="24"/>
+          <w:shd w:fill="auto" w:val="clear"/>
+        </w:rPr>
+        <w:t xml:space="preserve">att</w:t>
+      </w:r>
+      <w:r>
+        <w:rPr>
+          <w:rFonts w:ascii="Times New Roman" w:hAnsi="Times New Roman" w:cs="Times New Roman" w:eastAsia="Times New Roman"/>
+          <w:color w:val="auto"/>
+          <w:spacing w:val="0"/>
+          <w:position w:val="0"/>
+          <w:sz w:val="24"/>
+          <w:shd w:fill="auto" w:val="clear"/>
+        </w:rPr>
+        <w:t xml:space="preserve">ēls</w:t>
+      </w:r>
+      <w:r>
+        <w:rPr>
+          <w:rFonts w:ascii="Times New Roman" w:hAnsi="Times New Roman" w:cs="Times New Roman" w:eastAsia="Times New Roman"/>
+          <w:color w:val="auto"/>
+          <w:spacing w:val="-2"/>
+          <w:position w:val="0"/>
+          <w:sz w:val="24"/>
+          <w:shd w:fill="auto" w:val="clear"/>
+        </w:rPr>
+        <w:t xml:space="preserve"> </w:t>
+      </w:r>
+      <w:r>
+        <w:rPr>
+          <w:rFonts w:ascii="Times New Roman" w:hAnsi="Times New Roman" w:cs="Times New Roman" w:eastAsia="Times New Roman"/>
+          <w:color w:val="auto"/>
+          <w:spacing w:val="0"/>
+          <w:position w:val="0"/>
+          <w:sz w:val="24"/>
+          <w:shd w:fill="auto" w:val="clear"/>
+        </w:rPr>
+        <w:t xml:space="preserve">-</w:t>
+      </w:r>
+      <w:r>
+        <w:rPr>
+          <w:rFonts w:ascii="Times New Roman" w:hAnsi="Times New Roman" w:cs="Times New Roman" w:eastAsia="Times New Roman"/>
+          <w:color w:val="auto"/>
+          <w:spacing w:val="-3"/>
+          <w:position w:val="0"/>
+          <w:sz w:val="24"/>
+          <w:shd w:fill="auto" w:val="clear"/>
+        </w:rPr>
+        <w:t xml:space="preserve"> </w:t>
+      </w:r>
+      <w:r>
+        <w:rPr>
+          <w:rFonts w:ascii="Times New Roman" w:hAnsi="Times New Roman" w:cs="Times New Roman" w:eastAsia="Times New Roman"/>
+          <w:color w:val="auto"/>
+          <w:spacing w:val="0"/>
+          <w:position w:val="0"/>
+          <w:sz w:val="24"/>
+          <w:shd w:fill="auto" w:val="clear"/>
+        </w:rPr>
+        <w:t xml:space="preserve">Attīstīts</w:t>
+      </w:r>
+      <w:r>
+        <w:rPr>
+          <w:rFonts w:ascii="Times New Roman" w:hAnsi="Times New Roman" w:cs="Times New Roman" w:eastAsia="Times New Roman"/>
+          <w:color w:val="auto"/>
+          <w:spacing w:val="-2"/>
+          <w:position w:val="0"/>
+          <w:sz w:val="24"/>
+          <w:shd w:fill="auto" w:val="clear"/>
+        </w:rPr>
+        <w:t xml:space="preserve"> prototips</w:t>
+      </w:r>
+    </w:p>
+    <w:p>
+      <w:pPr>
+        <w:spacing w:before="0" w:after="0" w:line="240"/>
+        <w:ind w:right="0" w:left="0" w:firstLine="0"/>
+        <w:jc w:val="left"/>
+        <w:rPr>
+          <w:rFonts w:ascii="Times New Roman" w:hAnsi="Times New Roman" w:cs="Times New Roman" w:eastAsia="Times New Roman"/>
+          <w:color w:val="auto"/>
+          <w:spacing w:val="0"/>
+          <w:position w:val="0"/>
+          <w:sz w:val="24"/>
+          <w:shd w:fill="auto" w:val="clear"/>
+        </w:rPr>
+      </w:pPr>
+    </w:p>
+    <w:p>
+      <w:pPr>
+        <w:spacing w:before="0" w:after="0" w:line="240"/>
+        <w:ind w:right="0" w:left="0" w:firstLine="0"/>
+        <w:jc w:val="left"/>
+        <w:rPr>
+          <w:rFonts w:ascii="Times New Roman" w:hAnsi="Times New Roman" w:cs="Times New Roman" w:eastAsia="Times New Roman"/>
+          <w:color w:val="auto"/>
+          <w:spacing w:val="0"/>
+          <w:position w:val="0"/>
+          <w:sz w:val="24"/>
+          <w:shd w:fill="auto" w:val="clear"/>
+        </w:rPr>
+      </w:pPr>
+    </w:p>
+    <w:p>
+      <w:pPr>
+        <w:spacing w:before="34" w:after="0" w:line="240"/>
+        <w:ind w:right="0" w:left="0" w:firstLine="0"/>
+        <w:jc w:val="left"/>
+        <w:rPr>
+          <w:rFonts w:ascii="Times New Roman" w:hAnsi="Times New Roman" w:cs="Times New Roman" w:eastAsia="Times New Roman"/>
+          <w:color w:val="auto"/>
+          <w:spacing w:val="0"/>
+          <w:position w:val="0"/>
+          <w:sz w:val="24"/>
+          <w:shd w:fill="auto" w:val="clear"/>
+        </w:rPr>
+      </w:pPr>
+    </w:p>
+    <w:p>
+      <w:pPr>
+        <w:numPr>
+          <w:ilvl w:val="0"/>
+          <w:numId w:val="140"/>
+        </w:numPr>
+        <w:tabs>
           <w:tab w:val="left" w:pos="4255" w:leader="none"/>
         </w:tabs>
         <w:spacing w:before="0" w:after="0" w:line="240"/>
@@ -22595,7 +23161,7 @@
       <w:pPr>
         <w:numPr>
           <w:ilvl w:val="0"/>
-          <w:numId w:val="141"/>
+          <w:numId w:val="144"/>
         </w:numPr>
         <w:tabs>
           <w:tab w:val="left" w:pos="700" w:leader="none"/>
@@ -23353,7 +23919,7 @@
       <w:pPr>
         <w:numPr>
           <w:ilvl w:val="0"/>
-          <w:numId w:val="145"/>
+          <w:numId w:val="148"/>
         </w:numPr>
         <w:tabs>
           <w:tab w:val="left" w:pos="2199" w:leader="none"/>
@@ -24923,7 +25489,7 @@
         </w:rPr>
         <w:t xml:space="preserve"> </w:t>
       </w:r>
-      <w:hyperlink xmlns:r="http://schemas.openxmlformats.org/officeDocument/2006/relationships" r:id="docRId0">
+      <w:hyperlink xmlns:r="http://schemas.openxmlformats.org/officeDocument/2006/relationships" r:id="docRId4">
         <w:r>
           <w:rPr>
             <w:rFonts w:ascii="Times New Roman" w:hAnsi="Times New Roman" w:cs="Times New Roman" w:eastAsia="Times New Roman"/>
@@ -24959,7 +25525,7 @@
         </w:rPr>
         <w:t xml:space="preserve">Kivy dokumentācija - </w:t>
       </w:r>
-      <w:hyperlink xmlns:r="http://schemas.openxmlformats.org/officeDocument/2006/relationships" r:id="docRId1">
+      <w:hyperlink xmlns:r="http://schemas.openxmlformats.org/officeDocument/2006/relationships" r:id="docRId5">
         <w:r>
           <w:rPr>
             <w:rFonts w:ascii="Times New Roman" w:hAnsi="Times New Roman" w:cs="Times New Roman" w:eastAsia="Times New Roman"/>
@@ -25050,7 +25616,7 @@
         </w:rPr>
         <w:t xml:space="preserve"> </w:t>
       </w:r>
-      <w:hyperlink xmlns:r="http://schemas.openxmlformats.org/officeDocument/2006/relationships" r:id="docRId2">
+      <w:hyperlink xmlns:r="http://schemas.openxmlformats.org/officeDocument/2006/relationships" r:id="docRId6">
         <w:r>
           <w:rPr>
             <w:rFonts w:ascii="Times New Roman" w:hAnsi="Times New Roman" w:cs="Times New Roman" w:eastAsia="Times New Roman"/>
@@ -25156,7 +25722,7 @@
         </w:rPr>
         <w:t xml:space="preserve"> </w:t>
       </w:r>
-      <w:hyperlink xmlns:r="http://schemas.openxmlformats.org/officeDocument/2006/relationships" r:id="docRId3">
+      <w:hyperlink xmlns:r="http://schemas.openxmlformats.org/officeDocument/2006/relationships" r:id="docRId7">
         <w:r>
           <w:rPr>
             <w:rFonts w:ascii="Times New Roman" w:hAnsi="Times New Roman" w:cs="Times New Roman" w:eastAsia="Times New Roman"/>
@@ -25192,7 +25758,7 @@
         </w:rPr>
         <w:t xml:space="preserve">Tkinter dokumentācija - </w:t>
       </w:r>
-      <w:hyperlink xmlns:r="http://schemas.openxmlformats.org/officeDocument/2006/relationships" r:id="docRId4">
+      <w:hyperlink xmlns:r="http://schemas.openxmlformats.org/officeDocument/2006/relationships" r:id="docRId8">
         <w:r>
           <w:rPr>
             <w:rFonts w:ascii="Times New Roman" w:hAnsi="Times New Roman" w:cs="Times New Roman" w:eastAsia="Times New Roman"/>
@@ -25228,7 +25794,7 @@
         </w:rPr>
         <w:t xml:space="preserve">Costum Tkinter - </w:t>
       </w:r>
-      <w:hyperlink xmlns:r="http://schemas.openxmlformats.org/officeDocument/2006/relationships" r:id="docRId5">
+      <w:hyperlink xmlns:r="http://schemas.openxmlformats.org/officeDocument/2006/relationships" r:id="docRId9">
         <w:r>
           <w:rPr>
             <w:rFonts w:ascii="Times New Roman" w:hAnsi="Times New Roman" w:cs="Times New Roman" w:eastAsia="Times New Roman"/>
@@ -25264,7 +25830,7 @@
         </w:rPr>
         <w:t xml:space="preserve">KivyMD dokumentācija - </w:t>
       </w:r>
-      <w:hyperlink xmlns:r="http://schemas.openxmlformats.org/officeDocument/2006/relationships" r:id="docRId6">
+      <w:hyperlink xmlns:r="http://schemas.openxmlformats.org/officeDocument/2006/relationships" r:id="docRId10">
         <w:r>
           <w:rPr>
             <w:rFonts w:ascii="Times New Roman" w:hAnsi="Times New Roman" w:cs="Times New Roman" w:eastAsia="Times New Roman"/>
@@ -25300,7 +25866,7 @@
         </w:rPr>
         <w:t xml:space="preserve">QtDesigner manuāls - </w:t>
       </w:r>
-      <w:hyperlink xmlns:r="http://schemas.openxmlformats.org/officeDocument/2006/relationships" r:id="docRId7">
+      <w:hyperlink xmlns:r="http://schemas.openxmlformats.org/officeDocument/2006/relationships" r:id="docRId11">
         <w:r>
           <w:rPr>
             <w:rFonts w:ascii="Times New Roman" w:hAnsi="Times New Roman" w:cs="Times New Roman" w:eastAsia="Times New Roman"/>
@@ -25421,7 +25987,7 @@
         </w:rPr>
         <w:t xml:space="preserve"> </w:t>
       </w:r>
-      <w:hyperlink xmlns:r="http://schemas.openxmlformats.org/officeDocument/2006/relationships" r:id="docRId8">
+      <w:hyperlink xmlns:r="http://schemas.openxmlformats.org/officeDocument/2006/relationships" r:id="docRId12">
         <w:r>
           <w:rPr>
             <w:rFonts w:ascii="Times New Roman" w:hAnsi="Times New Roman" w:cs="Times New Roman" w:eastAsia="Times New Roman"/>
@@ -25457,7 +26023,7 @@
         </w:rPr>
         <w:t xml:space="preserve">Reddit - </w:t>
       </w:r>
-      <w:hyperlink xmlns:r="http://schemas.openxmlformats.org/officeDocument/2006/relationships" r:id="docRId9">
+      <w:hyperlink xmlns:r="http://schemas.openxmlformats.org/officeDocument/2006/relationships" r:id="docRId13">
         <w:r>
           <w:rPr>
             <w:rFonts w:ascii="Times New Roman" w:hAnsi="Times New Roman" w:cs="Times New Roman" w:eastAsia="Times New Roman"/>
@@ -25486,7 +26052,7 @@
           <w:shd w:fill="auto" w:val="clear"/>
         </w:rPr>
       </w:pPr>
-      <w:hyperlink xmlns:r="http://schemas.openxmlformats.org/officeDocument/2006/relationships" r:id="docRId10">
+      <w:hyperlink xmlns:r="http://schemas.openxmlformats.org/officeDocument/2006/relationships" r:id="docRId14">
         <w:r>
           <w:rPr>
             <w:rFonts w:ascii="Times New Roman" w:hAnsi="Times New Roman" w:cs="Times New Roman" w:eastAsia="Times New Roman"/>
@@ -25511,7 +26077,7 @@
         </w:rPr>
         <w:t xml:space="preserve"> </w:t>
       </w:r>
-      <w:hyperlink xmlns:r="http://schemas.openxmlformats.org/officeDocument/2006/relationships" r:id="docRId11">
+      <w:hyperlink xmlns:r="http://schemas.openxmlformats.org/officeDocument/2006/relationships" r:id="docRId15">
         <w:r>
           <w:rPr>
             <w:rFonts w:ascii="Times New Roman" w:hAnsi="Times New Roman" w:cs="Times New Roman" w:eastAsia="Times New Roman"/>
@@ -25536,7 +26102,7 @@
         </w:rPr>
         <w:t xml:space="preserve"> </w:t>
       </w:r>
-      <w:hyperlink xmlns:r="http://schemas.openxmlformats.org/officeDocument/2006/relationships" r:id="docRId12">
+      <w:hyperlink xmlns:r="http://schemas.openxmlformats.org/officeDocument/2006/relationships" r:id="docRId16">
         <w:r>
           <w:rPr>
             <w:rFonts w:ascii="Times New Roman" w:hAnsi="Times New Roman" w:cs="Times New Roman" w:eastAsia="Times New Roman"/>
@@ -25561,7 +26127,7 @@
         </w:rPr>
         <w:t xml:space="preserve"> </w:t>
       </w:r>
-      <w:hyperlink xmlns:r="http://schemas.openxmlformats.org/officeDocument/2006/relationships" r:id="docRId13">
+      <w:hyperlink xmlns:r="http://schemas.openxmlformats.org/officeDocument/2006/relationships" r:id="docRId17">
         <w:r>
           <w:rPr>
             <w:rFonts w:ascii="Times New Roman" w:hAnsi="Times New Roman" w:cs="Times New Roman" w:eastAsia="Times New Roman"/>
@@ -25671,7 +26237,7 @@
         </w:rPr>
         <w:t xml:space="preserve">- </w:t>
       </w:r>
-      <w:hyperlink xmlns:r="http://schemas.openxmlformats.org/officeDocument/2006/relationships" r:id="docRId14">
+      <w:hyperlink xmlns:r="http://schemas.openxmlformats.org/officeDocument/2006/relationships" r:id="docRId18">
         <w:r>
           <w:rPr>
             <w:rFonts w:ascii="Times New Roman" w:hAnsi="Times New Roman" w:cs="Times New Roman" w:eastAsia="Times New Roman"/>
@@ -25948,88 +26514,88 @@
   <w:num w:numId="22">
     <w:abstractNumId w:val="168"/>
   </w:num>
-  <w:num w:numId="24">
+  <w:num w:numId="27">
     <w:abstractNumId w:val="162"/>
   </w:num>
-  <w:num w:numId="26">
+  <w:num w:numId="29">
     <w:abstractNumId w:val="156"/>
   </w:num>
-  <w:num w:numId="28">
+  <w:num w:numId="31">
     <w:abstractNumId w:val="150"/>
   </w:num>
-  <w:num w:numId="31">
+  <w:num w:numId="34">
     <w:abstractNumId w:val="144"/>
   </w:num>
-  <w:num w:numId="37">
+  <w:num w:numId="40">
     <w:abstractNumId w:val="138"/>
   </w:num>
-  <w:num w:numId="40">
+  <w:num w:numId="43">
     <w:abstractNumId w:val="132"/>
   </w:num>
-  <w:num w:numId="44">
+  <w:num w:numId="47">
     <w:abstractNumId w:val="126"/>
   </w:num>
-  <w:num w:numId="62">
+  <w:num w:numId="65">
     <w:abstractNumId w:val="120"/>
   </w:num>
-  <w:num w:numId="65">
+  <w:num w:numId="68">
     <w:abstractNumId w:val="114"/>
   </w:num>
-  <w:num w:numId="72">
+  <w:num w:numId="75">
     <w:abstractNumId w:val="108"/>
   </w:num>
-  <w:num w:numId="74">
+  <w:num w:numId="77">
     <w:abstractNumId w:val="102"/>
   </w:num>
-  <w:num w:numId="81">
+  <w:num w:numId="84">
     <w:abstractNumId w:val="96"/>
   </w:num>
-  <w:num w:numId="87">
+  <w:num w:numId="90">
     <w:abstractNumId w:val="90"/>
   </w:num>
-  <w:num w:numId="89">
+  <w:num w:numId="92">
     <w:abstractNumId w:val="84"/>
   </w:num>
-  <w:num w:numId="93">
+  <w:num w:numId="96">
     <w:abstractNumId w:val="78"/>
   </w:num>
-  <w:num w:numId="96">
+  <w:num w:numId="99">
     <w:abstractNumId w:val="72"/>
   </w:num>
-  <w:num w:numId="100">
+  <w:num w:numId="103">
     <w:abstractNumId w:val="66"/>
   </w:num>
-  <w:num w:numId="105">
+  <w:num w:numId="108">
     <w:abstractNumId w:val="60"/>
   </w:num>
-  <w:num w:numId="107">
+  <w:num w:numId="110">
     <w:abstractNumId w:val="54"/>
   </w:num>
-  <w:num w:numId="115">
+  <w:num w:numId="118">
     <w:abstractNumId w:val="48"/>
   </w:num>
-  <w:num w:numId="119">
+  <w:num w:numId="122">
     <w:abstractNumId w:val="42"/>
   </w:num>
-  <w:num w:numId="121">
+  <w:num w:numId="124">
     <w:abstractNumId w:val="36"/>
   </w:num>
-  <w:num w:numId="124">
+  <w:num w:numId="127">
     <w:abstractNumId w:val="30"/>
   </w:num>
-  <w:num w:numId="127">
+  <w:num w:numId="130">
     <w:abstractNumId w:val="24"/>
   </w:num>
-  <w:num w:numId="134">
+  <w:num w:numId="137">
     <w:abstractNumId w:val="18"/>
   </w:num>
-  <w:num w:numId="137">
+  <w:num w:numId="140">
     <w:abstractNumId w:val="12"/>
   </w:num>
-  <w:num w:numId="141">
+  <w:num w:numId="144">
     <w:abstractNumId w:val="6"/>
   </w:num>
-  <w:num w:numId="145">
+  <w:num w:numId="148">
     <w:abstractNumId w:val="0"/>
   </w:num>
 </w:numbering>

--- a/Petnieciskais_darbs_markussseglins_martinsklievens.docx
+++ b/Petnieciskais_darbs_markussseglins_martinsklievens.docx
@@ -1401,7 +1401,29 @@
           <w:sz w:val="22"/>
           <w:shd w:fill="auto" w:val="clear"/>
         </w:rPr>
-        <w:t xml:space="preserve">ētīt simetriskās šifrēšanas teorētiskos principus un piemērotību failu aizsardzībai.</w:t>
+        <w:t xml:space="preserve">ē</w:t>
+      </w:r>
+      <w:r>
+        <w:rPr>
+          <w:rFonts w:ascii="Calibri" w:hAnsi="Calibri" w:cs="Calibri" w:eastAsia="Calibri"/>
+          <w:color w:val="auto"/>
+          <w:spacing w:val="0"/>
+          <w:position w:val="0"/>
+          <w:sz w:val="22"/>
+          <w:shd w:fill="auto" w:val="clear"/>
+        </w:rPr>
+        <w:t xml:space="preserve">t</w:t>
+      </w:r>
+      <w:r>
+        <w:rPr>
+          <w:rFonts w:ascii="Calibri" w:hAnsi="Calibri" w:cs="Calibri" w:eastAsia="Calibri"/>
+          <w:color w:val="auto"/>
+          <w:spacing w:val="0"/>
+          <w:position w:val="0"/>
+          <w:sz w:val="22"/>
+          <w:shd w:fill="auto" w:val="clear"/>
+        </w:rPr>
+        <w:t xml:space="preserve">īt simetriskās šifrēšanas teorētiskos principus un piemērotību failu aizsardzībai.</w:t>
       </w:r>
     </w:p>
     <w:p>
@@ -1442,7 +1464,29 @@
           <w:sz w:val="22"/>
           <w:shd w:fill="auto" w:val="clear"/>
         </w:rPr>
-        <w:t xml:space="preserve">ēlēties piemērotu Python bibliotēku (cryptography / Fernet) un iepazīties ar tās lietošanas drošības aspektiem.</w:t>
+        <w:t xml:space="preserve">ē</w:t>
+      </w:r>
+      <w:r>
+        <w:rPr>
+          <w:rFonts w:ascii="Calibri" w:hAnsi="Calibri" w:cs="Calibri" w:eastAsia="Calibri"/>
+          <w:color w:val="auto"/>
+          <w:spacing w:val="0"/>
+          <w:position w:val="0"/>
+          <w:sz w:val="22"/>
+          <w:shd w:fill="auto" w:val="clear"/>
+        </w:rPr>
+        <w:t xml:space="preserve">l</w:t>
+      </w:r>
+      <w:r>
+        <w:rPr>
+          <w:rFonts w:ascii="Calibri" w:hAnsi="Calibri" w:cs="Calibri" w:eastAsia="Calibri"/>
+          <w:color w:val="auto"/>
+          <w:spacing w:val="0"/>
+          <w:position w:val="0"/>
+          <w:sz w:val="22"/>
+          <w:shd w:fill="auto" w:val="clear"/>
+        </w:rPr>
+        <w:t xml:space="preserve">ēties piemērotu Python bibliotēku (cryptography / Fernet) un iepazīties ar tās lietošanas drošības aspektiem.</w:t>
       </w:r>
     </w:p>
     <w:p>
@@ -1483,7 +1527,29 @@
           <w:sz w:val="22"/>
           <w:shd w:fill="auto" w:val="clear"/>
         </w:rPr>
-        <w:t xml:space="preserve">ānot programmas struktūru un GUI elementus (failu izvēle, atslēgas ģenerēšana/ievade, paziņojumu sistēma).</w:t>
+        <w:t xml:space="preserve">ā</w:t>
+      </w:r>
+      <w:r>
+        <w:rPr>
+          <w:rFonts w:ascii="Calibri" w:hAnsi="Calibri" w:cs="Calibri" w:eastAsia="Calibri"/>
+          <w:color w:val="auto"/>
+          <w:spacing w:val="0"/>
+          <w:position w:val="0"/>
+          <w:sz w:val="22"/>
+          <w:shd w:fill="auto" w:val="clear"/>
+        </w:rPr>
+        <w:t xml:space="preserve">not programmas strukt</w:t>
+      </w:r>
+      <w:r>
+        <w:rPr>
+          <w:rFonts w:ascii="Calibri" w:hAnsi="Calibri" w:cs="Calibri" w:eastAsia="Calibri"/>
+          <w:color w:val="auto"/>
+          <w:spacing w:val="0"/>
+          <w:position w:val="0"/>
+          <w:sz w:val="22"/>
+          <w:shd w:fill="auto" w:val="clear"/>
+        </w:rPr>
+        <w:t xml:space="preserve">ūru un GUI elementus (failu izvēle, atslēgas ģenerēšana/ievade, paziņojumu sistēma).</w:t>
       </w:r>
     </w:p>
     <w:p>
@@ -1524,7 +1590,29 @@
           <w:sz w:val="22"/>
           <w:shd w:fill="auto" w:val="clear"/>
         </w:rPr>
-        <w:t xml:space="preserve">ādāt GUI ar Tkinter un implementēt šifrēšanas/atšifrēšanas funkcionalitāti.</w:t>
+        <w:t xml:space="preserve">ā</w:t>
+      </w:r>
+      <w:r>
+        <w:rPr>
+          <w:rFonts w:ascii="Calibri" w:hAnsi="Calibri" w:cs="Calibri" w:eastAsia="Calibri"/>
+          <w:color w:val="auto"/>
+          <w:spacing w:val="0"/>
+          <w:position w:val="0"/>
+          <w:sz w:val="22"/>
+          <w:shd w:fill="auto" w:val="clear"/>
+        </w:rPr>
+        <w:t xml:space="preserve">d</w:t>
+      </w:r>
+      <w:r>
+        <w:rPr>
+          <w:rFonts w:ascii="Calibri" w:hAnsi="Calibri" w:cs="Calibri" w:eastAsia="Calibri"/>
+          <w:color w:val="auto"/>
+          <w:spacing w:val="0"/>
+          <w:position w:val="0"/>
+          <w:sz w:val="22"/>
+          <w:shd w:fill="auto" w:val="clear"/>
+        </w:rPr>
+        <w:t xml:space="preserve">āt GUI ar Tkinter un implementēt šifrēšanas/atšifrēšanas funkcionalitāti.</w:t>
       </w:r>
     </w:p>
     <w:p>
@@ -1565,8 +1653,45 @@
           <w:sz w:val="22"/>
           <w:shd w:fill="auto" w:val="clear"/>
         </w:rPr>
-        <w:t xml:space="preserve">ēšanu ar dažādiem failu tipiem, dokumentēt testēšanas rezultātus un sastādīt lietotāja instrukciju</w:t>
-      </w:r>
+        <w:t xml:space="preserve">ēš</w:t>
+      </w:r>
+      <w:r>
+        <w:rPr>
+          <w:rFonts w:ascii="Calibri" w:hAnsi="Calibri" w:cs="Calibri" w:eastAsia="Calibri"/>
+          <w:color w:val="auto"/>
+          <w:spacing w:val="0"/>
+          <w:position w:val="0"/>
+          <w:sz w:val="22"/>
+          <w:shd w:fill="auto" w:val="clear"/>
+        </w:rPr>
+        <w:t xml:space="preserve">anu ar da</w:t>
+      </w:r>
+      <w:r>
+        <w:rPr>
+          <w:rFonts w:ascii="Calibri" w:hAnsi="Calibri" w:cs="Calibri" w:eastAsia="Calibri"/>
+          <w:color w:val="auto"/>
+          <w:spacing w:val="0"/>
+          <w:position w:val="0"/>
+          <w:sz w:val="22"/>
+          <w:shd w:fill="auto" w:val="clear"/>
+        </w:rPr>
+        <w:t xml:space="preserve">žādiem failu tipiem, dokumentēt testēšanas rezultātus un sastādīt lietotāja instrukciju</w:t>
+      </w:r>
+    </w:p>
+    <w:p>
+      <w:pPr>
+        <w:spacing w:before="0" w:after="0" w:line="240"/>
+        <w:ind w:right="0" w:left="0" w:firstLine="0"/>
+        <w:jc w:val="left"/>
+        <w:rPr>
+          <w:rFonts w:ascii="Times New Roman" w:hAnsi="Times New Roman" w:cs="Times New Roman" w:eastAsia="Times New Roman"/>
+          <w:color w:val="auto"/>
+          <w:spacing w:val="0"/>
+          <w:position w:val="0"/>
+          <w:sz w:val="24"/>
+          <w:shd w:fill="auto" w:val="clear"/>
+        </w:rPr>
+      </w:pPr>
     </w:p>
     <w:p>
       <w:pPr>
@@ -1657,7 +1782,31 @@
             <w:u w:val="single"/>
             <w:shd w:fill="auto" w:val="clear"/>
           </w:rPr>
+          <w:t xml:space="preserve"> HYPERLINK "file:///E:/Downloads/skolo.lv"</w:t>
+        </w:r>
+        <w:r>
+          <w:rPr>
+            <w:rFonts w:ascii="Arial" w:hAnsi="Arial" w:cs="Arial" w:eastAsia="Arial"/>
+            <w:color w:val="0000FF"/>
+            <w:spacing w:val="0"/>
+            <w:position w:val="0"/>
+            <w:sz w:val="22"/>
+            <w:u w:val="single"/>
+            <w:shd w:fill="auto" w:val="clear"/>
+          </w:rPr>
           <w:t xml:space="preserve">ēš</w:t>
+        </w:r>
+        <w:r>
+          <w:rPr>
+            <w:rFonts w:ascii="Aptos" w:hAnsi="Aptos" w:cs="Aptos" w:eastAsia="Aptos"/>
+            <w:color w:val="0000FF"/>
+            <w:spacing w:val="0"/>
+            <w:position w:val="0"/>
+            <w:sz w:val="22"/>
+            <w:u w:val="single"/>
+            <w:shd w:fill="auto" w:val="clear"/>
+          </w:rPr>
+          <w:t xml:space="preserve"> HYPERLINK "file:///E:/Downloads/skolo.lv"</w:t>
         </w:r>
         <w:r>
           <w:rPr>
@@ -1681,7 +1830,31 @@
             <w:u w:val="single"/>
             <w:shd w:fill="auto" w:val="clear"/>
           </w:rPr>
+          <w:t xml:space="preserve"> HYPERLINK "file:///E:/Downloads/skolo.lv"</w:t>
+        </w:r>
+        <w:r>
+          <w:rPr>
+            <w:rFonts w:ascii="Arial" w:hAnsi="Arial" w:cs="Arial" w:eastAsia="Arial"/>
+            <w:color w:val="0000FF"/>
+            <w:spacing w:val="0"/>
+            <w:position w:val="0"/>
+            <w:sz w:val="22"/>
+            <w:u w:val="single"/>
+            <w:shd w:fill="auto" w:val="clear"/>
+          </w:rPr>
           <w:t xml:space="preserve">ā</w:t>
+        </w:r>
+        <w:r>
+          <w:rPr>
+            <w:rFonts w:ascii="Aptos" w:hAnsi="Aptos" w:cs="Aptos" w:eastAsia="Aptos"/>
+            <w:color w:val="0000FF"/>
+            <w:spacing w:val="0"/>
+            <w:position w:val="0"/>
+            <w:sz w:val="22"/>
+            <w:u w:val="single"/>
+            <w:shd w:fill="auto" w:val="clear"/>
+          </w:rPr>
+          <w:t xml:space="preserve"> HYPERLINK "file:///E:/Downloads/skolo.lv"</w:t>
         </w:r>
         <w:r>
           <w:rPr>
@@ -1716,7 +1889,18 @@
           <w:sz w:val="22"/>
           <w:shd w:fill="auto" w:val="clear"/>
         </w:rPr>
-        <w:t xml:space="preserve">– kursa m</w:t>
+        <w:t xml:space="preserve">–</w:t>
+      </w:r>
+      <w:r>
+        <w:rPr>
+          <w:rFonts w:ascii="Calibri" w:hAnsi="Calibri" w:cs="Calibri" w:eastAsia="Calibri"/>
+          <w:color w:val="auto"/>
+          <w:spacing w:val="0"/>
+          <w:position w:val="0"/>
+          <w:sz w:val="22"/>
+          <w:shd w:fill="auto" w:val="clear"/>
+        </w:rPr>
+        <w:t xml:space="preserve"> kursa m</w:t>
       </w:r>
       <w:r>
         <w:rPr>
@@ -1767,7 +1951,31 @@
             <w:u w:val="single"/>
             <w:shd w:fill="auto" w:val="clear"/>
           </w:rPr>
+          <w:t xml:space="preserve"> HYPERLINK "https://cryptography.io/en/latest/fernet/"</w:t>
+        </w:r>
+        <w:r>
+          <w:rPr>
+            <w:rFonts w:ascii="Arial" w:hAnsi="Arial" w:cs="Arial" w:eastAsia="Arial"/>
+            <w:color w:val="0000FF"/>
+            <w:spacing w:val="0"/>
+            <w:position w:val="0"/>
+            <w:sz w:val="22"/>
+            <w:u w:val="single"/>
+            <w:shd w:fill="auto" w:val="clear"/>
+          </w:rPr>
           <w:t xml:space="preserve">ā</w:t>
+        </w:r>
+        <w:r>
+          <w:rPr>
+            <w:rFonts w:ascii="Aptos" w:hAnsi="Aptos" w:cs="Aptos" w:eastAsia="Aptos"/>
+            <w:color w:val="0000FF"/>
+            <w:spacing w:val="0"/>
+            <w:position w:val="0"/>
+            <w:sz w:val="22"/>
+            <w:u w:val="single"/>
+            <w:shd w:fill="auto" w:val="clear"/>
+          </w:rPr>
+          <w:t xml:space="preserve"> HYPERLINK "https://cryptography.io/en/latest/fernet/"</w:t>
         </w:r>
         <w:r>
           <w:rPr>
@@ -1791,7 +1999,31 @@
             <w:u w:val="single"/>
             <w:shd w:fill="auto" w:val="clear"/>
           </w:rPr>
+          <w:t xml:space="preserve"> HYPERLINK "https://cryptography.io/en/latest/fernet/"</w:t>
+        </w:r>
+        <w:r>
+          <w:rPr>
+            <w:rFonts w:ascii="Arial" w:hAnsi="Arial" w:cs="Arial" w:eastAsia="Arial"/>
+            <w:color w:val="0000FF"/>
+            <w:spacing w:val="0"/>
+            <w:position w:val="0"/>
+            <w:sz w:val="22"/>
+            <w:u w:val="single"/>
+            <w:shd w:fill="auto" w:val="clear"/>
+          </w:rPr>
           <w:t xml:space="preserve">ā</w:t>
+        </w:r>
+        <w:r>
+          <w:rPr>
+            <w:rFonts w:ascii="Aptos" w:hAnsi="Aptos" w:cs="Aptos" w:eastAsia="Aptos"/>
+            <w:color w:val="0000FF"/>
+            <w:spacing w:val="0"/>
+            <w:position w:val="0"/>
+            <w:sz w:val="22"/>
+            <w:u w:val="single"/>
+            <w:shd w:fill="auto" w:val="clear"/>
+          </w:rPr>
+          <w:t xml:space="preserve"> HYPERLINK "https://cryptography.io/en/latest/fernet/"</w:t>
         </w:r>
         <w:r>
           <w:rPr>
@@ -1815,7 +2047,31 @@
             <w:u w:val="single"/>
             <w:shd w:fill="auto" w:val="clear"/>
           </w:rPr>
+          <w:t xml:space="preserve"> HYPERLINK "https://cryptography.io/en/latest/fernet/"</w:t>
+        </w:r>
+        <w:r>
+          <w:rPr>
+            <w:rFonts w:ascii="Arial" w:hAnsi="Arial" w:cs="Arial" w:eastAsia="Arial"/>
+            <w:color w:val="0000FF"/>
+            <w:spacing w:val="0"/>
+            <w:position w:val="0"/>
+            <w:sz w:val="22"/>
+            <w:u w:val="single"/>
+            <w:shd w:fill="auto" w:val="clear"/>
+          </w:rPr>
           <w:t xml:space="preserve">ī</w:t>
+        </w:r>
+        <w:r>
+          <w:rPr>
+            <w:rFonts w:ascii="Aptos" w:hAnsi="Aptos" w:cs="Aptos" w:eastAsia="Aptos"/>
+            <w:color w:val="0000FF"/>
+            <w:spacing w:val="0"/>
+            <w:position w:val="0"/>
+            <w:sz w:val="22"/>
+            <w:u w:val="single"/>
+            <w:shd w:fill="auto" w:val="clear"/>
+          </w:rPr>
+          <w:t xml:space="preserve"> HYPERLINK "https://cryptography.io/en/latest/fernet/"</w:t>
         </w:r>
         <w:r>
           <w:rPr>
@@ -1839,7 +2095,31 @@
             <w:u w:val="single"/>
             <w:shd w:fill="auto" w:val="clear"/>
           </w:rPr>
+          <w:t xml:space="preserve"> HYPERLINK "https://cryptography.io/en/latest/fernet/"</w:t>
+        </w:r>
+        <w:r>
+          <w:rPr>
+            <w:rFonts w:ascii="Arial" w:hAnsi="Arial" w:cs="Arial" w:eastAsia="Arial"/>
+            <w:color w:val="0000FF"/>
+            <w:spacing w:val="0"/>
+            <w:position w:val="0"/>
+            <w:sz w:val="22"/>
+            <w:u w:val="single"/>
+            <w:shd w:fill="auto" w:val="clear"/>
+          </w:rPr>
           <w:t xml:space="preserve">ā</w:t>
+        </w:r>
+        <w:r>
+          <w:rPr>
+            <w:rFonts w:ascii="Aptos" w:hAnsi="Aptos" w:cs="Aptos" w:eastAsia="Aptos"/>
+            <w:color w:val="0000FF"/>
+            <w:spacing w:val="0"/>
+            <w:position w:val="0"/>
+            <w:sz w:val="22"/>
+            <w:u w:val="single"/>
+            <w:shd w:fill="auto" w:val="clear"/>
+          </w:rPr>
+          <w:t xml:space="preserve"> HYPERLINK "https://cryptography.io/en/latest/fernet/"</w:t>
         </w:r>
         <w:r>
           <w:rPr>
@@ -1874,7 +2154,18 @@
           <w:sz w:val="22"/>
           <w:shd w:fill="auto" w:val="clear"/>
         </w:rPr>
-        <w:t xml:space="preserve">– pam</w:t>
+        <w:t xml:space="preserve">–</w:t>
+      </w:r>
+      <w:r>
+        <w:rPr>
+          <w:rFonts w:ascii="Calibri" w:hAnsi="Calibri" w:cs="Calibri" w:eastAsia="Calibri"/>
+          <w:color w:val="auto"/>
+          <w:spacing w:val="0"/>
+          <w:position w:val="0"/>
+          <w:sz w:val="22"/>
+          <w:shd w:fill="auto" w:val="clear"/>
+        </w:rPr>
+        <w:t xml:space="preserve"> pam</w:t>
       </w:r>
       <w:r>
         <w:rPr>
@@ -1936,7 +2227,29 @@
           <w:sz w:val="22"/>
           <w:shd w:fill="auto" w:val="clear"/>
         </w:rPr>
-        <w:t xml:space="preserve">šsaistes raksti: piemēri par Fernet izmantošanu Python vidē (praktiski koda piemēri).</w:t>
+        <w:t xml:space="preserve">š</w:t>
+      </w:r>
+      <w:r>
+        <w:rPr>
+          <w:rFonts w:ascii="Calibri" w:hAnsi="Calibri" w:cs="Calibri" w:eastAsia="Calibri"/>
+          <w:color w:val="auto"/>
+          <w:spacing w:val="0"/>
+          <w:position w:val="0"/>
+          <w:sz w:val="22"/>
+          <w:shd w:fill="auto" w:val="clear"/>
+        </w:rPr>
+        <w:t xml:space="preserve">saistes raksti: piem</w:t>
+      </w:r>
+      <w:r>
+        <w:rPr>
+          <w:rFonts w:ascii="Calibri" w:hAnsi="Calibri" w:cs="Calibri" w:eastAsia="Calibri"/>
+          <w:color w:val="auto"/>
+          <w:spacing w:val="0"/>
+          <w:position w:val="0"/>
+          <w:sz w:val="22"/>
+          <w:shd w:fill="auto" w:val="clear"/>
+        </w:rPr>
+        <w:t xml:space="preserve">ēri par Fernet izmantošanu Python vidē (praktiski koda piemēri).</w:t>
       </w:r>
     </w:p>
     <w:p>
@@ -1998,18 +2311,18 @@
           <w:sz w:val="22"/>
           <w:shd w:fill="auto" w:val="clear"/>
         </w:rPr>
-        <w:t xml:space="preserve">ā</w:t>
-      </w:r>
-      <w:r>
-        <w:rPr>
-          <w:rFonts w:ascii="Aptos" w:hAnsi="Aptos" w:cs="Aptos" w:eastAsia="Aptos"/>
+        <w:t xml:space="preserve">ācija </w:t>
+      </w:r>
+      <w:r>
+        <w:rPr>
+          <w:rFonts w:ascii="Calibri" w:hAnsi="Calibri" w:cs="Calibri" w:eastAsia="Calibri"/>
           <w:color w:val="auto"/>
           <w:spacing w:val="0"/>
           <w:position w:val="0"/>
           <w:sz w:val="22"/>
           <w:shd w:fill="auto" w:val="clear"/>
         </w:rPr>
-        <w:t xml:space="preserve">cija </w:t>
+        <w:t xml:space="preserve">–</w:t>
       </w:r>
       <w:r>
         <w:rPr>
@@ -2020,7 +2333,7 @@
           <w:sz w:val="22"/>
           <w:shd w:fill="auto" w:val="clear"/>
         </w:rPr>
-        <w:t xml:space="preserve">– GU I izveidei un lietot</w:t>
+        <w:t xml:space="preserve"> GUI izveidei un lietot</w:t>
       </w:r>
       <w:r>
         <w:rPr>
@@ -2085,18 +2398,41 @@
           <w:sz w:val="22"/>
           <w:shd w:fill="auto" w:val="clear"/>
         </w:rPr>
-        <w:t xml:space="preserve">īze</w:t>
+        <w:t xml:space="preserve">ī</w:t>
       </w:r>
       <w:r>
         <w:rPr>
           <w:rFonts w:ascii="Calibri" w:hAnsi="Calibri" w:cs="Calibri" w:eastAsia="Calibri"/>
+          <w:b/>
           <w:color w:val="auto"/>
           <w:spacing w:val="0"/>
           <w:position w:val="0"/>
           <w:sz w:val="22"/>
           <w:shd w:fill="auto" w:val="clear"/>
         </w:rPr>
-        <w:t xml:space="preserve"> - teorētiska literatūras un dokumentācijas analīze par simetriskās šifrēšanas principiem, bibliotēku drošības aspektiem un lietotāja vajadzībām. (Šī metode nodrošina teorētisko pamatojumu izvēlei un riska novērtējumu.)</w:t>
+        <w:t xml:space="preserve">ze</w:t>
+      </w:r>
+      <w:r>
+        <w:rPr>
+          <w:rFonts w:ascii="Calibri" w:hAnsi="Calibri" w:cs="Calibri" w:eastAsia="Calibri"/>
+          <w:color w:val="auto"/>
+          <w:spacing w:val="0"/>
+          <w:position w:val="0"/>
+          <w:sz w:val="22"/>
+          <w:shd w:fill="auto" w:val="clear"/>
+        </w:rPr>
+        <w:t xml:space="preserve"> - teor</w:t>
+      </w:r>
+      <w:r>
+        <w:rPr>
+          <w:rFonts w:ascii="Calibri" w:hAnsi="Calibri" w:cs="Calibri" w:eastAsia="Calibri"/>
+          <w:color w:val="auto"/>
+          <w:spacing w:val="0"/>
+          <w:position w:val="0"/>
+          <w:sz w:val="22"/>
+          <w:shd w:fill="auto" w:val="clear"/>
+        </w:rPr>
+        <w:t xml:space="preserve">ētiska literatūras un dokumentācijas analīze par simetriskās šifrēšanas principiem, bibliotēku drošības aspektiem un lietotāja vajadzībām. (Šī metode nodrošina teorētisko pamatojumu izvēlei un riska novērtējumu.)</w:t>
       </w:r>
     </w:p>
     <w:p>
@@ -2146,19 +2482,7 @@
           <w:sz w:val="22"/>
           <w:shd w:fill="auto" w:val="clear"/>
         </w:rPr>
-        <w:t xml:space="preserve">ā</w:t>
-      </w:r>
-      <w:r>
-        <w:rPr>
-          <w:rFonts w:ascii="Aptos" w:hAnsi="Aptos" w:cs="Aptos" w:eastAsia="Aptos"/>
-          <w:b/>
-          <w:color w:val="auto"/>
-          <w:spacing w:val="0"/>
-          <w:position w:val="0"/>
-          <w:sz w:val="22"/>
-          <w:shd w:fill="auto" w:val="clear"/>
-        </w:rPr>
-        <w:t xml:space="preserve">des (programmat</w:t>
+        <w:t xml:space="preserve">ādes (programmat</w:t>
       </w:r>
       <w:r>
         <w:rPr>
@@ -2220,7 +2544,31 @@
           <w:sz w:val="22"/>
           <w:shd w:fill="auto" w:val="clear"/>
         </w:rPr>
-        <w:t xml:space="preserve">ālā pārbaude</w:t>
+        <w:t xml:space="preserve">ā</w:t>
+      </w:r>
+      <w:r>
+        <w:rPr>
+          <w:rFonts w:ascii="Calibri" w:hAnsi="Calibri" w:cs="Calibri" w:eastAsia="Calibri"/>
+          <w:b/>
+          <w:color w:val="auto"/>
+          <w:spacing w:val="0"/>
+          <w:position w:val="0"/>
+          <w:sz w:val="22"/>
+          <w:shd w:fill="auto" w:val="clear"/>
+        </w:rPr>
+        <w:t xml:space="preserve">l</w:t>
+      </w:r>
+      <w:r>
+        <w:rPr>
+          <w:rFonts w:ascii="Calibri" w:hAnsi="Calibri" w:cs="Calibri" w:eastAsia="Calibri"/>
+          <w:b/>
+          <w:color w:val="auto"/>
+          <w:spacing w:val="0"/>
+          <w:position w:val="0"/>
+          <w:sz w:val="22"/>
+          <w:shd w:fill="auto" w:val="clear"/>
+        </w:rPr>
+        <w:t xml:space="preserve">ā pārbaude</w:t>
       </w:r>
       <w:r>
         <w:rPr>
@@ -2281,19 +2629,7 @@
           <w:sz w:val="22"/>
           <w:shd w:fill="auto" w:val="clear"/>
         </w:rPr>
-        <w:t xml:space="preserve">ī</w:t>
-      </w:r>
-      <w:r>
-        <w:rPr>
-          <w:rFonts w:ascii="Aptos" w:hAnsi="Aptos" w:cs="Aptos" w:eastAsia="Aptos"/>
-          <w:b/>
-          <w:color w:val="auto"/>
-          <w:spacing w:val="0"/>
-          <w:position w:val="0"/>
-          <w:sz w:val="22"/>
-          <w:shd w:fill="auto" w:val="clear"/>
-        </w:rPr>
-        <w:t xml:space="preserve">risk</w:t>
+        <w:t xml:space="preserve">īrisk</w:t>
       </w:r>
       <w:r>
         <w:rPr>
@@ -2330,6 +2666,129 @@
           <w:spacing w:val="0"/>
           <w:position w:val="0"/>
           <w:sz w:val="24"/>
+          <w:shd w:fill="auto" w:val="clear"/>
+        </w:rPr>
+      </w:pPr>
+    </w:p>
+    <w:p>
+      <w:pPr>
+        <w:numPr>
+          <w:ilvl w:val="0"/>
+          <w:numId w:val="25"/>
+        </w:numPr>
+        <w:tabs>
+          <w:tab w:val="left" w:pos="1834" w:leader="none"/>
+        </w:tabs>
+        <w:spacing w:before="57" w:after="0" w:line="240"/>
+        <w:ind w:right="0" w:left="1834" w:hanging="320"/>
+        <w:jc w:val="left"/>
+        <w:rPr>
+          <w:rFonts w:ascii="Times New Roman" w:hAnsi="Times New Roman" w:cs="Times New Roman" w:eastAsia="Times New Roman"/>
+          <w:b/>
+          <w:color w:val="auto"/>
+          <w:spacing w:val="0"/>
+          <w:position w:val="0"/>
+          <w:sz w:val="32"/>
+          <w:shd w:fill="auto" w:val="clear"/>
+        </w:rPr>
+      </w:pPr>
+      <w:r>
+        <w:rPr>
+          <w:rFonts w:ascii="Times New Roman" w:hAnsi="Times New Roman" w:cs="Times New Roman" w:eastAsia="Times New Roman"/>
+          <w:b/>
+          <w:color w:val="auto"/>
+          <w:spacing w:val="0"/>
+          <w:position w:val="0"/>
+          <w:sz w:val="32"/>
+          <w:shd w:fill="auto" w:val="clear"/>
+        </w:rPr>
+        <w:t xml:space="preserve">Python</w:t>
+      </w:r>
+      <w:r>
+        <w:rPr>
+          <w:rFonts w:ascii="Times New Roman" w:hAnsi="Times New Roman" w:cs="Times New Roman" w:eastAsia="Times New Roman"/>
+          <w:b/>
+          <w:color w:val="auto"/>
+          <w:spacing w:val="-5"/>
+          <w:position w:val="0"/>
+          <w:sz w:val="32"/>
+          <w:shd w:fill="auto" w:val="clear"/>
+        </w:rPr>
+        <w:t xml:space="preserve"> </w:t>
+      </w:r>
+      <w:r>
+        <w:rPr>
+          <w:rFonts w:ascii="Times New Roman" w:hAnsi="Times New Roman" w:cs="Times New Roman" w:eastAsia="Times New Roman"/>
+          <w:b/>
+          <w:color w:val="auto"/>
+          <w:spacing w:val="0"/>
+          <w:position w:val="0"/>
+          <w:sz w:val="32"/>
+          <w:shd w:fill="auto" w:val="clear"/>
+        </w:rPr>
+        <w:t xml:space="preserve">grafisk</w:t>
+      </w:r>
+      <w:r>
+        <w:rPr>
+          <w:rFonts w:ascii="Times New Roman" w:hAnsi="Times New Roman" w:cs="Times New Roman" w:eastAsia="Times New Roman"/>
+          <w:b/>
+          <w:color w:val="auto"/>
+          <w:spacing w:val="0"/>
+          <w:position w:val="0"/>
+          <w:sz w:val="32"/>
+          <w:shd w:fill="auto" w:val="clear"/>
+        </w:rPr>
+        <w:t xml:space="preserve">ās</w:t>
+      </w:r>
+      <w:r>
+        <w:rPr>
+          <w:rFonts w:ascii="Times New Roman" w:hAnsi="Times New Roman" w:cs="Times New Roman" w:eastAsia="Times New Roman"/>
+          <w:b/>
+          <w:color w:val="auto"/>
+          <w:spacing w:val="-6"/>
+          <w:position w:val="0"/>
+          <w:sz w:val="32"/>
+          <w:shd w:fill="auto" w:val="clear"/>
+        </w:rPr>
+        <w:t xml:space="preserve"> </w:t>
+      </w:r>
+      <w:r>
+        <w:rPr>
+          <w:rFonts w:ascii="Times New Roman" w:hAnsi="Times New Roman" w:cs="Times New Roman" w:eastAsia="Times New Roman"/>
+          <w:b/>
+          <w:color w:val="auto"/>
+          <w:spacing w:val="0"/>
+          <w:position w:val="0"/>
+          <w:sz w:val="32"/>
+          <w:shd w:fill="auto" w:val="clear"/>
+        </w:rPr>
+        <w:t xml:space="preserve">lietotāja</w:t>
+      </w:r>
+      <w:r>
+        <w:rPr>
+          <w:rFonts w:ascii="Times New Roman" w:hAnsi="Times New Roman" w:cs="Times New Roman" w:eastAsia="Times New Roman"/>
+          <w:b/>
+          <w:color w:val="auto"/>
+          <w:spacing w:val="-2"/>
+          <w:position w:val="0"/>
+          <w:sz w:val="32"/>
+          <w:shd w:fill="auto" w:val="clear"/>
+        </w:rPr>
+        <w:t xml:space="preserve"> saskarnes(GUI)</w:t>
+      </w:r>
+    </w:p>
+    <w:p>
+      <w:pPr>
+        <w:spacing w:before="146" w:after="0" w:line="240"/>
+        <w:ind w:right="0" w:left="0" w:firstLine="0"/>
+        <w:jc w:val="left"/>
+        <w:rPr>
+          <w:rFonts w:ascii="Times New Roman" w:hAnsi="Times New Roman" w:cs="Times New Roman" w:eastAsia="Times New Roman"/>
+          <w:b/>
+          <w:color w:val="auto"/>
+          <w:spacing w:val="0"/>
+          <w:position w:val="0"/>
+          <w:sz w:val="32"/>
           <w:shd w:fill="auto" w:val="clear"/>
         </w:rPr>
       </w:pPr>
@@ -2341,18 +2800,18 @@
           <w:numId w:val="27"/>
         </w:numPr>
         <w:tabs>
-          <w:tab w:val="left" w:pos="1834" w:leader="none"/>
+          <w:tab w:val="left" w:pos="4045" w:leader="none"/>
         </w:tabs>
-        <w:spacing w:before="57" w:after="0" w:line="240"/>
-        <w:ind w:right="0" w:left="1834" w:hanging="320"/>
-        <w:jc w:val="left"/>
+        <w:spacing w:before="0" w:after="0" w:line="240"/>
+        <w:ind w:right="0" w:left="4045" w:hanging="490"/>
+        <w:jc w:val="both"/>
         <w:rPr>
           <w:rFonts w:ascii="Times New Roman" w:hAnsi="Times New Roman" w:cs="Times New Roman" w:eastAsia="Times New Roman"/>
           <w:b/>
           <w:color w:val="auto"/>
           <w:spacing w:val="0"/>
           <w:position w:val="0"/>
-          <w:sz w:val="32"/>
+          <w:sz w:val="28"/>
           <w:shd w:fill="auto" w:val="clear"/>
         </w:rPr>
       </w:pPr>
@@ -2361,101 +2820,798 @@
           <w:rFonts w:ascii="Times New Roman" w:hAnsi="Times New Roman" w:cs="Times New Roman" w:eastAsia="Times New Roman"/>
           <w:b/>
           <w:color w:val="auto"/>
-          <w:spacing w:val="0"/>
-          <w:position w:val="0"/>
-          <w:sz w:val="32"/>
-          <w:shd w:fill="auto" w:val="clear"/>
-        </w:rPr>
-        <w:t xml:space="preserve">Python</w:t>
-      </w:r>
-      <w:r>
-        <w:rPr>
-          <w:rFonts w:ascii="Times New Roman" w:hAnsi="Times New Roman" w:cs="Times New Roman" w:eastAsia="Times New Roman"/>
-          <w:b/>
-          <w:color w:val="auto"/>
-          <w:spacing w:val="-5"/>
-          <w:position w:val="0"/>
-          <w:sz w:val="32"/>
-          <w:shd w:fill="auto" w:val="clear"/>
-        </w:rPr>
-        <w:t xml:space="preserve"> </w:t>
-      </w:r>
-      <w:r>
-        <w:rPr>
-          <w:rFonts w:ascii="Times New Roman" w:hAnsi="Times New Roman" w:cs="Times New Roman" w:eastAsia="Times New Roman"/>
-          <w:b/>
-          <w:color w:val="auto"/>
-          <w:spacing w:val="0"/>
-          <w:position w:val="0"/>
-          <w:sz w:val="32"/>
-          <w:shd w:fill="auto" w:val="clear"/>
-        </w:rPr>
-        <w:t xml:space="preserve">grafisk</w:t>
-      </w:r>
-      <w:r>
-        <w:rPr>
-          <w:rFonts w:ascii="Times New Roman" w:hAnsi="Times New Roman" w:cs="Times New Roman" w:eastAsia="Times New Roman"/>
-          <w:b/>
-          <w:color w:val="auto"/>
-          <w:spacing w:val="0"/>
-          <w:position w:val="0"/>
-          <w:sz w:val="32"/>
-          <w:shd w:fill="auto" w:val="clear"/>
-        </w:rPr>
-        <w:t xml:space="preserve">ās</w:t>
-      </w:r>
-      <w:r>
-        <w:rPr>
-          <w:rFonts w:ascii="Times New Roman" w:hAnsi="Times New Roman" w:cs="Times New Roman" w:eastAsia="Times New Roman"/>
-          <w:b/>
-          <w:color w:val="auto"/>
-          <w:spacing w:val="-6"/>
-          <w:position w:val="0"/>
-          <w:sz w:val="32"/>
-          <w:shd w:fill="auto" w:val="clear"/>
-        </w:rPr>
-        <w:t xml:space="preserve"> </w:t>
-      </w:r>
-      <w:r>
-        <w:rPr>
-          <w:rFonts w:ascii="Times New Roman" w:hAnsi="Times New Roman" w:cs="Times New Roman" w:eastAsia="Times New Roman"/>
-          <w:b/>
-          <w:color w:val="auto"/>
-          <w:spacing w:val="0"/>
-          <w:position w:val="0"/>
-          <w:sz w:val="32"/>
-          <w:shd w:fill="auto" w:val="clear"/>
-        </w:rPr>
-        <w:t xml:space="preserve">lietotāja</w:t>
-      </w:r>
-      <w:r>
-        <w:rPr>
-          <w:rFonts w:ascii="Times New Roman" w:hAnsi="Times New Roman" w:cs="Times New Roman" w:eastAsia="Times New Roman"/>
-          <w:b/>
-          <w:color w:val="auto"/>
           <w:spacing w:val="-2"/>
           <w:position w:val="0"/>
-          <w:sz w:val="32"/>
-          <w:shd w:fill="auto" w:val="clear"/>
-        </w:rPr>
-        <w:t xml:space="preserve"> saskarnes(GUI)</w:t>
+          <w:sz w:val="28"/>
+          <w:shd w:fill="auto" w:val="clear"/>
+        </w:rPr>
+        <w:t xml:space="preserve">Pielietojums</w:t>
       </w:r>
     </w:p>
     <w:p>
       <w:pPr>
-        <w:spacing w:before="146" w:after="0" w:line="240"/>
-        <w:ind w:right="0" w:left="0" w:firstLine="0"/>
-        <w:jc w:val="left"/>
-        <w:rPr>
-          <w:rFonts w:ascii="Times New Roman" w:hAnsi="Times New Roman" w:cs="Times New Roman" w:eastAsia="Times New Roman"/>
-          <w:b/>
-          <w:color w:val="auto"/>
-          <w:spacing w:val="0"/>
-          <w:position w:val="0"/>
-          <w:sz w:val="32"/>
+        <w:spacing w:before="1" w:after="0" w:line="240"/>
+        <w:ind w:right="137" w:left="3" w:firstLine="850"/>
+        <w:jc w:val="both"/>
+        <w:rPr>
+          <w:rFonts w:ascii="Times New Roman" w:hAnsi="Times New Roman" w:cs="Times New Roman" w:eastAsia="Times New Roman"/>
+          <w:color w:val="auto"/>
+          <w:spacing w:val="0"/>
+          <w:position w:val="0"/>
+          <w:sz w:val="24"/>
           <w:shd w:fill="auto" w:val="clear"/>
         </w:rPr>
       </w:pPr>
+      <w:r>
+        <w:rPr>
+          <w:rFonts w:ascii="Times New Roman" w:hAnsi="Times New Roman" w:cs="Times New Roman" w:eastAsia="Times New Roman"/>
+          <w:color w:val="auto"/>
+          <w:spacing w:val="0"/>
+          <w:position w:val="0"/>
+          <w:sz w:val="24"/>
+          <w:shd w:fill="auto" w:val="clear"/>
+        </w:rPr>
+        <w:t xml:space="preserve">Python ir programm</w:t>
+      </w:r>
+      <w:r>
+        <w:rPr>
+          <w:rFonts w:ascii="Times New Roman" w:hAnsi="Times New Roman" w:cs="Times New Roman" w:eastAsia="Times New Roman"/>
+          <w:color w:val="auto"/>
+          <w:spacing w:val="0"/>
+          <w:position w:val="0"/>
+          <w:sz w:val="24"/>
+          <w:shd w:fill="auto" w:val="clear"/>
+        </w:rPr>
+        <w:t xml:space="preserve">ēšanas valoda, kas tiek plaši izmantota datu analīze, mašīnapmācībā</w:t>
+      </w:r>
+      <w:r>
+        <w:rPr>
+          <w:rFonts w:ascii="Times New Roman" w:hAnsi="Times New Roman" w:cs="Times New Roman" w:eastAsia="Times New Roman"/>
+          <w:color w:val="auto"/>
+          <w:spacing w:val="-5"/>
+          <w:position w:val="0"/>
+          <w:sz w:val="24"/>
+          <w:shd w:fill="auto" w:val="clear"/>
+        </w:rPr>
+        <w:t xml:space="preserve"> </w:t>
+      </w:r>
+      <w:r>
+        <w:rPr>
+          <w:rFonts w:ascii="Times New Roman" w:hAnsi="Times New Roman" w:cs="Times New Roman" w:eastAsia="Times New Roman"/>
+          <w:color w:val="auto"/>
+          <w:spacing w:val="0"/>
+          <w:position w:val="0"/>
+          <w:sz w:val="24"/>
+          <w:shd w:fill="auto" w:val="clear"/>
+        </w:rPr>
+        <w:t xml:space="preserve">un</w:t>
+      </w:r>
+      <w:r>
+        <w:rPr>
+          <w:rFonts w:ascii="Times New Roman" w:hAnsi="Times New Roman" w:cs="Times New Roman" w:eastAsia="Times New Roman"/>
+          <w:color w:val="auto"/>
+          <w:spacing w:val="-3"/>
+          <w:position w:val="0"/>
+          <w:sz w:val="24"/>
+          <w:shd w:fill="auto" w:val="clear"/>
+        </w:rPr>
+        <w:t xml:space="preserve"> </w:t>
+      </w:r>
+      <w:r>
+        <w:rPr>
+          <w:rFonts w:ascii="Times New Roman" w:hAnsi="Times New Roman" w:cs="Times New Roman" w:eastAsia="Times New Roman"/>
+          <w:color w:val="auto"/>
+          <w:spacing w:val="0"/>
+          <w:position w:val="0"/>
+          <w:sz w:val="24"/>
+          <w:shd w:fill="auto" w:val="clear"/>
+        </w:rPr>
+        <w:t xml:space="preserve">citos</w:t>
+      </w:r>
+      <w:r>
+        <w:rPr>
+          <w:rFonts w:ascii="Times New Roman" w:hAnsi="Times New Roman" w:cs="Times New Roman" w:eastAsia="Times New Roman"/>
+          <w:color w:val="auto"/>
+          <w:spacing w:val="-2"/>
+          <w:position w:val="0"/>
+          <w:sz w:val="24"/>
+          <w:shd w:fill="auto" w:val="clear"/>
+        </w:rPr>
+        <w:t xml:space="preserve"> </w:t>
+      </w:r>
+      <w:r>
+        <w:rPr>
+          <w:rFonts w:ascii="Times New Roman" w:hAnsi="Times New Roman" w:cs="Times New Roman" w:eastAsia="Times New Roman"/>
+          <w:color w:val="auto"/>
+          <w:spacing w:val="0"/>
+          <w:position w:val="0"/>
+          <w:sz w:val="24"/>
+          <w:shd w:fill="auto" w:val="clear"/>
+        </w:rPr>
+        <w:t xml:space="preserve">projektos,</w:t>
+      </w:r>
+      <w:r>
+        <w:rPr>
+          <w:rFonts w:ascii="Times New Roman" w:hAnsi="Times New Roman" w:cs="Times New Roman" w:eastAsia="Times New Roman"/>
+          <w:color w:val="auto"/>
+          <w:spacing w:val="-3"/>
+          <w:position w:val="0"/>
+          <w:sz w:val="24"/>
+          <w:shd w:fill="auto" w:val="clear"/>
+        </w:rPr>
+        <w:t xml:space="preserve"> </w:t>
+      </w:r>
+      <w:r>
+        <w:rPr>
+          <w:rFonts w:ascii="Times New Roman" w:hAnsi="Times New Roman" w:cs="Times New Roman" w:eastAsia="Times New Roman"/>
+          <w:color w:val="auto"/>
+          <w:spacing w:val="0"/>
+          <w:position w:val="0"/>
+          <w:sz w:val="24"/>
+          <w:shd w:fill="auto" w:val="clear"/>
+        </w:rPr>
+        <w:t xml:space="preserve">kas</w:t>
+      </w:r>
+      <w:r>
+        <w:rPr>
+          <w:rFonts w:ascii="Times New Roman" w:hAnsi="Times New Roman" w:cs="Times New Roman" w:eastAsia="Times New Roman"/>
+          <w:color w:val="auto"/>
+          <w:spacing w:val="-2"/>
+          <w:position w:val="0"/>
+          <w:sz w:val="24"/>
+          <w:shd w:fill="auto" w:val="clear"/>
+        </w:rPr>
+        <w:t xml:space="preserve"> </w:t>
+      </w:r>
+      <w:r>
+        <w:rPr>
+          <w:rFonts w:ascii="Times New Roman" w:hAnsi="Times New Roman" w:cs="Times New Roman" w:eastAsia="Times New Roman"/>
+          <w:color w:val="auto"/>
+          <w:spacing w:val="0"/>
+          <w:position w:val="0"/>
+          <w:sz w:val="24"/>
+          <w:shd w:fill="auto" w:val="clear"/>
+        </w:rPr>
+        <w:t xml:space="preserve">ir</w:t>
+      </w:r>
+      <w:r>
+        <w:rPr>
+          <w:rFonts w:ascii="Times New Roman" w:hAnsi="Times New Roman" w:cs="Times New Roman" w:eastAsia="Times New Roman"/>
+          <w:color w:val="auto"/>
+          <w:spacing w:val="-3"/>
+          <w:position w:val="0"/>
+          <w:sz w:val="24"/>
+          <w:shd w:fill="auto" w:val="clear"/>
+        </w:rPr>
+        <w:t xml:space="preserve"> </w:t>
+      </w:r>
+      <w:r>
+        <w:rPr>
+          <w:rFonts w:ascii="Times New Roman" w:hAnsi="Times New Roman" w:cs="Times New Roman" w:eastAsia="Times New Roman"/>
+          <w:color w:val="auto"/>
+          <w:spacing w:val="0"/>
+          <w:position w:val="0"/>
+          <w:sz w:val="24"/>
+          <w:shd w:fill="auto" w:val="clear"/>
+        </w:rPr>
+        <w:t xml:space="preserve">saistīti ar</w:t>
+      </w:r>
+      <w:r>
+        <w:rPr>
+          <w:rFonts w:ascii="Times New Roman" w:hAnsi="Times New Roman" w:cs="Times New Roman" w:eastAsia="Times New Roman"/>
+          <w:color w:val="auto"/>
+          <w:spacing w:val="-3"/>
+          <w:position w:val="0"/>
+          <w:sz w:val="24"/>
+          <w:shd w:fill="auto" w:val="clear"/>
+        </w:rPr>
+        <w:t xml:space="preserve"> </w:t>
+      </w:r>
+      <w:r>
+        <w:rPr>
+          <w:rFonts w:ascii="Times New Roman" w:hAnsi="Times New Roman" w:cs="Times New Roman" w:eastAsia="Times New Roman"/>
+          <w:color w:val="auto"/>
+          <w:spacing w:val="0"/>
+          <w:position w:val="0"/>
+          <w:sz w:val="24"/>
+          <w:shd w:fill="auto" w:val="clear"/>
+        </w:rPr>
+        <w:t xml:space="preserve">liela</w:t>
+      </w:r>
+      <w:r>
+        <w:rPr>
+          <w:rFonts w:ascii="Times New Roman" w:hAnsi="Times New Roman" w:cs="Times New Roman" w:eastAsia="Times New Roman"/>
+          <w:color w:val="auto"/>
+          <w:spacing w:val="-5"/>
+          <w:position w:val="0"/>
+          <w:sz w:val="24"/>
+          <w:shd w:fill="auto" w:val="clear"/>
+        </w:rPr>
+        <w:t xml:space="preserve"> </w:t>
+      </w:r>
+      <w:r>
+        <w:rPr>
+          <w:rFonts w:ascii="Times New Roman" w:hAnsi="Times New Roman" w:cs="Times New Roman" w:eastAsia="Times New Roman"/>
+          <w:color w:val="auto"/>
+          <w:spacing w:val="0"/>
+          <w:position w:val="0"/>
+          <w:sz w:val="24"/>
+          <w:shd w:fill="auto" w:val="clear"/>
+        </w:rPr>
+        <w:t xml:space="preserve">apjoma</w:t>
+      </w:r>
+      <w:r>
+        <w:rPr>
+          <w:rFonts w:ascii="Times New Roman" w:hAnsi="Times New Roman" w:cs="Times New Roman" w:eastAsia="Times New Roman"/>
+          <w:color w:val="auto"/>
+          <w:spacing w:val="-5"/>
+          <w:position w:val="0"/>
+          <w:sz w:val="24"/>
+          <w:shd w:fill="auto" w:val="clear"/>
+        </w:rPr>
+        <w:t xml:space="preserve"> </w:t>
+      </w:r>
+      <w:r>
+        <w:rPr>
+          <w:rFonts w:ascii="Times New Roman" w:hAnsi="Times New Roman" w:cs="Times New Roman" w:eastAsia="Times New Roman"/>
+          <w:color w:val="auto"/>
+          <w:spacing w:val="0"/>
+          <w:position w:val="0"/>
+          <w:sz w:val="24"/>
+          <w:shd w:fill="auto" w:val="clear"/>
+        </w:rPr>
+        <w:t xml:space="preserve">datu</w:t>
+      </w:r>
+      <w:r>
+        <w:rPr>
+          <w:rFonts w:ascii="Times New Roman" w:hAnsi="Times New Roman" w:cs="Times New Roman" w:eastAsia="Times New Roman"/>
+          <w:color w:val="auto"/>
+          <w:spacing w:val="-3"/>
+          <w:position w:val="0"/>
+          <w:sz w:val="24"/>
+          <w:shd w:fill="auto" w:val="clear"/>
+        </w:rPr>
+        <w:t xml:space="preserve"> </w:t>
+      </w:r>
+      <w:r>
+        <w:rPr>
+          <w:rFonts w:ascii="Times New Roman" w:hAnsi="Times New Roman" w:cs="Times New Roman" w:eastAsia="Times New Roman"/>
+          <w:color w:val="auto"/>
+          <w:spacing w:val="0"/>
+          <w:position w:val="0"/>
+          <w:sz w:val="24"/>
+          <w:shd w:fill="auto" w:val="clear"/>
+        </w:rPr>
+        <w:t xml:space="preserve">apstrādi.</w:t>
+      </w:r>
+      <w:r>
+        <w:rPr>
+          <w:rFonts w:ascii="Times New Roman" w:hAnsi="Times New Roman" w:cs="Times New Roman" w:eastAsia="Times New Roman"/>
+          <w:color w:val="auto"/>
+          <w:spacing w:val="-3"/>
+          <w:position w:val="0"/>
+          <w:sz w:val="24"/>
+          <w:shd w:fill="auto" w:val="clear"/>
+        </w:rPr>
+        <w:t xml:space="preserve"> </w:t>
+      </w:r>
+      <w:r>
+        <w:rPr>
+          <w:rFonts w:ascii="Times New Roman" w:hAnsi="Times New Roman" w:cs="Times New Roman" w:eastAsia="Times New Roman"/>
+          <w:color w:val="auto"/>
+          <w:spacing w:val="0"/>
+          <w:position w:val="0"/>
+          <w:sz w:val="24"/>
+          <w:shd w:fill="auto" w:val="clear"/>
+        </w:rPr>
+        <w:t xml:space="preserve">Veidojot</w:t>
+      </w:r>
+      <w:r>
+        <w:rPr>
+          <w:rFonts w:ascii="Times New Roman" w:hAnsi="Times New Roman" w:cs="Times New Roman" w:eastAsia="Times New Roman"/>
+          <w:color w:val="auto"/>
+          <w:spacing w:val="-5"/>
+          <w:position w:val="0"/>
+          <w:sz w:val="24"/>
+          <w:shd w:fill="auto" w:val="clear"/>
+        </w:rPr>
+        <w:t xml:space="preserve"> </w:t>
+      </w:r>
+      <w:r>
+        <w:rPr>
+          <w:rFonts w:ascii="Times New Roman" w:hAnsi="Times New Roman" w:cs="Times New Roman" w:eastAsia="Times New Roman"/>
+          <w:color w:val="auto"/>
+          <w:spacing w:val="0"/>
+          <w:position w:val="0"/>
+          <w:sz w:val="24"/>
+          <w:shd w:fill="auto" w:val="clear"/>
+        </w:rPr>
+        <w:t xml:space="preserve">Python aplikācijas</w:t>
+      </w:r>
+      <w:r>
+        <w:rPr>
+          <w:rFonts w:ascii="Times New Roman" w:hAnsi="Times New Roman" w:cs="Times New Roman" w:eastAsia="Times New Roman"/>
+          <w:color w:val="auto"/>
+          <w:spacing w:val="-6"/>
+          <w:position w:val="0"/>
+          <w:sz w:val="24"/>
+          <w:shd w:fill="auto" w:val="clear"/>
+        </w:rPr>
+        <w:t xml:space="preserve"> </w:t>
+      </w:r>
+      <w:r>
+        <w:rPr>
+          <w:rFonts w:ascii="Times New Roman" w:hAnsi="Times New Roman" w:cs="Times New Roman" w:eastAsia="Times New Roman"/>
+          <w:color w:val="auto"/>
+          <w:spacing w:val="0"/>
+          <w:position w:val="0"/>
+          <w:sz w:val="24"/>
+          <w:shd w:fill="auto" w:val="clear"/>
+        </w:rPr>
+        <w:t xml:space="preserve">GUI</w:t>
+      </w:r>
+      <w:r>
+        <w:rPr>
+          <w:rFonts w:ascii="Times New Roman" w:hAnsi="Times New Roman" w:cs="Times New Roman" w:eastAsia="Times New Roman"/>
+          <w:color w:val="auto"/>
+          <w:spacing w:val="-8"/>
+          <w:position w:val="0"/>
+          <w:sz w:val="24"/>
+          <w:shd w:fill="auto" w:val="clear"/>
+        </w:rPr>
+        <w:t xml:space="preserve"> </w:t>
+      </w:r>
+      <w:r>
+        <w:rPr>
+          <w:rFonts w:ascii="Times New Roman" w:hAnsi="Times New Roman" w:cs="Times New Roman" w:eastAsia="Times New Roman"/>
+          <w:color w:val="auto"/>
+          <w:spacing w:val="0"/>
+          <w:position w:val="0"/>
+          <w:sz w:val="24"/>
+          <w:shd w:fill="auto" w:val="clear"/>
+        </w:rPr>
+        <w:t xml:space="preserve">kļūst</w:t>
+      </w:r>
+      <w:r>
+        <w:rPr>
+          <w:rFonts w:ascii="Times New Roman" w:hAnsi="Times New Roman" w:cs="Times New Roman" w:eastAsia="Times New Roman"/>
+          <w:color w:val="auto"/>
+          <w:spacing w:val="-9"/>
+          <w:position w:val="0"/>
+          <w:sz w:val="24"/>
+          <w:shd w:fill="auto" w:val="clear"/>
+        </w:rPr>
+        <w:t xml:space="preserve"> </w:t>
+      </w:r>
+      <w:r>
+        <w:rPr>
+          <w:rFonts w:ascii="Times New Roman" w:hAnsi="Times New Roman" w:cs="Times New Roman" w:eastAsia="Times New Roman"/>
+          <w:color w:val="auto"/>
+          <w:spacing w:val="0"/>
+          <w:position w:val="0"/>
+          <w:sz w:val="24"/>
+          <w:shd w:fill="auto" w:val="clear"/>
+        </w:rPr>
+        <w:t xml:space="preserve">par</w:t>
+      </w:r>
+      <w:r>
+        <w:rPr>
+          <w:rFonts w:ascii="Times New Roman" w:hAnsi="Times New Roman" w:cs="Times New Roman" w:eastAsia="Times New Roman"/>
+          <w:color w:val="auto"/>
+          <w:spacing w:val="-8"/>
+          <w:position w:val="0"/>
+          <w:sz w:val="24"/>
+          <w:shd w:fill="auto" w:val="clear"/>
+        </w:rPr>
+        <w:t xml:space="preserve"> </w:t>
+      </w:r>
+      <w:r>
+        <w:rPr>
+          <w:rFonts w:ascii="Times New Roman" w:hAnsi="Times New Roman" w:cs="Times New Roman" w:eastAsia="Times New Roman"/>
+          <w:color w:val="auto"/>
+          <w:spacing w:val="0"/>
+          <w:position w:val="0"/>
+          <w:sz w:val="24"/>
+          <w:shd w:fill="auto" w:val="clear"/>
+        </w:rPr>
+        <w:t xml:space="preserve">vienu</w:t>
+      </w:r>
+      <w:r>
+        <w:rPr>
+          <w:rFonts w:ascii="Times New Roman" w:hAnsi="Times New Roman" w:cs="Times New Roman" w:eastAsia="Times New Roman"/>
+          <w:color w:val="auto"/>
+          <w:spacing w:val="-8"/>
+          <w:position w:val="0"/>
+          <w:sz w:val="24"/>
+          <w:shd w:fill="auto" w:val="clear"/>
+        </w:rPr>
+        <w:t xml:space="preserve"> </w:t>
+      </w:r>
+      <w:r>
+        <w:rPr>
+          <w:rFonts w:ascii="Times New Roman" w:hAnsi="Times New Roman" w:cs="Times New Roman" w:eastAsia="Times New Roman"/>
+          <w:color w:val="auto"/>
+          <w:spacing w:val="0"/>
+          <w:position w:val="0"/>
+          <w:sz w:val="24"/>
+          <w:shd w:fill="auto" w:val="clear"/>
+        </w:rPr>
+        <w:t xml:space="preserve">no</w:t>
+      </w:r>
+      <w:r>
+        <w:rPr>
+          <w:rFonts w:ascii="Times New Roman" w:hAnsi="Times New Roman" w:cs="Times New Roman" w:eastAsia="Times New Roman"/>
+          <w:color w:val="auto"/>
+          <w:spacing w:val="-8"/>
+          <w:position w:val="0"/>
+          <w:sz w:val="24"/>
+          <w:shd w:fill="auto" w:val="clear"/>
+        </w:rPr>
+        <w:t xml:space="preserve"> </w:t>
+      </w:r>
+      <w:r>
+        <w:rPr>
+          <w:rFonts w:ascii="Times New Roman" w:hAnsi="Times New Roman" w:cs="Times New Roman" w:eastAsia="Times New Roman"/>
+          <w:color w:val="auto"/>
+          <w:spacing w:val="0"/>
+          <w:position w:val="0"/>
+          <w:sz w:val="24"/>
+          <w:shd w:fill="auto" w:val="clear"/>
+        </w:rPr>
+        <w:t xml:space="preserve">fundamentālām</w:t>
+      </w:r>
+      <w:r>
+        <w:rPr>
+          <w:rFonts w:ascii="Times New Roman" w:hAnsi="Times New Roman" w:cs="Times New Roman" w:eastAsia="Times New Roman"/>
+          <w:color w:val="auto"/>
+          <w:spacing w:val="-9"/>
+          <w:position w:val="0"/>
+          <w:sz w:val="24"/>
+          <w:shd w:fill="auto" w:val="clear"/>
+        </w:rPr>
+        <w:t xml:space="preserve"> </w:t>
+      </w:r>
+      <w:r>
+        <w:rPr>
+          <w:rFonts w:ascii="Times New Roman" w:hAnsi="Times New Roman" w:cs="Times New Roman" w:eastAsia="Times New Roman"/>
+          <w:color w:val="auto"/>
+          <w:spacing w:val="0"/>
+          <w:position w:val="0"/>
+          <w:sz w:val="24"/>
+          <w:shd w:fill="auto" w:val="clear"/>
+        </w:rPr>
+        <w:t xml:space="preserve">un</w:t>
+      </w:r>
+      <w:r>
+        <w:rPr>
+          <w:rFonts w:ascii="Times New Roman" w:hAnsi="Times New Roman" w:cs="Times New Roman" w:eastAsia="Times New Roman"/>
+          <w:color w:val="auto"/>
+          <w:spacing w:val="-8"/>
+          <w:position w:val="0"/>
+          <w:sz w:val="24"/>
+          <w:shd w:fill="auto" w:val="clear"/>
+        </w:rPr>
+        <w:t xml:space="preserve"> </w:t>
+      </w:r>
+      <w:r>
+        <w:rPr>
+          <w:rFonts w:ascii="Times New Roman" w:hAnsi="Times New Roman" w:cs="Times New Roman" w:eastAsia="Times New Roman"/>
+          <w:color w:val="auto"/>
+          <w:spacing w:val="0"/>
+          <w:position w:val="0"/>
+          <w:sz w:val="24"/>
+          <w:shd w:fill="auto" w:val="clear"/>
+        </w:rPr>
+        <w:t xml:space="preserve">neatņemamām</w:t>
+      </w:r>
+      <w:r>
+        <w:rPr>
+          <w:rFonts w:ascii="Times New Roman" w:hAnsi="Times New Roman" w:cs="Times New Roman" w:eastAsia="Times New Roman"/>
+          <w:color w:val="auto"/>
+          <w:spacing w:val="-9"/>
+          <w:position w:val="0"/>
+          <w:sz w:val="24"/>
+          <w:shd w:fill="auto" w:val="clear"/>
+        </w:rPr>
+        <w:t xml:space="preserve"> </w:t>
+      </w:r>
+      <w:r>
+        <w:rPr>
+          <w:rFonts w:ascii="Times New Roman" w:hAnsi="Times New Roman" w:cs="Times New Roman" w:eastAsia="Times New Roman"/>
+          <w:color w:val="auto"/>
+          <w:spacing w:val="0"/>
+          <w:position w:val="0"/>
+          <w:sz w:val="24"/>
+          <w:shd w:fill="auto" w:val="clear"/>
+        </w:rPr>
+        <w:t xml:space="preserve">sastāvdaļām,</w:t>
+      </w:r>
+      <w:r>
+        <w:rPr>
+          <w:rFonts w:ascii="Times New Roman" w:hAnsi="Times New Roman" w:cs="Times New Roman" w:eastAsia="Times New Roman"/>
+          <w:color w:val="auto"/>
+          <w:spacing w:val="-8"/>
+          <w:position w:val="0"/>
+          <w:sz w:val="24"/>
+          <w:shd w:fill="auto" w:val="clear"/>
+        </w:rPr>
+        <w:t xml:space="preserve"> </w:t>
+      </w:r>
+      <w:r>
+        <w:rPr>
+          <w:rFonts w:ascii="Times New Roman" w:hAnsi="Times New Roman" w:cs="Times New Roman" w:eastAsia="Times New Roman"/>
+          <w:color w:val="auto"/>
+          <w:spacing w:val="0"/>
+          <w:position w:val="0"/>
+          <w:sz w:val="24"/>
+          <w:shd w:fill="auto" w:val="clear"/>
+        </w:rPr>
+        <w:t xml:space="preserve">jo</w:t>
+      </w:r>
+      <w:r>
+        <w:rPr>
+          <w:rFonts w:ascii="Times New Roman" w:hAnsi="Times New Roman" w:cs="Times New Roman" w:eastAsia="Times New Roman"/>
+          <w:color w:val="auto"/>
+          <w:spacing w:val="-2"/>
+          <w:position w:val="0"/>
+          <w:sz w:val="24"/>
+          <w:shd w:fill="auto" w:val="clear"/>
+        </w:rPr>
+        <w:t xml:space="preserve"> </w:t>
+      </w:r>
+      <w:r>
+        <w:rPr>
+          <w:rFonts w:ascii="Times New Roman" w:hAnsi="Times New Roman" w:cs="Times New Roman" w:eastAsia="Times New Roman"/>
+          <w:color w:val="auto"/>
+          <w:spacing w:val="0"/>
+          <w:position w:val="0"/>
+          <w:sz w:val="24"/>
+          <w:shd w:fill="auto" w:val="clear"/>
+        </w:rPr>
+        <w:t xml:space="preserve">tas</w:t>
+      </w:r>
+      <w:r>
+        <w:rPr>
+          <w:rFonts w:ascii="Times New Roman" w:hAnsi="Times New Roman" w:cs="Times New Roman" w:eastAsia="Times New Roman"/>
+          <w:color w:val="auto"/>
+          <w:spacing w:val="-6"/>
+          <w:position w:val="0"/>
+          <w:sz w:val="24"/>
+          <w:shd w:fill="auto" w:val="clear"/>
+        </w:rPr>
+        <w:t xml:space="preserve"> </w:t>
+      </w:r>
+      <w:r>
+        <w:rPr>
+          <w:rFonts w:ascii="Times New Roman" w:hAnsi="Times New Roman" w:cs="Times New Roman" w:eastAsia="Times New Roman"/>
+          <w:color w:val="auto"/>
+          <w:spacing w:val="0"/>
+          <w:position w:val="0"/>
+          <w:sz w:val="24"/>
+          <w:shd w:fill="auto" w:val="clear"/>
+        </w:rPr>
+        <w:t xml:space="preserve">palīdz lietotājam vieglāk ievadīt un apstrādāt nepieciešamos datus, kā arī šos datus saprotami vizualizē,</w:t>
+      </w:r>
+      <w:r>
+        <w:rPr>
+          <w:rFonts w:ascii="Times New Roman" w:hAnsi="Times New Roman" w:cs="Times New Roman" w:eastAsia="Times New Roman"/>
+          <w:color w:val="auto"/>
+          <w:spacing w:val="-15"/>
+          <w:position w:val="0"/>
+          <w:sz w:val="24"/>
+          <w:shd w:fill="auto" w:val="clear"/>
+        </w:rPr>
+        <w:t xml:space="preserve"> </w:t>
+      </w:r>
+      <w:r>
+        <w:rPr>
+          <w:rFonts w:ascii="Times New Roman" w:hAnsi="Times New Roman" w:cs="Times New Roman" w:eastAsia="Times New Roman"/>
+          <w:color w:val="auto"/>
+          <w:spacing w:val="0"/>
+          <w:position w:val="0"/>
+          <w:sz w:val="24"/>
+          <w:shd w:fill="auto" w:val="clear"/>
+        </w:rPr>
+        <w:t xml:space="preserve">piemēram,</w:t>
+      </w:r>
+      <w:r>
+        <w:rPr>
+          <w:rFonts w:ascii="Times New Roman" w:hAnsi="Times New Roman" w:cs="Times New Roman" w:eastAsia="Times New Roman"/>
+          <w:color w:val="auto"/>
+          <w:spacing w:val="-15"/>
+          <w:position w:val="0"/>
+          <w:sz w:val="24"/>
+          <w:shd w:fill="auto" w:val="clear"/>
+        </w:rPr>
+        <w:t xml:space="preserve"> </w:t>
+      </w:r>
+      <w:r>
+        <w:rPr>
+          <w:rFonts w:ascii="Times New Roman" w:hAnsi="Times New Roman" w:cs="Times New Roman" w:eastAsia="Times New Roman"/>
+          <w:color w:val="auto"/>
+          <w:spacing w:val="0"/>
+          <w:position w:val="0"/>
+          <w:sz w:val="24"/>
+          <w:shd w:fill="auto" w:val="clear"/>
+        </w:rPr>
+        <w:t xml:space="preserve">tabulās</w:t>
+      </w:r>
+      <w:r>
+        <w:rPr>
+          <w:rFonts w:ascii="Times New Roman" w:hAnsi="Times New Roman" w:cs="Times New Roman" w:eastAsia="Times New Roman"/>
+          <w:color w:val="auto"/>
+          <w:spacing w:val="-15"/>
+          <w:position w:val="0"/>
+          <w:sz w:val="24"/>
+          <w:shd w:fill="auto" w:val="clear"/>
+        </w:rPr>
+        <w:t xml:space="preserve"> </w:t>
+      </w:r>
+      <w:r>
+        <w:rPr>
+          <w:rFonts w:ascii="Times New Roman" w:hAnsi="Times New Roman" w:cs="Times New Roman" w:eastAsia="Times New Roman"/>
+          <w:color w:val="auto"/>
+          <w:spacing w:val="0"/>
+          <w:position w:val="0"/>
+          <w:sz w:val="24"/>
+          <w:shd w:fill="auto" w:val="clear"/>
+        </w:rPr>
+        <w:t xml:space="preserve">vai</w:t>
+      </w:r>
+      <w:r>
+        <w:rPr>
+          <w:rFonts w:ascii="Times New Roman" w:hAnsi="Times New Roman" w:cs="Times New Roman" w:eastAsia="Times New Roman"/>
+          <w:color w:val="auto"/>
+          <w:spacing w:val="-15"/>
+          <w:position w:val="0"/>
+          <w:sz w:val="24"/>
+          <w:shd w:fill="auto" w:val="clear"/>
+        </w:rPr>
+        <w:t xml:space="preserve"> </w:t>
+      </w:r>
+      <w:r>
+        <w:rPr>
+          <w:rFonts w:ascii="Times New Roman" w:hAnsi="Times New Roman" w:cs="Times New Roman" w:eastAsia="Times New Roman"/>
+          <w:color w:val="auto"/>
+          <w:spacing w:val="0"/>
+          <w:position w:val="0"/>
+          <w:sz w:val="24"/>
+          <w:shd w:fill="auto" w:val="clear"/>
+        </w:rPr>
+        <w:t xml:space="preserve">grafikos.</w:t>
+      </w:r>
+      <w:r>
+        <w:rPr>
+          <w:rFonts w:ascii="Times New Roman" w:hAnsi="Times New Roman" w:cs="Times New Roman" w:eastAsia="Times New Roman"/>
+          <w:color w:val="auto"/>
+          <w:spacing w:val="-15"/>
+          <w:position w:val="0"/>
+          <w:sz w:val="24"/>
+          <w:shd w:fill="auto" w:val="clear"/>
+        </w:rPr>
+        <w:t xml:space="preserve"> </w:t>
+      </w:r>
+      <w:r>
+        <w:rPr>
+          <w:rFonts w:ascii="Times New Roman" w:hAnsi="Times New Roman" w:cs="Times New Roman" w:eastAsia="Times New Roman"/>
+          <w:color w:val="auto"/>
+          <w:spacing w:val="0"/>
+          <w:position w:val="0"/>
+          <w:sz w:val="24"/>
+          <w:shd w:fill="auto" w:val="clear"/>
+        </w:rPr>
+        <w:t xml:space="preserve">Lietotājam</w:t>
+      </w:r>
+      <w:r>
+        <w:rPr>
+          <w:rFonts w:ascii="Times New Roman" w:hAnsi="Times New Roman" w:cs="Times New Roman" w:eastAsia="Times New Roman"/>
+          <w:color w:val="auto"/>
+          <w:spacing w:val="-15"/>
+          <w:position w:val="0"/>
+          <w:sz w:val="24"/>
+          <w:shd w:fill="auto" w:val="clear"/>
+        </w:rPr>
+        <w:t xml:space="preserve"> </w:t>
+      </w:r>
+      <w:r>
+        <w:rPr>
+          <w:rFonts w:ascii="Times New Roman" w:hAnsi="Times New Roman" w:cs="Times New Roman" w:eastAsia="Times New Roman"/>
+          <w:color w:val="auto"/>
+          <w:spacing w:val="0"/>
+          <w:position w:val="0"/>
+          <w:sz w:val="24"/>
+          <w:shd w:fill="auto" w:val="clear"/>
+        </w:rPr>
+        <w:t xml:space="preserve">draudzīgs</w:t>
+      </w:r>
+      <w:r>
+        <w:rPr>
+          <w:rFonts w:ascii="Times New Roman" w:hAnsi="Times New Roman" w:cs="Times New Roman" w:eastAsia="Times New Roman"/>
+          <w:color w:val="auto"/>
+          <w:spacing w:val="-15"/>
+          <w:position w:val="0"/>
+          <w:sz w:val="24"/>
+          <w:shd w:fill="auto" w:val="clear"/>
+        </w:rPr>
+        <w:t xml:space="preserve"> </w:t>
+      </w:r>
+      <w:r>
+        <w:rPr>
+          <w:rFonts w:ascii="Times New Roman" w:hAnsi="Times New Roman" w:cs="Times New Roman" w:eastAsia="Times New Roman"/>
+          <w:color w:val="auto"/>
+          <w:spacing w:val="0"/>
+          <w:position w:val="0"/>
+          <w:sz w:val="24"/>
+          <w:shd w:fill="auto" w:val="clear"/>
+        </w:rPr>
+        <w:t xml:space="preserve">un</w:t>
+      </w:r>
+      <w:r>
+        <w:rPr>
+          <w:rFonts w:ascii="Times New Roman" w:hAnsi="Times New Roman" w:cs="Times New Roman" w:eastAsia="Times New Roman"/>
+          <w:color w:val="auto"/>
+          <w:spacing w:val="-15"/>
+          <w:position w:val="0"/>
+          <w:sz w:val="24"/>
+          <w:shd w:fill="auto" w:val="clear"/>
+        </w:rPr>
+        <w:t xml:space="preserve"> </w:t>
+      </w:r>
+      <w:r>
+        <w:rPr>
+          <w:rFonts w:ascii="Times New Roman" w:hAnsi="Times New Roman" w:cs="Times New Roman" w:eastAsia="Times New Roman"/>
+          <w:color w:val="auto"/>
+          <w:spacing w:val="0"/>
+          <w:position w:val="0"/>
+          <w:sz w:val="24"/>
+          <w:shd w:fill="auto" w:val="clear"/>
+        </w:rPr>
+        <w:t xml:space="preserve">intuitīvi</w:t>
+      </w:r>
+      <w:r>
+        <w:rPr>
+          <w:rFonts w:ascii="Times New Roman" w:hAnsi="Times New Roman" w:cs="Times New Roman" w:eastAsia="Times New Roman"/>
+          <w:color w:val="auto"/>
+          <w:spacing w:val="-15"/>
+          <w:position w:val="0"/>
+          <w:sz w:val="24"/>
+          <w:shd w:fill="auto" w:val="clear"/>
+        </w:rPr>
+        <w:t xml:space="preserve"> </w:t>
+      </w:r>
+      <w:r>
+        <w:rPr>
+          <w:rFonts w:ascii="Times New Roman" w:hAnsi="Times New Roman" w:cs="Times New Roman" w:eastAsia="Times New Roman"/>
+          <w:color w:val="auto"/>
+          <w:spacing w:val="0"/>
+          <w:position w:val="0"/>
+          <w:sz w:val="24"/>
+          <w:shd w:fill="auto" w:val="clear"/>
+        </w:rPr>
+        <w:t xml:space="preserve">saprotams</w:t>
+      </w:r>
+      <w:r>
+        <w:rPr>
+          <w:rFonts w:ascii="Times New Roman" w:hAnsi="Times New Roman" w:cs="Times New Roman" w:eastAsia="Times New Roman"/>
+          <w:color w:val="auto"/>
+          <w:spacing w:val="-15"/>
+          <w:position w:val="0"/>
+          <w:sz w:val="24"/>
+          <w:shd w:fill="auto" w:val="clear"/>
+        </w:rPr>
+        <w:t xml:space="preserve"> </w:t>
+      </w:r>
+      <w:r>
+        <w:rPr>
+          <w:rFonts w:ascii="Times New Roman" w:hAnsi="Times New Roman" w:cs="Times New Roman" w:eastAsia="Times New Roman"/>
+          <w:color w:val="auto"/>
+          <w:spacing w:val="0"/>
+          <w:position w:val="0"/>
+          <w:sz w:val="24"/>
+          <w:shd w:fill="auto" w:val="clear"/>
+        </w:rPr>
+        <w:t xml:space="preserve">interfeiss krietni uzlabo lietotāja pieredzi lietojot programmatūru.</w:t>
+      </w:r>
     </w:p>
     <w:p>
       <w:pPr>
@@ -2464,826 +3620,6 @@
           <w:numId w:val="29"/>
         </w:numPr>
         <w:tabs>
-          <w:tab w:val="left" w:pos="4045" w:leader="none"/>
-        </w:tabs>
-        <w:spacing w:before="0" w:after="0" w:line="240"/>
-        <w:ind w:right="0" w:left="4045" w:hanging="490"/>
-        <w:jc w:val="both"/>
-        <w:rPr>
-          <w:rFonts w:ascii="Times New Roman" w:hAnsi="Times New Roman" w:cs="Times New Roman" w:eastAsia="Times New Roman"/>
-          <w:b/>
-          <w:color w:val="auto"/>
-          <w:spacing w:val="0"/>
-          <w:position w:val="0"/>
-          <w:sz w:val="28"/>
-          <w:shd w:fill="auto" w:val="clear"/>
-        </w:rPr>
-      </w:pPr>
-      <w:r>
-        <w:rPr>
-          <w:rFonts w:ascii="Times New Roman" w:hAnsi="Times New Roman" w:cs="Times New Roman" w:eastAsia="Times New Roman"/>
-          <w:b/>
-          <w:color w:val="auto"/>
-          <w:spacing w:val="-2"/>
-          <w:position w:val="0"/>
-          <w:sz w:val="28"/>
-          <w:shd w:fill="auto" w:val="clear"/>
-        </w:rPr>
-        <w:t xml:space="preserve">Pielietojums</w:t>
-      </w:r>
-    </w:p>
-    <w:p>
-      <w:pPr>
-        <w:spacing w:before="1" w:after="0" w:line="240"/>
-        <w:ind w:right="137" w:left="3" w:firstLine="850"/>
-        <w:jc w:val="both"/>
-        <w:rPr>
-          <w:rFonts w:ascii="Times New Roman" w:hAnsi="Times New Roman" w:cs="Times New Roman" w:eastAsia="Times New Roman"/>
-          <w:color w:val="auto"/>
-          <w:spacing w:val="0"/>
-          <w:position w:val="0"/>
-          <w:sz w:val="24"/>
-          <w:shd w:fill="auto" w:val="clear"/>
-        </w:rPr>
-      </w:pPr>
-      <w:r>
-        <w:rPr>
-          <w:rFonts w:ascii="Times New Roman" w:hAnsi="Times New Roman" w:cs="Times New Roman" w:eastAsia="Times New Roman"/>
-          <w:color w:val="auto"/>
-          <w:spacing w:val="0"/>
-          <w:position w:val="0"/>
-          <w:sz w:val="24"/>
-          <w:shd w:fill="auto" w:val="clear"/>
-        </w:rPr>
-        <w:t xml:space="preserve">Python ir programm</w:t>
-      </w:r>
-      <w:r>
-        <w:rPr>
-          <w:rFonts w:ascii="Times New Roman" w:hAnsi="Times New Roman" w:cs="Times New Roman" w:eastAsia="Times New Roman"/>
-          <w:color w:val="auto"/>
-          <w:spacing w:val="0"/>
-          <w:position w:val="0"/>
-          <w:sz w:val="24"/>
-          <w:shd w:fill="auto" w:val="clear"/>
-        </w:rPr>
-        <w:t xml:space="preserve">ēšanas valoda, kas tiek plaši izmantota datu analīze, mašīnapmācībā</w:t>
-      </w:r>
-      <w:r>
-        <w:rPr>
-          <w:rFonts w:ascii="Times New Roman" w:hAnsi="Times New Roman" w:cs="Times New Roman" w:eastAsia="Times New Roman"/>
-          <w:color w:val="auto"/>
-          <w:spacing w:val="-5"/>
-          <w:position w:val="0"/>
-          <w:sz w:val="24"/>
-          <w:shd w:fill="auto" w:val="clear"/>
-        </w:rPr>
-        <w:t xml:space="preserve"> </w:t>
-      </w:r>
-      <w:r>
-        <w:rPr>
-          <w:rFonts w:ascii="Times New Roman" w:hAnsi="Times New Roman" w:cs="Times New Roman" w:eastAsia="Times New Roman"/>
-          <w:color w:val="auto"/>
-          <w:spacing w:val="0"/>
-          <w:position w:val="0"/>
-          <w:sz w:val="24"/>
-          <w:shd w:fill="auto" w:val="clear"/>
-        </w:rPr>
-        <w:t xml:space="preserve">un</w:t>
-      </w:r>
-      <w:r>
-        <w:rPr>
-          <w:rFonts w:ascii="Times New Roman" w:hAnsi="Times New Roman" w:cs="Times New Roman" w:eastAsia="Times New Roman"/>
-          <w:color w:val="auto"/>
-          <w:spacing w:val="-3"/>
-          <w:position w:val="0"/>
-          <w:sz w:val="24"/>
-          <w:shd w:fill="auto" w:val="clear"/>
-        </w:rPr>
-        <w:t xml:space="preserve"> </w:t>
-      </w:r>
-      <w:r>
-        <w:rPr>
-          <w:rFonts w:ascii="Times New Roman" w:hAnsi="Times New Roman" w:cs="Times New Roman" w:eastAsia="Times New Roman"/>
-          <w:color w:val="auto"/>
-          <w:spacing w:val="0"/>
-          <w:position w:val="0"/>
-          <w:sz w:val="24"/>
-          <w:shd w:fill="auto" w:val="clear"/>
-        </w:rPr>
-        <w:t xml:space="preserve">citos</w:t>
-      </w:r>
-      <w:r>
-        <w:rPr>
-          <w:rFonts w:ascii="Times New Roman" w:hAnsi="Times New Roman" w:cs="Times New Roman" w:eastAsia="Times New Roman"/>
-          <w:color w:val="auto"/>
-          <w:spacing w:val="-2"/>
-          <w:position w:val="0"/>
-          <w:sz w:val="24"/>
-          <w:shd w:fill="auto" w:val="clear"/>
-        </w:rPr>
-        <w:t xml:space="preserve"> </w:t>
-      </w:r>
-      <w:r>
-        <w:rPr>
-          <w:rFonts w:ascii="Times New Roman" w:hAnsi="Times New Roman" w:cs="Times New Roman" w:eastAsia="Times New Roman"/>
-          <w:color w:val="auto"/>
-          <w:spacing w:val="0"/>
-          <w:position w:val="0"/>
-          <w:sz w:val="24"/>
-          <w:shd w:fill="auto" w:val="clear"/>
-        </w:rPr>
-        <w:t xml:space="preserve">projektos,</w:t>
-      </w:r>
-      <w:r>
-        <w:rPr>
-          <w:rFonts w:ascii="Times New Roman" w:hAnsi="Times New Roman" w:cs="Times New Roman" w:eastAsia="Times New Roman"/>
-          <w:color w:val="auto"/>
-          <w:spacing w:val="-3"/>
-          <w:position w:val="0"/>
-          <w:sz w:val="24"/>
-          <w:shd w:fill="auto" w:val="clear"/>
-        </w:rPr>
-        <w:t xml:space="preserve"> </w:t>
-      </w:r>
-      <w:r>
-        <w:rPr>
-          <w:rFonts w:ascii="Times New Roman" w:hAnsi="Times New Roman" w:cs="Times New Roman" w:eastAsia="Times New Roman"/>
-          <w:color w:val="auto"/>
-          <w:spacing w:val="0"/>
-          <w:position w:val="0"/>
-          <w:sz w:val="24"/>
-          <w:shd w:fill="auto" w:val="clear"/>
-        </w:rPr>
-        <w:t xml:space="preserve">kas</w:t>
-      </w:r>
-      <w:r>
-        <w:rPr>
-          <w:rFonts w:ascii="Times New Roman" w:hAnsi="Times New Roman" w:cs="Times New Roman" w:eastAsia="Times New Roman"/>
-          <w:color w:val="auto"/>
-          <w:spacing w:val="-2"/>
-          <w:position w:val="0"/>
-          <w:sz w:val="24"/>
-          <w:shd w:fill="auto" w:val="clear"/>
-        </w:rPr>
-        <w:t xml:space="preserve"> </w:t>
-      </w:r>
-      <w:r>
-        <w:rPr>
-          <w:rFonts w:ascii="Times New Roman" w:hAnsi="Times New Roman" w:cs="Times New Roman" w:eastAsia="Times New Roman"/>
-          <w:color w:val="auto"/>
-          <w:spacing w:val="0"/>
-          <w:position w:val="0"/>
-          <w:sz w:val="24"/>
-          <w:shd w:fill="auto" w:val="clear"/>
-        </w:rPr>
-        <w:t xml:space="preserve">ir</w:t>
-      </w:r>
-      <w:r>
-        <w:rPr>
-          <w:rFonts w:ascii="Times New Roman" w:hAnsi="Times New Roman" w:cs="Times New Roman" w:eastAsia="Times New Roman"/>
-          <w:color w:val="auto"/>
-          <w:spacing w:val="-3"/>
-          <w:position w:val="0"/>
-          <w:sz w:val="24"/>
-          <w:shd w:fill="auto" w:val="clear"/>
-        </w:rPr>
-        <w:t xml:space="preserve"> </w:t>
-      </w:r>
-      <w:r>
-        <w:rPr>
-          <w:rFonts w:ascii="Times New Roman" w:hAnsi="Times New Roman" w:cs="Times New Roman" w:eastAsia="Times New Roman"/>
-          <w:color w:val="auto"/>
-          <w:spacing w:val="0"/>
-          <w:position w:val="0"/>
-          <w:sz w:val="24"/>
-          <w:shd w:fill="auto" w:val="clear"/>
-        </w:rPr>
-        <w:t xml:space="preserve">saistīti ar</w:t>
-      </w:r>
-      <w:r>
-        <w:rPr>
-          <w:rFonts w:ascii="Times New Roman" w:hAnsi="Times New Roman" w:cs="Times New Roman" w:eastAsia="Times New Roman"/>
-          <w:color w:val="auto"/>
-          <w:spacing w:val="-3"/>
-          <w:position w:val="0"/>
-          <w:sz w:val="24"/>
-          <w:shd w:fill="auto" w:val="clear"/>
-        </w:rPr>
-        <w:t xml:space="preserve"> </w:t>
-      </w:r>
-      <w:r>
-        <w:rPr>
-          <w:rFonts w:ascii="Times New Roman" w:hAnsi="Times New Roman" w:cs="Times New Roman" w:eastAsia="Times New Roman"/>
-          <w:color w:val="auto"/>
-          <w:spacing w:val="0"/>
-          <w:position w:val="0"/>
-          <w:sz w:val="24"/>
-          <w:shd w:fill="auto" w:val="clear"/>
-        </w:rPr>
-        <w:t xml:space="preserve">liela</w:t>
-      </w:r>
-      <w:r>
-        <w:rPr>
-          <w:rFonts w:ascii="Times New Roman" w:hAnsi="Times New Roman" w:cs="Times New Roman" w:eastAsia="Times New Roman"/>
-          <w:color w:val="auto"/>
-          <w:spacing w:val="-5"/>
-          <w:position w:val="0"/>
-          <w:sz w:val="24"/>
-          <w:shd w:fill="auto" w:val="clear"/>
-        </w:rPr>
-        <w:t xml:space="preserve"> </w:t>
-      </w:r>
-      <w:r>
-        <w:rPr>
-          <w:rFonts w:ascii="Times New Roman" w:hAnsi="Times New Roman" w:cs="Times New Roman" w:eastAsia="Times New Roman"/>
-          <w:color w:val="auto"/>
-          <w:spacing w:val="0"/>
-          <w:position w:val="0"/>
-          <w:sz w:val="24"/>
-          <w:shd w:fill="auto" w:val="clear"/>
-        </w:rPr>
-        <w:t xml:space="preserve">apjoma</w:t>
-      </w:r>
-      <w:r>
-        <w:rPr>
-          <w:rFonts w:ascii="Times New Roman" w:hAnsi="Times New Roman" w:cs="Times New Roman" w:eastAsia="Times New Roman"/>
-          <w:color w:val="auto"/>
-          <w:spacing w:val="-5"/>
-          <w:position w:val="0"/>
-          <w:sz w:val="24"/>
-          <w:shd w:fill="auto" w:val="clear"/>
-        </w:rPr>
-        <w:t xml:space="preserve"> </w:t>
-      </w:r>
-      <w:r>
-        <w:rPr>
-          <w:rFonts w:ascii="Times New Roman" w:hAnsi="Times New Roman" w:cs="Times New Roman" w:eastAsia="Times New Roman"/>
-          <w:color w:val="auto"/>
-          <w:spacing w:val="0"/>
-          <w:position w:val="0"/>
-          <w:sz w:val="24"/>
-          <w:shd w:fill="auto" w:val="clear"/>
-        </w:rPr>
-        <w:t xml:space="preserve">datu</w:t>
-      </w:r>
-      <w:r>
-        <w:rPr>
-          <w:rFonts w:ascii="Times New Roman" w:hAnsi="Times New Roman" w:cs="Times New Roman" w:eastAsia="Times New Roman"/>
-          <w:color w:val="auto"/>
-          <w:spacing w:val="-3"/>
-          <w:position w:val="0"/>
-          <w:sz w:val="24"/>
-          <w:shd w:fill="auto" w:val="clear"/>
-        </w:rPr>
-        <w:t xml:space="preserve"> </w:t>
-      </w:r>
-      <w:r>
-        <w:rPr>
-          <w:rFonts w:ascii="Times New Roman" w:hAnsi="Times New Roman" w:cs="Times New Roman" w:eastAsia="Times New Roman"/>
-          <w:color w:val="auto"/>
-          <w:spacing w:val="0"/>
-          <w:position w:val="0"/>
-          <w:sz w:val="24"/>
-          <w:shd w:fill="auto" w:val="clear"/>
-        </w:rPr>
-        <w:t xml:space="preserve">apstrādi.</w:t>
-      </w:r>
-      <w:r>
-        <w:rPr>
-          <w:rFonts w:ascii="Times New Roman" w:hAnsi="Times New Roman" w:cs="Times New Roman" w:eastAsia="Times New Roman"/>
-          <w:color w:val="auto"/>
-          <w:spacing w:val="-3"/>
-          <w:position w:val="0"/>
-          <w:sz w:val="24"/>
-          <w:shd w:fill="auto" w:val="clear"/>
-        </w:rPr>
-        <w:t xml:space="preserve"> </w:t>
-      </w:r>
-      <w:r>
-        <w:rPr>
-          <w:rFonts w:ascii="Times New Roman" w:hAnsi="Times New Roman" w:cs="Times New Roman" w:eastAsia="Times New Roman"/>
-          <w:color w:val="auto"/>
-          <w:spacing w:val="0"/>
-          <w:position w:val="0"/>
-          <w:sz w:val="24"/>
-          <w:shd w:fill="auto" w:val="clear"/>
-        </w:rPr>
-        <w:t xml:space="preserve">Veidojot</w:t>
-      </w:r>
-      <w:r>
-        <w:rPr>
-          <w:rFonts w:ascii="Times New Roman" w:hAnsi="Times New Roman" w:cs="Times New Roman" w:eastAsia="Times New Roman"/>
-          <w:color w:val="auto"/>
-          <w:spacing w:val="-5"/>
-          <w:position w:val="0"/>
-          <w:sz w:val="24"/>
-          <w:shd w:fill="auto" w:val="clear"/>
-        </w:rPr>
-        <w:t xml:space="preserve"> </w:t>
-      </w:r>
-      <w:r>
-        <w:rPr>
-          <w:rFonts w:ascii="Times New Roman" w:hAnsi="Times New Roman" w:cs="Times New Roman" w:eastAsia="Times New Roman"/>
-          <w:color w:val="auto"/>
-          <w:spacing w:val="0"/>
-          <w:position w:val="0"/>
-          <w:sz w:val="24"/>
-          <w:shd w:fill="auto" w:val="clear"/>
-        </w:rPr>
-        <w:t xml:space="preserve">Python aplikācijas</w:t>
-      </w:r>
-      <w:r>
-        <w:rPr>
-          <w:rFonts w:ascii="Times New Roman" w:hAnsi="Times New Roman" w:cs="Times New Roman" w:eastAsia="Times New Roman"/>
-          <w:color w:val="auto"/>
-          <w:spacing w:val="-6"/>
-          <w:position w:val="0"/>
-          <w:sz w:val="24"/>
-          <w:shd w:fill="auto" w:val="clear"/>
-        </w:rPr>
-        <w:t xml:space="preserve"> </w:t>
-      </w:r>
-      <w:r>
-        <w:rPr>
-          <w:rFonts w:ascii="Times New Roman" w:hAnsi="Times New Roman" w:cs="Times New Roman" w:eastAsia="Times New Roman"/>
-          <w:color w:val="auto"/>
-          <w:spacing w:val="0"/>
-          <w:position w:val="0"/>
-          <w:sz w:val="24"/>
-          <w:shd w:fill="auto" w:val="clear"/>
-        </w:rPr>
-        <w:t xml:space="preserve">GUI</w:t>
-      </w:r>
-      <w:r>
-        <w:rPr>
-          <w:rFonts w:ascii="Times New Roman" w:hAnsi="Times New Roman" w:cs="Times New Roman" w:eastAsia="Times New Roman"/>
-          <w:color w:val="auto"/>
-          <w:spacing w:val="-8"/>
-          <w:position w:val="0"/>
-          <w:sz w:val="24"/>
-          <w:shd w:fill="auto" w:val="clear"/>
-        </w:rPr>
-        <w:t xml:space="preserve"> </w:t>
-      </w:r>
-      <w:r>
-        <w:rPr>
-          <w:rFonts w:ascii="Times New Roman" w:hAnsi="Times New Roman" w:cs="Times New Roman" w:eastAsia="Times New Roman"/>
-          <w:color w:val="auto"/>
-          <w:spacing w:val="0"/>
-          <w:position w:val="0"/>
-          <w:sz w:val="24"/>
-          <w:shd w:fill="auto" w:val="clear"/>
-        </w:rPr>
-        <w:t xml:space="preserve">kļūst</w:t>
-      </w:r>
-      <w:r>
-        <w:rPr>
-          <w:rFonts w:ascii="Times New Roman" w:hAnsi="Times New Roman" w:cs="Times New Roman" w:eastAsia="Times New Roman"/>
-          <w:color w:val="auto"/>
-          <w:spacing w:val="-9"/>
-          <w:position w:val="0"/>
-          <w:sz w:val="24"/>
-          <w:shd w:fill="auto" w:val="clear"/>
-        </w:rPr>
-        <w:t xml:space="preserve"> </w:t>
-      </w:r>
-      <w:r>
-        <w:rPr>
-          <w:rFonts w:ascii="Times New Roman" w:hAnsi="Times New Roman" w:cs="Times New Roman" w:eastAsia="Times New Roman"/>
-          <w:color w:val="auto"/>
-          <w:spacing w:val="0"/>
-          <w:position w:val="0"/>
-          <w:sz w:val="24"/>
-          <w:shd w:fill="auto" w:val="clear"/>
-        </w:rPr>
-        <w:t xml:space="preserve">par</w:t>
-      </w:r>
-      <w:r>
-        <w:rPr>
-          <w:rFonts w:ascii="Times New Roman" w:hAnsi="Times New Roman" w:cs="Times New Roman" w:eastAsia="Times New Roman"/>
-          <w:color w:val="auto"/>
-          <w:spacing w:val="-8"/>
-          <w:position w:val="0"/>
-          <w:sz w:val="24"/>
-          <w:shd w:fill="auto" w:val="clear"/>
-        </w:rPr>
-        <w:t xml:space="preserve"> </w:t>
-      </w:r>
-      <w:r>
-        <w:rPr>
-          <w:rFonts w:ascii="Times New Roman" w:hAnsi="Times New Roman" w:cs="Times New Roman" w:eastAsia="Times New Roman"/>
-          <w:color w:val="auto"/>
-          <w:spacing w:val="0"/>
-          <w:position w:val="0"/>
-          <w:sz w:val="24"/>
-          <w:shd w:fill="auto" w:val="clear"/>
-        </w:rPr>
-        <w:t xml:space="preserve">vienu</w:t>
-      </w:r>
-      <w:r>
-        <w:rPr>
-          <w:rFonts w:ascii="Times New Roman" w:hAnsi="Times New Roman" w:cs="Times New Roman" w:eastAsia="Times New Roman"/>
-          <w:color w:val="auto"/>
-          <w:spacing w:val="-8"/>
-          <w:position w:val="0"/>
-          <w:sz w:val="24"/>
-          <w:shd w:fill="auto" w:val="clear"/>
-        </w:rPr>
-        <w:t xml:space="preserve"> </w:t>
-      </w:r>
-      <w:r>
-        <w:rPr>
-          <w:rFonts w:ascii="Times New Roman" w:hAnsi="Times New Roman" w:cs="Times New Roman" w:eastAsia="Times New Roman"/>
-          <w:color w:val="auto"/>
-          <w:spacing w:val="0"/>
-          <w:position w:val="0"/>
-          <w:sz w:val="24"/>
-          <w:shd w:fill="auto" w:val="clear"/>
-        </w:rPr>
-        <w:t xml:space="preserve">no</w:t>
-      </w:r>
-      <w:r>
-        <w:rPr>
-          <w:rFonts w:ascii="Times New Roman" w:hAnsi="Times New Roman" w:cs="Times New Roman" w:eastAsia="Times New Roman"/>
-          <w:color w:val="auto"/>
-          <w:spacing w:val="-8"/>
-          <w:position w:val="0"/>
-          <w:sz w:val="24"/>
-          <w:shd w:fill="auto" w:val="clear"/>
-        </w:rPr>
-        <w:t xml:space="preserve"> </w:t>
-      </w:r>
-      <w:r>
-        <w:rPr>
-          <w:rFonts w:ascii="Times New Roman" w:hAnsi="Times New Roman" w:cs="Times New Roman" w:eastAsia="Times New Roman"/>
-          <w:color w:val="auto"/>
-          <w:spacing w:val="0"/>
-          <w:position w:val="0"/>
-          <w:sz w:val="24"/>
-          <w:shd w:fill="auto" w:val="clear"/>
-        </w:rPr>
-        <w:t xml:space="preserve">fundamentālām</w:t>
-      </w:r>
-      <w:r>
-        <w:rPr>
-          <w:rFonts w:ascii="Times New Roman" w:hAnsi="Times New Roman" w:cs="Times New Roman" w:eastAsia="Times New Roman"/>
-          <w:color w:val="auto"/>
-          <w:spacing w:val="-9"/>
-          <w:position w:val="0"/>
-          <w:sz w:val="24"/>
-          <w:shd w:fill="auto" w:val="clear"/>
-        </w:rPr>
-        <w:t xml:space="preserve"> </w:t>
-      </w:r>
-      <w:r>
-        <w:rPr>
-          <w:rFonts w:ascii="Times New Roman" w:hAnsi="Times New Roman" w:cs="Times New Roman" w:eastAsia="Times New Roman"/>
-          <w:color w:val="auto"/>
-          <w:spacing w:val="0"/>
-          <w:position w:val="0"/>
-          <w:sz w:val="24"/>
-          <w:shd w:fill="auto" w:val="clear"/>
-        </w:rPr>
-        <w:t xml:space="preserve">un</w:t>
-      </w:r>
-      <w:r>
-        <w:rPr>
-          <w:rFonts w:ascii="Times New Roman" w:hAnsi="Times New Roman" w:cs="Times New Roman" w:eastAsia="Times New Roman"/>
-          <w:color w:val="auto"/>
-          <w:spacing w:val="-8"/>
-          <w:position w:val="0"/>
-          <w:sz w:val="24"/>
-          <w:shd w:fill="auto" w:val="clear"/>
-        </w:rPr>
-        <w:t xml:space="preserve"> </w:t>
-      </w:r>
-      <w:r>
-        <w:rPr>
-          <w:rFonts w:ascii="Times New Roman" w:hAnsi="Times New Roman" w:cs="Times New Roman" w:eastAsia="Times New Roman"/>
-          <w:color w:val="auto"/>
-          <w:spacing w:val="0"/>
-          <w:position w:val="0"/>
-          <w:sz w:val="24"/>
-          <w:shd w:fill="auto" w:val="clear"/>
-        </w:rPr>
-        <w:t xml:space="preserve">neatņemamām</w:t>
-      </w:r>
-      <w:r>
-        <w:rPr>
-          <w:rFonts w:ascii="Times New Roman" w:hAnsi="Times New Roman" w:cs="Times New Roman" w:eastAsia="Times New Roman"/>
-          <w:color w:val="auto"/>
-          <w:spacing w:val="-9"/>
-          <w:position w:val="0"/>
-          <w:sz w:val="24"/>
-          <w:shd w:fill="auto" w:val="clear"/>
-        </w:rPr>
-        <w:t xml:space="preserve"> </w:t>
-      </w:r>
-      <w:r>
-        <w:rPr>
-          <w:rFonts w:ascii="Times New Roman" w:hAnsi="Times New Roman" w:cs="Times New Roman" w:eastAsia="Times New Roman"/>
-          <w:color w:val="auto"/>
-          <w:spacing w:val="0"/>
-          <w:position w:val="0"/>
-          <w:sz w:val="24"/>
-          <w:shd w:fill="auto" w:val="clear"/>
-        </w:rPr>
-        <w:t xml:space="preserve">sastāvdaļām,</w:t>
-      </w:r>
-      <w:r>
-        <w:rPr>
-          <w:rFonts w:ascii="Times New Roman" w:hAnsi="Times New Roman" w:cs="Times New Roman" w:eastAsia="Times New Roman"/>
-          <w:color w:val="auto"/>
-          <w:spacing w:val="-8"/>
-          <w:position w:val="0"/>
-          <w:sz w:val="24"/>
-          <w:shd w:fill="auto" w:val="clear"/>
-        </w:rPr>
-        <w:t xml:space="preserve"> </w:t>
-      </w:r>
-      <w:r>
-        <w:rPr>
-          <w:rFonts w:ascii="Times New Roman" w:hAnsi="Times New Roman" w:cs="Times New Roman" w:eastAsia="Times New Roman"/>
-          <w:color w:val="auto"/>
-          <w:spacing w:val="0"/>
-          <w:position w:val="0"/>
-          <w:sz w:val="24"/>
-          <w:shd w:fill="auto" w:val="clear"/>
-        </w:rPr>
-        <w:t xml:space="preserve">jo</w:t>
-      </w:r>
-      <w:r>
-        <w:rPr>
-          <w:rFonts w:ascii="Times New Roman" w:hAnsi="Times New Roman" w:cs="Times New Roman" w:eastAsia="Times New Roman"/>
-          <w:color w:val="auto"/>
-          <w:spacing w:val="-2"/>
-          <w:position w:val="0"/>
-          <w:sz w:val="24"/>
-          <w:shd w:fill="auto" w:val="clear"/>
-        </w:rPr>
-        <w:t xml:space="preserve"> </w:t>
-      </w:r>
-      <w:r>
-        <w:rPr>
-          <w:rFonts w:ascii="Times New Roman" w:hAnsi="Times New Roman" w:cs="Times New Roman" w:eastAsia="Times New Roman"/>
-          <w:color w:val="auto"/>
-          <w:spacing w:val="0"/>
-          <w:position w:val="0"/>
-          <w:sz w:val="24"/>
-          <w:shd w:fill="auto" w:val="clear"/>
-        </w:rPr>
-        <w:t xml:space="preserve">tas</w:t>
-      </w:r>
-      <w:r>
-        <w:rPr>
-          <w:rFonts w:ascii="Times New Roman" w:hAnsi="Times New Roman" w:cs="Times New Roman" w:eastAsia="Times New Roman"/>
-          <w:color w:val="auto"/>
-          <w:spacing w:val="-6"/>
-          <w:position w:val="0"/>
-          <w:sz w:val="24"/>
-          <w:shd w:fill="auto" w:val="clear"/>
-        </w:rPr>
-        <w:t xml:space="preserve"> </w:t>
-      </w:r>
-      <w:r>
-        <w:rPr>
-          <w:rFonts w:ascii="Times New Roman" w:hAnsi="Times New Roman" w:cs="Times New Roman" w:eastAsia="Times New Roman"/>
-          <w:color w:val="auto"/>
-          <w:spacing w:val="0"/>
-          <w:position w:val="0"/>
-          <w:sz w:val="24"/>
-          <w:shd w:fill="auto" w:val="clear"/>
-        </w:rPr>
-        <w:t xml:space="preserve">palīdz lietotājam vieglāk ievadīt un apstrādāt nepieciešamos datus, kā arī šos datus saprotami vizualizē,</w:t>
-      </w:r>
-      <w:r>
-        <w:rPr>
-          <w:rFonts w:ascii="Times New Roman" w:hAnsi="Times New Roman" w:cs="Times New Roman" w:eastAsia="Times New Roman"/>
-          <w:color w:val="auto"/>
-          <w:spacing w:val="-15"/>
-          <w:position w:val="0"/>
-          <w:sz w:val="24"/>
-          <w:shd w:fill="auto" w:val="clear"/>
-        </w:rPr>
-        <w:t xml:space="preserve"> </w:t>
-      </w:r>
-      <w:r>
-        <w:rPr>
-          <w:rFonts w:ascii="Times New Roman" w:hAnsi="Times New Roman" w:cs="Times New Roman" w:eastAsia="Times New Roman"/>
-          <w:color w:val="auto"/>
-          <w:spacing w:val="0"/>
-          <w:position w:val="0"/>
-          <w:sz w:val="24"/>
-          <w:shd w:fill="auto" w:val="clear"/>
-        </w:rPr>
-        <w:t xml:space="preserve">piemēram,</w:t>
-      </w:r>
-      <w:r>
-        <w:rPr>
-          <w:rFonts w:ascii="Times New Roman" w:hAnsi="Times New Roman" w:cs="Times New Roman" w:eastAsia="Times New Roman"/>
-          <w:color w:val="auto"/>
-          <w:spacing w:val="-15"/>
-          <w:position w:val="0"/>
-          <w:sz w:val="24"/>
-          <w:shd w:fill="auto" w:val="clear"/>
-        </w:rPr>
-        <w:t xml:space="preserve"> </w:t>
-      </w:r>
-      <w:r>
-        <w:rPr>
-          <w:rFonts w:ascii="Times New Roman" w:hAnsi="Times New Roman" w:cs="Times New Roman" w:eastAsia="Times New Roman"/>
-          <w:color w:val="auto"/>
-          <w:spacing w:val="0"/>
-          <w:position w:val="0"/>
-          <w:sz w:val="24"/>
-          <w:shd w:fill="auto" w:val="clear"/>
-        </w:rPr>
-        <w:t xml:space="preserve">tabulās</w:t>
-      </w:r>
-      <w:r>
-        <w:rPr>
-          <w:rFonts w:ascii="Times New Roman" w:hAnsi="Times New Roman" w:cs="Times New Roman" w:eastAsia="Times New Roman"/>
-          <w:color w:val="auto"/>
-          <w:spacing w:val="-15"/>
-          <w:position w:val="0"/>
-          <w:sz w:val="24"/>
-          <w:shd w:fill="auto" w:val="clear"/>
-        </w:rPr>
-        <w:t xml:space="preserve"> </w:t>
-      </w:r>
-      <w:r>
-        <w:rPr>
-          <w:rFonts w:ascii="Times New Roman" w:hAnsi="Times New Roman" w:cs="Times New Roman" w:eastAsia="Times New Roman"/>
-          <w:color w:val="auto"/>
-          <w:spacing w:val="0"/>
-          <w:position w:val="0"/>
-          <w:sz w:val="24"/>
-          <w:shd w:fill="auto" w:val="clear"/>
-        </w:rPr>
-        <w:t xml:space="preserve">vai</w:t>
-      </w:r>
-      <w:r>
-        <w:rPr>
-          <w:rFonts w:ascii="Times New Roman" w:hAnsi="Times New Roman" w:cs="Times New Roman" w:eastAsia="Times New Roman"/>
-          <w:color w:val="auto"/>
-          <w:spacing w:val="-15"/>
-          <w:position w:val="0"/>
-          <w:sz w:val="24"/>
-          <w:shd w:fill="auto" w:val="clear"/>
-        </w:rPr>
-        <w:t xml:space="preserve"> </w:t>
-      </w:r>
-      <w:r>
-        <w:rPr>
-          <w:rFonts w:ascii="Times New Roman" w:hAnsi="Times New Roman" w:cs="Times New Roman" w:eastAsia="Times New Roman"/>
-          <w:color w:val="auto"/>
-          <w:spacing w:val="0"/>
-          <w:position w:val="0"/>
-          <w:sz w:val="24"/>
-          <w:shd w:fill="auto" w:val="clear"/>
-        </w:rPr>
-        <w:t xml:space="preserve">grafikos.</w:t>
-      </w:r>
-      <w:r>
-        <w:rPr>
-          <w:rFonts w:ascii="Times New Roman" w:hAnsi="Times New Roman" w:cs="Times New Roman" w:eastAsia="Times New Roman"/>
-          <w:color w:val="auto"/>
-          <w:spacing w:val="-15"/>
-          <w:position w:val="0"/>
-          <w:sz w:val="24"/>
-          <w:shd w:fill="auto" w:val="clear"/>
-        </w:rPr>
-        <w:t xml:space="preserve"> </w:t>
-      </w:r>
-      <w:r>
-        <w:rPr>
-          <w:rFonts w:ascii="Times New Roman" w:hAnsi="Times New Roman" w:cs="Times New Roman" w:eastAsia="Times New Roman"/>
-          <w:color w:val="auto"/>
-          <w:spacing w:val="0"/>
-          <w:position w:val="0"/>
-          <w:sz w:val="24"/>
-          <w:shd w:fill="auto" w:val="clear"/>
-        </w:rPr>
-        <w:t xml:space="preserve">Lietotājam</w:t>
-      </w:r>
-      <w:r>
-        <w:rPr>
-          <w:rFonts w:ascii="Times New Roman" w:hAnsi="Times New Roman" w:cs="Times New Roman" w:eastAsia="Times New Roman"/>
-          <w:color w:val="auto"/>
-          <w:spacing w:val="-15"/>
-          <w:position w:val="0"/>
-          <w:sz w:val="24"/>
-          <w:shd w:fill="auto" w:val="clear"/>
-        </w:rPr>
-        <w:t xml:space="preserve"> </w:t>
-      </w:r>
-      <w:r>
-        <w:rPr>
-          <w:rFonts w:ascii="Times New Roman" w:hAnsi="Times New Roman" w:cs="Times New Roman" w:eastAsia="Times New Roman"/>
-          <w:color w:val="auto"/>
-          <w:spacing w:val="0"/>
-          <w:position w:val="0"/>
-          <w:sz w:val="24"/>
-          <w:shd w:fill="auto" w:val="clear"/>
-        </w:rPr>
-        <w:t xml:space="preserve">draudzīgs</w:t>
-      </w:r>
-      <w:r>
-        <w:rPr>
-          <w:rFonts w:ascii="Times New Roman" w:hAnsi="Times New Roman" w:cs="Times New Roman" w:eastAsia="Times New Roman"/>
-          <w:color w:val="auto"/>
-          <w:spacing w:val="-15"/>
-          <w:position w:val="0"/>
-          <w:sz w:val="24"/>
-          <w:shd w:fill="auto" w:val="clear"/>
-        </w:rPr>
-        <w:t xml:space="preserve"> </w:t>
-      </w:r>
-      <w:r>
-        <w:rPr>
-          <w:rFonts w:ascii="Times New Roman" w:hAnsi="Times New Roman" w:cs="Times New Roman" w:eastAsia="Times New Roman"/>
-          <w:color w:val="auto"/>
-          <w:spacing w:val="0"/>
-          <w:position w:val="0"/>
-          <w:sz w:val="24"/>
-          <w:shd w:fill="auto" w:val="clear"/>
-        </w:rPr>
-        <w:t xml:space="preserve">un</w:t>
-      </w:r>
-      <w:r>
-        <w:rPr>
-          <w:rFonts w:ascii="Times New Roman" w:hAnsi="Times New Roman" w:cs="Times New Roman" w:eastAsia="Times New Roman"/>
-          <w:color w:val="auto"/>
-          <w:spacing w:val="-15"/>
-          <w:position w:val="0"/>
-          <w:sz w:val="24"/>
-          <w:shd w:fill="auto" w:val="clear"/>
-        </w:rPr>
-        <w:t xml:space="preserve"> </w:t>
-      </w:r>
-      <w:r>
-        <w:rPr>
-          <w:rFonts w:ascii="Times New Roman" w:hAnsi="Times New Roman" w:cs="Times New Roman" w:eastAsia="Times New Roman"/>
-          <w:color w:val="auto"/>
-          <w:spacing w:val="0"/>
-          <w:position w:val="0"/>
-          <w:sz w:val="24"/>
-          <w:shd w:fill="auto" w:val="clear"/>
-        </w:rPr>
-        <w:t xml:space="preserve">intuitīvi</w:t>
-      </w:r>
-      <w:r>
-        <w:rPr>
-          <w:rFonts w:ascii="Times New Roman" w:hAnsi="Times New Roman" w:cs="Times New Roman" w:eastAsia="Times New Roman"/>
-          <w:color w:val="auto"/>
-          <w:spacing w:val="-15"/>
-          <w:position w:val="0"/>
-          <w:sz w:val="24"/>
-          <w:shd w:fill="auto" w:val="clear"/>
-        </w:rPr>
-        <w:t xml:space="preserve"> </w:t>
-      </w:r>
-      <w:r>
-        <w:rPr>
-          <w:rFonts w:ascii="Times New Roman" w:hAnsi="Times New Roman" w:cs="Times New Roman" w:eastAsia="Times New Roman"/>
-          <w:color w:val="auto"/>
-          <w:spacing w:val="0"/>
-          <w:position w:val="0"/>
-          <w:sz w:val="24"/>
-          <w:shd w:fill="auto" w:val="clear"/>
-        </w:rPr>
-        <w:t xml:space="preserve">saprotams</w:t>
-      </w:r>
-      <w:r>
-        <w:rPr>
-          <w:rFonts w:ascii="Times New Roman" w:hAnsi="Times New Roman" w:cs="Times New Roman" w:eastAsia="Times New Roman"/>
-          <w:color w:val="auto"/>
-          <w:spacing w:val="-15"/>
-          <w:position w:val="0"/>
-          <w:sz w:val="24"/>
-          <w:shd w:fill="auto" w:val="clear"/>
-        </w:rPr>
-        <w:t xml:space="preserve"> </w:t>
-      </w:r>
-      <w:r>
-        <w:rPr>
-          <w:rFonts w:ascii="Times New Roman" w:hAnsi="Times New Roman" w:cs="Times New Roman" w:eastAsia="Times New Roman"/>
-          <w:color w:val="auto"/>
-          <w:spacing w:val="0"/>
-          <w:position w:val="0"/>
-          <w:sz w:val="24"/>
-          <w:shd w:fill="auto" w:val="clear"/>
-        </w:rPr>
-        <w:t xml:space="preserve">interfeiss krietni uzlabo lietotāja pieredzi lietojot programmatūru.</w:t>
-      </w:r>
-    </w:p>
-    <w:p>
-      <w:pPr>
-        <w:numPr>
-          <w:ilvl w:val="0"/>
-          <w:numId w:val="31"/>
-        </w:numPr>
-        <w:tabs>
           <w:tab w:val="left" w:pos="3034" w:leader="none"/>
         </w:tabs>
         <w:spacing w:before="272" w:after="0" w:line="240"/>
@@ -4056,7 +4392,7 @@
       <w:pPr>
         <w:numPr>
           <w:ilvl w:val="0"/>
-          <w:numId w:val="34"/>
+          <w:numId w:val="32"/>
         </w:numPr>
         <w:tabs>
           <w:tab w:val="left" w:pos="890" w:leader="none"/>
@@ -4519,7 +4855,7 @@
       <w:pPr>
         <w:numPr>
           <w:ilvl w:val="0"/>
-          <w:numId w:val="40"/>
+          <w:numId w:val="38"/>
         </w:numPr>
         <w:tabs>
           <w:tab w:val="left" w:pos="3775" w:leader="none"/>
@@ -4840,7 +5176,7 @@
       <w:pPr>
         <w:numPr>
           <w:ilvl w:val="0"/>
-          <w:numId w:val="43"/>
+          <w:numId w:val="41"/>
         </w:numPr>
         <w:tabs>
           <w:tab w:val="left" w:pos="4510" w:leader="none"/>
@@ -5580,7 +5916,7 @@
       <w:pPr>
         <w:numPr>
           <w:ilvl w:val="0"/>
-          <w:numId w:val="47"/>
+          <w:numId w:val="45"/>
         </w:numPr>
         <w:tabs>
           <w:tab w:val="left" w:pos="3215" w:leader="none"/>
@@ -8578,7 +8914,7 @@
       <w:pPr>
         <w:numPr>
           <w:ilvl w:val="0"/>
-          <w:numId w:val="65"/>
+          <w:numId w:val="63"/>
         </w:numPr>
         <w:tabs>
           <w:tab w:val="left" w:pos="2749" w:leader="none"/>
@@ -8806,7 +9142,7 @@
       <w:pPr>
         <w:numPr>
           <w:ilvl w:val="0"/>
-          <w:numId w:val="68"/>
+          <w:numId w:val="66"/>
         </w:numPr>
         <w:tabs>
           <w:tab w:val="left" w:pos="4430" w:leader="none"/>
@@ -10851,6 +11187,208 @@
           <w:spacing w:val="0"/>
           <w:position w:val="0"/>
           <w:sz w:val="20"/>
+          <w:shd w:fill="auto" w:val="clear"/>
+        </w:rPr>
+      </w:pPr>
+    </w:p>
+    <w:p>
+      <w:pPr>
+        <w:numPr>
+          <w:ilvl w:val="0"/>
+          <w:numId w:val="73"/>
+        </w:numPr>
+        <w:tabs>
+          <w:tab w:val="left" w:pos="2249" w:leader="none"/>
+        </w:tabs>
+        <w:spacing w:before="4" w:after="0" w:line="240"/>
+        <w:ind w:right="0" w:left="2249" w:hanging="180"/>
+        <w:jc w:val="left"/>
+        <w:rPr>
+          <w:rFonts w:ascii="Times New Roman" w:hAnsi="Times New Roman" w:cs="Times New Roman" w:eastAsia="Times New Roman"/>
+          <w:color w:val="auto"/>
+          <w:spacing w:val="0"/>
+          <w:position w:val="0"/>
+          <w:sz w:val="22"/>
+          <w:shd w:fill="auto" w:val="clear"/>
+        </w:rPr>
+      </w:pPr>
+      <w:r>
+        <w:rPr>
+          <w:rFonts w:ascii="Times New Roman" w:hAnsi="Times New Roman" w:cs="Times New Roman" w:eastAsia="Times New Roman"/>
+          <w:color w:val="auto"/>
+          <w:spacing w:val="0"/>
+          <w:position w:val="0"/>
+          <w:sz w:val="24"/>
+          <w:shd w:fill="auto" w:val="clear"/>
+        </w:rPr>
+        <w:t xml:space="preserve">att</w:t>
+      </w:r>
+      <w:r>
+        <w:rPr>
+          <w:rFonts w:ascii="Times New Roman" w:hAnsi="Times New Roman" w:cs="Times New Roman" w:eastAsia="Times New Roman"/>
+          <w:color w:val="auto"/>
+          <w:spacing w:val="0"/>
+          <w:position w:val="0"/>
+          <w:sz w:val="24"/>
+          <w:shd w:fill="auto" w:val="clear"/>
+        </w:rPr>
+        <w:t xml:space="preserve">ēls</w:t>
+      </w:r>
+      <w:r>
+        <w:rPr>
+          <w:rFonts w:ascii="Times New Roman" w:hAnsi="Times New Roman" w:cs="Times New Roman" w:eastAsia="Times New Roman"/>
+          <w:color w:val="auto"/>
+          <w:spacing w:val="-3"/>
+          <w:position w:val="0"/>
+          <w:sz w:val="24"/>
+          <w:shd w:fill="auto" w:val="clear"/>
+        </w:rPr>
+        <w:t xml:space="preserve"> </w:t>
+      </w:r>
+      <w:r>
+        <w:rPr>
+          <w:rFonts w:ascii="Times New Roman" w:hAnsi="Times New Roman" w:cs="Times New Roman" w:eastAsia="Times New Roman"/>
+          <w:color w:val="auto"/>
+          <w:spacing w:val="0"/>
+          <w:position w:val="0"/>
+          <w:sz w:val="24"/>
+          <w:shd w:fill="auto" w:val="clear"/>
+        </w:rPr>
+        <w:t xml:space="preserve">-</w:t>
+      </w:r>
+      <w:r>
+        <w:rPr>
+          <w:rFonts w:ascii="Times New Roman" w:hAnsi="Times New Roman" w:cs="Times New Roman" w:eastAsia="Times New Roman"/>
+          <w:color w:val="auto"/>
+          <w:spacing w:val="-2"/>
+          <w:position w:val="0"/>
+          <w:sz w:val="24"/>
+          <w:shd w:fill="auto" w:val="clear"/>
+        </w:rPr>
+        <w:t xml:space="preserve"> </w:t>
+      </w:r>
+      <w:r>
+        <w:rPr>
+          <w:rFonts w:ascii="Times New Roman" w:hAnsi="Times New Roman" w:cs="Times New Roman" w:eastAsia="Times New Roman"/>
+          <w:color w:val="auto"/>
+          <w:spacing w:val="0"/>
+          <w:position w:val="0"/>
+          <w:sz w:val="24"/>
+          <w:shd w:fill="auto" w:val="clear"/>
+        </w:rPr>
+        <w:t xml:space="preserve">Logrīku</w:t>
+      </w:r>
+      <w:r>
+        <w:rPr>
+          <w:rFonts w:ascii="Times New Roman" w:hAnsi="Times New Roman" w:cs="Times New Roman" w:eastAsia="Times New Roman"/>
+          <w:color w:val="auto"/>
+          <w:spacing w:val="-3"/>
+          <w:position w:val="0"/>
+          <w:sz w:val="24"/>
+          <w:shd w:fill="auto" w:val="clear"/>
+        </w:rPr>
+        <w:t xml:space="preserve"> </w:t>
+      </w:r>
+      <w:r>
+        <w:rPr>
+          <w:rFonts w:ascii="Times New Roman" w:hAnsi="Times New Roman" w:cs="Times New Roman" w:eastAsia="Times New Roman"/>
+          <w:color w:val="auto"/>
+          <w:spacing w:val="0"/>
+          <w:position w:val="0"/>
+          <w:sz w:val="24"/>
+          <w:shd w:fill="auto" w:val="clear"/>
+        </w:rPr>
+        <w:t xml:space="preserve">piemērs</w:t>
+      </w:r>
+      <w:r>
+        <w:rPr>
+          <w:rFonts w:ascii="Times New Roman" w:hAnsi="Times New Roman" w:cs="Times New Roman" w:eastAsia="Times New Roman"/>
+          <w:color w:val="auto"/>
+          <w:spacing w:val="-1"/>
+          <w:position w:val="0"/>
+          <w:sz w:val="24"/>
+          <w:shd w:fill="auto" w:val="clear"/>
+        </w:rPr>
+        <w:t xml:space="preserve"> </w:t>
+      </w:r>
+      <w:r>
+        <w:rPr>
+          <w:rFonts w:ascii="Times New Roman" w:hAnsi="Times New Roman" w:cs="Times New Roman" w:eastAsia="Times New Roman"/>
+          <w:color w:val="auto"/>
+          <w:spacing w:val="0"/>
+          <w:position w:val="0"/>
+          <w:sz w:val="24"/>
+          <w:shd w:fill="auto" w:val="clear"/>
+        </w:rPr>
+        <w:t xml:space="preserve">no</w:t>
+      </w:r>
+      <w:r>
+        <w:rPr>
+          <w:rFonts w:ascii="Times New Roman" w:hAnsi="Times New Roman" w:cs="Times New Roman" w:eastAsia="Times New Roman"/>
+          <w:color w:val="auto"/>
+          <w:spacing w:val="-3"/>
+          <w:position w:val="0"/>
+          <w:sz w:val="24"/>
+          <w:shd w:fill="auto" w:val="clear"/>
+        </w:rPr>
+        <w:t xml:space="preserve"> </w:t>
+      </w:r>
+      <w:r>
+        <w:rPr>
+          <w:rFonts w:ascii="Times New Roman" w:hAnsi="Times New Roman" w:cs="Times New Roman" w:eastAsia="Times New Roman"/>
+          <w:color w:val="auto"/>
+          <w:spacing w:val="0"/>
+          <w:position w:val="0"/>
+          <w:sz w:val="24"/>
+          <w:shd w:fill="auto" w:val="clear"/>
+        </w:rPr>
+        <w:t xml:space="preserve">costum</w:t>
+      </w:r>
+      <w:r>
+        <w:rPr>
+          <w:rFonts w:ascii="Times New Roman" w:hAnsi="Times New Roman" w:cs="Times New Roman" w:eastAsia="Times New Roman"/>
+          <w:color w:val="auto"/>
+          <w:spacing w:val="-4"/>
+          <w:position w:val="0"/>
+          <w:sz w:val="24"/>
+          <w:shd w:fill="auto" w:val="clear"/>
+        </w:rPr>
+        <w:t xml:space="preserve"> </w:t>
+      </w:r>
+      <w:r>
+        <w:rPr>
+          <w:rFonts w:ascii="Times New Roman" w:hAnsi="Times New Roman" w:cs="Times New Roman" w:eastAsia="Times New Roman"/>
+          <w:color w:val="auto"/>
+          <w:spacing w:val="0"/>
+          <w:position w:val="0"/>
+          <w:sz w:val="24"/>
+          <w:shd w:fill="auto" w:val="clear"/>
+        </w:rPr>
+        <w:t xml:space="preserve">tkinter</w:t>
+      </w:r>
+      <w:r>
+        <w:rPr>
+          <w:rFonts w:ascii="Times New Roman" w:hAnsi="Times New Roman" w:cs="Times New Roman" w:eastAsia="Times New Roman"/>
+          <w:color w:val="auto"/>
+          <w:spacing w:val="-2"/>
+          <w:position w:val="0"/>
+          <w:sz w:val="24"/>
+          <w:shd w:fill="auto" w:val="clear"/>
+        </w:rPr>
+        <w:t xml:space="preserve"> dokumentācijas</w:t>
+      </w:r>
+    </w:p>
+    <w:p>
+      <w:pPr>
+        <w:spacing w:before="41" w:after="0" w:line="240"/>
+        <w:ind w:right="0" w:left="0" w:firstLine="0"/>
+        <w:jc w:val="left"/>
+        <w:rPr>
+          <w:rFonts w:ascii="Times New Roman" w:hAnsi="Times New Roman" w:cs="Times New Roman" w:eastAsia="Times New Roman"/>
+          <w:color w:val="auto"/>
+          <w:spacing w:val="0"/>
+          <w:position w:val="0"/>
+          <w:sz w:val="24"/>
           <w:shd w:fill="auto" w:val="clear"/>
         </w:rPr>
       </w:pPr>
@@ -10862,208 +11400,6 @@
           <w:numId w:val="75"/>
         </w:numPr>
         <w:tabs>
-          <w:tab w:val="left" w:pos="2249" w:leader="none"/>
-        </w:tabs>
-        <w:spacing w:before="4" w:after="0" w:line="240"/>
-        <w:ind w:right="0" w:left="2249" w:hanging="180"/>
-        <w:jc w:val="left"/>
-        <w:rPr>
-          <w:rFonts w:ascii="Times New Roman" w:hAnsi="Times New Roman" w:cs="Times New Roman" w:eastAsia="Times New Roman"/>
-          <w:color w:val="auto"/>
-          <w:spacing w:val="0"/>
-          <w:position w:val="0"/>
-          <w:sz w:val="22"/>
-          <w:shd w:fill="auto" w:val="clear"/>
-        </w:rPr>
-      </w:pPr>
-      <w:r>
-        <w:rPr>
-          <w:rFonts w:ascii="Times New Roman" w:hAnsi="Times New Roman" w:cs="Times New Roman" w:eastAsia="Times New Roman"/>
-          <w:color w:val="auto"/>
-          <w:spacing w:val="0"/>
-          <w:position w:val="0"/>
-          <w:sz w:val="24"/>
-          <w:shd w:fill="auto" w:val="clear"/>
-        </w:rPr>
-        <w:t xml:space="preserve">att</w:t>
-      </w:r>
-      <w:r>
-        <w:rPr>
-          <w:rFonts w:ascii="Times New Roman" w:hAnsi="Times New Roman" w:cs="Times New Roman" w:eastAsia="Times New Roman"/>
-          <w:color w:val="auto"/>
-          <w:spacing w:val="0"/>
-          <w:position w:val="0"/>
-          <w:sz w:val="24"/>
-          <w:shd w:fill="auto" w:val="clear"/>
-        </w:rPr>
-        <w:t xml:space="preserve">ēls</w:t>
-      </w:r>
-      <w:r>
-        <w:rPr>
-          <w:rFonts w:ascii="Times New Roman" w:hAnsi="Times New Roman" w:cs="Times New Roman" w:eastAsia="Times New Roman"/>
-          <w:color w:val="auto"/>
-          <w:spacing w:val="-3"/>
-          <w:position w:val="0"/>
-          <w:sz w:val="24"/>
-          <w:shd w:fill="auto" w:val="clear"/>
-        </w:rPr>
-        <w:t xml:space="preserve"> </w:t>
-      </w:r>
-      <w:r>
-        <w:rPr>
-          <w:rFonts w:ascii="Times New Roman" w:hAnsi="Times New Roman" w:cs="Times New Roman" w:eastAsia="Times New Roman"/>
-          <w:color w:val="auto"/>
-          <w:spacing w:val="0"/>
-          <w:position w:val="0"/>
-          <w:sz w:val="24"/>
-          <w:shd w:fill="auto" w:val="clear"/>
-        </w:rPr>
-        <w:t xml:space="preserve">-</w:t>
-      </w:r>
-      <w:r>
-        <w:rPr>
-          <w:rFonts w:ascii="Times New Roman" w:hAnsi="Times New Roman" w:cs="Times New Roman" w:eastAsia="Times New Roman"/>
-          <w:color w:val="auto"/>
-          <w:spacing w:val="-2"/>
-          <w:position w:val="0"/>
-          <w:sz w:val="24"/>
-          <w:shd w:fill="auto" w:val="clear"/>
-        </w:rPr>
-        <w:t xml:space="preserve"> </w:t>
-      </w:r>
-      <w:r>
-        <w:rPr>
-          <w:rFonts w:ascii="Times New Roman" w:hAnsi="Times New Roman" w:cs="Times New Roman" w:eastAsia="Times New Roman"/>
-          <w:color w:val="auto"/>
-          <w:spacing w:val="0"/>
-          <w:position w:val="0"/>
-          <w:sz w:val="24"/>
-          <w:shd w:fill="auto" w:val="clear"/>
-        </w:rPr>
-        <w:t xml:space="preserve">Logrīku</w:t>
-      </w:r>
-      <w:r>
-        <w:rPr>
-          <w:rFonts w:ascii="Times New Roman" w:hAnsi="Times New Roman" w:cs="Times New Roman" w:eastAsia="Times New Roman"/>
-          <w:color w:val="auto"/>
-          <w:spacing w:val="-3"/>
-          <w:position w:val="0"/>
-          <w:sz w:val="24"/>
-          <w:shd w:fill="auto" w:val="clear"/>
-        </w:rPr>
-        <w:t xml:space="preserve"> </w:t>
-      </w:r>
-      <w:r>
-        <w:rPr>
-          <w:rFonts w:ascii="Times New Roman" w:hAnsi="Times New Roman" w:cs="Times New Roman" w:eastAsia="Times New Roman"/>
-          <w:color w:val="auto"/>
-          <w:spacing w:val="0"/>
-          <w:position w:val="0"/>
-          <w:sz w:val="24"/>
-          <w:shd w:fill="auto" w:val="clear"/>
-        </w:rPr>
-        <w:t xml:space="preserve">piemērs</w:t>
-      </w:r>
-      <w:r>
-        <w:rPr>
-          <w:rFonts w:ascii="Times New Roman" w:hAnsi="Times New Roman" w:cs="Times New Roman" w:eastAsia="Times New Roman"/>
-          <w:color w:val="auto"/>
-          <w:spacing w:val="-1"/>
-          <w:position w:val="0"/>
-          <w:sz w:val="24"/>
-          <w:shd w:fill="auto" w:val="clear"/>
-        </w:rPr>
-        <w:t xml:space="preserve"> </w:t>
-      </w:r>
-      <w:r>
-        <w:rPr>
-          <w:rFonts w:ascii="Times New Roman" w:hAnsi="Times New Roman" w:cs="Times New Roman" w:eastAsia="Times New Roman"/>
-          <w:color w:val="auto"/>
-          <w:spacing w:val="0"/>
-          <w:position w:val="0"/>
-          <w:sz w:val="24"/>
-          <w:shd w:fill="auto" w:val="clear"/>
-        </w:rPr>
-        <w:t xml:space="preserve">no</w:t>
-      </w:r>
-      <w:r>
-        <w:rPr>
-          <w:rFonts w:ascii="Times New Roman" w:hAnsi="Times New Roman" w:cs="Times New Roman" w:eastAsia="Times New Roman"/>
-          <w:color w:val="auto"/>
-          <w:spacing w:val="-3"/>
-          <w:position w:val="0"/>
-          <w:sz w:val="24"/>
-          <w:shd w:fill="auto" w:val="clear"/>
-        </w:rPr>
-        <w:t xml:space="preserve"> </w:t>
-      </w:r>
-      <w:r>
-        <w:rPr>
-          <w:rFonts w:ascii="Times New Roman" w:hAnsi="Times New Roman" w:cs="Times New Roman" w:eastAsia="Times New Roman"/>
-          <w:color w:val="auto"/>
-          <w:spacing w:val="0"/>
-          <w:position w:val="0"/>
-          <w:sz w:val="24"/>
-          <w:shd w:fill="auto" w:val="clear"/>
-        </w:rPr>
-        <w:t xml:space="preserve">costum</w:t>
-      </w:r>
-      <w:r>
-        <w:rPr>
-          <w:rFonts w:ascii="Times New Roman" w:hAnsi="Times New Roman" w:cs="Times New Roman" w:eastAsia="Times New Roman"/>
-          <w:color w:val="auto"/>
-          <w:spacing w:val="-4"/>
-          <w:position w:val="0"/>
-          <w:sz w:val="24"/>
-          <w:shd w:fill="auto" w:val="clear"/>
-        </w:rPr>
-        <w:t xml:space="preserve"> </w:t>
-      </w:r>
-      <w:r>
-        <w:rPr>
-          <w:rFonts w:ascii="Times New Roman" w:hAnsi="Times New Roman" w:cs="Times New Roman" w:eastAsia="Times New Roman"/>
-          <w:color w:val="auto"/>
-          <w:spacing w:val="0"/>
-          <w:position w:val="0"/>
-          <w:sz w:val="24"/>
-          <w:shd w:fill="auto" w:val="clear"/>
-        </w:rPr>
-        <w:t xml:space="preserve">tkinter</w:t>
-      </w:r>
-      <w:r>
-        <w:rPr>
-          <w:rFonts w:ascii="Times New Roman" w:hAnsi="Times New Roman" w:cs="Times New Roman" w:eastAsia="Times New Roman"/>
-          <w:color w:val="auto"/>
-          <w:spacing w:val="-2"/>
-          <w:position w:val="0"/>
-          <w:sz w:val="24"/>
-          <w:shd w:fill="auto" w:val="clear"/>
-        </w:rPr>
-        <w:t xml:space="preserve"> dokumentācijas</w:t>
-      </w:r>
-    </w:p>
-    <w:p>
-      <w:pPr>
-        <w:spacing w:before="41" w:after="0" w:line="240"/>
-        <w:ind w:right="0" w:left="0" w:firstLine="0"/>
-        <w:jc w:val="left"/>
-        <w:rPr>
-          <w:rFonts w:ascii="Times New Roman" w:hAnsi="Times New Roman" w:cs="Times New Roman" w:eastAsia="Times New Roman"/>
-          <w:color w:val="auto"/>
-          <w:spacing w:val="0"/>
-          <w:position w:val="0"/>
-          <w:sz w:val="24"/>
-          <w:shd w:fill="auto" w:val="clear"/>
-        </w:rPr>
-      </w:pPr>
-    </w:p>
-    <w:p>
-      <w:pPr>
-        <w:numPr>
-          <w:ilvl w:val="0"/>
-          <w:numId w:val="77"/>
-        </w:numPr>
-        <w:tabs>
           <w:tab w:val="left" w:pos="4600" w:leader="none"/>
         </w:tabs>
         <w:spacing w:before="0" w:after="0" w:line="240"/>
@@ -12418,7 +12754,7 @@
       <w:pPr>
         <w:numPr>
           <w:ilvl w:val="0"/>
-          <w:numId w:val="84"/>
+          <w:numId w:val="82"/>
         </w:numPr>
         <w:tabs>
           <w:tab w:val="left" w:pos="3320" w:leader="none"/>
@@ -13820,6 +14156,208 @@
           <w:shd w:fill="auto" w:val="clear"/>
         </w:rPr>
       </w:pPr>
+    </w:p>
+    <w:p>
+      <w:pPr>
+        <w:numPr>
+          <w:ilvl w:val="0"/>
+          <w:numId w:val="88"/>
+        </w:numPr>
+        <w:tabs>
+          <w:tab w:val="left" w:pos="3185" w:leader="none"/>
+        </w:tabs>
+        <w:spacing w:before="50" w:after="0" w:line="275"/>
+        <w:ind w:right="0" w:left="3185" w:hanging="180"/>
+        <w:jc w:val="both"/>
+        <w:rPr>
+          <w:rFonts w:ascii="Times New Roman" w:hAnsi="Times New Roman" w:cs="Times New Roman" w:eastAsia="Times New Roman"/>
+          <w:color w:val="auto"/>
+          <w:spacing w:val="0"/>
+          <w:position w:val="0"/>
+          <w:sz w:val="22"/>
+          <w:shd w:fill="auto" w:val="clear"/>
+        </w:rPr>
+      </w:pPr>
+      <w:r>
+        <w:rPr>
+          <w:rFonts w:ascii="Times New Roman" w:hAnsi="Times New Roman" w:cs="Times New Roman" w:eastAsia="Times New Roman"/>
+          <w:color w:val="auto"/>
+          <w:spacing w:val="0"/>
+          <w:position w:val="0"/>
+          <w:sz w:val="24"/>
+          <w:shd w:fill="auto" w:val="clear"/>
+        </w:rPr>
+        <w:t xml:space="preserve">att</w:t>
+      </w:r>
+      <w:r>
+        <w:rPr>
+          <w:rFonts w:ascii="Times New Roman" w:hAnsi="Times New Roman" w:cs="Times New Roman" w:eastAsia="Times New Roman"/>
+          <w:color w:val="auto"/>
+          <w:spacing w:val="0"/>
+          <w:position w:val="0"/>
+          <w:sz w:val="24"/>
+          <w:shd w:fill="auto" w:val="clear"/>
+        </w:rPr>
+        <w:t xml:space="preserve">ēls</w:t>
+      </w:r>
+      <w:r>
+        <w:rPr>
+          <w:rFonts w:ascii="Times New Roman" w:hAnsi="Times New Roman" w:cs="Times New Roman" w:eastAsia="Times New Roman"/>
+          <w:color w:val="auto"/>
+          <w:spacing w:val="-1"/>
+          <w:position w:val="0"/>
+          <w:sz w:val="24"/>
+          <w:shd w:fill="auto" w:val="clear"/>
+        </w:rPr>
+        <w:t xml:space="preserve"> </w:t>
+      </w:r>
+      <w:r>
+        <w:rPr>
+          <w:rFonts w:ascii="Times New Roman" w:hAnsi="Times New Roman" w:cs="Times New Roman" w:eastAsia="Times New Roman"/>
+          <w:color w:val="auto"/>
+          <w:spacing w:val="0"/>
+          <w:position w:val="0"/>
+          <w:sz w:val="24"/>
+          <w:shd w:fill="auto" w:val="clear"/>
+        </w:rPr>
+        <w:t xml:space="preserve">-</w:t>
+      </w:r>
+      <w:r>
+        <w:rPr>
+          <w:rFonts w:ascii="Times New Roman" w:hAnsi="Times New Roman" w:cs="Times New Roman" w:eastAsia="Times New Roman"/>
+          <w:color w:val="auto"/>
+          <w:spacing w:val="-2"/>
+          <w:position w:val="0"/>
+          <w:sz w:val="24"/>
+          <w:shd w:fill="auto" w:val="clear"/>
+        </w:rPr>
+        <w:t xml:space="preserve"> </w:t>
+      </w:r>
+      <w:r>
+        <w:rPr>
+          <w:rFonts w:ascii="Times New Roman" w:hAnsi="Times New Roman" w:cs="Times New Roman" w:eastAsia="Times New Roman"/>
+          <w:color w:val="auto"/>
+          <w:spacing w:val="0"/>
+          <w:position w:val="0"/>
+          <w:sz w:val="24"/>
+          <w:shd w:fill="auto" w:val="clear"/>
+        </w:rPr>
+        <w:t xml:space="preserve">KivyMd</w:t>
+      </w:r>
+      <w:r>
+        <w:rPr>
+          <w:rFonts w:ascii="Times New Roman" w:hAnsi="Times New Roman" w:cs="Times New Roman" w:eastAsia="Times New Roman"/>
+          <w:color w:val="auto"/>
+          <w:spacing w:val="-1"/>
+          <w:position w:val="0"/>
+          <w:sz w:val="24"/>
+          <w:shd w:fill="auto" w:val="clear"/>
+        </w:rPr>
+        <w:t xml:space="preserve"> </w:t>
+      </w:r>
+      <w:r>
+        <w:rPr>
+          <w:rFonts w:ascii="Times New Roman" w:hAnsi="Times New Roman" w:cs="Times New Roman" w:eastAsia="Times New Roman"/>
+          <w:color w:val="auto"/>
+          <w:spacing w:val="0"/>
+          <w:position w:val="0"/>
+          <w:sz w:val="24"/>
+          <w:shd w:fill="auto" w:val="clear"/>
+        </w:rPr>
+        <w:t xml:space="preserve">un</w:t>
+      </w:r>
+      <w:r>
+        <w:rPr>
+          <w:rFonts w:ascii="Times New Roman" w:hAnsi="Times New Roman" w:cs="Times New Roman" w:eastAsia="Times New Roman"/>
+          <w:color w:val="auto"/>
+          <w:spacing w:val="-2"/>
+          <w:position w:val="0"/>
+          <w:sz w:val="24"/>
+          <w:shd w:fill="auto" w:val="clear"/>
+        </w:rPr>
+        <w:t xml:space="preserve"> </w:t>
+      </w:r>
+      <w:r>
+        <w:rPr>
+          <w:rFonts w:ascii="Times New Roman" w:hAnsi="Times New Roman" w:cs="Times New Roman" w:eastAsia="Times New Roman"/>
+          <w:color w:val="auto"/>
+          <w:spacing w:val="0"/>
+          <w:position w:val="0"/>
+          <w:sz w:val="24"/>
+          <w:shd w:fill="auto" w:val="clear"/>
+        </w:rPr>
+        <w:t xml:space="preserve">Kivy</w:t>
+      </w:r>
+      <w:r>
+        <w:rPr>
+          <w:rFonts w:ascii="Times New Roman" w:hAnsi="Times New Roman" w:cs="Times New Roman" w:eastAsia="Times New Roman"/>
+          <w:color w:val="auto"/>
+          <w:spacing w:val="-1"/>
+          <w:position w:val="0"/>
+          <w:sz w:val="24"/>
+          <w:shd w:fill="auto" w:val="clear"/>
+        </w:rPr>
+        <w:t xml:space="preserve"> </w:t>
+      </w:r>
+      <w:r>
+        <w:rPr>
+          <w:rFonts w:ascii="Times New Roman" w:hAnsi="Times New Roman" w:cs="Times New Roman" w:eastAsia="Times New Roman"/>
+          <w:color w:val="auto"/>
+          <w:spacing w:val="-2"/>
+          <w:position w:val="0"/>
+          <w:sz w:val="24"/>
+          <w:shd w:fill="auto" w:val="clear"/>
+        </w:rPr>
+        <w:t xml:space="preserve">salīdzinājums</w:t>
+      </w:r>
+    </w:p>
+    <w:p>
+      <w:pPr>
+        <w:spacing w:before="0" w:after="0" w:line="240"/>
+        <w:ind w:right="141" w:left="3" w:firstLine="850"/>
+        <w:jc w:val="both"/>
+        <w:rPr>
+          <w:rFonts w:ascii="Times New Roman" w:hAnsi="Times New Roman" w:cs="Times New Roman" w:eastAsia="Times New Roman"/>
+          <w:color w:val="auto"/>
+          <w:spacing w:val="0"/>
+          <w:position w:val="0"/>
+          <w:sz w:val="24"/>
+          <w:shd w:fill="auto" w:val="clear"/>
+        </w:rPr>
+      </w:pPr>
+      <w:r>
+        <w:rPr>
+          <w:rFonts w:ascii="Times New Roman" w:hAnsi="Times New Roman" w:cs="Times New Roman" w:eastAsia="Times New Roman"/>
+          <w:color w:val="auto"/>
+          <w:spacing w:val="0"/>
+          <w:position w:val="0"/>
+          <w:sz w:val="24"/>
+          <w:shd w:fill="auto" w:val="clear"/>
+        </w:rPr>
+        <w:t xml:space="preserve">KivyMD tika izstr</w:t>
+      </w:r>
+      <w:r>
+        <w:rPr>
+          <w:rFonts w:ascii="Times New Roman" w:hAnsi="Times New Roman" w:cs="Times New Roman" w:eastAsia="Times New Roman"/>
+          <w:color w:val="auto"/>
+          <w:spacing w:val="0"/>
+          <w:position w:val="0"/>
+          <w:sz w:val="24"/>
+          <w:shd w:fill="auto" w:val="clear"/>
+        </w:rPr>
+        <w:t xml:space="preserve">ādāts ar mērķi uzlabot Kivy funkcionalitāti un piedāvāt modernu, stilīgu un lietotājam draudzīgu dizainu, kas atbilst mūsdienu UI standartiem. Bibliotēka ir ieguvusi lielu popularitāti Kivy kopienā un tiek aktīvi uzturēta un attīstīta, lai atbilstu lietotāju </w:t>
+      </w:r>
+      <w:r>
+        <w:rPr>
+          <w:rFonts w:ascii="Times New Roman" w:hAnsi="Times New Roman" w:cs="Times New Roman" w:eastAsia="Times New Roman"/>
+          <w:color w:val="auto"/>
+          <w:spacing w:val="-2"/>
+          <w:position w:val="0"/>
+          <w:sz w:val="24"/>
+          <w:shd w:fill="auto" w:val="clear"/>
+        </w:rPr>
+        <w:t xml:space="preserve">prasībām.</w:t>
+      </w:r>
     </w:p>
     <w:p>
       <w:pPr>
@@ -13828,208 +14366,6 @@
           <w:numId w:val="90"/>
         </w:numPr>
         <w:tabs>
-          <w:tab w:val="left" w:pos="3185" w:leader="none"/>
-        </w:tabs>
-        <w:spacing w:before="50" w:after="0" w:line="275"/>
-        <w:ind w:right="0" w:left="3185" w:hanging="180"/>
-        <w:jc w:val="both"/>
-        <w:rPr>
-          <w:rFonts w:ascii="Times New Roman" w:hAnsi="Times New Roman" w:cs="Times New Roman" w:eastAsia="Times New Roman"/>
-          <w:color w:val="auto"/>
-          <w:spacing w:val="0"/>
-          <w:position w:val="0"/>
-          <w:sz w:val="22"/>
-          <w:shd w:fill="auto" w:val="clear"/>
-        </w:rPr>
-      </w:pPr>
-      <w:r>
-        <w:rPr>
-          <w:rFonts w:ascii="Times New Roman" w:hAnsi="Times New Roman" w:cs="Times New Roman" w:eastAsia="Times New Roman"/>
-          <w:color w:val="auto"/>
-          <w:spacing w:val="0"/>
-          <w:position w:val="0"/>
-          <w:sz w:val="24"/>
-          <w:shd w:fill="auto" w:val="clear"/>
-        </w:rPr>
-        <w:t xml:space="preserve">att</w:t>
-      </w:r>
-      <w:r>
-        <w:rPr>
-          <w:rFonts w:ascii="Times New Roman" w:hAnsi="Times New Roman" w:cs="Times New Roman" w:eastAsia="Times New Roman"/>
-          <w:color w:val="auto"/>
-          <w:spacing w:val="0"/>
-          <w:position w:val="0"/>
-          <w:sz w:val="24"/>
-          <w:shd w:fill="auto" w:val="clear"/>
-        </w:rPr>
-        <w:t xml:space="preserve">ēls</w:t>
-      </w:r>
-      <w:r>
-        <w:rPr>
-          <w:rFonts w:ascii="Times New Roman" w:hAnsi="Times New Roman" w:cs="Times New Roman" w:eastAsia="Times New Roman"/>
-          <w:color w:val="auto"/>
-          <w:spacing w:val="-1"/>
-          <w:position w:val="0"/>
-          <w:sz w:val="24"/>
-          <w:shd w:fill="auto" w:val="clear"/>
-        </w:rPr>
-        <w:t xml:space="preserve"> </w:t>
-      </w:r>
-      <w:r>
-        <w:rPr>
-          <w:rFonts w:ascii="Times New Roman" w:hAnsi="Times New Roman" w:cs="Times New Roman" w:eastAsia="Times New Roman"/>
-          <w:color w:val="auto"/>
-          <w:spacing w:val="0"/>
-          <w:position w:val="0"/>
-          <w:sz w:val="24"/>
-          <w:shd w:fill="auto" w:val="clear"/>
-        </w:rPr>
-        <w:t xml:space="preserve">-</w:t>
-      </w:r>
-      <w:r>
-        <w:rPr>
-          <w:rFonts w:ascii="Times New Roman" w:hAnsi="Times New Roman" w:cs="Times New Roman" w:eastAsia="Times New Roman"/>
-          <w:color w:val="auto"/>
-          <w:spacing w:val="-2"/>
-          <w:position w:val="0"/>
-          <w:sz w:val="24"/>
-          <w:shd w:fill="auto" w:val="clear"/>
-        </w:rPr>
-        <w:t xml:space="preserve"> </w:t>
-      </w:r>
-      <w:r>
-        <w:rPr>
-          <w:rFonts w:ascii="Times New Roman" w:hAnsi="Times New Roman" w:cs="Times New Roman" w:eastAsia="Times New Roman"/>
-          <w:color w:val="auto"/>
-          <w:spacing w:val="0"/>
-          <w:position w:val="0"/>
-          <w:sz w:val="24"/>
-          <w:shd w:fill="auto" w:val="clear"/>
-        </w:rPr>
-        <w:t xml:space="preserve">KivyMd</w:t>
-      </w:r>
-      <w:r>
-        <w:rPr>
-          <w:rFonts w:ascii="Times New Roman" w:hAnsi="Times New Roman" w:cs="Times New Roman" w:eastAsia="Times New Roman"/>
-          <w:color w:val="auto"/>
-          <w:spacing w:val="-1"/>
-          <w:position w:val="0"/>
-          <w:sz w:val="24"/>
-          <w:shd w:fill="auto" w:val="clear"/>
-        </w:rPr>
-        <w:t xml:space="preserve"> </w:t>
-      </w:r>
-      <w:r>
-        <w:rPr>
-          <w:rFonts w:ascii="Times New Roman" w:hAnsi="Times New Roman" w:cs="Times New Roman" w:eastAsia="Times New Roman"/>
-          <w:color w:val="auto"/>
-          <w:spacing w:val="0"/>
-          <w:position w:val="0"/>
-          <w:sz w:val="24"/>
-          <w:shd w:fill="auto" w:val="clear"/>
-        </w:rPr>
-        <w:t xml:space="preserve">un</w:t>
-      </w:r>
-      <w:r>
-        <w:rPr>
-          <w:rFonts w:ascii="Times New Roman" w:hAnsi="Times New Roman" w:cs="Times New Roman" w:eastAsia="Times New Roman"/>
-          <w:color w:val="auto"/>
-          <w:spacing w:val="-2"/>
-          <w:position w:val="0"/>
-          <w:sz w:val="24"/>
-          <w:shd w:fill="auto" w:val="clear"/>
-        </w:rPr>
-        <w:t xml:space="preserve"> </w:t>
-      </w:r>
-      <w:r>
-        <w:rPr>
-          <w:rFonts w:ascii="Times New Roman" w:hAnsi="Times New Roman" w:cs="Times New Roman" w:eastAsia="Times New Roman"/>
-          <w:color w:val="auto"/>
-          <w:spacing w:val="0"/>
-          <w:position w:val="0"/>
-          <w:sz w:val="24"/>
-          <w:shd w:fill="auto" w:val="clear"/>
-        </w:rPr>
-        <w:t xml:space="preserve">Kivy</w:t>
-      </w:r>
-      <w:r>
-        <w:rPr>
-          <w:rFonts w:ascii="Times New Roman" w:hAnsi="Times New Roman" w:cs="Times New Roman" w:eastAsia="Times New Roman"/>
-          <w:color w:val="auto"/>
-          <w:spacing w:val="-1"/>
-          <w:position w:val="0"/>
-          <w:sz w:val="24"/>
-          <w:shd w:fill="auto" w:val="clear"/>
-        </w:rPr>
-        <w:t xml:space="preserve"> </w:t>
-      </w:r>
-      <w:r>
-        <w:rPr>
-          <w:rFonts w:ascii="Times New Roman" w:hAnsi="Times New Roman" w:cs="Times New Roman" w:eastAsia="Times New Roman"/>
-          <w:color w:val="auto"/>
-          <w:spacing w:val="-2"/>
-          <w:position w:val="0"/>
-          <w:sz w:val="24"/>
-          <w:shd w:fill="auto" w:val="clear"/>
-        </w:rPr>
-        <w:t xml:space="preserve">salīdzinājums</w:t>
-      </w:r>
-    </w:p>
-    <w:p>
-      <w:pPr>
-        <w:spacing w:before="0" w:after="0" w:line="240"/>
-        <w:ind w:right="141" w:left="3" w:firstLine="850"/>
-        <w:jc w:val="both"/>
-        <w:rPr>
-          <w:rFonts w:ascii="Times New Roman" w:hAnsi="Times New Roman" w:cs="Times New Roman" w:eastAsia="Times New Roman"/>
-          <w:color w:val="auto"/>
-          <w:spacing w:val="0"/>
-          <w:position w:val="0"/>
-          <w:sz w:val="24"/>
-          <w:shd w:fill="auto" w:val="clear"/>
-        </w:rPr>
-      </w:pPr>
-      <w:r>
-        <w:rPr>
-          <w:rFonts w:ascii="Times New Roman" w:hAnsi="Times New Roman" w:cs="Times New Roman" w:eastAsia="Times New Roman"/>
-          <w:color w:val="auto"/>
-          <w:spacing w:val="0"/>
-          <w:position w:val="0"/>
-          <w:sz w:val="24"/>
-          <w:shd w:fill="auto" w:val="clear"/>
-        </w:rPr>
-        <w:t xml:space="preserve">KivyMD tika izstr</w:t>
-      </w:r>
-      <w:r>
-        <w:rPr>
-          <w:rFonts w:ascii="Times New Roman" w:hAnsi="Times New Roman" w:cs="Times New Roman" w:eastAsia="Times New Roman"/>
-          <w:color w:val="auto"/>
-          <w:spacing w:val="0"/>
-          <w:position w:val="0"/>
-          <w:sz w:val="24"/>
-          <w:shd w:fill="auto" w:val="clear"/>
-        </w:rPr>
-        <w:t xml:space="preserve">ādāts ar mērķi uzlabot Kivy funkcionalitāti un piedāvāt modernu, stilīgu un lietotājam draudzīgu dizainu, kas atbilst mūsdienu UI standartiem. Bibliotēka ir ieguvusi lielu popularitāti Kivy kopienā un tiek aktīvi uzturēta un attīstīta, lai atbilstu lietotāju </w:t>
-      </w:r>
-      <w:r>
-        <w:rPr>
-          <w:rFonts w:ascii="Times New Roman" w:hAnsi="Times New Roman" w:cs="Times New Roman" w:eastAsia="Times New Roman"/>
-          <w:color w:val="auto"/>
-          <w:spacing w:val="-2"/>
-          <w:position w:val="0"/>
-          <w:sz w:val="24"/>
-          <w:shd w:fill="auto" w:val="clear"/>
-        </w:rPr>
-        <w:t xml:space="preserve">prasībām.</w:t>
-      </w:r>
-    </w:p>
-    <w:p>
-      <w:pPr>
-        <w:numPr>
-          <w:ilvl w:val="0"/>
-          <w:numId w:val="92"/>
-        </w:numPr>
-        <w:tabs>
           <w:tab w:val="left" w:pos="4290" w:leader="none"/>
         </w:tabs>
         <w:spacing w:before="38" w:after="0" w:line="240"/>
@@ -14569,7 +14905,7 @@
       <w:pPr>
         <w:numPr>
           <w:ilvl w:val="0"/>
-          <w:numId w:val="96"/>
+          <w:numId w:val="94"/>
         </w:numPr>
         <w:tabs>
           <w:tab w:val="left" w:pos="4055" w:leader="none"/>
@@ -14898,7 +15234,7 @@
       <w:pPr>
         <w:numPr>
           <w:ilvl w:val="0"/>
-          <w:numId w:val="99"/>
+          <w:numId w:val="97"/>
         </w:numPr>
         <w:tabs>
           <w:tab w:val="left" w:pos="2359" w:leader="none"/>
@@ -16004,7 +16340,7 @@
       <w:pPr>
         <w:numPr>
           <w:ilvl w:val="0"/>
-          <w:numId w:val="103"/>
+          <w:numId w:val="101"/>
         </w:numPr>
         <w:tabs>
           <w:tab w:val="left" w:pos="3470" w:leader="none"/>
@@ -18651,6 +18987,102 @@
           <w:shd w:fill="auto" w:val="clear"/>
         </w:rPr>
       </w:pPr>
+    </w:p>
+    <w:p>
+      <w:pPr>
+        <w:numPr>
+          <w:ilvl w:val="0"/>
+          <w:numId w:val="106"/>
+        </w:numPr>
+        <w:tabs>
+          <w:tab w:val="left" w:pos="3700" w:leader="none"/>
+        </w:tabs>
+        <w:spacing w:before="0" w:after="0" w:line="240"/>
+        <w:ind w:right="0" w:left="3700" w:hanging="320"/>
+        <w:jc w:val="left"/>
+        <w:rPr>
+          <w:rFonts w:ascii="Times New Roman" w:hAnsi="Times New Roman" w:cs="Times New Roman" w:eastAsia="Times New Roman"/>
+          <w:b/>
+          <w:color w:val="auto"/>
+          <w:spacing w:val="0"/>
+          <w:position w:val="0"/>
+          <w:sz w:val="32"/>
+          <w:shd w:fill="auto" w:val="clear"/>
+        </w:rPr>
+      </w:pPr>
+      <w:r>
+        <w:rPr>
+          <w:rFonts w:ascii="Times New Roman" w:hAnsi="Times New Roman" w:cs="Times New Roman" w:eastAsia="Times New Roman"/>
+          <w:b/>
+          <w:color w:val="auto"/>
+          <w:spacing w:val="0"/>
+          <w:position w:val="0"/>
+          <w:sz w:val="32"/>
+          <w:shd w:fill="auto" w:val="clear"/>
+        </w:rPr>
+        <w:t xml:space="preserve">Praktisk</w:t>
+      </w:r>
+      <w:r>
+        <w:rPr>
+          <w:rFonts w:ascii="Times New Roman" w:hAnsi="Times New Roman" w:cs="Times New Roman" w:eastAsia="Times New Roman"/>
+          <w:b/>
+          <w:color w:val="auto"/>
+          <w:spacing w:val="0"/>
+          <w:position w:val="0"/>
+          <w:sz w:val="32"/>
+          <w:shd w:fill="auto" w:val="clear"/>
+        </w:rPr>
+        <w:t xml:space="preserve">ā</w:t>
+      </w:r>
+      <w:r>
+        <w:rPr>
+          <w:rFonts w:ascii="Times New Roman" w:hAnsi="Times New Roman" w:cs="Times New Roman" w:eastAsia="Times New Roman"/>
+          <w:b/>
+          <w:color w:val="auto"/>
+          <w:spacing w:val="-4"/>
+          <w:position w:val="0"/>
+          <w:sz w:val="32"/>
+          <w:shd w:fill="auto" w:val="clear"/>
+        </w:rPr>
+        <w:t xml:space="preserve"> daļa</w:t>
+      </w:r>
+    </w:p>
+    <w:p>
+      <w:pPr>
+        <w:spacing w:before="237" w:after="0" w:line="242"/>
+        <w:ind w:right="145" w:left="3" w:firstLine="850"/>
+        <w:jc w:val="both"/>
+        <w:rPr>
+          <w:rFonts w:ascii="Times New Roman" w:hAnsi="Times New Roman" w:cs="Times New Roman" w:eastAsia="Times New Roman"/>
+          <w:color w:val="auto"/>
+          <w:spacing w:val="0"/>
+          <w:position w:val="0"/>
+          <w:sz w:val="24"/>
+          <w:shd w:fill="auto" w:val="clear"/>
+        </w:rPr>
+      </w:pPr>
+      <w:r>
+        <w:rPr>
+          <w:rFonts w:ascii="Times New Roman" w:hAnsi="Times New Roman" w:cs="Times New Roman" w:eastAsia="Times New Roman"/>
+          <w:color w:val="auto"/>
+          <w:spacing w:val="0"/>
+          <w:position w:val="0"/>
+          <w:sz w:val="24"/>
+          <w:shd w:fill="auto" w:val="clear"/>
+        </w:rPr>
+        <w:t xml:space="preserve">Projekta pl</w:t>
+      </w:r>
+      <w:r>
+        <w:rPr>
+          <w:rFonts w:ascii="Times New Roman" w:hAnsi="Times New Roman" w:cs="Times New Roman" w:eastAsia="Times New Roman"/>
+          <w:color w:val="auto"/>
+          <w:spacing w:val="0"/>
+          <w:position w:val="0"/>
+          <w:sz w:val="24"/>
+          <w:shd w:fill="auto" w:val="clear"/>
+        </w:rPr>
+        <w:t xml:space="preserve">ānošanas process bija sācies ar Draudzīgā aicinājuma Liepājas pilsētas 5.vidusskolas medmāsu ideju izveidot sistēmu, kas spētu atvieglot skolēnu un ambulatorā žurnāla datu apstrādi.</w:t>
+      </w:r>
     </w:p>
     <w:p>
       <w:pPr>
@@ -18659,102 +19091,6 @@
           <w:numId w:val="108"/>
         </w:numPr>
         <w:tabs>
-          <w:tab w:val="left" w:pos="3700" w:leader="none"/>
-        </w:tabs>
-        <w:spacing w:before="0" w:after="0" w:line="240"/>
-        <w:ind w:right="0" w:left="3700" w:hanging="320"/>
-        <w:jc w:val="left"/>
-        <w:rPr>
-          <w:rFonts w:ascii="Times New Roman" w:hAnsi="Times New Roman" w:cs="Times New Roman" w:eastAsia="Times New Roman"/>
-          <w:b/>
-          <w:color w:val="auto"/>
-          <w:spacing w:val="0"/>
-          <w:position w:val="0"/>
-          <w:sz w:val="32"/>
-          <w:shd w:fill="auto" w:val="clear"/>
-        </w:rPr>
-      </w:pPr>
-      <w:r>
-        <w:rPr>
-          <w:rFonts w:ascii="Times New Roman" w:hAnsi="Times New Roman" w:cs="Times New Roman" w:eastAsia="Times New Roman"/>
-          <w:b/>
-          <w:color w:val="auto"/>
-          <w:spacing w:val="0"/>
-          <w:position w:val="0"/>
-          <w:sz w:val="32"/>
-          <w:shd w:fill="auto" w:val="clear"/>
-        </w:rPr>
-        <w:t xml:space="preserve">Praktisk</w:t>
-      </w:r>
-      <w:r>
-        <w:rPr>
-          <w:rFonts w:ascii="Times New Roman" w:hAnsi="Times New Roman" w:cs="Times New Roman" w:eastAsia="Times New Roman"/>
-          <w:b/>
-          <w:color w:val="auto"/>
-          <w:spacing w:val="0"/>
-          <w:position w:val="0"/>
-          <w:sz w:val="32"/>
-          <w:shd w:fill="auto" w:val="clear"/>
-        </w:rPr>
-        <w:t xml:space="preserve">ā</w:t>
-      </w:r>
-      <w:r>
-        <w:rPr>
-          <w:rFonts w:ascii="Times New Roman" w:hAnsi="Times New Roman" w:cs="Times New Roman" w:eastAsia="Times New Roman"/>
-          <w:b/>
-          <w:color w:val="auto"/>
-          <w:spacing w:val="-4"/>
-          <w:position w:val="0"/>
-          <w:sz w:val="32"/>
-          <w:shd w:fill="auto" w:val="clear"/>
-        </w:rPr>
-        <w:t xml:space="preserve"> daļa</w:t>
-      </w:r>
-    </w:p>
-    <w:p>
-      <w:pPr>
-        <w:spacing w:before="237" w:after="0" w:line="242"/>
-        <w:ind w:right="145" w:left="3" w:firstLine="850"/>
-        <w:jc w:val="both"/>
-        <w:rPr>
-          <w:rFonts w:ascii="Times New Roman" w:hAnsi="Times New Roman" w:cs="Times New Roman" w:eastAsia="Times New Roman"/>
-          <w:color w:val="auto"/>
-          <w:spacing w:val="0"/>
-          <w:position w:val="0"/>
-          <w:sz w:val="24"/>
-          <w:shd w:fill="auto" w:val="clear"/>
-        </w:rPr>
-      </w:pPr>
-      <w:r>
-        <w:rPr>
-          <w:rFonts w:ascii="Times New Roman" w:hAnsi="Times New Roman" w:cs="Times New Roman" w:eastAsia="Times New Roman"/>
-          <w:color w:val="auto"/>
-          <w:spacing w:val="0"/>
-          <w:position w:val="0"/>
-          <w:sz w:val="24"/>
-          <w:shd w:fill="auto" w:val="clear"/>
-        </w:rPr>
-        <w:t xml:space="preserve">Projekta pl</w:t>
-      </w:r>
-      <w:r>
-        <w:rPr>
-          <w:rFonts w:ascii="Times New Roman" w:hAnsi="Times New Roman" w:cs="Times New Roman" w:eastAsia="Times New Roman"/>
-          <w:color w:val="auto"/>
-          <w:spacing w:val="0"/>
-          <w:position w:val="0"/>
-          <w:sz w:val="24"/>
-          <w:shd w:fill="auto" w:val="clear"/>
-        </w:rPr>
-        <w:t xml:space="preserve">ānošanas process bija sācies ar Draudzīgā aicinājuma Liepājas pilsētas 5.vidusskolas medmāsu ideju izveidot sistēmu, kas spētu atvieglot skolēnu un ambulatorā žurnāla datu apstrādi.</w:t>
-      </w:r>
-    </w:p>
-    <w:p>
-      <w:pPr>
-        <w:numPr>
-          <w:ilvl w:val="0"/>
-          <w:numId w:val="110"/>
-        </w:numPr>
-        <w:tabs>
           <w:tab w:val="left" w:pos="4280" w:leader="none"/>
         </w:tabs>
         <w:spacing w:before="0" w:after="0" w:line="315"/>
@@ -20010,7 +20346,7 @@
       <w:pPr>
         <w:numPr>
           <w:ilvl w:val="0"/>
-          <w:numId w:val="118"/>
+          <w:numId w:val="116"/>
         </w:numPr>
         <w:tabs>
           <w:tab w:val="left" w:pos="3660" w:leader="none"/>
@@ -20520,6 +20856,461 @@
           <w:shd w:fill="auto" w:val="clear"/>
         </w:rPr>
       </w:pPr>
+    </w:p>
+    <w:p>
+      <w:pPr>
+        <w:numPr>
+          <w:ilvl w:val="0"/>
+          <w:numId w:val="120"/>
+        </w:numPr>
+        <w:tabs>
+          <w:tab w:val="left" w:pos="3855" w:leader="none"/>
+        </w:tabs>
+        <w:spacing w:before="0" w:after="0" w:line="240"/>
+        <w:ind w:right="0" w:left="3855" w:hanging="180"/>
+        <w:jc w:val="left"/>
+        <w:rPr>
+          <w:rFonts w:ascii="Times New Roman" w:hAnsi="Times New Roman" w:cs="Times New Roman" w:eastAsia="Times New Roman"/>
+          <w:color w:val="auto"/>
+          <w:spacing w:val="0"/>
+          <w:position w:val="0"/>
+          <w:sz w:val="22"/>
+          <w:shd w:fill="auto" w:val="clear"/>
+        </w:rPr>
+      </w:pPr>
+      <w:r>
+        <w:rPr>
+          <w:rFonts w:ascii="Times New Roman" w:hAnsi="Times New Roman" w:cs="Times New Roman" w:eastAsia="Times New Roman"/>
+          <w:color w:val="auto"/>
+          <w:spacing w:val="0"/>
+          <w:position w:val="0"/>
+          <w:sz w:val="24"/>
+          <w:shd w:fill="auto" w:val="clear"/>
+        </w:rPr>
+        <w:t xml:space="preserve">att</w:t>
+      </w:r>
+      <w:r>
+        <w:rPr>
+          <w:rFonts w:ascii="Times New Roman" w:hAnsi="Times New Roman" w:cs="Times New Roman" w:eastAsia="Times New Roman"/>
+          <w:color w:val="auto"/>
+          <w:spacing w:val="0"/>
+          <w:position w:val="0"/>
+          <w:sz w:val="24"/>
+          <w:shd w:fill="auto" w:val="clear"/>
+        </w:rPr>
+        <w:t xml:space="preserve">ēls</w:t>
+      </w:r>
+      <w:r>
+        <w:rPr>
+          <w:rFonts w:ascii="Times New Roman" w:hAnsi="Times New Roman" w:cs="Times New Roman" w:eastAsia="Times New Roman"/>
+          <w:color w:val="auto"/>
+          <w:spacing w:val="-2"/>
+          <w:position w:val="0"/>
+          <w:sz w:val="24"/>
+          <w:shd w:fill="auto" w:val="clear"/>
+        </w:rPr>
+        <w:t xml:space="preserve"> </w:t>
+      </w:r>
+      <w:r>
+        <w:rPr>
+          <w:rFonts w:ascii="Times New Roman" w:hAnsi="Times New Roman" w:cs="Times New Roman" w:eastAsia="Times New Roman"/>
+          <w:color w:val="auto"/>
+          <w:spacing w:val="0"/>
+          <w:position w:val="0"/>
+          <w:sz w:val="24"/>
+          <w:shd w:fill="auto" w:val="clear"/>
+        </w:rPr>
+        <w:t xml:space="preserve">-</w:t>
+      </w:r>
+      <w:r>
+        <w:rPr>
+          <w:rFonts w:ascii="Times New Roman" w:hAnsi="Times New Roman" w:cs="Times New Roman" w:eastAsia="Times New Roman"/>
+          <w:color w:val="auto"/>
+          <w:spacing w:val="-4"/>
+          <w:position w:val="0"/>
+          <w:sz w:val="24"/>
+          <w:shd w:fill="auto" w:val="clear"/>
+        </w:rPr>
+        <w:t xml:space="preserve"> </w:t>
+      </w:r>
+      <w:r>
+        <w:rPr>
+          <w:rFonts w:ascii="Times New Roman" w:hAnsi="Times New Roman" w:cs="Times New Roman" w:eastAsia="Times New Roman"/>
+          <w:color w:val="auto"/>
+          <w:spacing w:val="0"/>
+          <w:position w:val="0"/>
+          <w:sz w:val="24"/>
+          <w:shd w:fill="auto" w:val="clear"/>
+        </w:rPr>
+        <w:t xml:space="preserve">Tabulu</w:t>
+      </w:r>
+      <w:r>
+        <w:rPr>
+          <w:rFonts w:ascii="Times New Roman" w:hAnsi="Times New Roman" w:cs="Times New Roman" w:eastAsia="Times New Roman"/>
+          <w:color w:val="auto"/>
+          <w:spacing w:val="-3"/>
+          <w:position w:val="0"/>
+          <w:sz w:val="24"/>
+          <w:shd w:fill="auto" w:val="clear"/>
+        </w:rPr>
+        <w:t xml:space="preserve"> </w:t>
+      </w:r>
+      <w:r>
+        <w:rPr>
+          <w:rFonts w:ascii="Times New Roman" w:hAnsi="Times New Roman" w:cs="Times New Roman" w:eastAsia="Times New Roman"/>
+          <w:color w:val="auto"/>
+          <w:spacing w:val="-2"/>
+          <w:position w:val="0"/>
+          <w:sz w:val="24"/>
+          <w:shd w:fill="auto" w:val="clear"/>
+        </w:rPr>
+        <w:t xml:space="preserve">struktūras</w:t>
+      </w:r>
+    </w:p>
+    <w:p>
+      <w:pPr>
+        <w:spacing w:before="0" w:after="0" w:line="240"/>
+        <w:ind w:right="60" w:left="3" w:firstLine="850"/>
+        <w:jc w:val="left"/>
+        <w:rPr>
+          <w:rFonts w:ascii="Times New Roman" w:hAnsi="Times New Roman" w:cs="Times New Roman" w:eastAsia="Times New Roman"/>
+          <w:color w:val="auto"/>
+          <w:spacing w:val="0"/>
+          <w:position w:val="0"/>
+          <w:sz w:val="24"/>
+          <w:shd w:fill="auto" w:val="clear"/>
+        </w:rPr>
+      </w:pPr>
+      <w:r>
+        <w:rPr>
+          <w:rFonts w:ascii="Times New Roman" w:hAnsi="Times New Roman" w:cs="Times New Roman" w:eastAsia="Times New Roman"/>
+          <w:color w:val="auto"/>
+          <w:spacing w:val="0"/>
+          <w:position w:val="0"/>
+          <w:sz w:val="24"/>
+          <w:shd w:fill="auto" w:val="clear"/>
+        </w:rPr>
+        <w:t xml:space="preserve">No teorij</w:t>
+      </w:r>
+      <w:r>
+        <w:rPr>
+          <w:rFonts w:ascii="Times New Roman" w:hAnsi="Times New Roman" w:cs="Times New Roman" w:eastAsia="Times New Roman"/>
+          <w:color w:val="auto"/>
+          <w:spacing w:val="0"/>
+          <w:position w:val="0"/>
+          <w:sz w:val="24"/>
+          <w:shd w:fill="auto" w:val="clear"/>
+        </w:rPr>
+        <w:t xml:space="preserve">ā apskatītām bibliotēkām tika izvēlēta Kivy, un tika izveidots pirmais nelielais</w:t>
+      </w:r>
+      <w:r>
+        <w:rPr>
+          <w:rFonts w:ascii="Times New Roman" w:hAnsi="Times New Roman" w:cs="Times New Roman" w:eastAsia="Times New Roman"/>
+          <w:color w:val="auto"/>
+          <w:spacing w:val="-2"/>
+          <w:position w:val="0"/>
+          <w:sz w:val="24"/>
+          <w:shd w:fill="auto" w:val="clear"/>
+        </w:rPr>
+        <w:t xml:space="preserve"> </w:t>
+      </w:r>
+      <w:r>
+        <w:rPr>
+          <w:rFonts w:ascii="Times New Roman" w:hAnsi="Times New Roman" w:cs="Times New Roman" w:eastAsia="Times New Roman"/>
+          <w:color w:val="auto"/>
+          <w:spacing w:val="0"/>
+          <w:position w:val="0"/>
+          <w:sz w:val="24"/>
+          <w:shd w:fill="auto" w:val="clear"/>
+        </w:rPr>
+        <w:t xml:space="preserve">prototips,</w:t>
+      </w:r>
+      <w:r>
+        <w:rPr>
+          <w:rFonts w:ascii="Times New Roman" w:hAnsi="Times New Roman" w:cs="Times New Roman" w:eastAsia="Times New Roman"/>
+          <w:color w:val="auto"/>
+          <w:spacing w:val="-3"/>
+          <w:position w:val="0"/>
+          <w:sz w:val="24"/>
+          <w:shd w:fill="auto" w:val="clear"/>
+        </w:rPr>
+        <w:t xml:space="preserve"> </w:t>
+      </w:r>
+      <w:r>
+        <w:rPr>
+          <w:rFonts w:ascii="Times New Roman" w:hAnsi="Times New Roman" w:cs="Times New Roman" w:eastAsia="Times New Roman"/>
+          <w:color w:val="auto"/>
+          <w:spacing w:val="0"/>
+          <w:position w:val="0"/>
+          <w:sz w:val="24"/>
+          <w:shd w:fill="auto" w:val="clear"/>
+        </w:rPr>
+        <w:t xml:space="preserve">kā</w:t>
+      </w:r>
+      <w:r>
+        <w:rPr>
+          <w:rFonts w:ascii="Times New Roman" w:hAnsi="Times New Roman" w:cs="Times New Roman" w:eastAsia="Times New Roman"/>
+          <w:color w:val="auto"/>
+          <w:spacing w:val="-5"/>
+          <w:position w:val="0"/>
+          <w:sz w:val="24"/>
+          <w:shd w:fill="auto" w:val="clear"/>
+        </w:rPr>
+        <w:t xml:space="preserve"> </w:t>
+      </w:r>
+      <w:r>
+        <w:rPr>
+          <w:rFonts w:ascii="Times New Roman" w:hAnsi="Times New Roman" w:cs="Times New Roman" w:eastAsia="Times New Roman"/>
+          <w:color w:val="auto"/>
+          <w:spacing w:val="0"/>
+          <w:position w:val="0"/>
+          <w:sz w:val="24"/>
+          <w:shd w:fill="auto" w:val="clear"/>
+        </w:rPr>
+        <w:t xml:space="preserve">ari</w:t>
+      </w:r>
+      <w:r>
+        <w:rPr>
+          <w:rFonts w:ascii="Times New Roman" w:hAnsi="Times New Roman" w:cs="Times New Roman" w:eastAsia="Times New Roman"/>
+          <w:color w:val="auto"/>
+          <w:spacing w:val="-5"/>
+          <w:position w:val="0"/>
+          <w:sz w:val="24"/>
+          <w:shd w:fill="auto" w:val="clear"/>
+        </w:rPr>
+        <w:t xml:space="preserve"> </w:t>
+      </w:r>
+      <w:r>
+        <w:rPr>
+          <w:rFonts w:ascii="Times New Roman" w:hAnsi="Times New Roman" w:cs="Times New Roman" w:eastAsia="Times New Roman"/>
+          <w:color w:val="auto"/>
+          <w:spacing w:val="0"/>
+          <w:position w:val="0"/>
+          <w:sz w:val="24"/>
+          <w:shd w:fill="auto" w:val="clear"/>
+        </w:rPr>
+        <w:t xml:space="preserve">izmantojot</w:t>
+      </w:r>
+      <w:r>
+        <w:rPr>
+          <w:rFonts w:ascii="Times New Roman" w:hAnsi="Times New Roman" w:cs="Times New Roman" w:eastAsia="Times New Roman"/>
+          <w:color w:val="auto"/>
+          <w:spacing w:val="-5"/>
+          <w:position w:val="0"/>
+          <w:sz w:val="24"/>
+          <w:shd w:fill="auto" w:val="clear"/>
+        </w:rPr>
+        <w:t xml:space="preserve"> </w:t>
+      </w:r>
+      <w:r>
+        <w:rPr>
+          <w:rFonts w:ascii="Times New Roman" w:hAnsi="Times New Roman" w:cs="Times New Roman" w:eastAsia="Times New Roman"/>
+          <w:color w:val="auto"/>
+          <w:spacing w:val="0"/>
+          <w:position w:val="0"/>
+          <w:sz w:val="24"/>
+          <w:shd w:fill="auto" w:val="clear"/>
+        </w:rPr>
+        <w:t xml:space="preserve">SQLite</w:t>
+      </w:r>
+      <w:r>
+        <w:rPr>
+          <w:rFonts w:ascii="Times New Roman" w:hAnsi="Times New Roman" w:cs="Times New Roman" w:eastAsia="Times New Roman"/>
+          <w:color w:val="auto"/>
+          <w:spacing w:val="-5"/>
+          <w:position w:val="0"/>
+          <w:sz w:val="24"/>
+          <w:shd w:fill="auto" w:val="clear"/>
+        </w:rPr>
+        <w:t xml:space="preserve"> </w:t>
+      </w:r>
+      <w:r>
+        <w:rPr>
+          <w:rFonts w:ascii="Times New Roman" w:hAnsi="Times New Roman" w:cs="Times New Roman" w:eastAsia="Times New Roman"/>
+          <w:color w:val="auto"/>
+          <w:spacing w:val="0"/>
+          <w:position w:val="0"/>
+          <w:sz w:val="24"/>
+          <w:shd w:fill="auto" w:val="clear"/>
+        </w:rPr>
+        <w:t xml:space="preserve">un</w:t>
+      </w:r>
+      <w:r>
+        <w:rPr>
+          <w:rFonts w:ascii="Times New Roman" w:hAnsi="Times New Roman" w:cs="Times New Roman" w:eastAsia="Times New Roman"/>
+          <w:color w:val="auto"/>
+          <w:spacing w:val="-3"/>
+          <w:position w:val="0"/>
+          <w:sz w:val="24"/>
+          <w:shd w:fill="auto" w:val="clear"/>
+        </w:rPr>
+        <w:t xml:space="preserve"> </w:t>
+      </w:r>
+      <w:r>
+        <w:rPr>
+          <w:rFonts w:ascii="Times New Roman" w:hAnsi="Times New Roman" w:cs="Times New Roman" w:eastAsia="Times New Roman"/>
+          <w:color w:val="auto"/>
+          <w:spacing w:val="0"/>
+          <w:position w:val="0"/>
+          <w:sz w:val="24"/>
+          <w:shd w:fill="auto" w:val="clear"/>
+        </w:rPr>
+        <w:t xml:space="preserve">DB</w:t>
+      </w:r>
+      <w:r>
+        <w:rPr>
+          <w:rFonts w:ascii="Times New Roman" w:hAnsi="Times New Roman" w:cs="Times New Roman" w:eastAsia="Times New Roman"/>
+          <w:color w:val="auto"/>
+          <w:spacing w:val="-3"/>
+          <w:position w:val="0"/>
+          <w:sz w:val="24"/>
+          <w:shd w:fill="auto" w:val="clear"/>
+        </w:rPr>
+        <w:t xml:space="preserve"> </w:t>
+      </w:r>
+      <w:r>
+        <w:rPr>
+          <w:rFonts w:ascii="Times New Roman" w:hAnsi="Times New Roman" w:cs="Times New Roman" w:eastAsia="Times New Roman"/>
+          <w:color w:val="auto"/>
+          <w:spacing w:val="0"/>
+          <w:position w:val="0"/>
+          <w:sz w:val="24"/>
+          <w:shd w:fill="auto" w:val="clear"/>
+        </w:rPr>
+        <w:t xml:space="preserve">browser</w:t>
+      </w:r>
+      <w:r>
+        <w:rPr>
+          <w:rFonts w:ascii="Times New Roman" w:hAnsi="Times New Roman" w:cs="Times New Roman" w:eastAsia="Times New Roman"/>
+          <w:color w:val="auto"/>
+          <w:spacing w:val="-3"/>
+          <w:position w:val="0"/>
+          <w:sz w:val="24"/>
+          <w:shd w:fill="auto" w:val="clear"/>
+        </w:rPr>
+        <w:t xml:space="preserve"> </w:t>
+      </w:r>
+      <w:r>
+        <w:rPr>
+          <w:rFonts w:ascii="Times New Roman" w:hAnsi="Times New Roman" w:cs="Times New Roman" w:eastAsia="Times New Roman"/>
+          <w:color w:val="auto"/>
+          <w:spacing w:val="0"/>
+          <w:position w:val="0"/>
+          <w:sz w:val="24"/>
+          <w:shd w:fill="auto" w:val="clear"/>
+        </w:rPr>
+        <w:t xml:space="preserve">tika</w:t>
+      </w:r>
+      <w:r>
+        <w:rPr>
+          <w:rFonts w:ascii="Times New Roman" w:hAnsi="Times New Roman" w:cs="Times New Roman" w:eastAsia="Times New Roman"/>
+          <w:color w:val="auto"/>
+          <w:spacing w:val="-5"/>
+          <w:position w:val="0"/>
+          <w:sz w:val="24"/>
+          <w:shd w:fill="auto" w:val="clear"/>
+        </w:rPr>
+        <w:t xml:space="preserve"> </w:t>
+      </w:r>
+      <w:r>
+        <w:rPr>
+          <w:rFonts w:ascii="Times New Roman" w:hAnsi="Times New Roman" w:cs="Times New Roman" w:eastAsia="Times New Roman"/>
+          <w:color w:val="auto"/>
+          <w:spacing w:val="0"/>
+          <w:position w:val="0"/>
+          <w:sz w:val="24"/>
+          <w:shd w:fill="auto" w:val="clear"/>
+        </w:rPr>
+        <w:t xml:space="preserve">izveidota</w:t>
+      </w:r>
+      <w:r>
+        <w:rPr>
+          <w:rFonts w:ascii="Times New Roman" w:hAnsi="Times New Roman" w:cs="Times New Roman" w:eastAsia="Times New Roman"/>
+          <w:color w:val="auto"/>
+          <w:spacing w:val="-5"/>
+          <w:position w:val="0"/>
+          <w:sz w:val="24"/>
+          <w:shd w:fill="auto" w:val="clear"/>
+        </w:rPr>
+        <w:t xml:space="preserve"> </w:t>
+      </w:r>
+      <w:r>
+        <w:rPr>
+          <w:rFonts w:ascii="Times New Roman" w:hAnsi="Times New Roman" w:cs="Times New Roman" w:eastAsia="Times New Roman"/>
+          <w:color w:val="auto"/>
+          <w:spacing w:val="0"/>
+          <w:position w:val="0"/>
+          <w:sz w:val="24"/>
+          <w:shd w:fill="auto" w:val="clear"/>
+        </w:rPr>
+        <w:t xml:space="preserve">datu</w:t>
+      </w:r>
+      <w:r>
+        <w:rPr>
+          <w:rFonts w:ascii="Times New Roman" w:hAnsi="Times New Roman" w:cs="Times New Roman" w:eastAsia="Times New Roman"/>
+          <w:color w:val="auto"/>
+          <w:spacing w:val="-3"/>
+          <w:position w:val="0"/>
+          <w:sz w:val="24"/>
+          <w:shd w:fill="auto" w:val="clear"/>
+        </w:rPr>
+        <w:t xml:space="preserve"> </w:t>
+      </w:r>
+      <w:r>
+        <w:rPr>
+          <w:rFonts w:ascii="Times New Roman" w:hAnsi="Times New Roman" w:cs="Times New Roman" w:eastAsia="Times New Roman"/>
+          <w:color w:val="auto"/>
+          <w:spacing w:val="0"/>
+          <w:position w:val="0"/>
+          <w:sz w:val="24"/>
+          <w:shd w:fill="auto" w:val="clear"/>
+        </w:rPr>
+        <w:t xml:space="preserve">bāze</w:t>
+      </w:r>
+      <w:r>
+        <w:rPr>
+          <w:rFonts w:ascii="Times New Roman" w:hAnsi="Times New Roman" w:cs="Times New Roman" w:eastAsia="Times New Roman"/>
+          <w:color w:val="auto"/>
+          <w:spacing w:val="-5"/>
+          <w:position w:val="0"/>
+          <w:sz w:val="24"/>
+          <w:shd w:fill="auto" w:val="clear"/>
+        </w:rPr>
+        <w:t xml:space="preserve"> </w:t>
+      </w:r>
+      <w:r>
+        <w:rPr>
+          <w:rFonts w:ascii="Times New Roman" w:hAnsi="Times New Roman" w:cs="Times New Roman" w:eastAsia="Times New Roman"/>
+          <w:color w:val="auto"/>
+          <w:spacing w:val="0"/>
+          <w:position w:val="0"/>
+          <w:sz w:val="24"/>
+          <w:shd w:fill="auto" w:val="clear"/>
+        </w:rPr>
+        <w:t xml:space="preserve">ar</w:t>
+      </w:r>
+      <w:r>
+        <w:rPr>
+          <w:rFonts w:ascii="Times New Roman" w:hAnsi="Times New Roman" w:cs="Times New Roman" w:eastAsia="Times New Roman"/>
+          <w:color w:val="auto"/>
+          <w:spacing w:val="-3"/>
+          <w:position w:val="0"/>
+          <w:sz w:val="24"/>
+          <w:shd w:fill="auto" w:val="clear"/>
+        </w:rPr>
+        <w:t xml:space="preserve"> </w:t>
+      </w:r>
+      <w:r>
+        <w:rPr>
+          <w:rFonts w:ascii="Times New Roman" w:hAnsi="Times New Roman" w:cs="Times New Roman" w:eastAsia="Times New Roman"/>
+          <w:color w:val="auto"/>
+          <w:spacing w:val="0"/>
+          <w:position w:val="0"/>
+          <w:sz w:val="24"/>
+          <w:shd w:fill="auto" w:val="clear"/>
+        </w:rPr>
+        <w:t xml:space="preserve">2 tabulām - Skolēnu saraksts un Ieraksti.</w:t>
+      </w:r>
     </w:p>
     <w:p>
       <w:pPr>
@@ -20528,461 +21319,6 @@
           <w:numId w:val="122"/>
         </w:numPr>
         <w:tabs>
-          <w:tab w:val="left" w:pos="3855" w:leader="none"/>
-        </w:tabs>
-        <w:spacing w:before="0" w:after="0" w:line="240"/>
-        <w:ind w:right="0" w:left="3855" w:hanging="180"/>
-        <w:jc w:val="left"/>
-        <w:rPr>
-          <w:rFonts w:ascii="Times New Roman" w:hAnsi="Times New Roman" w:cs="Times New Roman" w:eastAsia="Times New Roman"/>
-          <w:color w:val="auto"/>
-          <w:spacing w:val="0"/>
-          <w:position w:val="0"/>
-          <w:sz w:val="22"/>
-          <w:shd w:fill="auto" w:val="clear"/>
-        </w:rPr>
-      </w:pPr>
-      <w:r>
-        <w:rPr>
-          <w:rFonts w:ascii="Times New Roman" w:hAnsi="Times New Roman" w:cs="Times New Roman" w:eastAsia="Times New Roman"/>
-          <w:color w:val="auto"/>
-          <w:spacing w:val="0"/>
-          <w:position w:val="0"/>
-          <w:sz w:val="24"/>
-          <w:shd w:fill="auto" w:val="clear"/>
-        </w:rPr>
-        <w:t xml:space="preserve">att</w:t>
-      </w:r>
-      <w:r>
-        <w:rPr>
-          <w:rFonts w:ascii="Times New Roman" w:hAnsi="Times New Roman" w:cs="Times New Roman" w:eastAsia="Times New Roman"/>
-          <w:color w:val="auto"/>
-          <w:spacing w:val="0"/>
-          <w:position w:val="0"/>
-          <w:sz w:val="24"/>
-          <w:shd w:fill="auto" w:val="clear"/>
-        </w:rPr>
-        <w:t xml:space="preserve">ēls</w:t>
-      </w:r>
-      <w:r>
-        <w:rPr>
-          <w:rFonts w:ascii="Times New Roman" w:hAnsi="Times New Roman" w:cs="Times New Roman" w:eastAsia="Times New Roman"/>
-          <w:color w:val="auto"/>
-          <w:spacing w:val="-2"/>
-          <w:position w:val="0"/>
-          <w:sz w:val="24"/>
-          <w:shd w:fill="auto" w:val="clear"/>
-        </w:rPr>
-        <w:t xml:space="preserve"> </w:t>
-      </w:r>
-      <w:r>
-        <w:rPr>
-          <w:rFonts w:ascii="Times New Roman" w:hAnsi="Times New Roman" w:cs="Times New Roman" w:eastAsia="Times New Roman"/>
-          <w:color w:val="auto"/>
-          <w:spacing w:val="0"/>
-          <w:position w:val="0"/>
-          <w:sz w:val="24"/>
-          <w:shd w:fill="auto" w:val="clear"/>
-        </w:rPr>
-        <w:t xml:space="preserve">-</w:t>
-      </w:r>
-      <w:r>
-        <w:rPr>
-          <w:rFonts w:ascii="Times New Roman" w:hAnsi="Times New Roman" w:cs="Times New Roman" w:eastAsia="Times New Roman"/>
-          <w:color w:val="auto"/>
-          <w:spacing w:val="-4"/>
-          <w:position w:val="0"/>
-          <w:sz w:val="24"/>
-          <w:shd w:fill="auto" w:val="clear"/>
-        </w:rPr>
-        <w:t xml:space="preserve"> </w:t>
-      </w:r>
-      <w:r>
-        <w:rPr>
-          <w:rFonts w:ascii="Times New Roman" w:hAnsi="Times New Roman" w:cs="Times New Roman" w:eastAsia="Times New Roman"/>
-          <w:color w:val="auto"/>
-          <w:spacing w:val="0"/>
-          <w:position w:val="0"/>
-          <w:sz w:val="24"/>
-          <w:shd w:fill="auto" w:val="clear"/>
-        </w:rPr>
-        <w:t xml:space="preserve">Tabulu</w:t>
-      </w:r>
-      <w:r>
-        <w:rPr>
-          <w:rFonts w:ascii="Times New Roman" w:hAnsi="Times New Roman" w:cs="Times New Roman" w:eastAsia="Times New Roman"/>
-          <w:color w:val="auto"/>
-          <w:spacing w:val="-3"/>
-          <w:position w:val="0"/>
-          <w:sz w:val="24"/>
-          <w:shd w:fill="auto" w:val="clear"/>
-        </w:rPr>
-        <w:t xml:space="preserve"> </w:t>
-      </w:r>
-      <w:r>
-        <w:rPr>
-          <w:rFonts w:ascii="Times New Roman" w:hAnsi="Times New Roman" w:cs="Times New Roman" w:eastAsia="Times New Roman"/>
-          <w:color w:val="auto"/>
-          <w:spacing w:val="-2"/>
-          <w:position w:val="0"/>
-          <w:sz w:val="24"/>
-          <w:shd w:fill="auto" w:val="clear"/>
-        </w:rPr>
-        <w:t xml:space="preserve">struktūras</w:t>
-      </w:r>
-    </w:p>
-    <w:p>
-      <w:pPr>
-        <w:spacing w:before="0" w:after="0" w:line="240"/>
-        <w:ind w:right="60" w:left="3" w:firstLine="850"/>
-        <w:jc w:val="left"/>
-        <w:rPr>
-          <w:rFonts w:ascii="Times New Roman" w:hAnsi="Times New Roman" w:cs="Times New Roman" w:eastAsia="Times New Roman"/>
-          <w:color w:val="auto"/>
-          <w:spacing w:val="0"/>
-          <w:position w:val="0"/>
-          <w:sz w:val="24"/>
-          <w:shd w:fill="auto" w:val="clear"/>
-        </w:rPr>
-      </w:pPr>
-      <w:r>
-        <w:rPr>
-          <w:rFonts w:ascii="Times New Roman" w:hAnsi="Times New Roman" w:cs="Times New Roman" w:eastAsia="Times New Roman"/>
-          <w:color w:val="auto"/>
-          <w:spacing w:val="0"/>
-          <w:position w:val="0"/>
-          <w:sz w:val="24"/>
-          <w:shd w:fill="auto" w:val="clear"/>
-        </w:rPr>
-        <w:t xml:space="preserve">No teorij</w:t>
-      </w:r>
-      <w:r>
-        <w:rPr>
-          <w:rFonts w:ascii="Times New Roman" w:hAnsi="Times New Roman" w:cs="Times New Roman" w:eastAsia="Times New Roman"/>
-          <w:color w:val="auto"/>
-          <w:spacing w:val="0"/>
-          <w:position w:val="0"/>
-          <w:sz w:val="24"/>
-          <w:shd w:fill="auto" w:val="clear"/>
-        </w:rPr>
-        <w:t xml:space="preserve">ā apskatītām bibliotēkām tika izvēlēta Kivy, un tika izveidots pirmais nelielais</w:t>
-      </w:r>
-      <w:r>
-        <w:rPr>
-          <w:rFonts w:ascii="Times New Roman" w:hAnsi="Times New Roman" w:cs="Times New Roman" w:eastAsia="Times New Roman"/>
-          <w:color w:val="auto"/>
-          <w:spacing w:val="-2"/>
-          <w:position w:val="0"/>
-          <w:sz w:val="24"/>
-          <w:shd w:fill="auto" w:val="clear"/>
-        </w:rPr>
-        <w:t xml:space="preserve"> </w:t>
-      </w:r>
-      <w:r>
-        <w:rPr>
-          <w:rFonts w:ascii="Times New Roman" w:hAnsi="Times New Roman" w:cs="Times New Roman" w:eastAsia="Times New Roman"/>
-          <w:color w:val="auto"/>
-          <w:spacing w:val="0"/>
-          <w:position w:val="0"/>
-          <w:sz w:val="24"/>
-          <w:shd w:fill="auto" w:val="clear"/>
-        </w:rPr>
-        <w:t xml:space="preserve">prototips,</w:t>
-      </w:r>
-      <w:r>
-        <w:rPr>
-          <w:rFonts w:ascii="Times New Roman" w:hAnsi="Times New Roman" w:cs="Times New Roman" w:eastAsia="Times New Roman"/>
-          <w:color w:val="auto"/>
-          <w:spacing w:val="-3"/>
-          <w:position w:val="0"/>
-          <w:sz w:val="24"/>
-          <w:shd w:fill="auto" w:val="clear"/>
-        </w:rPr>
-        <w:t xml:space="preserve"> </w:t>
-      </w:r>
-      <w:r>
-        <w:rPr>
-          <w:rFonts w:ascii="Times New Roman" w:hAnsi="Times New Roman" w:cs="Times New Roman" w:eastAsia="Times New Roman"/>
-          <w:color w:val="auto"/>
-          <w:spacing w:val="0"/>
-          <w:position w:val="0"/>
-          <w:sz w:val="24"/>
-          <w:shd w:fill="auto" w:val="clear"/>
-        </w:rPr>
-        <w:t xml:space="preserve">kā</w:t>
-      </w:r>
-      <w:r>
-        <w:rPr>
-          <w:rFonts w:ascii="Times New Roman" w:hAnsi="Times New Roman" w:cs="Times New Roman" w:eastAsia="Times New Roman"/>
-          <w:color w:val="auto"/>
-          <w:spacing w:val="-5"/>
-          <w:position w:val="0"/>
-          <w:sz w:val="24"/>
-          <w:shd w:fill="auto" w:val="clear"/>
-        </w:rPr>
-        <w:t xml:space="preserve"> </w:t>
-      </w:r>
-      <w:r>
-        <w:rPr>
-          <w:rFonts w:ascii="Times New Roman" w:hAnsi="Times New Roman" w:cs="Times New Roman" w:eastAsia="Times New Roman"/>
-          <w:color w:val="auto"/>
-          <w:spacing w:val="0"/>
-          <w:position w:val="0"/>
-          <w:sz w:val="24"/>
-          <w:shd w:fill="auto" w:val="clear"/>
-        </w:rPr>
-        <w:t xml:space="preserve">ari</w:t>
-      </w:r>
-      <w:r>
-        <w:rPr>
-          <w:rFonts w:ascii="Times New Roman" w:hAnsi="Times New Roman" w:cs="Times New Roman" w:eastAsia="Times New Roman"/>
-          <w:color w:val="auto"/>
-          <w:spacing w:val="-5"/>
-          <w:position w:val="0"/>
-          <w:sz w:val="24"/>
-          <w:shd w:fill="auto" w:val="clear"/>
-        </w:rPr>
-        <w:t xml:space="preserve"> </w:t>
-      </w:r>
-      <w:r>
-        <w:rPr>
-          <w:rFonts w:ascii="Times New Roman" w:hAnsi="Times New Roman" w:cs="Times New Roman" w:eastAsia="Times New Roman"/>
-          <w:color w:val="auto"/>
-          <w:spacing w:val="0"/>
-          <w:position w:val="0"/>
-          <w:sz w:val="24"/>
-          <w:shd w:fill="auto" w:val="clear"/>
-        </w:rPr>
-        <w:t xml:space="preserve">izmantojot</w:t>
-      </w:r>
-      <w:r>
-        <w:rPr>
-          <w:rFonts w:ascii="Times New Roman" w:hAnsi="Times New Roman" w:cs="Times New Roman" w:eastAsia="Times New Roman"/>
-          <w:color w:val="auto"/>
-          <w:spacing w:val="-5"/>
-          <w:position w:val="0"/>
-          <w:sz w:val="24"/>
-          <w:shd w:fill="auto" w:val="clear"/>
-        </w:rPr>
-        <w:t xml:space="preserve"> </w:t>
-      </w:r>
-      <w:r>
-        <w:rPr>
-          <w:rFonts w:ascii="Times New Roman" w:hAnsi="Times New Roman" w:cs="Times New Roman" w:eastAsia="Times New Roman"/>
-          <w:color w:val="auto"/>
-          <w:spacing w:val="0"/>
-          <w:position w:val="0"/>
-          <w:sz w:val="24"/>
-          <w:shd w:fill="auto" w:val="clear"/>
-        </w:rPr>
-        <w:t xml:space="preserve">SQLite</w:t>
-      </w:r>
-      <w:r>
-        <w:rPr>
-          <w:rFonts w:ascii="Times New Roman" w:hAnsi="Times New Roman" w:cs="Times New Roman" w:eastAsia="Times New Roman"/>
-          <w:color w:val="auto"/>
-          <w:spacing w:val="-5"/>
-          <w:position w:val="0"/>
-          <w:sz w:val="24"/>
-          <w:shd w:fill="auto" w:val="clear"/>
-        </w:rPr>
-        <w:t xml:space="preserve"> </w:t>
-      </w:r>
-      <w:r>
-        <w:rPr>
-          <w:rFonts w:ascii="Times New Roman" w:hAnsi="Times New Roman" w:cs="Times New Roman" w:eastAsia="Times New Roman"/>
-          <w:color w:val="auto"/>
-          <w:spacing w:val="0"/>
-          <w:position w:val="0"/>
-          <w:sz w:val="24"/>
-          <w:shd w:fill="auto" w:val="clear"/>
-        </w:rPr>
-        <w:t xml:space="preserve">un</w:t>
-      </w:r>
-      <w:r>
-        <w:rPr>
-          <w:rFonts w:ascii="Times New Roman" w:hAnsi="Times New Roman" w:cs="Times New Roman" w:eastAsia="Times New Roman"/>
-          <w:color w:val="auto"/>
-          <w:spacing w:val="-3"/>
-          <w:position w:val="0"/>
-          <w:sz w:val="24"/>
-          <w:shd w:fill="auto" w:val="clear"/>
-        </w:rPr>
-        <w:t xml:space="preserve"> </w:t>
-      </w:r>
-      <w:r>
-        <w:rPr>
-          <w:rFonts w:ascii="Times New Roman" w:hAnsi="Times New Roman" w:cs="Times New Roman" w:eastAsia="Times New Roman"/>
-          <w:color w:val="auto"/>
-          <w:spacing w:val="0"/>
-          <w:position w:val="0"/>
-          <w:sz w:val="24"/>
-          <w:shd w:fill="auto" w:val="clear"/>
-        </w:rPr>
-        <w:t xml:space="preserve">DB</w:t>
-      </w:r>
-      <w:r>
-        <w:rPr>
-          <w:rFonts w:ascii="Times New Roman" w:hAnsi="Times New Roman" w:cs="Times New Roman" w:eastAsia="Times New Roman"/>
-          <w:color w:val="auto"/>
-          <w:spacing w:val="-3"/>
-          <w:position w:val="0"/>
-          <w:sz w:val="24"/>
-          <w:shd w:fill="auto" w:val="clear"/>
-        </w:rPr>
-        <w:t xml:space="preserve"> </w:t>
-      </w:r>
-      <w:r>
-        <w:rPr>
-          <w:rFonts w:ascii="Times New Roman" w:hAnsi="Times New Roman" w:cs="Times New Roman" w:eastAsia="Times New Roman"/>
-          <w:color w:val="auto"/>
-          <w:spacing w:val="0"/>
-          <w:position w:val="0"/>
-          <w:sz w:val="24"/>
-          <w:shd w:fill="auto" w:val="clear"/>
-        </w:rPr>
-        <w:t xml:space="preserve">browser</w:t>
-      </w:r>
-      <w:r>
-        <w:rPr>
-          <w:rFonts w:ascii="Times New Roman" w:hAnsi="Times New Roman" w:cs="Times New Roman" w:eastAsia="Times New Roman"/>
-          <w:color w:val="auto"/>
-          <w:spacing w:val="-3"/>
-          <w:position w:val="0"/>
-          <w:sz w:val="24"/>
-          <w:shd w:fill="auto" w:val="clear"/>
-        </w:rPr>
-        <w:t xml:space="preserve"> </w:t>
-      </w:r>
-      <w:r>
-        <w:rPr>
-          <w:rFonts w:ascii="Times New Roman" w:hAnsi="Times New Roman" w:cs="Times New Roman" w:eastAsia="Times New Roman"/>
-          <w:color w:val="auto"/>
-          <w:spacing w:val="0"/>
-          <w:position w:val="0"/>
-          <w:sz w:val="24"/>
-          <w:shd w:fill="auto" w:val="clear"/>
-        </w:rPr>
-        <w:t xml:space="preserve">tika</w:t>
-      </w:r>
-      <w:r>
-        <w:rPr>
-          <w:rFonts w:ascii="Times New Roman" w:hAnsi="Times New Roman" w:cs="Times New Roman" w:eastAsia="Times New Roman"/>
-          <w:color w:val="auto"/>
-          <w:spacing w:val="-5"/>
-          <w:position w:val="0"/>
-          <w:sz w:val="24"/>
-          <w:shd w:fill="auto" w:val="clear"/>
-        </w:rPr>
-        <w:t xml:space="preserve"> </w:t>
-      </w:r>
-      <w:r>
-        <w:rPr>
-          <w:rFonts w:ascii="Times New Roman" w:hAnsi="Times New Roman" w:cs="Times New Roman" w:eastAsia="Times New Roman"/>
-          <w:color w:val="auto"/>
-          <w:spacing w:val="0"/>
-          <w:position w:val="0"/>
-          <w:sz w:val="24"/>
-          <w:shd w:fill="auto" w:val="clear"/>
-        </w:rPr>
-        <w:t xml:space="preserve">izveidota</w:t>
-      </w:r>
-      <w:r>
-        <w:rPr>
-          <w:rFonts w:ascii="Times New Roman" w:hAnsi="Times New Roman" w:cs="Times New Roman" w:eastAsia="Times New Roman"/>
-          <w:color w:val="auto"/>
-          <w:spacing w:val="-5"/>
-          <w:position w:val="0"/>
-          <w:sz w:val="24"/>
-          <w:shd w:fill="auto" w:val="clear"/>
-        </w:rPr>
-        <w:t xml:space="preserve"> </w:t>
-      </w:r>
-      <w:r>
-        <w:rPr>
-          <w:rFonts w:ascii="Times New Roman" w:hAnsi="Times New Roman" w:cs="Times New Roman" w:eastAsia="Times New Roman"/>
-          <w:color w:val="auto"/>
-          <w:spacing w:val="0"/>
-          <w:position w:val="0"/>
-          <w:sz w:val="24"/>
-          <w:shd w:fill="auto" w:val="clear"/>
-        </w:rPr>
-        <w:t xml:space="preserve">datu</w:t>
-      </w:r>
-      <w:r>
-        <w:rPr>
-          <w:rFonts w:ascii="Times New Roman" w:hAnsi="Times New Roman" w:cs="Times New Roman" w:eastAsia="Times New Roman"/>
-          <w:color w:val="auto"/>
-          <w:spacing w:val="-3"/>
-          <w:position w:val="0"/>
-          <w:sz w:val="24"/>
-          <w:shd w:fill="auto" w:val="clear"/>
-        </w:rPr>
-        <w:t xml:space="preserve"> </w:t>
-      </w:r>
-      <w:r>
-        <w:rPr>
-          <w:rFonts w:ascii="Times New Roman" w:hAnsi="Times New Roman" w:cs="Times New Roman" w:eastAsia="Times New Roman"/>
-          <w:color w:val="auto"/>
-          <w:spacing w:val="0"/>
-          <w:position w:val="0"/>
-          <w:sz w:val="24"/>
-          <w:shd w:fill="auto" w:val="clear"/>
-        </w:rPr>
-        <w:t xml:space="preserve">bāze</w:t>
-      </w:r>
-      <w:r>
-        <w:rPr>
-          <w:rFonts w:ascii="Times New Roman" w:hAnsi="Times New Roman" w:cs="Times New Roman" w:eastAsia="Times New Roman"/>
-          <w:color w:val="auto"/>
-          <w:spacing w:val="-5"/>
-          <w:position w:val="0"/>
-          <w:sz w:val="24"/>
-          <w:shd w:fill="auto" w:val="clear"/>
-        </w:rPr>
-        <w:t xml:space="preserve"> </w:t>
-      </w:r>
-      <w:r>
-        <w:rPr>
-          <w:rFonts w:ascii="Times New Roman" w:hAnsi="Times New Roman" w:cs="Times New Roman" w:eastAsia="Times New Roman"/>
-          <w:color w:val="auto"/>
-          <w:spacing w:val="0"/>
-          <w:position w:val="0"/>
-          <w:sz w:val="24"/>
-          <w:shd w:fill="auto" w:val="clear"/>
-        </w:rPr>
-        <w:t xml:space="preserve">ar</w:t>
-      </w:r>
-      <w:r>
-        <w:rPr>
-          <w:rFonts w:ascii="Times New Roman" w:hAnsi="Times New Roman" w:cs="Times New Roman" w:eastAsia="Times New Roman"/>
-          <w:color w:val="auto"/>
-          <w:spacing w:val="-3"/>
-          <w:position w:val="0"/>
-          <w:sz w:val="24"/>
-          <w:shd w:fill="auto" w:val="clear"/>
-        </w:rPr>
-        <w:t xml:space="preserve"> </w:t>
-      </w:r>
-      <w:r>
-        <w:rPr>
-          <w:rFonts w:ascii="Times New Roman" w:hAnsi="Times New Roman" w:cs="Times New Roman" w:eastAsia="Times New Roman"/>
-          <w:color w:val="auto"/>
-          <w:spacing w:val="0"/>
-          <w:position w:val="0"/>
-          <w:sz w:val="24"/>
-          <w:shd w:fill="auto" w:val="clear"/>
-        </w:rPr>
-        <w:t xml:space="preserve">2 tabulām - Skolēnu saraksts un Ieraksti.</w:t>
-      </w:r>
-    </w:p>
-    <w:p>
-      <w:pPr>
-        <w:numPr>
-          <w:ilvl w:val="0"/>
-          <w:numId w:val="124"/>
-        </w:numPr>
-        <w:tabs>
           <w:tab w:val="left" w:pos="3210" w:leader="none"/>
         </w:tabs>
         <w:spacing w:before="76" w:after="0" w:line="240"/>
@@ -21153,7 +21489,7 @@
       <w:pPr>
         <w:numPr>
           <w:ilvl w:val="0"/>
-          <w:numId w:val="127"/>
+          <w:numId w:val="125"/>
         </w:numPr>
         <w:tabs>
           <w:tab w:val="left" w:pos="3715" w:leader="none"/>
@@ -21315,7 +21651,7 @@
       <w:pPr>
         <w:numPr>
           <w:ilvl w:val="0"/>
-          <w:numId w:val="130"/>
+          <w:numId w:val="128"/>
         </w:numPr>
         <w:tabs>
           <w:tab w:val="left" w:pos="3935" w:leader="none"/>
@@ -22285,7 +22621,7 @@
       <w:pPr>
         <w:numPr>
           <w:ilvl w:val="0"/>
-          <w:numId w:val="137"/>
+          <w:numId w:val="135"/>
         </w:numPr>
         <w:tabs>
           <w:tab w:val="left" w:pos="3925" w:leader="none"/>
@@ -22429,7 +22765,7 @@
       <w:pPr>
         <w:numPr>
           <w:ilvl w:val="0"/>
-          <w:numId w:val="140"/>
+          <w:numId w:val="138"/>
         </w:numPr>
         <w:tabs>
           <w:tab w:val="left" w:pos="4255" w:leader="none"/>
@@ -23161,7 +23497,7 @@
       <w:pPr>
         <w:numPr>
           <w:ilvl w:val="0"/>
-          <w:numId w:val="144"/>
+          <w:numId w:val="142"/>
         </w:numPr>
         <w:tabs>
           <w:tab w:val="left" w:pos="700" w:leader="none"/>
@@ -23919,7 +24255,7 @@
       <w:pPr>
         <w:numPr>
           <w:ilvl w:val="0"/>
-          <w:numId w:val="148"/>
+          <w:numId w:val="146"/>
         </w:numPr>
         <w:tabs>
           <w:tab w:val="left" w:pos="2199" w:leader="none"/>
@@ -26514,88 +26850,88 @@
   <w:num w:numId="22">
     <w:abstractNumId w:val="168"/>
   </w:num>
-  <w:num w:numId="27">
+  <w:num w:numId="25">
     <w:abstractNumId w:val="162"/>
   </w:num>
-  <w:num w:numId="29">
+  <w:num w:numId="27">
     <w:abstractNumId w:val="156"/>
   </w:num>
-  <w:num w:numId="31">
+  <w:num w:numId="29">
     <w:abstractNumId w:val="150"/>
   </w:num>
-  <w:num w:numId="34">
+  <w:num w:numId="32">
     <w:abstractNumId w:val="144"/>
   </w:num>
-  <w:num w:numId="40">
+  <w:num w:numId="38">
     <w:abstractNumId w:val="138"/>
   </w:num>
-  <w:num w:numId="43">
+  <w:num w:numId="41">
     <w:abstractNumId w:val="132"/>
   </w:num>
-  <w:num w:numId="47">
+  <w:num w:numId="45">
     <w:abstractNumId w:val="126"/>
   </w:num>
-  <w:num w:numId="65">
+  <w:num w:numId="63">
     <w:abstractNumId w:val="120"/>
   </w:num>
-  <w:num w:numId="68">
+  <w:num w:numId="66">
     <w:abstractNumId w:val="114"/>
   </w:num>
-  <w:num w:numId="75">
+  <w:num w:numId="73">
     <w:abstractNumId w:val="108"/>
   </w:num>
-  <w:num w:numId="77">
+  <w:num w:numId="75">
     <w:abstractNumId w:val="102"/>
   </w:num>
-  <w:num w:numId="84">
+  <w:num w:numId="82">
     <w:abstractNumId w:val="96"/>
   </w:num>
-  <w:num w:numId="90">
+  <w:num w:numId="88">
     <w:abstractNumId w:val="90"/>
   </w:num>
-  <w:num w:numId="92">
+  <w:num w:numId="90">
     <w:abstractNumId w:val="84"/>
   </w:num>
-  <w:num w:numId="96">
+  <w:num w:numId="94">
     <w:abstractNumId w:val="78"/>
   </w:num>
-  <w:num w:numId="99">
+  <w:num w:numId="97">
     <w:abstractNumId w:val="72"/>
   </w:num>
-  <w:num w:numId="103">
+  <w:num w:numId="101">
     <w:abstractNumId w:val="66"/>
   </w:num>
-  <w:num w:numId="108">
+  <w:num w:numId="106">
     <w:abstractNumId w:val="60"/>
   </w:num>
-  <w:num w:numId="110">
+  <w:num w:numId="108">
     <w:abstractNumId w:val="54"/>
   </w:num>
-  <w:num w:numId="118">
+  <w:num w:numId="116">
     <w:abstractNumId w:val="48"/>
   </w:num>
-  <w:num w:numId="122">
+  <w:num w:numId="120">
     <w:abstractNumId w:val="42"/>
   </w:num>
-  <w:num w:numId="124">
+  <w:num w:numId="122">
     <w:abstractNumId w:val="36"/>
   </w:num>
-  <w:num w:numId="127">
+  <w:num w:numId="125">
     <w:abstractNumId w:val="30"/>
   </w:num>
-  <w:num w:numId="130">
+  <w:num w:numId="128">
     <w:abstractNumId w:val="24"/>
   </w:num>
-  <w:num w:numId="137">
+  <w:num w:numId="135">
     <w:abstractNumId w:val="18"/>
   </w:num>
-  <w:num w:numId="140">
+  <w:num w:numId="138">
     <w:abstractNumId w:val="12"/>
   </w:num>
-  <w:num w:numId="144">
+  <w:num w:numId="142">
     <w:abstractNumId w:val="6"/>
   </w:num>
-  <w:num w:numId="148">
+  <w:num w:numId="146">
     <w:abstractNumId w:val="0"/>
   </w:num>
 </w:numbering>
